--- a/downloads/teacher/ai-3-week-02.docx
+++ b/downloads/teacher/ai-3-week-02.docx
@@ -3238,6 +3238,396 @@
         <w:t>Explain Study Buddy generation as conditional choices, while checking the finished factual claims against sources.</w:t>
       </w:r>
     </w:p>
+    <w:p>
+      <w:pPr>
+        <w:pStyle w:val="Heading1"/>
+      </w:pPr>
+      <w:r>
+        <w:t>07. Prepare, teach and assess</w:t>
+      </w:r>
+    </w:p>
+    <w:p>
+      <w:r>
+        <w:t>Teaching target: Check whether a next-token table is a valid probability distribution</w:t>
+      </w:r>
+    </w:p>
+    <w:p>
+      <w:r>
+        <w:t>Prepare the labelled worked-case picture, the matching workbook, fictional input cards and a place for individual responses. No paid AI account is required for the paper reasoning activities.</w:t>
+      </w:r>
+    </w:p>
+    <w:tbl>
+      <w:tblPr>
+        <w:tblStyle w:val="LightShading-Accent1"/>
+        <w:tblW w:type="auto" w:w="0"/>
+        <w:tblLook w:firstColumn="1" w:firstRow="1" w:lastColumn="0" w:lastRow="0" w:noHBand="0" w:noVBand="1" w:val="04A0"/>
+      </w:tblPr>
+      <w:tblGrid>
+        <w:gridCol w:w="3408"/>
+        <w:gridCol w:w="3408"/>
+        <w:gridCol w:w="3408"/>
+      </w:tblGrid>
+      <w:tr>
+        <w:trPr>
+          <w:tblHeader/>
+        </w:trPr>
+        <w:tc>
+          <w:tcPr>
+            <w:tcW w:type="dxa" w:w="3408"/>
+          </w:tcPr>
+          <w:p>
+            <w:r>
+              <w:t>Session</w:t>
+            </w:r>
+          </w:p>
+        </w:tc>
+        <w:tc>
+          <w:tcPr>
+            <w:tcW w:type="dxa" w:w="3408"/>
+          </w:tcPr>
+          <w:p>
+            <w:r>
+              <w:t>Plan</w:t>
+            </w:r>
+          </w:p>
+        </w:tc>
+        <w:tc>
+          <w:tcPr>
+            <w:tcW w:type="dxa" w:w="3408"/>
+          </w:tcPr>
+          <w:p>
+            <w:r>
+              <w:t>Resources</w:t>
+            </w:r>
+          </w:p>
+        </w:tc>
+      </w:tr>
+      <w:tr>
+        <w:tc>
+          <w:tcPr>
+            <w:tcW w:type="dxa" w:w="3408"/>
+          </w:tcPr>
+          <w:p>
+            <w:r>
+              <w:t>Session 1 · Understand · 45 min</w:t>
+            </w:r>
+          </w:p>
+        </w:tc>
+        <w:tc>
+          <w:tcPr>
+            <w:tcW w:type="dxa" w:w="3408"/>
+          </w:tcPr>
+          <w:p>
+            <w:r>
+              <w:t>0–7: recall and prerequisite; 7–15: inspect the concrete case and predict; 15–30: teacher models the worked trace; 30–40: learners explain a step using the text and visual; 40–45: check the core idea.</w:t>
+            </w:r>
+          </w:p>
+        </w:tc>
+        <w:tc>
+          <w:tcPr>
+            <w:tcW w:type="dxa" w:w="3408"/>
+          </w:tcPr>
+          <w:p>
+            <w:r>
+              <w:t>Sections 1–6; record the brief recall in the workbook.</w:t>
+            </w:r>
+          </w:p>
+        </w:tc>
+      </w:tr>
+      <w:tr>
+        <w:tc>
+          <w:tcPr>
+            <w:tcW w:type="dxa" w:w="3408"/>
+          </w:tcPr>
+          <w:p>
+            <w:r>
+              <w:t>Session 2 · Practise · 45 min</w:t>
+            </w:r>
+          </w:p>
+        </w:tc>
+        <w:tc>
+          <w:tcPr>
+            <w:tcW w:type="dxa" w:w="3408"/>
+          </w:tcPr>
+          <w:p>
+            <w:r>
+              <w:t>0–5: retrieve the procedure; 5–15: W2 completion practice; 15–23: explain and check with a partner; 23–30: each learner answers the misconception check; 30–40: targeted reteaching or a harder variation; 40–45: prepare the investigation.</w:t>
+            </w:r>
+          </w:p>
+        </w:tc>
+        <w:tc>
+          <w:tcPr>
+            <w:tcW w:type="dxa" w:w="3408"/>
+          </w:tcPr>
+          <w:p>
+            <w:r>
+              <w:t>Sections 7–10; use the matching workbook W2 and misconception check.</w:t>
+            </w:r>
+          </w:p>
+        </w:tc>
+      </w:tr>
+      <w:tr>
+        <w:tc>
+          <w:tcPr>
+            <w:tcW w:type="dxa" w:w="3408"/>
+          </w:tcPr>
+          <w:p>
+            <w:r>
+              <w:t>Session 3 · Investigate and transfer · 45 min</w:t>
+            </w:r>
+          </w:p>
+        </w:tc>
+        <w:tc>
+          <w:tcPr>
+            <w:tcW w:type="dxa" w:w="3408"/>
+          </w:tcPr>
+          <w:p>
+            <w:r>
+              <w:t>0–5: retrieve the decision rule; 5–20: investigate or trace; 20–30: start the independent case; 30–38: connect the project; 38–43: act on feedback; 43–45: plan the return check.</w:t>
+            </w:r>
+          </w:p>
+        </w:tc>
+        <w:tc>
+          <w:tcPr>
+            <w:tcW w:type="dxa" w:w="3408"/>
+          </w:tcPr>
+          <w:p>
+            <w:r>
+              <w:t>Sections 9 and 11–14. Give extra time to finish the full task set; use Section 15 when the week includes a coding lab.</w:t>
+            </w:r>
+          </w:p>
+        </w:tc>
+      </w:tr>
+    </w:tbl>
+    <w:p>
+      <w:r>
+        <w:t>Before class, solve the supported practice: Compute ready,end; busy,end; unknown,end and their combined probability.</w:t>
+      </w:r>
+    </w:p>
+    <w:p>
+      <w:r>
+        <w:t>Reasoned practice answer: Teacher explanation: Path probabilities 0.4,0.15,0.2; combined probability of ending at step two is 0.75.</w:t>
+      </w:r>
+    </w:p>
+    <w:p>
+      <w:r>
+        <w:t>Check every learner before discussion: Use the worked case for Next token distributions. Proposed explanation: “Conditional products assume independence”. Decide whether this explanation is supported. Point to the step or supplied fact that decides; explain your repair if needed.</w:t>
+      </w:r>
+    </w:p>
+    <w:p>
+      <w:r>
+        <w:t>Misconception repair: Use a different conditional probability for each expanded prefix.</w:t>
+      </w:r>
+    </w:p>
+    <w:p>
+      <w:r>
+        <w:t>Support: read the exact case aloud, enlarge the labelled picture, supply input cards and model only the first deciding step. Accept a spoken explanation or drawing; retain the reasoning goal.</w:t>
+      </w:r>
+    </w:p>
+    <w:p>
+      <w:r>
+        <w:t>Extension: Raise end-given-sun to 0.8 and lower more-given-sun to 0.2. Require a prediction and a reason before comparing. Expected result: sun→end becomes 0.44, beating unchanged rain→end 0.405. Reason: Changing one conditional distribution changes its path products while the first-token probabilities remain fixed.</w:t>
+      </w:r>
+    </w:p>
+    <w:p>
+      <w:r>
+        <w:t>Independent assessment: withhold the reserved answer until the learner has attempted the new case. Record support separately from correctness.</w:t>
+      </w:r>
+    </w:p>
+    <w:tbl>
+      <w:tblPr>
+        <w:tblStyle w:val="LightShading-Accent1"/>
+        <w:tblW w:type="auto" w:w="0"/>
+        <w:tblLook w:firstColumn="1" w:firstRow="1" w:lastColumn="0" w:lastRow="0" w:noHBand="0" w:noVBand="1" w:val="04A0"/>
+      </w:tblPr>
+      <w:tblGrid>
+        <w:gridCol w:w="2556"/>
+        <w:gridCol w:w="2556"/>
+        <w:gridCol w:w="2556"/>
+        <w:gridCol w:w="2556"/>
+      </w:tblGrid>
+      <w:tr>
+        <w:trPr>
+          <w:tblHeader/>
+        </w:trPr>
+        <w:tc>
+          <w:tcPr>
+            <w:tcW w:type="dxa" w:w="2556"/>
+          </w:tcPr>
+          <w:p>
+            <w:r>
+              <w:t>Criterion</w:t>
+            </w:r>
+          </w:p>
+        </w:tc>
+        <w:tc>
+          <w:tcPr>
+            <w:tcW w:type="dxa" w:w="2556"/>
+          </w:tcPr>
+          <w:p>
+            <w:r>
+              <w:t>Not yet</w:t>
+            </w:r>
+          </w:p>
+        </w:tc>
+        <w:tc>
+          <w:tcPr>
+            <w:tcW w:type="dxa" w:w="2556"/>
+          </w:tcPr>
+          <w:p>
+            <w:r>
+              <w:t>With support</w:t>
+            </w:r>
+          </w:p>
+        </w:tc>
+        <w:tc>
+          <w:tcPr>
+            <w:tcW w:type="dxa" w:w="2556"/>
+          </w:tcPr>
+          <w:p>
+            <w:r>
+              <w:t>Independent</w:t>
+            </w:r>
+          </w:p>
+        </w:tc>
+      </w:tr>
+      <w:tr>
+        <w:tc>
+          <w:tcPr>
+            <w:tcW w:type="dxa" w:w="2556"/>
+          </w:tcPr>
+          <w:p>
+            <w:r>
+              <w:t>Explanation</w:t>
+            </w:r>
+          </w:p>
+        </w:tc>
+        <w:tc>
+          <w:tcPr>
+            <w:tcW w:type="dxa" w:w="2556"/>
+          </w:tcPr>
+          <w:p>
+            <w:r>
+              <w:t>Names an answer without a deciding fact</w:t>
+            </w:r>
+          </w:p>
+        </w:tc>
+        <w:tc>
+          <w:tcPr>
+            <w:tcW w:type="dxa" w:w="2556"/>
+          </w:tcPr>
+          <w:p>
+            <w:r>
+              <w:t>Uses a hint to link fact and decision</w:t>
+            </w:r>
+          </w:p>
+        </w:tc>
+        <w:tc>
+          <w:tcPr>
+            <w:tcW w:type="dxa" w:w="2556"/>
+          </w:tcPr>
+          <w:p>
+            <w:r>
+              <w:t>Explains the deciding fact in own words</w:t>
+            </w:r>
+          </w:p>
+        </w:tc>
+      </w:tr>
+      <w:tr>
+        <w:tc>
+          <w:tcPr>
+            <w:tcW w:type="dxa" w:w="2556"/>
+          </w:tcPr>
+          <w:p>
+            <w:r>
+              <w:t>Trace or test</w:t>
+            </w:r>
+          </w:p>
+        </w:tc>
+        <w:tc>
+          <w:tcPr>
+            <w:tcW w:type="dxa" w:w="2556"/>
+          </w:tcPr>
+          <w:p>
+            <w:r>
+              <w:t>Cannot connect input and result</w:t>
+            </w:r>
+          </w:p>
+        </w:tc>
+        <w:tc>
+          <w:tcPr>
+            <w:tcW w:type="dxa" w:w="2556"/>
+          </w:tcPr>
+          <w:p>
+            <w:r>
+              <w:t>Completes steps with prompts</w:t>
+            </w:r>
+          </w:p>
+        </w:tc>
+        <w:tc>
+          <w:tcPr>
+            <w:tcW w:type="dxa" w:w="2556"/>
+          </w:tcPr>
+          <w:p>
+            <w:r>
+              <w:t>Traces or tests a changed case accurately</w:t>
+            </w:r>
+          </w:p>
+        </w:tc>
+      </w:tr>
+      <w:tr>
+        <w:tc>
+          <w:tcPr>
+            <w:tcW w:type="dxa" w:w="2556"/>
+          </w:tcPr>
+          <w:p>
+            <w:r>
+              <w:t>Limits and revision</w:t>
+            </w:r>
+          </w:p>
+        </w:tc>
+        <w:tc>
+          <w:tcPr>
+            <w:tcW w:type="dxa" w:w="2556"/>
+          </w:tcPr>
+          <w:p>
+            <w:r>
+              <w:t>Claims more than evidence supports</w:t>
+            </w:r>
+          </w:p>
+        </w:tc>
+        <w:tc>
+          <w:tcPr>
+            <w:tcW w:type="dxa" w:w="2556"/>
+          </w:tcPr>
+          <w:p>
+            <w:r>
+              <w:t>Names a limit after a prompt</w:t>
+            </w:r>
+          </w:p>
+        </w:tc>
+        <w:tc>
+          <w:tcPr>
+            <w:tcW w:type="dxa" w:w="2556"/>
+          </w:tcPr>
+          <w:p>
+            <w:r>
+              <w:t>States a defensible limit and useful next test</w:t>
+            </w:r>
+          </w:p>
+        </w:tc>
+      </w:tr>
+    </w:tbl>
+    <w:p>
+      <w:r>
+        <w:t>Project checkpoint: Frame the need. Name the user, the problem, allowed inputs and a safe simple starting method.</w:t>
+      </w:r>
+    </w:p>
+    <w:p>
+      <w:r>
+        <w:t>Use the weekly teacher answer for topic-specific reasoning. A saved progress tick is an activity record; judge mastery from the learner’s explanation and evidence.</w:t>
+      </w:r>
+    </w:p>
     <w:sectPr>
       <w:pgSz w:w="12240" w:h="15840"/>
       <w:pgMar w:top="936" w:right="1008" w:bottom="936" w:left="1008" w:header="720" w:footer="720" w:gutter="0"/>

--- a/downloads/teacher/ai-3-week-02.docx
+++ b/downloads/teacher/ai-3-week-02.docx
@@ -3628,6 +3628,39 @@
         <w:t>Use the weekly teacher answer for topic-specific reasoning. A saved progress tick is an activity record; judge mastery from the learner’s explanation and evidence.</w:t>
       </w:r>
     </w:p>
+    <w:p>
+      <w:pPr>
+        <w:pStyle w:val="Heading1"/>
+      </w:pPr>
+      <w:r>
+        <w:t>08. Use feedback, labs and repair paths</w:t>
+      </w:r>
+    </w:p>
+    <w:p>
+      <w:r>
+        <w:t>Use the two formative questions as supported practice, not as independent mastery scores. Discuss the deciding evidence rather than accepting a guessed selection.</w:t>
+      </w:r>
+    </w:p>
+    <w:p>
+      <w:r>
+        <w:t>The feedback comes from the reviewed public worked case. Do not reveal the separately reserved independent teacher answer until the learner has attempted that case.</w:t>
+      </w:r>
+    </w:p>
+    <w:p>
+      <w:r>
+        <w:t>Ask students to predict before running code. Preserve errors and actual outputs; collect a changed test and an explanation. The branch-boundary and indexing lessons deliberately include failure cases.</w:t>
+      </w:r>
+    </w:p>
+    <w:p>
+      <w:r>
+        <w:t>Use the earlier worked-explanation links to address a specific missing building block, then return to the current question. Adapt this suggestion after observing the learner; it is not an automatic diagnosis.</w:t>
+      </w:r>
+    </w:p>
+    <w:p>
+      <w:r>
+        <w:t>Collect the completed-work portfolio as evidence. Record support separately from correctness, and assess explanation, trace/test and limitations. Progress ticks and quiz selections alone do not establish mastery.</w:t>
+      </w:r>
+    </w:p>
     <w:sectPr>
       <w:pgSz w:w="12240" w:h="15840"/>
       <w:pgMar w:top="936" w:right="1008" w:bottom="936" w:left="1008" w:header="720" w:footer="720" w:gutter="0"/>

--- a/downloads/teacher/ai-3-week-02.docx
+++ b/downloads/teacher/ai-3-week-02.docx
@@ -29,6 +29,11 @@
       </w:r>
     </w:p>
     <w:p>
+      <w:r>
+        <w:t>Prepare A Distribution of Possibilities: check the target, prerequisites, resources and adaptable teaching schedule.</w:t>
+      </w:r>
+    </w:p>
+    <w:p>
       <w:pPr>
         <w:pStyle w:val="Heading3"/>
       </w:pPr>
@@ -37,8 +42,20 @@
       </w:r>
     </w:p>
     <w:p>
-      <w:r>
-        <w:t>Primary target: Check whether a next-token table is a valid probability distribution</w:t>
+      <w:pPr>
+        <w:spacing w:line="336" w:lineRule="auto" w:after="180"/>
+      </w:pPr>
+      <w:r>
+        <w:rPr>
+          <w:b w:val="0"/>
+        </w:rPr>
+        <w:t xml:space="preserve">Primary target: Check whether a next-token table is a valid </w:t>
+      </w:r>
+      <w:r>
+        <w:rPr>
+          <w:b/>
+        </w:rPr>
+        <w:t>probability distribution</w:t>
       </w:r>
     </w:p>
     <w:tbl>
@@ -185,8 +202,37 @@
       </w:tr>
     </w:tbl>
     <w:p>
-      <w:r>
-        <w:t>This is a starting allocation of 135 minutes, not a validated duration. Preserve all named topics. Schedule extra time for connected examples, the full investigation, independent cases and project building. Repeated copies of a case share one recorded attempt; they are not new evidence.</w:t>
+      <w:pPr>
+        <w:spacing w:line="336" w:lineRule="auto" w:after="180"/>
+      </w:pPr>
+      <w:r>
+        <w:rPr>
+          <w:b w:val="0"/>
+        </w:rPr>
+        <w:t>This is a starting allocation of 135 minutes, not a validated duration. Preserve all named topics. Schedule extra time for connected examples, the full investigation, independent cases and project building.</w:t>
+      </w:r>
+    </w:p>
+    <w:p>
+      <w:pPr>
+        <w:spacing w:line="336" w:lineRule="auto" w:after="180"/>
+      </w:pPr>
+      <w:r>
+        <w:rPr>
+          <w:b w:val="0"/>
+        </w:rPr>
+        <w:t xml:space="preserve">Repeated copies of a case share one recorded attempt; they are not new </w:t>
+      </w:r>
+      <w:r>
+        <w:rPr>
+          <w:b/>
+        </w:rPr>
+        <w:t>evidence</w:t>
+      </w:r>
+      <w:r>
+        <w:rPr>
+          <w:b w:val="0"/>
+        </w:rPr>
+        <w:t>.</w:t>
       </w:r>
     </w:p>
     <w:p>
@@ -206,22 +252,99 @@
       </w:r>
     </w:p>
     <w:p>
-      <w:r>
+      <w:pPr>
+        <w:spacing w:line="336" w:lineRule="auto" w:after="180"/>
+      </w:pPr>
+      <w:r>
+        <w:rPr>
+          <w:b w:val="0"/>
+        </w:rPr>
         <w:t>Without opening the old lesson, explain one key idea from Predictive and Generative AI. Give an example and a mistake that the idea helps you avoid.</w:t>
       </w:r>
     </w:p>
     <w:p>
-      <w:r>
-        <w:t>Look for: Distinguish discriminative prediction from generation by inspecting the requested output</w:t>
-      </w:r>
-    </w:p>
-    <w:p>
-      <w:r>
-        <w:t>Reference example, not the only acceptable wording: Teacher explanation: Message labels are discriminative prediction; continuing a sequence is generation; record lookup is retrieval rather than learned generation by itself. One application can route a request, retrieve evidence and generate a response.</w:t>
-      </w:r>
-    </w:p>
-    <w:p>
-      <w:r>
+      <w:pPr>
+        <w:spacing w:line="336" w:lineRule="auto" w:after="180"/>
+      </w:pPr>
+      <w:r>
+        <w:rPr>
+          <w:b w:val="0"/>
+        </w:rPr>
+        <w:t xml:space="preserve">Look for: Distinguish discriminative </w:t>
+      </w:r>
+      <w:r>
+        <w:rPr>
+          <w:b/>
+        </w:rPr>
+        <w:t>prediction</w:t>
+      </w:r>
+      <w:r>
+        <w:rPr>
+          <w:b w:val="0"/>
+        </w:rPr>
+        <w:t xml:space="preserve"> from generation by inspecting the requested </w:t>
+      </w:r>
+      <w:r>
+        <w:rPr>
+          <w:b/>
+        </w:rPr>
+        <w:t>output</w:t>
+      </w:r>
+    </w:p>
+    <w:p>
+      <w:pPr>
+        <w:spacing w:line="336" w:lineRule="auto" w:after="180"/>
+      </w:pPr>
+      <w:r>
+        <w:rPr>
+          <w:b w:val="0"/>
+        </w:rPr>
+        <w:t xml:space="preserve">Reference example, not the only acceptable wording: Teacher explanation: Message labels are discriminative </w:t>
+      </w:r>
+      <w:r>
+        <w:rPr>
+          <w:b/>
+        </w:rPr>
+        <w:t>prediction</w:t>
+      </w:r>
+      <w:r>
+        <w:rPr>
+          <w:b w:val="0"/>
+        </w:rPr>
+        <w:t>; continuing a sequence is generation; record lookup is retrieval rather than learned generation by itself.</w:t>
+      </w:r>
+    </w:p>
+    <w:p>
+      <w:pPr>
+        <w:spacing w:line="336" w:lineRule="auto" w:after="180"/>
+      </w:pPr>
+      <w:r>
+        <w:rPr>
+          <w:b w:val="0"/>
+        </w:rPr>
+        <w:t xml:space="preserve">One application can route a request, retrieve </w:t>
+      </w:r>
+      <w:r>
+        <w:rPr>
+          <w:b/>
+        </w:rPr>
+        <w:t>evidence</w:t>
+      </w:r>
+      <w:r>
+        <w:rPr>
+          <w:b w:val="0"/>
+        </w:rPr>
+        <w:t xml:space="preserve"> and generate a response.</w:t>
+      </w:r>
+    </w:p>
+    <w:p>
+      <w:pPr>
+        <w:spacing w:line="336" w:lineRule="auto" w:after="180"/>
+      </w:pPr>
+      <w:r>
+        <w:rPr>
+          <w:b w:val="0"/>
+        </w:rPr>
         <w:t>Use the student module and workbook section with this exact week title. The worked case, independent question and answers below form one aligned lesson sequence.</w:t>
       </w:r>
     </w:p>
@@ -234,8 +357,39 @@
       </w:r>
     </w:p>
     <w:p>
-      <w:r>
-        <w:t>A toy next-token distribution is sun=.5, rain=.3, snow=.2. Over ten samples, must sun occur exactly five times? Does the highest-probability token establish a true statement about weather?</w:t>
+      <w:pPr>
+        <w:spacing w:line="336" w:lineRule="auto" w:after="180"/>
+        <w:shd w:fill="F5F1FB"/>
+      </w:pPr>
+      <w:r>
+        <w:rPr>
+          <w:b w:val="0"/>
+        </w:rPr>
+        <w:t xml:space="preserve">A toy next-token </w:t>
+      </w:r>
+      <w:r>
+        <w:rPr>
+          <w:b/>
+        </w:rPr>
+        <w:t>distribution</w:t>
+      </w:r>
+      <w:r>
+        <w:rPr>
+          <w:b w:val="0"/>
+        </w:rPr>
+        <w:t xml:space="preserve"> is sun=.5, rain=.3, snow=.2. Over ten </w:t>
+      </w:r>
+      <w:r>
+        <w:rPr>
+          <w:b/>
+        </w:rPr>
+        <w:t>sample</w:t>
+      </w:r>
+      <w:r>
+        <w:rPr>
+          <w:b w:val="0"/>
+        </w:rPr>
+        <w:t>s, must sun occur exactly five times? Does the highest-probability token establish a true statement about weather?</w:t>
       </w:r>
     </w:p>
     <w:p>
@@ -247,8 +401,26 @@
       </w:r>
     </w:p>
     <w:p>
-      <w:r>
-        <w:t>Week 2: A Distribution of Possibilities</w:t>
+      <w:pPr>
+        <w:spacing w:line="336" w:lineRule="auto" w:after="180"/>
+      </w:pPr>
+      <w:r>
+        <w:rPr>
+          <w:b w:val="0"/>
+        </w:rPr>
+        <w:t xml:space="preserve">Week 2: A </w:t>
+      </w:r>
+      <w:r>
+        <w:rPr>
+          <w:b/>
+        </w:rPr>
+        <w:t>Distribution</w:t>
+      </w:r>
+      <w:r>
+        <w:rPr>
+          <w:b w:val="0"/>
+        </w:rPr>
+        <w:t xml:space="preserve"> of Possibilities</w:t>
       </w:r>
     </w:p>
     <w:tbl>
@@ -384,12 +556,38 @@
       </w:r>
     </w:p>
     <w:p>
-      <w:r>
+      <w:pPr>
+        <w:spacing w:line="336" w:lineRule="auto" w:after="180"/>
+      </w:pPr>
+      <w:r>
+        <w:rPr>
+          <w:b w:val="0"/>
+        </w:rPr>
         <w:t>Use the supplied scenario, student illustrations and blank paper. For numeric work, offer counters or a calculator after learners show the setup. Fictional records are supplied; personal data and paid accounts are unnecessary.</w:t>
       </w:r>
     </w:p>
     <w:p>
-      <w:r>
+      <w:pPr>
+        <w:pStyle w:val="Heading3"/>
+      </w:pPr>
+      <w:r>
+        <w:t>Alternative compact allocation</w:t>
+      </w:r>
+    </w:p>
+    <w:p>
+      <w:r>
+        <w:t>This compact option is not the full-week schedule. Use the main teaching cycle and allow extra sessions for the investigation, independent work and project.</w:t>
+      </w:r>
+    </w:p>
+    <w:p>
+      <w:pPr>
+        <w:spacing w:line="336" w:lineRule="auto" w:after="180"/>
+        <w:shd w:fill="F1F6F8"/>
+      </w:pPr>
+      <w:r>
+        <w:rPr>
+          <w:b w:val="0"/>
+        </w:rPr>
         <w:t>Allow 80 minutes: recall 8; explanation 12; worked demonstration 15; guided practice 20; independent assessment 15; project and reflection 10. Extend the lab into a second session when needed.</w:t>
       </w:r>
     </w:p>
@@ -402,8 +600,37 @@
       </w:r>
     </w:p>
     <w:p>
-      <w:r>
-        <w:t>Use two 45-minute sessions. All model outputs and probability tables are constructed classroom examples. No hosted AI service, external API or student account is needed. Distinguish a model objective from factual support and system permissions. Collect independent work before discussing its solutions.</w:t>
+      <w:pPr>
+        <w:spacing w:line="336" w:lineRule="auto" w:after="180"/>
+      </w:pPr>
+      <w:r>
+        <w:rPr>
+          <w:b w:val="0"/>
+        </w:rPr>
+        <w:t xml:space="preserve">Use two 45-minute sessions. All model </w:t>
+      </w:r>
+      <w:r>
+        <w:rPr>
+          <w:b/>
+        </w:rPr>
+        <w:t>output</w:t>
+      </w:r>
+      <w:r>
+        <w:rPr>
+          <w:b w:val="0"/>
+        </w:rPr>
+        <w:t>s and probability tables are constructed classroom examples. No hosted AI service, external API or student account is needed.</w:t>
+      </w:r>
+    </w:p>
+    <w:p>
+      <w:pPr>
+        <w:spacing w:line="336" w:lineRule="auto" w:after="180"/>
+      </w:pPr>
+      <w:r>
+        <w:rPr>
+          <w:b w:val="0"/>
+        </w:rPr>
+        <w:t>Distinguish a model objective from factual support and system permissions. Collect independent work before discussing its solutions.</w:t>
       </w:r>
     </w:p>
     <w:p>
@@ -415,22 +642,46 @@
       </w:r>
     </w:p>
     <w:p>
-      <w:r>
+      <w:pPr>
+        <w:spacing w:line="336" w:lineRule="auto" w:after="180"/>
+      </w:pPr>
+      <w:r>
+        <w:rPr>
+          <w:b w:val="0"/>
+        </w:rPr>
         <w:t>Different vocabularies and rules segment the same text differently; end markers may change the reported count.</w:t>
       </w:r>
     </w:p>
     <w:p>
-      <w:r>
+      <w:pPr>
+        <w:spacing w:line="336" w:lineRule="auto" w:after="180"/>
+      </w:pPr>
+      <w:r>
+        <w:rPr>
+          <w:b w:val="0"/>
+        </w:rPr>
         <w:t>Printed lesson and workbook; paper and pencil</w:t>
       </w:r>
     </w:p>
     <w:p>
-      <w:r>
+      <w:pPr>
+        <w:spacing w:line="336" w:lineRule="auto" w:after="180"/>
+      </w:pPr>
+      <w:r>
+        <w:rPr>
+          <w:b w:val="0"/>
+        </w:rPr>
         <w:t>Calculator; optional local Python 3 interpreter</w:t>
       </w:r>
     </w:p>
     <w:p>
-      <w:r>
+      <w:pPr>
+        <w:spacing w:line="336" w:lineRule="auto" w:after="180"/>
+      </w:pPr>
+      <w:r>
+        <w:rPr>
+          <w:b w:val="0"/>
+        </w:rPr>
         <w:t>Prepare the independent task and fresh retry without displaying solutions</w:t>
       </w:r>
     </w:p>
@@ -443,8 +694,37 @@
       </w:r>
     </w:p>
     <w:p>
-      <w:r>
-        <w:t>Use two 45-minute sessions. All model outputs and probability tables are constructed classroom examples. No hosted AI service, external API or student account is needed. Distinguish a model objective from factual support and system permissions. Collect independent work before discussing its solutions.</w:t>
+      <w:pPr>
+        <w:spacing w:line="336" w:lineRule="auto" w:after="180"/>
+      </w:pPr>
+      <w:r>
+        <w:rPr>
+          <w:b w:val="0"/>
+        </w:rPr>
+        <w:t xml:space="preserve">Use two 45-minute sessions. All model </w:t>
+      </w:r>
+      <w:r>
+        <w:rPr>
+          <w:b/>
+        </w:rPr>
+        <w:t>output</w:t>
+      </w:r>
+      <w:r>
+        <w:rPr>
+          <w:b w:val="0"/>
+        </w:rPr>
+        <w:t>s and probability tables are constructed classroom examples. No hosted AI service, external API or student account is needed.</w:t>
+      </w:r>
+    </w:p>
+    <w:p>
+      <w:pPr>
+        <w:spacing w:line="336" w:lineRule="auto" w:after="180"/>
+      </w:pPr>
+      <w:r>
+        <w:rPr>
+          <w:b w:val="0"/>
+        </w:rPr>
+        <w:t>Distinguish a model objective from factual support and system permissions. Collect independent work before discussing its solutions.</w:t>
       </w:r>
     </w:p>
     <w:p>
@@ -456,22 +736,58 @@
       </w:r>
     </w:p>
     <w:p>
-      <w:r>
-        <w:t>No. IDs are indices. Similarity must refer to the embedding vectors and a defined comparison, not numerical ID distance.</w:t>
-      </w:r>
-    </w:p>
-    <w:p>
-      <w:r>
+      <w:pPr>
+        <w:spacing w:line="336" w:lineRule="auto" w:after="180"/>
+      </w:pPr>
+      <w:r>
+        <w:rPr>
+          <w:b w:val="0"/>
+        </w:rPr>
+        <w:t xml:space="preserve">No. IDs are indices. Similarity must refer to the </w:t>
+      </w:r>
+      <w:r>
+        <w:rPr>
+          <w:b/>
+        </w:rPr>
+        <w:t>embedding</w:t>
+      </w:r>
+      <w:r>
+        <w:rPr>
+          <w:b w:val="0"/>
+        </w:rPr>
+        <w:t xml:space="preserve"> vectors and a defined comparison, not numerical ID distance.</w:t>
+      </w:r>
+    </w:p>
+    <w:p>
+      <w:pPr>
+        <w:spacing w:line="336" w:lineRule="auto" w:after="180"/>
+      </w:pPr>
+      <w:r>
+        <w:rPr>
+          <w:b w:val="0"/>
+        </w:rPr>
         <w:t>Printed lesson and workbook; paper and pencil</w:t>
       </w:r>
     </w:p>
     <w:p>
-      <w:r>
+      <w:pPr>
+        <w:spacing w:line="336" w:lineRule="auto" w:after="180"/>
+      </w:pPr>
+      <w:r>
+        <w:rPr>
+          <w:b w:val="0"/>
+        </w:rPr>
         <w:t>Calculator; optional local Python 3 interpreter</w:t>
       </w:r>
     </w:p>
     <w:p>
-      <w:r>
+      <w:pPr>
+        <w:spacing w:line="336" w:lineRule="auto" w:after="180"/>
+      </w:pPr>
+      <w:r>
+        <w:rPr>
+          <w:b w:val="0"/>
+        </w:rPr>
         <w:t>Prepare the independent task and fresh retry without displaying solutions</w:t>
       </w:r>
     </w:p>
@@ -484,12 +800,24 @@
       </w:r>
     </w:p>
     <w:p>
-      <w:r>
+      <w:pPr>
+        <w:spacing w:line="336" w:lineRule="auto" w:after="180"/>
+      </w:pPr>
+      <w:r>
+        <w:rPr>
+          <w:b w:val="0"/>
+        </w:rPr>
         <w:t>By the end, I can multiply conditional probabilities to compare paths instead of only first tokens.</w:t>
       </w:r>
     </w:p>
     <w:p>
-      <w:r>
+      <w:pPr>
+        <w:spacing w:line="336" w:lineRule="auto" w:after="180"/>
+      </w:pPr>
+      <w:r>
+        <w:rPr>
+          <w:b w:val="0"/>
+        </w:rPr>
         <w:t>This added worked case illustrates the week’s main idea. Retain all original and connected topics; schedule its practice within the teaching cycle.</w:t>
       </w:r>
     </w:p>
@@ -502,61 +830,203 @@
       </w:r>
     </w:p>
     <w:p>
+      <w:r>
+        <w:t>Model A Distribution of Possibilities using the supplied case, labelled mechanism and reasoning. Make the scope of each conclusion explicit.</w:t>
+      </w:r>
+    </w:p>
+    <w:p>
+      <w:pPr>
+        <w:spacing w:line="336" w:lineRule="auto" w:after="180"/>
+      </w:pPr>
+      <w:r>
+        <w:rPr>
+          <w:b/>
+        </w:rPr>
+        <w:t>Input</w:t>
+      </w:r>
+      <w:r>
+        <w:rPr>
+          <w:b w:val="0"/>
+        </w:rPr>
+        <w:t xml:space="preserve"> → </w:t>
+      </w:r>
+      <w:r>
+        <w:rPr>
+          <w:b/>
+        </w:rPr>
+        <w:t>Process</w:t>
+      </w:r>
+      <w:r>
+        <w:rPr>
+          <w:b w:val="0"/>
+        </w:rPr>
+        <w:t xml:space="preserve"> → </w:t>
+      </w:r>
+      <w:r>
+        <w:rPr>
+          <w:b/>
+        </w:rPr>
+        <w:t>Output</w:t>
+      </w:r>
+    </w:p>
+    <w:p>
+      <w:pPr>
+        <w:spacing w:line="336" w:lineRule="auto" w:after="180"/>
+      </w:pPr>
+      <w:r>
+        <w:rPr>
+          <w:b w:val="0"/>
+        </w:rPr>
+        <w:t>Trace the information. At each stage, ask what changed and how you could test it.</w:t>
+      </w:r>
+    </w:p>
+    <w:p>
+      <w:pPr>
+        <w:spacing w:line="336" w:lineRule="auto" w:after="180"/>
+      </w:pPr>
+      <w:r>
+        <w:rPr>
+          <w:b w:val="0"/>
+        </w:rPr>
+        <w:t>Which stage could fail even when the other two are correct? Explain:</w:t>
+      </w:r>
+    </w:p>
+    <w:p>
+      <w:pPr>
+        <w:spacing w:line="336" w:lineRule="auto" w:after="180"/>
+      </w:pPr>
+      <w:r>
+        <w:rPr>
+          <w:b w:val="0"/>
+        </w:rPr>
+        <w:t xml:space="preserve">Predict first. Then check each step. A correct answer without visible reasoning is incomplete </w:t>
+      </w:r>
+      <w:r>
+        <w:rPr>
+          <w:b/>
+        </w:rPr>
+        <w:t>evidence</w:t>
+      </w:r>
+      <w:r>
+        <w:rPr>
+          <w:b w:val="0"/>
+        </w:rPr>
+        <w:t>.</w:t>
+      </w:r>
+    </w:p>
+    <w:p>
+      <w:pPr>
+        <w:spacing w:line="336" w:lineRule="auto" w:after="180"/>
+        <w:shd w:fill="F4F9FC"/>
+      </w:pPr>
+      <w:r>
+        <w:rPr>
+          <w:b w:val="0"/>
+        </w:rPr>
+        <w:t>1. Possible next words have weights: clear 5, useful 3, magical 1.</w:t>
+      </w:r>
+    </w:p>
+    <w:p>
+      <w:pPr>
+        <w:spacing w:line="336" w:lineRule="auto" w:after="180"/>
+        <w:shd w:fill="F4F9FC"/>
+      </w:pPr>
+      <w:r>
+        <w:rPr>
+          <w:b w:val="0"/>
+        </w:rPr>
+        <w:t>2. Nine tokens in the spinner represent those relative weights.</w:t>
+      </w:r>
+    </w:p>
+    <w:p>
+      <w:pPr>
+        <w:spacing w:line="336" w:lineRule="auto" w:after="180"/>
+        <w:shd w:fill="F4F9FC"/>
+      </w:pPr>
+      <w:r>
+        <w:rPr>
+          <w:b w:val="0"/>
+        </w:rPr>
+        <w:t>3. Repeated sampling can produce different sequences.</w:t>
+      </w:r>
+    </w:p>
+    <w:p>
+      <w:pPr>
+        <w:spacing w:line="336" w:lineRule="auto" w:after="180"/>
+        <w:shd w:fill="F4F9FC"/>
+      </w:pPr>
+      <w:r>
+        <w:rPr>
+          <w:b w:val="0"/>
+        </w:rPr>
+        <w:t xml:space="preserve">4. One </w:t>
+      </w:r>
+      <w:r>
+        <w:rPr>
+          <w:b/>
+        </w:rPr>
+        <w:t>sample</w:t>
+      </w:r>
+      <w:r>
+        <w:rPr>
+          <w:b w:val="0"/>
+        </w:rPr>
+        <w:t xml:space="preserve"> does not reveal the whole </w:t>
+      </w:r>
+      <w:r>
+        <w:rPr>
+          <w:b/>
+        </w:rPr>
+        <w:t>distribution</w:t>
+      </w:r>
+      <w:r>
+        <w:rPr>
+          <w:b w:val="0"/>
+        </w:rPr>
+        <w:t xml:space="preserve"> or guarantee truth.</w:t>
+      </w:r>
+    </w:p>
+    <w:p>
+      <w:pPr>
+        <w:spacing w:line="336" w:lineRule="auto" w:after="180"/>
+      </w:pPr>
+      <w:r>
+        <w:rPr>
+          <w:b w:val="0"/>
+        </w:rPr>
+        <w:t>Recalculate, retrace, or restate the reasoning in your own representation:</w:t>
+      </w:r>
+    </w:p>
+    <w:p>
+      <w:pPr>
+        <w:spacing w:line="336" w:lineRule="auto" w:after="180"/>
+        <w:shd w:fill="F5F1FB"/>
+      </w:pPr>
+      <w:r>
+        <w:rPr>
+          <w:b w:val="0"/>
+        </w:rPr>
+        <w:t xml:space="preserve">CHECK Did the </w:t>
+      </w:r>
+      <w:r>
+        <w:rPr>
+          <w:b/>
+        </w:rPr>
+        <w:t>evidence</w:t>
+      </w:r>
+      <w:r>
+        <w:rPr>
+          <w:b w:val="0"/>
+        </w:rPr>
+        <w:t xml:space="preserve"> answer the exact question? Did the total, path, or source record stay consistent?</w:t>
+      </w:r>
+    </w:p>
+    <w:p>
       <w:pPr>
         <w:pStyle w:val="Heading3"/>
       </w:pPr>
       <w:r>
-        <w:t>Explain the mechanism</w:t>
-      </w:r>
-    </w:p>
-    <w:p>
-      <w:r>
-        <w:t>Input → Process → Output</w:t>
-      </w:r>
-    </w:p>
-    <w:p>
-      <w:r>
-        <w:t>Trace the information. At each stage, ask what changed and how you could test it.</w:t>
-      </w:r>
-    </w:p>
-    <w:p>
-      <w:r>
-        <w:t>Which stage could fail even when the other two are correct? Explain:</w:t>
-      </w:r>
-    </w:p>
-    <w:p>
-      <w:r>
-        <w:t>Predict first. Then check each step. A correct answer without visible reasoning is incomplete evidence.</w:t>
-      </w:r>
-    </w:p>
-    <w:p>
-      <w:r>
-        <w:t>1. Possible next words have weights: clear 5, useful 3, magical 1.</w:t>
-      </w:r>
-    </w:p>
-    <w:p>
-      <w:r>
-        <w:t>2. Nine tokens in the spinner represent those relative weights.</w:t>
-      </w:r>
-    </w:p>
-    <w:p>
-      <w:r>
-        <w:t>3. Repeated sampling can produce different sequences.</w:t>
-      </w:r>
-    </w:p>
-    <w:p>
-      <w:r>
-        <w:t>4. One sample does not reveal the whole distribution or guarantee truth.</w:t>
-      </w:r>
-    </w:p>
-    <w:p>
-      <w:r>
-        <w:t>Recalculate, retrace, or restate the reasoning in your own representation:</w:t>
-      </w:r>
-    </w:p>
-    <w:p>
-      <w:r>
-        <w:t>CHECK Did the evidence answer the exact question? Did the total, path, or source record stay consistent?</w:t>
+        <w:t>Concrete teaching case</w:t>
       </w:r>
     </w:p>
     <w:p>
@@ -564,16 +1034,50 @@
         <w:pStyle w:val="Heading3"/>
       </w:pPr>
       <w:r>
-        <w:t>Concrete teaching case</w:t>
-      </w:r>
-    </w:p>
-    <w:p>
-      <w:r>
-        <w:t>A toy next-token distribution is rain .5, sun .3, snow .2.</w:t>
-      </w:r>
-    </w:p>
-    <w:p>
-      <w:r>
+        <w:t>The teaching case</w:t>
+      </w:r>
+    </w:p>
+    <w:p>
+      <w:pPr>
+        <w:spacing w:line="336" w:lineRule="auto" w:after="180"/>
+        <w:shd w:fill="F1F6FC"/>
+      </w:pPr>
+      <w:r>
+        <w:rPr>
+          <w:b w:val="0"/>
+        </w:rPr>
+        <w:t xml:space="preserve">A toy next-token </w:t>
+      </w:r>
+      <w:r>
+        <w:rPr>
+          <w:b/>
+        </w:rPr>
+        <w:t>distribution</w:t>
+      </w:r>
+      <w:r>
+        <w:rPr>
+          <w:b w:val="0"/>
+        </w:rPr>
+        <w:t xml:space="preserve"> is rain .5, sun .3, snow .2.</w:t>
+      </w:r>
+    </w:p>
+    <w:p>
+      <w:pPr>
+        <w:pStyle w:val="Heading3"/>
+      </w:pPr>
+      <w:r>
+        <w:t>The teaching case</w:t>
+      </w:r>
+    </w:p>
+    <w:p>
+      <w:pPr>
+        <w:spacing w:line="336" w:lineRule="auto" w:after="180"/>
+        <w:shd w:fill="F1F6FC"/>
+      </w:pPr>
+      <w:r>
+        <w:rPr>
+          <w:b w:val="0"/>
+        </w:rPr>
         <w:t>Check total and interpret the largest value.</w:t>
       </w:r>
     </w:p>
@@ -586,7 +1090,22 @@
       </w:r>
     </w:p>
     <w:p>
-      <w:r>
+      <w:pPr>
+        <w:pStyle w:val="Heading3"/>
+      </w:pPr>
+      <w:r>
+        <w:t>Why the result follows</w:t>
+      </w:r>
+    </w:p>
+    <w:p>
+      <w:pPr>
+        <w:spacing w:line="336" w:lineRule="auto" w:after="180"/>
+        <w:shd w:fill="F1F6FC"/>
+      </w:pPr>
+      <w:r>
+        <w:rPr>
+          <w:b w:val="0"/>
+        </w:rPr>
         <w:t>Total is 1. Rain is most likely, not guaranteed under sampling. Token probability is not whole-sentence truth.</w:t>
       </w:r>
     </w:p>
@@ -599,18 +1118,105 @@
       </w:r>
     </w:p>
     <w:p>
-      <w:r>
-        <w:t>A constructed model uses prefix “Status:” and vocabulary alternatives ready, busy and unknown. Its next-token table is ready 0.5, busy 0.3, unknown 0.2. All entries are nonnegative and sum to 1. A probability belongs to a token under this prefix and model, not to that token in every situation. An omitted vocabulary alternative would make the interpretation incomplete unless its probability were explicitly zero.</w:t>
-      </w:r>
-    </w:p>
-    <w:p>
-      <w:r>
-        <w:t>A table containing 0.6,0.3,0.3 sums to 1.2 and is not already a probability distribution. If the values are nonnegative weights and the rule says normalise, divide each by 1.2. Do not silently treat weights as probabilities. Negative weights cannot be repaired by this simple normalisation rule.</w:t>
-      </w:r>
-    </w:p>
-    <w:p>
-      <w:r>
-        <w:t>The probability of ready followed by end is 0.5*0.8 = 0.4. Ready followed by today is 0.5*0.2 = 0.1. Busy followed by end is 0.3*0.5 = 0.15, and busy followed by today is 0.15. Unknown followed by end is 0.2 and unknown followed by today is 0. Together these six two-step paths sum to 1. These products are chain-rule calculations; they do not assume the second token is independent of the first.</w:t>
+      <w:pPr>
+        <w:pStyle w:val="Heading3"/>
+      </w:pPr>
+      <w:r>
+        <w:t>Explain the added worked example · 1</w:t>
+      </w:r>
+    </w:p>
+    <w:p>
+      <w:pPr>
+        <w:spacing w:line="336" w:lineRule="auto" w:after="180"/>
+      </w:pPr>
+      <w:r>
+        <w:rPr>
+          <w:b w:val="0"/>
+        </w:rPr>
+        <w:t>A constructed model uses prefix “Status:” and vocabulary alternatives ready, busy and unknown. Its next-token table is ready 0.5, busy 0.3, unknown 0.2. All entries are nonnegative and sum to 1.</w:t>
+      </w:r>
+    </w:p>
+    <w:p>
+      <w:pPr>
+        <w:spacing w:line="336" w:lineRule="auto" w:after="180"/>
+      </w:pPr>
+      <w:r>
+        <w:rPr>
+          <w:b w:val="0"/>
+        </w:rPr>
+        <w:t>A probability belongs to a token under this prefix and model, not to that token in every situation. An omitted vocabulary alternative would make the interpretation incomplete unless its probability were explicitly zero.</w:t>
+      </w:r>
+    </w:p>
+    <w:p>
+      <w:pPr>
+        <w:pStyle w:val="Heading3"/>
+      </w:pPr>
+      <w:r>
+        <w:t>Explain the added worked example · 2</w:t>
+      </w:r>
+    </w:p>
+    <w:p>
+      <w:pPr>
+        <w:spacing w:line="336" w:lineRule="auto" w:after="180"/>
+      </w:pPr>
+      <w:r>
+        <w:rPr>
+          <w:b w:val="0"/>
+        </w:rPr>
+        <w:t xml:space="preserve">A table containing 0.6,0.3,0.3 sums to 1.2 and is not already a </w:t>
+      </w:r>
+      <w:r>
+        <w:rPr>
+          <w:b/>
+        </w:rPr>
+        <w:t>probability distribution</w:t>
+      </w:r>
+      <w:r>
+        <w:rPr>
+          <w:b w:val="0"/>
+        </w:rPr>
+        <w:t>. If the values are nonnegative weights and the rule says normalise, divide each by 1.2. Do not silently treat weights as probabilities.</w:t>
+      </w:r>
+    </w:p>
+    <w:p>
+      <w:pPr>
+        <w:spacing w:line="336" w:lineRule="auto" w:after="180"/>
+      </w:pPr>
+      <w:r>
+        <w:rPr>
+          <w:b w:val="0"/>
+        </w:rPr>
+        <w:t>Negative weights cannot be repaired by this simple normalisation rule.</w:t>
+      </w:r>
+    </w:p>
+    <w:p>
+      <w:pPr>
+        <w:pStyle w:val="Heading3"/>
+      </w:pPr>
+      <w:r>
+        <w:t>Explain the added worked example · 3</w:t>
+      </w:r>
+    </w:p>
+    <w:p>
+      <w:pPr>
+        <w:spacing w:line="336" w:lineRule="auto" w:after="180"/>
+      </w:pPr>
+      <w:r>
+        <w:rPr>
+          <w:b w:val="0"/>
+        </w:rPr>
+        <w:t>The probability of ready followed by end is 0.5*0.8 = 0.4. Ready followed by today is 0.5*0.2 = 0.1. Busy followed by end is 0.3*0.5 = 0.15, and busy followed by today is 0.15.</w:t>
+      </w:r>
+    </w:p>
+    <w:p>
+      <w:pPr>
+        <w:spacing w:line="336" w:lineRule="auto" w:after="180"/>
+      </w:pPr>
+      <w:r>
+        <w:rPr>
+          <w:b w:val="0"/>
+        </w:rPr>
+        <w:t>Unknown followed by end is 0.2 and unknown followed by today is 0. Together these six two-step paths sum to 1. These products are chain-rule calculations; they do not assume the second token is independent of the first.</w:t>
       </w:r>
     </w:p>
     <w:p>
@@ -754,22 +1360,211 @@
       </w:r>
     </w:p>
     <w:p>
-      <w:r>
-        <w:t>Use a two-token vocabulary: ID 1 means red with embedding [1,0]; ID 2 means blue with embedding [0,1]. This lookup table is constructed, not trained. The input red blue has embedding rows [1,0] and [0,1], so its shape is two sequence positions by two components. Reversing the text reverses the rows. ID 2 is not “twice as blue” as ID 1 is red.</w:t>
-      </w:r>
-    </w:p>
-    <w:p>
-      <w:r>
-        <w:t>A model needs a way to use order. A collection of vectors without any order-sensitive procedure may lose that distinction. We introduce one explicit toy scheme: add position vector [0,0] at position 0 and [2,0] at position 1. These invented values teach arithmetic; they are not a recommended production encoding.</w:t>
-      </w:r>
-    </w:p>
-    <w:p>
-      <w:r>
-        <w:t>The same red token now has [1,0] at position 0 and [3,0] at position 1. Both token identity and position affect the represented row. Addition requires equal widths; adding a three-component position vector to a two-component embedding violates the input contract. Record the position numbering and embedding-table version.</w:t>
-      </w:r>
-    </w:p>
-    <w:p>
-      <w:r>
+      <w:pPr>
+        <w:pStyle w:val="Heading3"/>
+      </w:pPr>
+      <w:r>
+        <w:t>Apply the connected idea: Embeddings and position · 4</w:t>
+      </w:r>
+    </w:p>
+    <w:p>
+      <w:pPr>
+        <w:spacing w:line="336" w:lineRule="auto" w:after="180"/>
+      </w:pPr>
+      <w:r>
+        <w:rPr>
+          <w:b w:val="0"/>
+        </w:rPr>
+        <w:t xml:space="preserve">Use a two-token vocabulary: ID 1 means red with </w:t>
+      </w:r>
+      <w:r>
+        <w:rPr>
+          <w:b/>
+        </w:rPr>
+        <w:t>embedding</w:t>
+      </w:r>
+      <w:r>
+        <w:rPr>
+          <w:b w:val="0"/>
+        </w:rPr>
+        <w:t xml:space="preserve"> [1,0]; ID 2 means blue with </w:t>
+      </w:r>
+      <w:r>
+        <w:rPr>
+          <w:b/>
+        </w:rPr>
+        <w:t>embedding</w:t>
+      </w:r>
+      <w:r>
+        <w:rPr>
+          <w:b w:val="0"/>
+        </w:rPr>
+        <w:t xml:space="preserve"> [0,1]. This lookup table is constructed, not trained.</w:t>
+      </w:r>
+    </w:p>
+    <w:p>
+      <w:pPr>
+        <w:spacing w:line="336" w:lineRule="auto" w:after="180"/>
+      </w:pPr>
+      <w:r>
+        <w:rPr>
+          <w:b w:val="0"/>
+        </w:rPr>
+        <w:t xml:space="preserve">The </w:t>
+      </w:r>
+      <w:r>
+        <w:rPr>
+          <w:b/>
+        </w:rPr>
+        <w:t>input</w:t>
+      </w:r>
+      <w:r>
+        <w:rPr>
+          <w:b w:val="0"/>
+        </w:rPr>
+        <w:t xml:space="preserve"> red blue has </w:t>
+      </w:r>
+      <w:r>
+        <w:rPr>
+          <w:b/>
+        </w:rPr>
+        <w:t>embedding</w:t>
+      </w:r>
+      <w:r>
+        <w:rPr>
+          <w:b w:val="0"/>
+        </w:rPr>
+        <w:t xml:space="preserve"> rows [1,0] and [0,1], so its shape is two sequence positions by two components. Reversing the text reverses the rows. ID 2 is not “twice as blue” as ID 1 is red.</w:t>
+      </w:r>
+    </w:p>
+    <w:p>
+      <w:pPr>
+        <w:pStyle w:val="Heading3"/>
+      </w:pPr>
+      <w:r>
+        <w:t>Apply the connected idea: Embeddings and position · 5</w:t>
+      </w:r>
+    </w:p>
+    <w:p>
+      <w:pPr>
+        <w:spacing w:line="336" w:lineRule="auto" w:after="180"/>
+      </w:pPr>
+      <w:r>
+        <w:rPr>
+          <w:b w:val="0"/>
+        </w:rPr>
+        <w:t xml:space="preserve">A model needs a way to use order. A collection of vectors without any order-sensitive procedure may lose that distinction. We introduce one explicit toy scheme: add </w:t>
+      </w:r>
+      <w:r>
+        <w:rPr>
+          <w:b/>
+        </w:rPr>
+        <w:t>position vector</w:t>
+      </w:r>
+      <w:r>
+        <w:rPr>
+          <w:b w:val="0"/>
+        </w:rPr>
+        <w:t xml:space="preserve"> [0,0] at position 0 and [2,0] at position 1.</w:t>
+      </w:r>
+    </w:p>
+    <w:p>
+      <w:pPr>
+        <w:spacing w:line="336" w:lineRule="auto" w:after="180"/>
+      </w:pPr>
+      <w:r>
+        <w:rPr>
+          <w:b w:val="0"/>
+        </w:rPr>
+        <w:t>These invented values teach arithmetic; they are not a recommended production encoding.</w:t>
+      </w:r>
+    </w:p>
+    <w:p>
+      <w:pPr>
+        <w:pStyle w:val="Heading3"/>
+      </w:pPr>
+      <w:r>
+        <w:t>Apply the connected idea: Embeddings and position · 6</w:t>
+      </w:r>
+    </w:p>
+    <w:p>
+      <w:pPr>
+        <w:spacing w:line="336" w:lineRule="auto" w:after="180"/>
+      </w:pPr>
+      <w:r>
+        <w:rPr>
+          <w:b w:val="0"/>
+        </w:rPr>
+        <w:t>The same red token now has [1,0] at position 0 and [3,0] at position 1. Both token identity and position affect the represented row.</w:t>
+      </w:r>
+    </w:p>
+    <w:p>
+      <w:pPr>
+        <w:spacing w:line="336" w:lineRule="auto" w:after="180"/>
+      </w:pPr>
+      <w:r>
+        <w:rPr>
+          <w:b w:val="0"/>
+        </w:rPr>
+        <w:t xml:space="preserve">Addition requires equal widths; adding a three-component </w:t>
+      </w:r>
+      <w:r>
+        <w:rPr>
+          <w:b/>
+        </w:rPr>
+        <w:t>position vector</w:t>
+      </w:r>
+      <w:r>
+        <w:rPr>
+          <w:b w:val="0"/>
+        </w:rPr>
+        <w:t xml:space="preserve"> to a two-component </w:t>
+      </w:r>
+      <w:r>
+        <w:rPr>
+          <w:b/>
+        </w:rPr>
+        <w:t>embedding</w:t>
+      </w:r>
+      <w:r>
+        <w:rPr>
+          <w:b w:val="0"/>
+        </w:rPr>
+        <w:t xml:space="preserve"> violates the </w:t>
+      </w:r>
+      <w:r>
+        <w:rPr>
+          <w:b/>
+        </w:rPr>
+        <w:t>input</w:t>
+      </w:r>
+      <w:r>
+        <w:rPr>
+          <w:b w:val="0"/>
+        </w:rPr>
+        <w:t xml:space="preserve"> contract. Record the position numbering and </w:t>
+      </w:r>
+      <w:r>
+        <w:rPr>
+          <w:b/>
+        </w:rPr>
+        <w:t>embedding</w:t>
+      </w:r>
+      <w:r>
+        <w:rPr>
+          <w:b w:val="0"/>
+        </w:rPr>
+        <w:t>-table version.</w:t>
+      </w:r>
+    </w:p>
+    <w:p>
+      <w:pPr>
+        <w:spacing w:line="336" w:lineRule="auto" w:after="180"/>
+      </w:pPr>
+      <w:r>
+        <w:rPr>
+          <w:b w:val="0"/>
+        </w:rPr>
         <w:t>Guided: A B gives [2,1],[2,2]; B A gives [1,3],[3,0]. Both sums [4,3]. The summation discarded the row-order distinction. Exit: ID gaps are not vector similarity; repeating positions violates the stated table range.</w:t>
       </w:r>
     </w:p>
@@ -782,18 +1577,113 @@
       </w:r>
     </w:p>
     <w:p>
-      <w:r>
-        <w:t>Use the complete worked example below before asking learners to complete W2. Reveal a small part, invite a prediction, then explain the deciding step. These teacher notes contain solutions; do not reveal the independent case answer during modelling.</w:t>
-      </w:r>
-    </w:p>
-    <w:p>
-      <w:r>
-        <w:t>Greedy decoding chooses the largest next-token probability at each step, with an explicit tie rule if needed. It does not always maximise the probability of a complete sequence. Counterexample: first-step A=0.6 and B=0.4. Given A, end=0.51 and x=0.49; given B, end=1. Greedy produces A,end with probability 0.306. The path B,end has probability 0.4, larger than 0.306. This comparison concerns exactly two-step paths; longer completion probabilities require the later conditionals too.</w:t>
-      </w:r>
-    </w:p>
-    <w:p>
-      <w:r>
-        <w:t>A high path probability measures the model’s preference over these specified paths. It is not evidence that a status claim matches a live observation. Format checks and source checks remain separate.</w:t>
+      <w:pPr>
+        <w:spacing w:line="336" w:lineRule="auto" w:after="180"/>
+      </w:pPr>
+      <w:r>
+        <w:rPr>
+          <w:b w:val="0"/>
+        </w:rPr>
+        <w:t xml:space="preserve">Use the complete worked example below before asking learners to complete W2. Reveal a small part, invite a </w:t>
+      </w:r>
+      <w:r>
+        <w:rPr>
+          <w:b/>
+        </w:rPr>
+        <w:t>prediction</w:t>
+      </w:r>
+      <w:r>
+        <w:rPr>
+          <w:b w:val="0"/>
+        </w:rPr>
+        <w:t>, then explain the deciding step.</w:t>
+      </w:r>
+    </w:p>
+    <w:p>
+      <w:pPr>
+        <w:spacing w:line="336" w:lineRule="auto" w:after="180"/>
+      </w:pPr>
+      <w:r>
+        <w:rPr>
+          <w:b w:val="0"/>
+        </w:rPr>
+        <w:t>These teacher notes contain solutions; do not reveal the independent case answer during modelling.</w:t>
+      </w:r>
+    </w:p>
+    <w:p>
+      <w:pPr>
+        <w:pStyle w:val="Heading3"/>
+      </w:pPr>
+      <w:r>
+        <w:t>Model the reasoning aloud · 7</w:t>
+      </w:r>
+    </w:p>
+    <w:p>
+      <w:pPr>
+        <w:spacing w:line="336" w:lineRule="auto" w:after="180"/>
+      </w:pPr>
+      <w:r>
+        <w:rPr>
+          <w:b w:val="0"/>
+        </w:rPr>
+        <w:t>Greedy decoding chooses the largest next-token probability at each step, with an explicit tie rule if needed. It does not always maximise the probability of a complete sequence. Counterexample: first-step A=0.6 and B=0.4.</w:t>
+      </w:r>
+    </w:p>
+    <w:p>
+      <w:pPr>
+        <w:spacing w:line="336" w:lineRule="auto" w:after="180"/>
+      </w:pPr>
+      <w:r>
+        <w:rPr>
+          <w:b w:val="0"/>
+        </w:rPr>
+        <w:t>Given A, end=0.51 and x=0.49; given B, end=1. Greedy produces A,end with probability 0.306. The path B,end has probability 0.4, larger than 0.306.</w:t>
+      </w:r>
+    </w:p>
+    <w:p>
+      <w:pPr>
+        <w:spacing w:line="336" w:lineRule="auto" w:after="180"/>
+      </w:pPr>
+      <w:r>
+        <w:rPr>
+          <w:b w:val="0"/>
+        </w:rPr>
+        <w:t>This comparison concerns exactly two-step paths; longer completion probabilities require the later conditionals too.</w:t>
+      </w:r>
+    </w:p>
+    <w:p>
+      <w:pPr>
+        <w:spacing w:line="336" w:lineRule="auto" w:after="180"/>
+      </w:pPr>
+      <w:r>
+        <w:rPr>
+          <w:b w:val="0"/>
+        </w:rPr>
+        <w:t xml:space="preserve">A high path probability measures the model’s preference over these specified paths. It is not </w:t>
+      </w:r>
+      <w:r>
+        <w:rPr>
+          <w:b/>
+        </w:rPr>
+        <w:t>evidence</w:t>
+      </w:r>
+      <w:r>
+        <w:rPr>
+          <w:b w:val="0"/>
+        </w:rPr>
+        <w:t xml:space="preserve"> that a status claim matches a live </w:t>
+      </w:r>
+      <w:r>
+        <w:rPr>
+          <w:b/>
+        </w:rPr>
+        <w:t>observation</w:t>
+      </w:r>
+      <w:r>
+        <w:rPr>
+          <w:b w:val="0"/>
+        </w:rPr>
+        <w:t>. Format checks and source checks remain separate.</w:t>
       </w:r>
     </w:p>
     <w:tbl>
@@ -899,7 +1789,13 @@
       </w:tr>
     </w:tbl>
     <w:p>
-      <w:r>
+      <w:pPr>
+        <w:spacing w:line="336" w:lineRule="auto" w:after="180"/>
+      </w:pPr>
+      <w:r>
+        <w:rPr>
+          <w:b w:val="0"/>
+        </w:rPr>
         <w:t>Use the diagram and verbal explanation together. Ask learners to match a sentence to a specific visual step; do not assign learners fixed visual or auditory learning styles.</w:t>
       </w:r>
     </w:p>
@@ -912,8 +1808,26 @@
       </w:r>
     </w:p>
     <w:p>
-      <w:r>
-        <w:t>A fictional two-stage token tree illustrates next-token prediction.</w:t>
+      <w:pPr>
+        <w:spacing w:line="336" w:lineRule="auto" w:after="180"/>
+      </w:pPr>
+      <w:r>
+        <w:rPr>
+          <w:b w:val="0"/>
+        </w:rPr>
+        <w:t xml:space="preserve">A fictional two-stage token tree illustrates next-token </w:t>
+      </w:r>
+      <w:r>
+        <w:rPr>
+          <w:b/>
+        </w:rPr>
+        <w:t>prediction</w:t>
+      </w:r>
+      <w:r>
+        <w:rPr>
+          <w:b w:val="0"/>
+        </w:rPr>
+        <w:t>.</w:t>
       </w:r>
     </w:p>
     <w:p>
@@ -925,12 +1839,42 @@
       </w:r>
     </w:p>
     <w:p>
-      <w:r>
+      <w:pPr>
+        <w:pStyle w:val="Heading3"/>
+      </w:pPr>
+      <w:r>
+        <w:t>Supplied facts</w:t>
+      </w:r>
+    </w:p>
+    <w:p>
+      <w:pPr>
+        <w:spacing w:line="336" w:lineRule="auto" w:after="180"/>
+        <w:shd w:fill="F1F6FC"/>
+      </w:pPr>
+      <w:r>
+        <w:rPr>
+          <w:b w:val="0"/>
+        </w:rPr>
         <w:t>First token probabilities: sun 0.55, rain 0.45. Given sun: end 0.4, more 0.6. Given rain: end 0.9, more 0.1.</w:t>
       </w:r>
     </w:p>
     <w:p>
-      <w:r>
+      <w:pPr>
+        <w:pStyle w:val="Heading3"/>
+      </w:pPr>
+      <w:r>
+        <w:t>Supplied facts</w:t>
+      </w:r>
+    </w:p>
+    <w:p>
+      <w:pPr>
+        <w:spacing w:line="336" w:lineRule="auto" w:after="180"/>
+        <w:shd w:fill="F1F6FC"/>
+      </w:pPr>
+      <w:r>
+        <w:rPr>
+          <w:b w:val="0"/>
+        </w:rPr>
         <w:t>These are complete toy branches; end paths stop, more paths do not.</w:t>
       </w:r>
     </w:p>
@@ -1152,20 +2096,62 @@
       </w:r>
     </w:p>
     <w:p>
-      <w:r>
-        <w:t>Conditional probabilities describe what follows a particular prefix. Multiplying along a path gives its joint probability. The four branch products sum to 1, but the two end paths sum to 0.625 because more branches have not ended. Greedy decoding selects sun then more; it does not guarantee the most likely complete sequence.</w:t>
-      </w:r>
-    </w:p>
-    <w:p>
       <w:pPr>
         <w:pStyle w:val="Heading3"/>
       </w:pPr>
       <w:r>
+        <w:t>Why the result follows</w:t>
+      </w:r>
+    </w:p>
+    <w:p>
+      <w:pPr>
+        <w:spacing w:line="336" w:lineRule="auto" w:after="180"/>
+        <w:shd w:fill="F1F6FC"/>
+      </w:pPr>
+      <w:r>
+        <w:rPr>
+          <w:b w:val="0"/>
+        </w:rPr>
+        <w:t>Conditional probabilities describe what follows a particular prefix. Multiplying along a path gives its joint probability.</w:t>
+      </w:r>
+    </w:p>
+    <w:p>
+      <w:pPr>
+        <w:spacing w:line="336" w:lineRule="auto" w:after="180"/>
+        <w:shd w:fill="F1F6FC"/>
+      </w:pPr>
+      <w:r>
+        <w:rPr>
+          <w:b w:val="0"/>
+        </w:rPr>
+        <w:t>The four branch products sum to 1, but the two end paths sum to 0.625 because more branches have not ended. Greedy decoding selects sun then more; it does not guarantee the most likely complete sequence.</w:t>
+      </w:r>
+    </w:p>
+    <w:p>
+      <w:pPr>
+        <w:pStyle w:val="Heading3"/>
+      </w:pPr>
+      <w:r>
         <w:t>What this example does not establish</w:t>
       </w:r>
     </w:p>
     <w:p>
-      <w:r>
+      <w:pPr>
+        <w:pStyle w:val="Heading3"/>
+      </w:pPr>
+      <w:r>
+        <w:t>Keep the stated limit</w:t>
+      </w:r>
+    </w:p>
+    <w:p>
+      <w:pPr>
+        <w:spacing w:line="336" w:lineRule="auto" w:after="180"/>
+        <w:shd w:fill="FFF5E6"/>
+      </w:pPr>
+      <w:r>
+        <w:rPr>
+          <w:b w:val="0"/>
+        </w:rPr>
         <w:t>These word labels and tiny tables are illustrative; path probability is not a measure of real-world truth.</w:t>
       </w:r>
     </w:p>
@@ -1178,31 +2164,143 @@
       </w:r>
     </w:p>
     <w:p>
-      <w:r>
+      <w:pPr>
+        <w:pStyle w:val="Heading3"/>
+      </w:pPr>
+      <w:r>
+        <w:t>Change one thing</w:t>
+      </w:r>
+    </w:p>
+    <w:p>
+      <w:pPr>
+        <w:spacing w:line="336" w:lineRule="auto" w:after="180"/>
+        <w:shd w:fill="F5F1FB"/>
+      </w:pPr>
+      <w:r>
+        <w:rPr>
+          <w:b w:val="0"/>
+        </w:rPr>
         <w:t>Change: Raise end-given-sun to 0.8 and lower more-given-sun to 0.2.</w:t>
       </w:r>
     </w:p>
     <w:p>
-      <w:r>
-        <w:t>Prediction: sun→end becomes 0.44, beating unchanged rain→end 0.405.</w:t>
-      </w:r>
-    </w:p>
-    <w:p>
-      <w:r>
-        <w:t>Reason: Changing one conditional distribution changes its path products while the first-token probabilities remain fixed.</w:t>
-      </w:r>
-    </w:p>
-    <w:p>
       <w:pPr>
         <w:pStyle w:val="Heading3"/>
       </w:pPr>
       <w:r>
+        <w:t>Predicted result</w:t>
+      </w:r>
+    </w:p>
+    <w:p>
+      <w:pPr>
+        <w:spacing w:line="336" w:lineRule="auto" w:after="180"/>
+        <w:shd w:fill="F1F6FC"/>
+      </w:pPr>
+      <w:r>
+        <w:rPr>
+          <w:b/>
+        </w:rPr>
+        <w:t>Prediction</w:t>
+      </w:r>
+      <w:r>
+        <w:rPr>
+          <w:b w:val="0"/>
+        </w:rPr>
+        <w:t>: sun→end becomes 0.44, beating unchanged rain→end 0.405.</w:t>
+      </w:r>
+    </w:p>
+    <w:p>
+      <w:pPr>
+        <w:pStyle w:val="Heading3"/>
+      </w:pPr>
+      <w:r>
+        <w:t>Why the result follows</w:t>
+      </w:r>
+    </w:p>
+    <w:p>
+      <w:pPr>
+        <w:spacing w:line="336" w:lineRule="auto" w:after="180"/>
+        <w:shd w:fill="F1F6FC"/>
+      </w:pPr>
+      <w:r>
+        <w:rPr>
+          <w:b w:val="0"/>
+        </w:rPr>
+        <w:t xml:space="preserve">Reason: Changing one conditional </w:t>
+      </w:r>
+      <w:r>
+        <w:rPr>
+          <w:b/>
+        </w:rPr>
+        <w:t>distribution</w:t>
+      </w:r>
+      <w:r>
+        <w:rPr>
+          <w:b w:val="0"/>
+        </w:rPr>
+        <w:t xml:space="preserve"> changes its path products while the first-token probabilities remain fixed.</w:t>
+      </w:r>
+    </w:p>
+    <w:p>
+      <w:pPr>
+        <w:pStyle w:val="Heading3"/>
+      </w:pPr>
+      <w:r>
         <w:t>Ask while showing the picture</w:t>
       </w:r>
     </w:p>
     <w:p>
-      <w:r>
-        <w:t>Cover the result. Ask learners to name the inputs and predict the next step. Uncover one step, connect the icon to the actual procedure, and explain its evidence. Then change the supplied condition and compare. The picture is a representation; it does not document execution of a real AI model.</w:t>
+      <w:pPr>
+        <w:pStyle w:val="Heading3"/>
+      </w:pPr>
+      <w:r>
+        <w:t>Ask while showing the picture · 8</w:t>
+      </w:r>
+    </w:p>
+    <w:p>
+      <w:pPr>
+        <w:spacing w:line="336" w:lineRule="auto" w:after="180"/>
+      </w:pPr>
+      <w:r>
+        <w:rPr>
+          <w:b w:val="0"/>
+        </w:rPr>
+        <w:t xml:space="preserve">Cover the result. Ask learners to name the </w:t>
+      </w:r>
+      <w:r>
+        <w:rPr>
+          <w:b/>
+        </w:rPr>
+        <w:t>input</w:t>
+      </w:r>
+      <w:r>
+        <w:rPr>
+          <w:b w:val="0"/>
+        </w:rPr>
+        <w:t xml:space="preserve">s and predict the next step. Uncover one step, connect the icon to the actual procedure, and explain its </w:t>
+      </w:r>
+      <w:r>
+        <w:rPr>
+          <w:b/>
+        </w:rPr>
+        <w:t>evidence</w:t>
+      </w:r>
+      <w:r>
+        <w:rPr>
+          <w:b w:val="0"/>
+        </w:rPr>
+        <w:t>. Then change the supplied condition and compare.</w:t>
+      </w:r>
+    </w:p>
+    <w:p>
+      <w:pPr>
+        <w:spacing w:line="336" w:lineRule="auto" w:after="180"/>
+      </w:pPr>
+      <w:r>
+        <w:rPr>
+          <w:b w:val="0"/>
+        </w:rPr>
+        <w:t>The picture is a representation; it does not document execution of a real AI model.</w:t>
       </w:r>
     </w:p>
     <w:p>
@@ -1214,11 +2312,16 @@
       </w:r>
     </w:p>
     <w:p>
+      <w:r>
+        <w:t>Demonstrate A Distribution of Possibilities, reduce support deliberately and check individual reasoning before discussing answers.</w:t>
+      </w:r>
+    </w:p>
+    <w:p>
       <w:pPr>
         <w:pStyle w:val="Heading3"/>
       </w:pPr>
       <w:r>
-        <w:t>Demonstrate and guide practice</w:t>
+        <w:t>Board sequence</w:t>
       </w:r>
     </w:p>
     <w:p>
@@ -1226,55 +2329,197 @@
         <w:pStyle w:val="Heading3"/>
       </w:pPr>
       <w:r>
-        <w:t>Board sequence</w:t>
-      </w:r>
-    </w:p>
-    <w:p>
-      <w:r>
-        <w:t>Write the given facts: A toy next-token distribution is rain .5, sun .3, snow .2.</w:t>
-      </w:r>
-    </w:p>
-    <w:p>
-      <w:r>
+        <w:t>1. Put the facts on the board</w:t>
+      </w:r>
+    </w:p>
+    <w:p>
+      <w:pPr>
+        <w:spacing w:line="336" w:lineRule="auto" w:after="180"/>
+        <w:shd w:fill="F4F9FC"/>
+      </w:pPr>
+      <w:r>
+        <w:rPr>
+          <w:b w:val="0"/>
+        </w:rPr>
+        <w:t xml:space="preserve">Write the given facts: A toy next-token </w:t>
+      </w:r>
+      <w:r>
+        <w:rPr>
+          <w:b/>
+        </w:rPr>
+        <w:t>distribution</w:t>
+      </w:r>
+      <w:r>
+        <w:rPr>
+          <w:b w:val="0"/>
+        </w:rPr>
+        <w:t xml:space="preserve"> is rain .5, sun .3, snow .2.</w:t>
+      </w:r>
+    </w:p>
+    <w:p>
+      <w:pPr>
+        <w:pStyle w:val="Heading3"/>
+      </w:pPr>
+      <w:r>
+        <w:t>2. State the decision to explain</w:t>
+      </w:r>
+    </w:p>
+    <w:p>
+      <w:pPr>
+        <w:spacing w:line="336" w:lineRule="auto" w:after="180"/>
+        <w:shd w:fill="F4F9FC"/>
+      </w:pPr>
+      <w:r>
+        <w:rPr>
+          <w:b w:val="0"/>
+        </w:rPr>
         <w:t>Write the question to explain: Check total and interpret the largest value.</w:t>
       </w:r>
     </w:p>
     <w:p>
-      <w:r>
-        <w:t>Reveal after predictions: Total is 1. Rain is most likely, not guaranteed under sampling. Token probability is not whole-sentence truth.</w:t>
-      </w:r>
-    </w:p>
-    <w:p>
-      <w:r>
-        <w:t>Keep for an independent attempt: A toy next-token distribution assigns cat 0.5, dog 0.3 and bird 0.2. Check the total and name the most likely token. Must it be selected every time when sampling?</w:t>
-      </w:r>
-    </w:p>
-    <w:p>
       <w:pPr>
         <w:pStyle w:val="Heading3"/>
       </w:pPr>
       <w:r>
+        <w:t>3. Reveal the worked reasoning</w:t>
+      </w:r>
+    </w:p>
+    <w:p>
+      <w:pPr>
+        <w:spacing w:line="336" w:lineRule="auto" w:after="180"/>
+        <w:shd w:fill="F1F6FC"/>
+      </w:pPr>
+      <w:r>
+        <w:rPr>
+          <w:b w:val="0"/>
+        </w:rPr>
+        <w:t xml:space="preserve">Reveal after </w:t>
+      </w:r>
+      <w:r>
+        <w:rPr>
+          <w:b/>
+        </w:rPr>
+        <w:t>prediction</w:t>
+      </w:r>
+      <w:r>
+        <w:rPr>
+          <w:b w:val="0"/>
+        </w:rPr>
+        <w:t>s: Total is 1. Rain is most likely, not guaranteed under sampling. Token probability is not whole-sentence truth.</w:t>
+      </w:r>
+    </w:p>
+    <w:p>
+      <w:pPr>
+        <w:pStyle w:val="Heading3"/>
+      </w:pPr>
+      <w:r>
+        <w:t>Hold back the independent task</w:t>
+      </w:r>
+    </w:p>
+    <w:p>
+      <w:pPr>
+        <w:spacing w:line="336" w:lineRule="auto" w:after="180"/>
+        <w:shd w:fill="F5F1FB"/>
+      </w:pPr>
+      <w:r>
+        <w:rPr>
+          <w:b w:val="0"/>
+        </w:rPr>
+        <w:t xml:space="preserve">Keep for an independent attempt: A toy next-token </w:t>
+      </w:r>
+      <w:r>
+        <w:rPr>
+          <w:b/>
+        </w:rPr>
+        <w:t>distribution</w:t>
+      </w:r>
+      <w:r>
+        <w:rPr>
+          <w:b w:val="0"/>
+        </w:rPr>
+        <w:t xml:space="preserve"> assigns cat 0.5, dog 0.3 and bird 0.2. Check the total and name the most likely token. Must it be selected every time when sampling?</w:t>
+      </w:r>
+    </w:p>
+    <w:p>
+      <w:pPr>
+        <w:pStyle w:val="Heading3"/>
+      </w:pPr>
+      <w:r>
         <w:t>Classroom dialogue</w:t>
       </w:r>
     </w:p>
     <w:p>
-      <w:r>
+      <w:pPr>
+        <w:pStyle w:val="Heading3"/>
+      </w:pPr>
+      <w:r>
+        <w:t>Ask the class</w:t>
+      </w:r>
+    </w:p>
+    <w:p>
+      <w:pPr>
+        <w:spacing w:line="336" w:lineRule="auto" w:after="180"/>
+        <w:shd w:fill="F5F1FB"/>
+      </w:pPr>
+      <w:r>
+        <w:rPr>
+          <w:b w:val="0"/>
+        </w:rPr>
         <w:t>Ask: Which facts are given, and which would we have to assume? Learners mark relevant details before discussing answers.</w:t>
       </w:r>
     </w:p>
     <w:p>
-      <w:r>
+      <w:pPr>
+        <w:pStyle w:val="Heading3"/>
+      </w:pPr>
+      <w:r>
+        <w:t>Language to model</w:t>
+      </w:r>
+    </w:p>
+    <w:p>
+      <w:pPr>
+        <w:spacing w:line="336" w:lineRule="auto" w:after="180"/>
+        <w:shd w:fill="F1F6F8"/>
+      </w:pPr>
+      <w:r>
+        <w:rPr>
+          <w:b w:val="0"/>
+        </w:rPr>
         <w:t>Say: Predict first. Show the rule, information path or calculation that would produce the result. A correct guess is not yet an explanation.</w:t>
       </w:r>
     </w:p>
     <w:p>
-      <w:r>
+      <w:pPr>
+        <w:spacing w:line="336" w:lineRule="auto" w:after="180"/>
+      </w:pPr>
+      <w:r>
+        <w:rPr>
+          <w:b w:val="0"/>
+        </w:rPr>
         <w:t>Reveal reasoning one step at a time. Explain why a tempting alternative fails. Write units and denominators for arithmetic, trace conditions for decisions, and identify supporting sources for claims.</w:t>
       </w:r>
     </w:p>
     <w:p>
-      <w:r>
-        <w:t>In pairs, one learner solves while the other checks evidence; exchange roles. Remove the worked answer before independent assessment.</w:t>
+      <w:pPr>
+        <w:spacing w:line="336" w:lineRule="auto" w:after="180"/>
+      </w:pPr>
+      <w:r>
+        <w:rPr>
+          <w:b w:val="0"/>
+        </w:rPr>
+        <w:t xml:space="preserve">In pairs, one learner solves while the other checks </w:t>
+      </w:r>
+      <w:r>
+        <w:rPr>
+          <w:b/>
+        </w:rPr>
+        <w:t>evidence</w:t>
+      </w:r>
+      <w:r>
+        <w:rPr>
+          <w:b w:val="0"/>
+        </w:rPr>
+        <w:t>; exchange roles. Remove the worked answer before independent assessment.</w:t>
       </w:r>
     </w:p>
     <w:p>
@@ -1286,8 +2531,25 @@
       </w:r>
     </w:p>
     <w:p>
-      <w:r>
-        <w:t>Guided: red,end 0.4*0.9 = 0.36; blue,end 0.6*0.5 = 0.3. Blue is the preferred first token but red,end has the larger specified end-path probability. Exit: the complement includes unknown, and model next-token probabilities do not measure observed room-state frequency.</w:t>
+      <w:pPr>
+        <w:spacing w:line="336" w:lineRule="auto" w:after="180"/>
+      </w:pPr>
+      <w:r>
+        <w:rPr>
+          <w:b w:val="0"/>
+        </w:rPr>
+        <w:t>Guided: red,end 0.4*0.9 = 0.36; blue,end 0.6*0.5 = 0.3. Blue is the preferred first token but red,end has the larger specified end-path probability.</w:t>
+      </w:r>
+    </w:p>
+    <w:p>
+      <w:pPr>
+        <w:spacing w:line="336" w:lineRule="auto" w:after="180"/>
+      </w:pPr>
+      <w:r>
+        <w:rPr>
+          <w:b w:val="0"/>
+        </w:rPr>
+        <w:t>Exit: the complement includes unknown, and model next-token probabilities do not measure observed room-state frequency.</w:t>
       </w:r>
     </w:p>
     <w:p>
@@ -1739,18 +3001,77 @@
       </w:r>
     </w:p>
     <w:p>
-      <w:r>
+      <w:pPr>
+        <w:pStyle w:val="Heading3"/>
+      </w:pPr>
+      <w:r>
+        <w:t>Completion practice</w:t>
+      </w:r>
+    </w:p>
+    <w:p>
+      <w:pPr>
+        <w:spacing w:line="336" w:lineRule="auto" w:after="180"/>
+        <w:shd w:fill="F5F1FB"/>
+      </w:pPr>
+      <w:r>
+        <w:rPr>
+          <w:b w:val="0"/>
+        </w:rPr>
         <w:t>Completion task: Compute ready,end; busy,end; unknown,end and their combined probability.</w:t>
       </w:r>
     </w:p>
     <w:p>
-      <w:r>
+      <w:pPr>
+        <w:pStyle w:val="Heading3"/>
+      </w:pPr>
+      <w:r>
+        <w:t>Reasoning to listen for</w:t>
+      </w:r>
+    </w:p>
+    <w:p>
+      <w:pPr>
+        <w:spacing w:line="336" w:lineRule="auto" w:after="180"/>
+        <w:shd w:fill="F1F6FC"/>
+      </w:pPr>
+      <w:r>
+        <w:rPr>
+          <w:b w:val="0"/>
+        </w:rPr>
         <w:t>Teacher check: Teacher explanation: Path probabilities 0.4,0.15,0.2; combined probability of ending at step two is 0.75.</w:t>
       </w:r>
     </w:p>
     <w:p>
-      <w:r>
-        <w:t>Start by identifying the given inputs together. Leave the intermediate steps blank. If needed, model one step, then withdraw that help on the next step. Move to a full trace only when the partial trace is understood. For partners, alternate explainer and checker; collect a response from every learner before discussion.</w:t>
+      <w:pPr>
+        <w:spacing w:line="336" w:lineRule="auto" w:after="180"/>
+      </w:pPr>
+      <w:r>
+        <w:rPr>
+          <w:b w:val="0"/>
+        </w:rPr>
+        <w:t xml:space="preserve">Start by identifying the given </w:t>
+      </w:r>
+      <w:r>
+        <w:rPr>
+          <w:b/>
+        </w:rPr>
+        <w:t>input</w:t>
+      </w:r>
+      <w:r>
+        <w:rPr>
+          <w:b w:val="0"/>
+        </w:rPr>
+        <w:t>s together. Leave the intermediate steps blank. If needed, model one step, then withdraw that help on the next step. Move to a full trace only when the partial trace is understood.</w:t>
+      </w:r>
+    </w:p>
+    <w:p>
+      <w:pPr>
+        <w:spacing w:line="336" w:lineRule="auto" w:after="180"/>
+      </w:pPr>
+      <w:r>
+        <w:rPr>
+          <w:b w:val="0"/>
+        </w:rPr>
+        <w:t>For partners, alternate explainer and checker; collect a response from every learner before discussion.</w:t>
       </w:r>
     </w:p>
     <w:p>
@@ -1762,18 +3083,37 @@
       </w:r>
     </w:p>
     <w:p>
-      <w:r>
-        <w:t>Use the worked case for Next token distributions. Proposed explanation: “Conditional products assume independence”. Decide whether this explanation is supported. Point to the step or supplied fact that decides; explain your repair if needed.</w:t>
-      </w:r>
-    </w:p>
-    <w:p>
-      <w:r>
-        <w:t>Expected correction: Use a different conditional probability for each expanded prefix.</w:t>
-      </w:r>
-    </w:p>
-    <w:p>
-      <w:r>
-        <w:t>Collect explanations, not only yes/no votes. If a misunderstanding is common, re-model the relevant step for the class. If it affects a few learners, give a short targeted group explanation while others solve a more demanding variation.</w:t>
+      <w:pPr>
+        <w:spacing w:line="336" w:lineRule="auto" w:after="180"/>
+      </w:pPr>
+      <w:r>
+        <w:rPr>
+          <w:b w:val="0"/>
+        </w:rPr>
+        <w:t xml:space="preserve">Use the worked case for Next token </w:t>
+      </w:r>
+      <w:r>
+        <w:rPr>
+          <w:b/>
+        </w:rPr>
+        <w:t>distribution</w:t>
+      </w:r>
+      <w:r>
+        <w:rPr>
+          <w:b w:val="0"/>
+        </w:rPr>
+        <w:t>s. Proposed explanation: “Conditional products assume independence”. Decide whether this explanation is supported.</w:t>
+      </w:r>
+    </w:p>
+    <w:p>
+      <w:pPr>
+        <w:spacing w:line="336" w:lineRule="auto" w:after="180"/>
+      </w:pPr>
+      <w:r>
+        <w:rPr>
+          <w:b w:val="0"/>
+        </w:rPr>
+        <w:t>Point to the step or supplied fact that decides; explain your repair if needed.</w:t>
       </w:r>
     </w:p>
     <w:p>
@@ -1781,41 +3121,203 @@
         <w:pStyle w:val="Heading3"/>
       </w:pPr>
       <w:r>
+        <w:t>Expected repair</w:t>
+      </w:r>
+    </w:p>
+    <w:p>
+      <w:pPr>
+        <w:spacing w:line="336" w:lineRule="auto" w:after="180"/>
+        <w:shd w:fill="F1F6FC"/>
+      </w:pPr>
+      <w:r>
+        <w:rPr>
+          <w:b w:val="0"/>
+        </w:rPr>
+        <w:t xml:space="preserve">Expected correction: Use a different </w:t>
+      </w:r>
+      <w:r>
+        <w:rPr>
+          <w:b/>
+        </w:rPr>
+        <w:t>conditional probability</w:t>
+      </w:r>
+      <w:r>
+        <w:rPr>
+          <w:b w:val="0"/>
+        </w:rPr>
+        <w:t xml:space="preserve"> for each expanded prefix.</w:t>
+      </w:r>
+    </w:p>
+    <w:p>
+      <w:pPr>
+        <w:spacing w:line="336" w:lineRule="auto" w:after="180"/>
+      </w:pPr>
+      <w:r>
+        <w:rPr>
+          <w:b w:val="0"/>
+        </w:rPr>
+        <w:t>Collect explanations, not only yes/no votes. If a misunderstanding is common, re-model the relevant step for the class.</w:t>
+      </w:r>
+    </w:p>
+    <w:p>
+      <w:pPr>
+        <w:spacing w:line="336" w:lineRule="auto" w:after="180"/>
+      </w:pPr>
+      <w:r>
+        <w:rPr>
+          <w:b w:val="0"/>
+        </w:rPr>
+        <w:t>If it affects a few learners, give a short targeted group explanation while others solve a more demanding variation.</w:t>
+      </w:r>
+    </w:p>
+    <w:p>
+      <w:pPr>
+        <w:pStyle w:val="Heading3"/>
+      </w:pPr>
+      <w:r>
         <w:t>Connected teaching cycle: Embeddings and position</w:t>
       </w:r>
     </w:p>
     <w:p>
-      <w:r>
-        <w:t>Target: Look up token embeddings and add explicit position vectors</w:t>
-      </w:r>
-    </w:p>
-    <w:p>
-      <w:r>
+      <w:pPr>
+        <w:spacing w:line="336" w:lineRule="auto" w:after="180"/>
+      </w:pPr>
+      <w:r>
+        <w:rPr>
+          <w:b w:val="0"/>
+        </w:rPr>
+        <w:t xml:space="preserve">Target: Look up token </w:t>
+      </w:r>
+      <w:r>
+        <w:rPr>
+          <w:b/>
+        </w:rPr>
+        <w:t>embedding</w:t>
+      </w:r>
+      <w:r>
+        <w:rPr>
+          <w:b w:val="0"/>
+        </w:rPr>
+        <w:t xml:space="preserve">s and add explicit </w:t>
+      </w:r>
+      <w:r>
+        <w:rPr>
+          <w:b/>
+        </w:rPr>
+        <w:t>position vector</w:t>
+      </w:r>
+      <w:r>
+        <w:rPr>
+          <w:b w:val="0"/>
+        </w:rPr>
+        <w:t>s</w:t>
+      </w:r>
+    </w:p>
+    <w:p>
+      <w:pPr>
+        <w:spacing w:line="336" w:lineRule="auto" w:after="180"/>
+      </w:pPr>
+      <w:r>
+        <w:rPr>
+          <w:b w:val="0"/>
+        </w:rPr>
         <w:t>Reserve further sessions for this topic; the 135-minute primary plan does not absorb all added content.</w:t>
       </w:r>
     </w:p>
     <w:p>
-      <w:r>
+      <w:pPr>
+        <w:spacing w:line="336" w:lineRule="auto" w:after="180"/>
+      </w:pPr>
+      <w:r>
+        <w:rPr>
+          <w:b w:val="0"/>
+        </w:rPr>
         <w:t>Completion practice: Compute representations for red blue and blue red under the stated position table.</w:t>
       </w:r>
     </w:p>
     <w:p>
-      <w:r>
+      <w:pPr>
+        <w:pStyle w:val="Heading3"/>
+      </w:pPr>
+      <w:r>
+        <w:t>Reasoning to listen for</w:t>
+      </w:r>
+    </w:p>
+    <w:p>
+      <w:pPr>
+        <w:spacing w:line="336" w:lineRule="auto" w:after="180"/>
+        <w:shd w:fill="F1F6FC"/>
+      </w:pPr>
+      <w:r>
+        <w:rPr>
+          <w:b w:val="0"/>
+        </w:rPr>
         <w:t>Teacher check: Teacher explanation: red blue rows [1,0],[2,1]; blue red rows [0,1],[3,0]. Addition is component by component.</w:t>
       </w:r>
     </w:p>
     <w:p>
-      <w:r>
-        <w:t>Individual check: For Embeddings and position, use its worked case to evaluate this proposed explanation: “A position vector guarantees every summary preserves order”. Explain the deciding step.</w:t>
-      </w:r>
-    </w:p>
-    <w:p>
-      <w:r>
+      <w:pPr>
+        <w:spacing w:line="336" w:lineRule="auto" w:after="180"/>
+      </w:pPr>
+      <w:r>
+        <w:rPr>
+          <w:b w:val="0"/>
+        </w:rPr>
+        <w:t xml:space="preserve">Individual check: For </w:t>
+      </w:r>
+      <w:r>
+        <w:rPr>
+          <w:b/>
+        </w:rPr>
+        <w:t>Embedding</w:t>
+      </w:r>
+      <w:r>
+        <w:rPr>
+          <w:b w:val="0"/>
+        </w:rPr>
+        <w:t xml:space="preserve">s and position, use its worked case to evaluate this proposed explanation: “A </w:t>
+      </w:r>
+      <w:r>
+        <w:rPr>
+          <w:b/>
+        </w:rPr>
+        <w:t>position vector</w:t>
+      </w:r>
+      <w:r>
+        <w:rPr>
+          <w:b w:val="0"/>
+        </w:rPr>
+        <w:t xml:space="preserve"> guarantees every summary preserves order”. Explain the deciding step.</w:t>
+      </w:r>
+    </w:p>
+    <w:p>
+      <w:pPr>
+        <w:pStyle w:val="Heading3"/>
+      </w:pPr>
+      <w:r>
+        <w:t>Expected repair</w:t>
+      </w:r>
+    </w:p>
+    <w:p>
+      <w:pPr>
+        <w:spacing w:line="336" w:lineRule="auto" w:after="180"/>
+        <w:shd w:fill="F1F6FC"/>
+      </w:pPr>
+      <w:r>
+        <w:rPr>
+          <w:b w:val="0"/>
+        </w:rPr>
         <w:t>Expected correction: The supplied sum counterexample loses the difference.</w:t>
       </w:r>
     </w:p>
     <w:p>
-      <w:r>
+      <w:pPr>
+        <w:spacing w:line="336" w:lineRule="auto" w:after="180"/>
+      </w:pPr>
+      <w:r>
+        <w:rPr>
+          <w:b w:val="0"/>
+        </w:rPr>
         <w:t>Apply the same support, independent transfer and delayed-review decisions to the named connected-topic workbook tasks.</w:t>
       </w:r>
     </w:p>
@@ -1828,7 +3330,14 @@
       </w:r>
     </w:p>
     <w:p>
-      <w:r>
+      <w:pPr>
+        <w:spacing w:line="336" w:lineRule="auto" w:after="180"/>
+        <w:shd w:fill="F5F1FB"/>
+      </w:pPr>
+      <w:r>
+        <w:rPr>
+          <w:b w:val="0"/>
+        </w:rPr>
         <w:t>Why is 0.625 not a broken probability sum?</w:t>
       </w:r>
     </w:p>
@@ -1841,18 +3350,72 @@
       </w:r>
     </w:p>
     <w:p>
-      <w:r>
+      <w:pPr>
+        <w:spacing w:line="336" w:lineRule="auto" w:after="180"/>
+      </w:pPr>
+      <w:r>
+        <w:rPr>
+          <w:b w:val="0"/>
+        </w:rPr>
         <w:t>It counts only the two paths ending now; the remaining 0.375 belongs to sun→more and rain→more.</w:t>
       </w:r>
     </w:p>
     <w:p>
-      <w:r>
-        <w:t>Changed-case reasoning: sun→end becomes 0.44, beating unchanged rain→end 0.405. Changing one conditional distribution changes its path products while the first-token probabilities remain fixed.</w:t>
-      </w:r>
-    </w:p>
-    <w:p>
-      <w:r>
-        <w:t>Collect each learner’s explanation before discussion. Use the first missing connection between input, deciding step and result to choose support. This question is worked-case practice, not fresh mastery evidence.</w:t>
+      <w:pPr>
+        <w:spacing w:line="336" w:lineRule="auto" w:after="180"/>
+      </w:pPr>
+      <w:r>
+        <w:rPr>
+          <w:b w:val="0"/>
+        </w:rPr>
+        <w:t xml:space="preserve">Changed-case reasoning: sun→end becomes 0.44, beating unchanged rain→end 0.405. Changing one conditional </w:t>
+      </w:r>
+      <w:r>
+        <w:rPr>
+          <w:b/>
+        </w:rPr>
+        <w:t>distribution</w:t>
+      </w:r>
+      <w:r>
+        <w:rPr>
+          <w:b w:val="0"/>
+        </w:rPr>
+        <w:t xml:space="preserve"> changes its path products while the first-token probabilities remain fixed.</w:t>
+      </w:r>
+    </w:p>
+    <w:p>
+      <w:pPr>
+        <w:spacing w:line="336" w:lineRule="auto" w:after="180"/>
+      </w:pPr>
+      <w:r>
+        <w:rPr>
+          <w:b w:val="0"/>
+        </w:rPr>
+        <w:t xml:space="preserve">Collect each learner’s explanation before discussion. Use the first missing connection between </w:t>
+      </w:r>
+      <w:r>
+        <w:rPr>
+          <w:b/>
+        </w:rPr>
+        <w:t>input</w:t>
+      </w:r>
+      <w:r>
+        <w:rPr>
+          <w:b w:val="0"/>
+        </w:rPr>
+        <w:t xml:space="preserve">, deciding step and result to choose support. This question is worked-case practice, not fresh mastery </w:t>
+      </w:r>
+      <w:r>
+        <w:rPr>
+          <w:b/>
+        </w:rPr>
+        <w:t>evidence</w:t>
+      </w:r>
+      <w:r>
+        <w:rPr>
+          <w:b w:val="0"/>
+        </w:rPr>
+        <w:t>.</w:t>
       </w:r>
     </w:p>
     <w:p>
@@ -1864,54 +3427,117 @@
       </w:r>
     </w:p>
     <w:p>
+      <w:r>
+        <w:t>Run the A Distribution of Possibilities investigation and use the first unsupported step to choose a teaching response.</w:t>
+      </w:r>
+    </w:p>
+    <w:p>
+      <w:pPr>
+        <w:spacing w:line="336" w:lineRule="auto" w:after="180"/>
+      </w:pPr>
+      <w:r>
+        <w:rPr>
+          <w:b w:val="0"/>
+        </w:rPr>
+        <w:t>Words You Can Use to Reason</w:t>
+      </w:r>
+    </w:p>
+    <w:p>
+      <w:pPr>
+        <w:spacing w:line="336" w:lineRule="auto" w:after="180"/>
+      </w:pPr>
+      <w:r>
+        <w:rPr>
+          <w:b w:val="0"/>
+        </w:rPr>
+        <w:t>A definition matters when you can recognize the idea, use it, and contrast it with a near-miss.</w:t>
+      </w:r>
+    </w:p>
+    <w:p>
+      <w:pPr>
+        <w:spacing w:line="336" w:lineRule="auto" w:after="180"/>
+      </w:pPr>
+      <w:r>
+        <w:rPr>
+          <w:b w:val="0"/>
+        </w:rPr>
+        <w:t>Predict → Test → Record → Explain</w:t>
+      </w:r>
+    </w:p>
+    <w:p>
+      <w:pPr>
+        <w:spacing w:line="336" w:lineRule="auto" w:after="180"/>
+      </w:pPr>
+      <w:r>
+        <w:rPr>
+          <w:b w:val="0"/>
+        </w:rPr>
+        <w:t>Keep expected and actual results separate. Surprises are useful data when recorded honestly.</w:t>
+      </w:r>
+    </w:p>
+    <w:p>
+      <w:pPr>
+        <w:spacing w:line="336" w:lineRule="auto" w:after="180"/>
+      </w:pPr>
+      <w:r>
+        <w:rPr>
+          <w:b w:val="0"/>
+        </w:rPr>
+        <w:t xml:space="preserve">Build a weighted token spinner, </w:t>
+      </w:r>
+      <w:r>
+        <w:rPr>
+          <w:b/>
+        </w:rPr>
+        <w:t>sample</w:t>
+      </w:r>
+      <w:r>
+        <w:rPr>
+          <w:b w:val="0"/>
+        </w:rPr>
+        <w:t xml:space="preserve"> twenty times, tally outcomes, and compare observed counts with expected relative weights.</w:t>
+      </w:r>
+    </w:p>
+    <w:p>
+      <w:pPr>
+        <w:spacing w:line="336" w:lineRule="auto" w:after="180"/>
+        <w:shd w:fill="F5F1FB"/>
+      </w:pPr>
+      <w:r>
+        <w:rPr>
+          <w:b w:val="0"/>
+        </w:rPr>
+        <w:t>What did the hardest test teach you that the normal test did not?</w:t>
+      </w:r>
+    </w:p>
+    <w:p>
       <w:pPr>
         <w:pStyle w:val="Heading3"/>
       </w:pPr>
       <w:r>
-        <w:t>Run the weekly evidence lab</w:t>
-      </w:r>
-    </w:p>
-    <w:p>
-      <w:r>
-        <w:t>Words You Can Use to Reason</w:t>
-      </w:r>
-    </w:p>
-    <w:p>
-      <w:r>
-        <w:t>A definition matters when you can recognize the idea, use it, and contrast it with a near-miss.</w:t>
-      </w:r>
-    </w:p>
-    <w:p>
-      <w:r>
-        <w:t>Predict → Test → Record → Explain</w:t>
-      </w:r>
-    </w:p>
-    <w:p>
-      <w:r>
-        <w:t>Keep expected and actual results separate. Surprises are useful data when recorded honestly.</w:t>
-      </w:r>
-    </w:p>
-    <w:p>
-      <w:r>
-        <w:t>Build a weighted token spinner, sample twenty times, tally outcomes, and compare observed counts with expected relative weights.</w:t>
-      </w:r>
-    </w:p>
-    <w:p>
-      <w:r>
-        <w:t>What did the hardest test teach you that the normal test did not?</w:t>
-      </w:r>
-    </w:p>
-    <w:p>
-      <w:pPr>
-        <w:pStyle w:val="Heading3"/>
-      </w:pPr>
-      <w:r>
         <w:t>Make the lab runnable</w:t>
       </w:r>
     </w:p>
     <w:p>
-      <w:r>
-        <w:t>Use the concrete case as the shared normal case and the independent question as a second case. Each pair creates a boundary or missing-information case and predicts its result before testing. Keep the expected result separate from an observed mistake.</w:t>
+      <w:pPr>
+        <w:spacing w:line="336" w:lineRule="auto" w:after="180"/>
+      </w:pPr>
+      <w:r>
+        <w:rPr>
+          <w:b w:val="0"/>
+        </w:rPr>
+        <w:t>Use the concrete case as the shared normal case and the independent question as a second case. Each pair creates a boundary or missing-information case and predicts its result before testing.</w:t>
+      </w:r>
+    </w:p>
+    <w:p>
+      <w:pPr>
+        <w:spacing w:line="336" w:lineRule="auto" w:after="180"/>
+      </w:pPr>
+      <w:r>
+        <w:rPr>
+          <w:b w:val="0"/>
+        </w:rPr>
+        <w:t>Keep the expected result separate from an observed mistake.</w:t>
       </w:r>
     </w:p>
     <w:tbl>
@@ -2069,8 +3695,25 @@
       </w:r>
     </w:p>
     <w:p>
-      <w:r>
-        <w:t>For guessing, return to given facts and request a trace. For vocabulary without application, use one example and one non-example. For arithmetic errors, check the setup before the calculation. Finish with a different uncoached case before recording mastery.</w:t>
+      <w:pPr>
+        <w:spacing w:line="336" w:lineRule="auto" w:after="180"/>
+      </w:pPr>
+      <w:r>
+        <w:rPr>
+          <w:b w:val="0"/>
+        </w:rPr>
+        <w:t>For guessing, return to given facts and request a trace. For vocabulary without application, use one example and one non-example. For arithmetic errors, check the setup before the calculation.</w:t>
+      </w:r>
+    </w:p>
+    <w:p>
+      <w:pPr>
+        <w:spacing w:line="336" w:lineRule="auto" w:after="180"/>
+      </w:pPr>
+      <w:r>
+        <w:rPr>
+          <w:b w:val="0"/>
+        </w:rPr>
+        <w:t>Finish with a different uncoached case before recording mastery.</w:t>
       </w:r>
     </w:p>
     <w:p>
@@ -2082,17 +3725,47 @@
       </w:r>
     </w:p>
     <w:p>
-      <w:r>
-        <w:t>Conditional products assume independence: Use a different conditional probability for each expanded prefix.</w:t>
-      </w:r>
-    </w:p>
-    <w:p>
-      <w:r>
+      <w:pPr>
+        <w:spacing w:line="336" w:lineRule="auto" w:after="180"/>
+      </w:pPr>
+      <w:r>
+        <w:rPr>
+          <w:b w:val="0"/>
+        </w:rPr>
+        <w:t xml:space="preserve">Conditional products assume independence: Use a different </w:t>
+      </w:r>
+      <w:r>
+        <w:rPr>
+          <w:b/>
+        </w:rPr>
+        <w:t>conditional probability</w:t>
+      </w:r>
+      <w:r>
+        <w:rPr>
+          <w:b w:val="0"/>
+        </w:rPr>
+        <w:t xml:space="preserve"> for each expanded prefix.</w:t>
+      </w:r>
+    </w:p>
+    <w:p>
+      <w:pPr>
+        <w:spacing w:line="336" w:lineRule="auto" w:after="180"/>
+      </w:pPr>
+      <w:r>
+        <w:rPr>
+          <w:b w:val="0"/>
+        </w:rPr>
         <w:t>Greedy decoding maximises every full sequence: The supplied two-step counterexample disproves that general claim.</w:t>
       </w:r>
     </w:p>
     <w:p>
-      <w:r>
+      <w:pPr>
+        <w:spacing w:line="336" w:lineRule="auto" w:after="180"/>
+      </w:pPr>
+      <w:r>
+        <w:rPr>
+          <w:b w:val="0"/>
+        </w:rPr>
         <w:t>Not ready means busy: The stated alternatives also include unknown.</w:t>
       </w:r>
     </w:p>
@@ -2105,18 +3778,72 @@
       </w:r>
     </w:p>
     <w:p>
-      <w:r>
-        <w:t>A position vector guarantees every summary preserves order: The supplied sum counterexample loses the difference.</w:t>
-      </w:r>
-    </w:p>
-    <w:p>
-      <w:r>
-        <w:t>IDs are embedding coordinates: IDs select rows; vector components are separate data.</w:t>
-      </w:r>
-    </w:p>
-    <w:p>
-      <w:r>
-        <w:t>Any vector widths can be added: Elementwise addition requires equal widths.</w:t>
+      <w:pPr>
+        <w:spacing w:line="336" w:lineRule="auto" w:after="180"/>
+      </w:pPr>
+      <w:r>
+        <w:rPr>
+          <w:b w:val="0"/>
+        </w:rPr>
+        <w:t xml:space="preserve">A </w:t>
+      </w:r>
+      <w:r>
+        <w:rPr>
+          <w:b/>
+        </w:rPr>
+        <w:t>position vector</w:t>
+      </w:r>
+      <w:r>
+        <w:rPr>
+          <w:b w:val="0"/>
+        </w:rPr>
+        <w:t xml:space="preserve"> guarantees every summary preserves order: The supplied sum counterexample loses the difference.</w:t>
+      </w:r>
+    </w:p>
+    <w:p>
+      <w:pPr>
+        <w:spacing w:line="336" w:lineRule="auto" w:after="180"/>
+      </w:pPr>
+      <w:r>
+        <w:rPr>
+          <w:b w:val="0"/>
+        </w:rPr>
+        <w:t xml:space="preserve">IDs are </w:t>
+      </w:r>
+      <w:r>
+        <w:rPr>
+          <w:b/>
+        </w:rPr>
+        <w:t>embedding</w:t>
+      </w:r>
+      <w:r>
+        <w:rPr>
+          <w:b w:val="0"/>
+        </w:rPr>
+        <w:t xml:space="preserve"> coordinates: IDs select rows; vector components are separate data.</w:t>
+      </w:r>
+    </w:p>
+    <w:p>
+      <w:pPr>
+        <w:spacing w:line="336" w:lineRule="auto" w:after="180"/>
+      </w:pPr>
+      <w:r>
+        <w:rPr>
+          <w:b w:val="0"/>
+        </w:rPr>
+        <w:t xml:space="preserve">Any vector widths can be added: </w:t>
+      </w:r>
+      <w:r>
+        <w:rPr>
+          <w:b/>
+        </w:rPr>
+        <w:t>Elementwise addition</w:t>
+      </w:r>
+      <w:r>
+        <w:rPr>
+          <w:b w:val="0"/>
+        </w:rPr>
+        <w:t xml:space="preserve"> requires equal widths.</w:t>
       </w:r>
     </w:p>
     <w:p>
@@ -2274,8 +4001,25 @@
       </w:tr>
     </w:tbl>
     <w:p>
-      <w:r>
-        <w:t>Offer an oral explanation, drawing, enlarged visual or fewer examples when that removes a reading/writing barrier. Keep the same reasoning goal. Stretch secure learners by changing a boundary or assumption and asking them to defend the effect, not simply by assigning more of the same questions.</w:t>
+      <w:pPr>
+        <w:spacing w:line="336" w:lineRule="auto" w:after="180"/>
+      </w:pPr>
+      <w:r>
+        <w:rPr>
+          <w:b w:val="0"/>
+        </w:rPr>
+        <w:t>Offer an oral explanation, drawing, enlarged visual or fewer examples when that removes a reading/writing barrier. Keep the same reasoning goal.</w:t>
+      </w:r>
+    </w:p>
+    <w:p>
+      <w:pPr>
+        <w:spacing w:line="336" w:lineRule="auto" w:after="180"/>
+      </w:pPr>
+      <w:r>
+        <w:rPr>
+          <w:b w:val="0"/>
+        </w:rPr>
+        <w:t>Stretch secure learners by changing a boundary or assumption and asking them to defend the effect, not simply by assigning more of the same questions.</w:t>
       </w:r>
     </w:p>
     <w:p>
@@ -2287,11 +4031,16 @@
       </w:r>
     </w:p>
     <w:p>
+      <w:r>
+        <w:t>Use the A Distribution of Possibilities questions, teacher keys and criteria after the relevant attempts. Previously discussed cases are practice; protect the separately selected independent task.</w:t>
+      </w:r>
+    </w:p>
+    <w:p>
       <w:pPr>
         <w:pStyle w:val="Heading3"/>
       </w:pPr>
       <w:r>
-        <w:t>Assess and explain the answers</w:t>
+        <w:t>Worked case answer</w:t>
       </w:r>
     </w:p>
     <w:p>
@@ -2299,11 +4048,18 @@
         <w:pStyle w:val="Heading3"/>
       </w:pPr>
       <w:r>
-        <w:t>Worked case answer</w:t>
-      </w:r>
-    </w:p>
-    <w:p>
-      <w:r>
+        <w:t>Teacher key · Worked case answer</w:t>
+      </w:r>
+    </w:p>
+    <w:p>
+      <w:pPr>
+        <w:spacing w:line="336" w:lineRule="auto" w:after="180"/>
+        <w:shd w:fill="F1F6FC"/>
+      </w:pPr>
+      <w:r>
+        <w:rPr>
+          <w:b w:val="0"/>
+        </w:rPr>
         <w:t>Total is 1. Rain is most likely, not guaranteed under sampling. Token probability is not whole-sentence truth.</w:t>
       </w:r>
     </w:p>
@@ -2316,20 +4072,62 @@
       </w:r>
     </w:p>
     <w:p>
-      <w:r>
-        <w:t>A toy next-token distribution assigns cat 0.5, dog 0.3 and bird 0.2. Check the total and name the most likely token. Must it be selected every time when sampling?</w:t>
-      </w:r>
-    </w:p>
-    <w:p>
       <w:pPr>
         <w:pStyle w:val="Heading3"/>
       </w:pPr>
       <w:r>
+        <w:t>Independent question · withhold the key</w:t>
+      </w:r>
+    </w:p>
+    <w:p>
+      <w:pPr>
+        <w:spacing w:line="336" w:lineRule="auto" w:after="180"/>
+        <w:shd w:fill="F5F1FB"/>
+      </w:pPr>
+      <w:r>
+        <w:rPr>
+          <w:b w:val="0"/>
+        </w:rPr>
+        <w:t xml:space="preserve">A toy next-token </w:t>
+      </w:r>
+      <w:r>
+        <w:rPr>
+          <w:b/>
+        </w:rPr>
+        <w:t>distribution</w:t>
+      </w:r>
+      <w:r>
+        <w:rPr>
+          <w:b w:val="0"/>
+        </w:rPr>
+        <w:t xml:space="preserve"> assigns cat 0.5, dog 0.3 and bird 0.2. Check the total and name the most likely token. Must it be selected every time when sampling?</w:t>
+      </w:r>
+    </w:p>
+    <w:p>
+      <w:pPr>
+        <w:pStyle w:val="Heading3"/>
+      </w:pPr>
+      <w:r>
         <w:t>Expected independent answer</w:t>
       </w:r>
     </w:p>
     <w:p>
-      <w:r>
+      <w:pPr>
+        <w:pStyle w:val="Heading3"/>
+      </w:pPr>
+      <w:r>
+        <w:t>Teacher key · Expected independent answer</w:t>
+      </w:r>
+    </w:p>
+    <w:p>
+      <w:pPr>
+        <w:spacing w:line="336" w:lineRule="auto" w:after="180"/>
+        <w:shd w:fill="F1F6FC"/>
+      </w:pPr>
+      <w:r>
+        <w:rPr>
+          <w:b w:val="0"/>
+        </w:rPr>
         <w:t>The probabilities sum to 1.0. Cat is most likely, but sampling can also select dog or bird.</w:t>
       </w:r>
     </w:p>
@@ -2568,8 +4366,25 @@
       </w:tr>
     </w:tbl>
     <w:p>
-      <w:r>
-        <w:t>Use 6/8 as a classroom checkpoint, with 2 required for both Result and Reasoning. This is a proposed teaching rule, not a validated certification threshold. Do not count a coached answer as independent mastery; correct unsafe or unsupported claims regardless of total.</w:t>
+      <w:pPr>
+        <w:spacing w:line="336" w:lineRule="auto" w:after="180"/>
+      </w:pPr>
+      <w:r>
+        <w:rPr>
+          <w:b w:val="0"/>
+        </w:rPr>
+        <w:t>Use 6/8 as a classroom checkpoint, with 2 required for both Result and Reasoning. This is a proposed teaching rule, not a validated certification threshold.</w:t>
+      </w:r>
+    </w:p>
+    <w:p>
+      <w:pPr>
+        <w:spacing w:line="336" w:lineRule="auto" w:after="180"/>
+      </w:pPr>
+      <w:r>
+        <w:rPr>
+          <w:b w:val="0"/>
+        </w:rPr>
+        <w:t>Do not count a coached answer as independent mastery; correct unsafe or unsupported claims regardless of total.</w:t>
       </w:r>
     </w:p>
     <w:p>
@@ -2581,8 +4396,26 @@
       </w:r>
     </w:p>
     <w:p>
-      <w:r>
-        <w:t>Ask the learner to find the evidence that challenges this claim: “The largest probability makes every other outcome impossible.” Keep the first attempt and an uncoached retry separate.</w:t>
+      <w:pPr>
+        <w:spacing w:line="336" w:lineRule="auto" w:after="180"/>
+      </w:pPr>
+      <w:r>
+        <w:rPr>
+          <w:b w:val="0"/>
+        </w:rPr>
+        <w:t xml:space="preserve">Ask the learner to find the </w:t>
+      </w:r>
+      <w:r>
+        <w:rPr>
+          <w:b/>
+        </w:rPr>
+        <w:t>evidence</w:t>
+      </w:r>
+      <w:r>
+        <w:rPr>
+          <w:b w:val="0"/>
+        </w:rPr>
+        <w:t xml:space="preserve"> that challenges this claim: “The largest probability makes every other outcome impossible.” Keep the first attempt and an uncoached retry separate.</w:t>
       </w:r>
     </w:p>
     <w:p>
@@ -2594,15 +4427,78 @@
       </w:r>
     </w:p>
     <w:p>
-      <w:r>
-        <w:t>No. Five is the expected count under independent sampling from this fixed distribution, not a required result. Token probability describes continuation choices, not the truth of a weather claim. Actual forecasting requires relevant observations and evaluation.</w:t>
-      </w:r>
-    </w:p>
-    <w:p>
       <w:pPr>
         <w:pStyle w:val="Heading3"/>
       </w:pPr>
       <w:r>
+        <w:t>Teacher key · Original transfer answer</w:t>
+      </w:r>
+    </w:p>
+    <w:p>
+      <w:pPr>
+        <w:spacing w:line="336" w:lineRule="auto" w:after="180"/>
+        <w:shd w:fill="F1F6FC"/>
+      </w:pPr>
+      <w:r>
+        <w:rPr>
+          <w:b w:val="0"/>
+        </w:rPr>
+        <w:t xml:space="preserve">No. Five is the expected count under independent sampling from this fixed </w:t>
+      </w:r>
+      <w:r>
+        <w:rPr>
+          <w:b/>
+        </w:rPr>
+        <w:t>distribution</w:t>
+      </w:r>
+      <w:r>
+        <w:rPr>
+          <w:b w:val="0"/>
+        </w:rPr>
+        <w:t xml:space="preserve">, not a required result. Token probability describes </w:t>
+      </w:r>
+      <w:r>
+        <w:rPr>
+          <w:b/>
+        </w:rPr>
+        <w:t>continuation</w:t>
+      </w:r>
+      <w:r>
+        <w:rPr>
+          <w:b w:val="0"/>
+        </w:rPr>
+        <w:t xml:space="preserve"> choices, not the truth of a weather claim.</w:t>
+      </w:r>
+    </w:p>
+    <w:p>
+      <w:pPr>
+        <w:spacing w:line="336" w:lineRule="auto" w:after="180"/>
+        <w:shd w:fill="F1F6FC"/>
+      </w:pPr>
+      <w:r>
+        <w:rPr>
+          <w:b w:val="0"/>
+        </w:rPr>
+        <w:t xml:space="preserve">Actual forecasting requires relevant </w:t>
+      </w:r>
+      <w:r>
+        <w:rPr>
+          <w:b/>
+        </w:rPr>
+        <w:t>observation</w:t>
+      </w:r>
+      <w:r>
+        <w:rPr>
+          <w:b w:val="0"/>
+        </w:rPr>
+        <w:t>s and evaluation.</w:t>
+      </w:r>
+    </w:p>
+    <w:p>
+      <w:pPr>
+        <w:pStyle w:val="Heading3"/>
+      </w:pPr>
+      <w:r>
         <w:t>Explanations for the additional workbook examples</w:t>
       </w:r>
     </w:p>
@@ -2615,12 +4511,42 @@
       </w:r>
     </w:p>
     <w:p>
-      <w:r>
+      <w:pPr>
+        <w:pStyle w:val="Heading3"/>
+      </w:pPr>
+      <w:r>
+        <w:t>Workbook question · W1</w:t>
+      </w:r>
+    </w:p>
+    <w:p>
+      <w:pPr>
+        <w:spacing w:line="336" w:lineRule="auto" w:after="180"/>
+        <w:shd w:fill="F5F1FB"/>
+      </w:pPr>
+      <w:r>
+        <w:rPr>
+          <w:b w:val="0"/>
+        </w:rPr>
         <w:t>Check 0.5,0.3,0.2 as probabilities. Interpret their sum and the complement of ready.</w:t>
       </w:r>
     </w:p>
     <w:p>
-      <w:r>
+      <w:pPr>
+        <w:pStyle w:val="Heading3"/>
+      </w:pPr>
+      <w:r>
+        <w:t>Teacher reasoning · W1</w:t>
+      </w:r>
+    </w:p>
+    <w:p>
+      <w:pPr>
+        <w:spacing w:line="336" w:lineRule="auto" w:after="180"/>
+        <w:shd w:fill="F1F6FC"/>
+      </w:pPr>
+      <w:r>
+        <w:rPr>
+          <w:b w:val="0"/>
+        </w:rPr>
         <w:t>Teacher explanation: Entries are nonnegative and sum to 1. Not ready has mass 0.3+0.2 = 0.5, including busy and unknown.</w:t>
       </w:r>
     </w:p>
@@ -2633,12 +4559,42 @@
       </w:r>
     </w:p>
     <w:p>
-      <w:r>
+      <w:pPr>
+        <w:pStyle w:val="Heading3"/>
+      </w:pPr>
+      <w:r>
+        <w:t>Workbook question · W2</w:t>
+      </w:r>
+    </w:p>
+    <w:p>
+      <w:pPr>
+        <w:spacing w:line="336" w:lineRule="auto" w:after="180"/>
+        <w:shd w:fill="F5F1FB"/>
+      </w:pPr>
+      <w:r>
+        <w:rPr>
+          <w:b w:val="0"/>
+        </w:rPr>
         <w:t>Compute ready,end; busy,end; unknown,end and their combined probability.</w:t>
       </w:r>
     </w:p>
     <w:p>
-      <w:r>
+      <w:pPr>
+        <w:pStyle w:val="Heading3"/>
+      </w:pPr>
+      <w:r>
+        <w:t>Teacher reasoning · W2</w:t>
+      </w:r>
+    </w:p>
+    <w:p>
+      <w:pPr>
+        <w:spacing w:line="336" w:lineRule="auto" w:after="180"/>
+        <w:shd w:fill="F1F6FC"/>
+      </w:pPr>
+      <w:r>
+        <w:rPr>
+          <w:b w:val="0"/>
+        </w:rPr>
         <w:t>Teacher explanation: Path probabilities 0.4,0.15,0.2; combined probability of ending at step two is 0.75.</w:t>
       </w:r>
     </w:p>
@@ -2651,12 +4607,42 @@
       </w:r>
     </w:p>
     <w:p>
-      <w:r>
+      <w:pPr>
+        <w:pStyle w:val="Heading3"/>
+      </w:pPr>
+      <w:r>
+        <w:t>Workbook question · W3</w:t>
+      </w:r>
+    </w:p>
+    <w:p>
+      <w:pPr>
+        <w:spacing w:line="336" w:lineRule="auto" w:after="180"/>
+        <w:shd w:fill="F5F1FB"/>
+      </w:pPr>
+      <w:r>
+        <w:rPr>
+          <w:b w:val="0"/>
+        </w:rPr>
         <w:t>Use A=0.6,B=0.4 and end conditional probabilities 0.51 and 1. Compare greedy A,end with B,end.</w:t>
       </w:r>
     </w:p>
     <w:p>
-      <w:r>
+      <w:pPr>
+        <w:pStyle w:val="Heading3"/>
+      </w:pPr>
+      <w:r>
+        <w:t>Teacher reasoning · W3</w:t>
+      </w:r>
+    </w:p>
+    <w:p>
+      <w:pPr>
+        <w:spacing w:line="336" w:lineRule="auto" w:after="180"/>
+        <w:shd w:fill="F1F6FC"/>
+      </w:pPr>
+      <w:r>
+        <w:rPr>
+          <w:b w:val="0"/>
+        </w:rPr>
         <w:t>Teacher explanation: A,end probability 0.306 versus B,end 0.4. Greedy next-token choice does not guarantee the largest complete-path probability.</w:t>
       </w:r>
     </w:p>
@@ -2669,30 +4655,114 @@
       </w:r>
     </w:p>
     <w:p>
-      <w:r>
-        <w:t>First tokens go=0.4, wait=0.35, ask=0.25. End probabilities given them are 0.5,0.8,1 respectively; each branch has a complementary more token. Compute all three end-path probabilities and their sum. Which first token is greedy, which end path is largest, and does either verify a real status?</w:t>
-      </w:r>
-    </w:p>
-    <w:p>
-      <w:r>
-        <w:t>Teacher explanation: End-path probabilities 0.2,0.28,0.25; sum 0.73. Greedy first token is go, but wait,end is the largest of the specified end paths. Neither establishes a real status without appropriate evidence.</w:t>
-      </w:r>
-    </w:p>
-    <w:p>
       <w:pPr>
         <w:pStyle w:val="Heading3"/>
       </w:pPr>
       <w:r>
+        <w:t>Workbook question · W4</w:t>
+      </w:r>
+    </w:p>
+    <w:p>
+      <w:pPr>
+        <w:spacing w:line="336" w:lineRule="auto" w:after="180"/>
+        <w:shd w:fill="F5F1FB"/>
+      </w:pPr>
+      <w:r>
+        <w:rPr>
+          <w:b w:val="0"/>
+        </w:rPr>
+        <w:t>First tokens go=0.4, wait=0.35, ask=0.25. End probabilities given them are 0.5,0.8,1 respectively; each branch has a complementary more token. Compute all three end-path probabilities and their sum.</w:t>
+      </w:r>
+    </w:p>
+    <w:p>
+      <w:pPr>
+        <w:spacing w:line="336" w:lineRule="auto" w:after="180"/>
+        <w:shd w:fill="F5F1FB"/>
+      </w:pPr>
+      <w:r>
+        <w:rPr>
+          <w:b w:val="0"/>
+        </w:rPr>
+        <w:t>Which first token is greedy, which end path is largest, and does either verify a real status?</w:t>
+      </w:r>
+    </w:p>
+    <w:p>
+      <w:pPr>
+        <w:pStyle w:val="Heading3"/>
+      </w:pPr>
+      <w:r>
+        <w:t>Teacher reasoning · W4</w:t>
+      </w:r>
+    </w:p>
+    <w:p>
+      <w:pPr>
+        <w:spacing w:line="336" w:lineRule="auto" w:after="180"/>
+        <w:shd w:fill="F1F6FC"/>
+      </w:pPr>
+      <w:r>
+        <w:rPr>
+          <w:b w:val="0"/>
+        </w:rPr>
+        <w:t xml:space="preserve">Teacher explanation: End-path probabilities 0.2,0.28,0.25; sum 0.73. Greedy first token is go, but wait,end is the largest of the specified end paths. Neither establishes a real status without appropriate </w:t>
+      </w:r>
+      <w:r>
+        <w:rPr>
+          <w:b/>
+        </w:rPr>
+        <w:t>evidence</w:t>
+      </w:r>
+      <w:r>
+        <w:rPr>
+          <w:b w:val="0"/>
+        </w:rPr>
+        <w:t>.</w:t>
+      </w:r>
+    </w:p>
+    <w:p>
+      <w:pPr>
+        <w:pStyle w:val="Heading3"/>
+      </w:pPr>
+      <w:r>
         <w:t>W5 Normalise with a stated rule</w:t>
       </w:r>
     </w:p>
     <w:p>
-      <w:r>
+      <w:pPr>
+        <w:pStyle w:val="Heading3"/>
+      </w:pPr>
+      <w:r>
+        <w:t>Workbook question · W5</w:t>
+      </w:r>
+    </w:p>
+    <w:p>
+      <w:pPr>
+        <w:spacing w:line="336" w:lineRule="auto" w:after="180"/>
+        <w:shd w:fill="F5F1FB"/>
+      </w:pPr>
+      <w:r>
+        <w:rPr>
+          <w:b w:val="0"/>
+        </w:rPr>
         <w:t>Weights are ready 6,busy 3,unknown 1. Convert them into probabilities. What if a weight is -1?</w:t>
       </w:r>
     </w:p>
     <w:p>
-      <w:r>
+      <w:pPr>
+        <w:pStyle w:val="Heading3"/>
+      </w:pPr>
+      <w:r>
+        <w:t>Teacher reasoning · W5</w:t>
+      </w:r>
+    </w:p>
+    <w:p>
+      <w:pPr>
+        <w:spacing w:line="336" w:lineRule="auto" w:after="180"/>
+        <w:shd w:fill="F1F6FC"/>
+      </w:pPr>
+      <w:r>
+        <w:rPr>
+          <w:b w:val="0"/>
+        </w:rPr>
         <w:t>Teacher explanation: Total 10 yields 0.6,0.3,0.1. Negative weights violate this nonnegative-weight normalisation contract; reject rather than quietly normalise them.</w:t>
       </w:r>
     </w:p>
@@ -2705,12 +4775,45 @@
       </w:r>
     </w:p>
     <w:p>
-      <w:r>
-        <w:t>For red blue name the IDs, embedding rows and shape before adding positions.</w:t>
-      </w:r>
-    </w:p>
-    <w:p>
-      <w:r>
+      <w:pPr>
+        <w:spacing w:line="336" w:lineRule="auto" w:after="180"/>
+      </w:pPr>
+      <w:r>
+        <w:rPr>
+          <w:b w:val="0"/>
+        </w:rPr>
+        <w:t xml:space="preserve">For red blue name the IDs, </w:t>
+      </w:r>
+      <w:r>
+        <w:rPr>
+          <w:b/>
+        </w:rPr>
+        <w:t>embedding</w:t>
+      </w:r>
+      <w:r>
+        <w:rPr>
+          <w:b w:val="0"/>
+        </w:rPr>
+        <w:t xml:space="preserve"> rows and shape before adding positions.</w:t>
+      </w:r>
+    </w:p>
+    <w:p>
+      <w:pPr>
+        <w:pStyle w:val="Heading3"/>
+      </w:pPr>
+      <w:r>
+        <w:t>Teacher reasoning</w:t>
+      </w:r>
+    </w:p>
+    <w:p>
+      <w:pPr>
+        <w:spacing w:line="336" w:lineRule="auto" w:after="180"/>
+        <w:shd w:fill="F1F6FC"/>
+      </w:pPr>
+      <w:r>
+        <w:rPr>
+          <w:b w:val="0"/>
+        </w:rPr>
         <w:t>Teacher explanation: IDs [1,2]; rows [1,0],[0,1]; shape two positions by two components.</w:t>
       </w:r>
     </w:p>
@@ -2723,12 +4826,33 @@
       </w:r>
     </w:p>
     <w:p>
-      <w:r>
+      <w:pPr>
+        <w:spacing w:line="336" w:lineRule="auto" w:after="180"/>
+      </w:pPr>
+      <w:r>
+        <w:rPr>
+          <w:b w:val="0"/>
+        </w:rPr>
         <w:t>Compute representations for red blue and blue red under the stated position table.</w:t>
       </w:r>
     </w:p>
     <w:p>
-      <w:r>
+      <w:pPr>
+        <w:pStyle w:val="Heading3"/>
+      </w:pPr>
+      <w:r>
+        <w:t>Teacher reasoning</w:t>
+      </w:r>
+    </w:p>
+    <w:p>
+      <w:pPr>
+        <w:spacing w:line="336" w:lineRule="auto" w:after="180"/>
+        <w:shd w:fill="F1F6FC"/>
+      </w:pPr>
+      <w:r>
+        <w:rPr>
+          <w:b w:val="0"/>
+        </w:rPr>
         <w:t>Teacher explanation: red blue rows [1,0],[2,1]; blue red rows [0,1],[3,0]. Addition is component by component.</w:t>
       </w:r>
     </w:p>
@@ -2741,12 +4865,34 @@
       </w:r>
     </w:p>
     <w:p>
-      <w:r>
+      <w:pPr>
+        <w:spacing w:line="336" w:lineRule="auto" w:after="180"/>
+        <w:shd w:fill="F5F1FB"/>
+      </w:pPr>
+      <w:r>
+        <w:rPr>
+          <w:b w:val="0"/>
+        </w:rPr>
         <w:t>Sum the rows for both sequences. Does the sum establish that the original text had the same order?</w:t>
       </w:r>
     </w:p>
     <w:p>
-      <w:r>
+      <w:pPr>
+        <w:pStyle w:val="Heading3"/>
+      </w:pPr>
+      <w:r>
+        <w:t>Teacher reasoning</w:t>
+      </w:r>
+    </w:p>
+    <w:p>
+      <w:pPr>
+        <w:spacing w:line="336" w:lineRule="auto" w:after="180"/>
+        <w:shd w:fill="F1F6FC"/>
+      </w:pPr>
+      <w:r>
+        <w:rPr>
+          <w:b w:val="0"/>
+        </w:rPr>
         <w:t>Teacher explanation: Both sums [3,1]. Summing discards the ordered-row difference; equal summaries do not prove equal source sequences.</w:t>
       </w:r>
     </w:p>
@@ -2759,12 +4905,39 @@
       </w:r>
     </w:p>
     <w:p>
-      <w:r>
-        <w:t>Embeddings A=[1,2], B=[3,0], position 0=[0,1], position 1=[1,0]. Compute represented rows and sums for A B and B A. Explain what the equal sums mean.</w:t>
-      </w:r>
-    </w:p>
-    <w:p>
-      <w:r>
+      <w:pPr>
+        <w:spacing w:line="336" w:lineRule="auto" w:after="180"/>
+      </w:pPr>
+      <w:r>
+        <w:rPr>
+          <w:b/>
+        </w:rPr>
+        <w:t>Embedding</w:t>
+      </w:r>
+      <w:r>
+        <w:rPr>
+          <w:b w:val="0"/>
+        </w:rPr>
+        <w:t>s A=[1,2], B=[3,0], position 0=[0,1], position 1=[1,0]. Compute represented rows and sums for A B and B A. Explain what the equal sums mean.</w:t>
+      </w:r>
+    </w:p>
+    <w:p>
+      <w:pPr>
+        <w:pStyle w:val="Heading3"/>
+      </w:pPr>
+      <w:r>
+        <w:t>Teacher reasoning</w:t>
+      </w:r>
+    </w:p>
+    <w:p>
+      <w:pPr>
+        <w:spacing w:line="336" w:lineRule="auto" w:after="180"/>
+        <w:shd w:fill="F1F6FC"/>
+      </w:pPr>
+      <w:r>
+        <w:rPr>
+          <w:b w:val="0"/>
+        </w:rPr>
         <w:t>Teacher explanation: A B rows [1,3],[4,0]; B A rows [3,1],[2,2]. Both sums [5,3]; the summaries lose the ordering difference while the ordered row representations differ.</w:t>
       </w:r>
     </w:p>
@@ -2777,12 +4950,69 @@
       </w:r>
     </w:p>
     <w:p>
-      <w:r>
-        <w:t>An embedding has width two but its position vector has width three. The input also contains a third position absent from the table. Specify honest handling.</w:t>
-      </w:r>
-    </w:p>
-    <w:p>
-      <w:r>
+      <w:pPr>
+        <w:spacing w:line="336" w:lineRule="auto" w:after="180"/>
+      </w:pPr>
+      <w:r>
+        <w:rPr>
+          <w:b w:val="0"/>
+        </w:rPr>
+        <w:t xml:space="preserve">An </w:t>
+      </w:r>
+      <w:r>
+        <w:rPr>
+          <w:b/>
+        </w:rPr>
+        <w:t>embedding</w:t>
+      </w:r>
+      <w:r>
+        <w:rPr>
+          <w:b w:val="0"/>
+        </w:rPr>
+        <w:t xml:space="preserve"> has width two but its </w:t>
+      </w:r>
+      <w:r>
+        <w:rPr>
+          <w:b/>
+        </w:rPr>
+        <w:t>position vector</w:t>
+      </w:r>
+      <w:r>
+        <w:rPr>
+          <w:b w:val="0"/>
+        </w:rPr>
+        <w:t xml:space="preserve"> has width three. The </w:t>
+      </w:r>
+      <w:r>
+        <w:rPr>
+          <w:b/>
+        </w:rPr>
+        <w:t>input</w:t>
+      </w:r>
+      <w:r>
+        <w:rPr>
+          <w:b w:val="0"/>
+        </w:rPr>
+        <w:t xml:space="preserve"> also contains a third position absent from the table. Specify honest handling.</w:t>
+      </w:r>
+    </w:p>
+    <w:p>
+      <w:pPr>
+        <w:pStyle w:val="Heading3"/>
+      </w:pPr>
+      <w:r>
+        <w:t>Teacher reasoning</w:t>
+      </w:r>
+    </w:p>
+    <w:p>
+      <w:pPr>
+        <w:spacing w:line="336" w:lineRule="auto" w:after="180"/>
+        <w:shd w:fill="F1F6FC"/>
+      </w:pPr>
+      <w:r>
+        <w:rPr>
+          <w:b w:val="0"/>
+        </w:rPr>
         <w:t>Teacher explanation: Reject mismatched vector widths and unsupported position explicitly. Do not truncate, wrap or invent values unless a separate documented contract defines that transformation.</w:t>
       </w:r>
     </w:p>
@@ -2795,21 +5025,75 @@
       </w:r>
     </w:p>
     <w:p>
-      <w:r>
-        <w:t>Selected case: First tokens go=0.4, wait=0.35, ask=0.25. End probabilities given them are 0.5,0.8,1 respectively; each branch has a complementary more token. Compute all three end-path probabilities and their sum. Which first token is greedy, which end path is largest, and does either verify a real status?</w:t>
-      </w:r>
-    </w:p>
-    <w:p>
       <w:pPr>
         <w:pStyle w:val="Heading3"/>
       </w:pPr>
       <w:r>
+        <w:t>Independent question · withhold the key</w:t>
+      </w:r>
+    </w:p>
+    <w:p>
+      <w:pPr>
+        <w:spacing w:line="336" w:lineRule="auto" w:after="180"/>
+        <w:shd w:fill="F5F1FB"/>
+      </w:pPr>
+      <w:r>
+        <w:rPr>
+          <w:b w:val="0"/>
+        </w:rPr>
+        <w:t>Selected case: First tokens go=0.4, wait=0.35, ask=0.25. End probabilities given them are 0.5,0.8,1 respectively; each branch has a complementary more token. Compute all three end-path probabilities and their sum.</w:t>
+      </w:r>
+    </w:p>
+    <w:p>
+      <w:pPr>
+        <w:spacing w:line="336" w:lineRule="auto" w:after="180"/>
+        <w:shd w:fill="F5F1FB"/>
+      </w:pPr>
+      <w:r>
+        <w:rPr>
+          <w:b w:val="0"/>
+        </w:rPr>
+        <w:t>Which first token is greedy, which end path is largest, and does either verify a real status?</w:t>
+      </w:r>
+    </w:p>
+    <w:p>
+      <w:pPr>
+        <w:pStyle w:val="Heading3"/>
+      </w:pPr>
+      <w:r>
         <w:t>Selected case answer</w:t>
       </w:r>
     </w:p>
     <w:p>
-      <w:r>
-        <w:t>Teacher explanation: End-path probabilities 0.2,0.28,0.25; sum 0.73. Greedy first token is go, but wait,end is the largest of the specified end paths. Neither establishes a real status without appropriate evidence.</w:t>
+      <w:pPr>
+        <w:pStyle w:val="Heading3"/>
+      </w:pPr>
+      <w:r>
+        <w:t>Teacher key · Selected case answer</w:t>
+      </w:r>
+    </w:p>
+    <w:p>
+      <w:pPr>
+        <w:spacing w:line="336" w:lineRule="auto" w:after="180"/>
+        <w:shd w:fill="F1F6FC"/>
+      </w:pPr>
+      <w:r>
+        <w:rPr>
+          <w:b w:val="0"/>
+        </w:rPr>
+        <w:t xml:space="preserve">Teacher explanation: End-path probabilities 0.2,0.28,0.25; sum 0.73. Greedy first token is go, but wait,end is the largest of the specified end paths. Neither establishes a real status without appropriate </w:t>
+      </w:r>
+      <w:r>
+        <w:rPr>
+          <w:b/>
+        </w:rPr>
+        <w:t>evidence</w:t>
+      </w:r>
+      <w:r>
+        <w:rPr>
+          <w:b w:val="0"/>
+        </w:rPr>
+        <w:t>.</w:t>
       </w:r>
     </w:p>
     <w:tbl>
@@ -2915,21 +5199,77 @@
       </w:tr>
     </w:tbl>
     <w:p>
-      <w:r>
-        <w:t>Record each dimension as not yet, with support, or independent. Accept a valid alternative procedure with a defensible trace. Do not penalise an honestly recorded model failure if the learner correctly explains its evidence and limits.</w:t>
-      </w:r>
-    </w:p>
-    <w:p>
       <w:pPr>
         <w:pStyle w:val="Heading3"/>
       </w:pPr>
       <w:r>
+        <w:t>Teacher key · Selected case answer</w:t>
+      </w:r>
+    </w:p>
+    <w:p>
+      <w:pPr>
+        <w:spacing w:line="336" w:lineRule="auto" w:after="180"/>
+        <w:shd w:fill="F1F6FC"/>
+      </w:pPr>
+      <w:r>
+        <w:rPr>
+          <w:b w:val="0"/>
+        </w:rPr>
+        <w:t>Record each dimension as not yet, with support, or independent. Accept a valid alternative procedure with a defensible trace.</w:t>
+      </w:r>
+    </w:p>
+    <w:p>
+      <w:pPr>
+        <w:spacing w:line="336" w:lineRule="auto" w:after="180"/>
+        <w:shd w:fill="F1F6FC"/>
+      </w:pPr>
+      <w:r>
+        <w:rPr>
+          <w:b w:val="0"/>
+        </w:rPr>
+        <w:t xml:space="preserve">Do not penalise an honestly recorded model failure if the learner correctly explains its </w:t>
+      </w:r>
+      <w:r>
+        <w:rPr>
+          <w:b/>
+        </w:rPr>
+        <w:t>evidence</w:t>
+      </w:r>
+      <w:r>
+        <w:rPr>
+          <w:b w:val="0"/>
+        </w:rPr>
+        <w:t xml:space="preserve"> and limits.</w:t>
+      </w:r>
+    </w:p>
+    <w:p>
+      <w:pPr>
+        <w:pStyle w:val="Heading3"/>
+      </w:pPr>
+      <w:r>
         <w:t>Feedback that the learner uses</w:t>
       </w:r>
     </w:p>
     <w:p>
-      <w:r>
-        <w:t>Name the earliest unsupported step and give one action to repair it. Have the learner make that repair now and explain why. Then assess the relevant skill on a fresh, fully specified case. Confirm it was not previously practised with feedback; solve and check the new case before assigning it. A follow-up design prompt is a starting brief, not automatically an equivalent test.</w:t>
+      <w:pPr>
+        <w:spacing w:line="336" w:lineRule="auto" w:after="180"/>
+      </w:pPr>
+      <w:r>
+        <w:rPr>
+          <w:b w:val="0"/>
+        </w:rPr>
+        <w:t>Name the earliest unsupported step and give one action to repair it. Have the learner make that repair now and explain why. Then assess the relevant skill on a fresh, fully specified case.</w:t>
+      </w:r>
+    </w:p>
+    <w:p>
+      <w:pPr>
+        <w:spacing w:line="336" w:lineRule="auto" w:after="180"/>
+      </w:pPr>
+      <w:r>
+        <w:rPr>
+          <w:b w:val="0"/>
+        </w:rPr>
+        <w:t>Confirm it was not previously practised with feedback; solve and check the new case before assigning it. A follow-up design prompt is a starting brief, not automatically an equivalent test.</w:t>
       </w:r>
     </w:p>
     <w:p>
@@ -2941,11 +5281,62 @@
       </w:r>
     </w:p>
     <w:p>
+      <w:r>
+        <w:t>Connect A Distribution of Possibilities to Verified Study Buddy, adapt support and plan a later changed-case check.</w:t>
+      </w:r>
+    </w:p>
+    <w:p>
       <w:pPr>
         <w:pStyle w:val="Heading3"/>
       </w:pPr>
       <w:r>
-        <w:t>Connect and extend learning</w:t>
+        <w:t>Verified Study Buddy</w:t>
+      </w:r>
+    </w:p>
+    <w:p>
+      <w:pPr>
+        <w:spacing w:line="336" w:lineRule="auto" w:after="180"/>
+      </w:pPr>
+      <w:r>
+        <w:rPr>
+          <w:b w:val="0"/>
+        </w:rPr>
+        <w:t>Explain that Study Buddy responses come from possibilities, so important claims need checks.</w:t>
+      </w:r>
+    </w:p>
+    <w:p>
+      <w:pPr>
+        <w:spacing w:line="336" w:lineRule="auto" w:after="180"/>
+      </w:pPr>
+      <w:r>
+        <w:rPr>
+          <w:b w:val="0"/>
+        </w:rPr>
+        <w:t xml:space="preserve">Keep the decision, </w:t>
+      </w:r>
+      <w:r>
+        <w:rPr>
+          <w:b/>
+        </w:rPr>
+        <w:t>input</w:t>
+      </w:r>
+      <w:r>
+        <w:rPr>
+          <w:b w:val="0"/>
+        </w:rPr>
+        <w:t xml:space="preserve">, result, explanation and remaining limitation in the project </w:t>
+      </w:r>
+      <w:r>
+        <w:rPr>
+          <w:b/>
+        </w:rPr>
+        <w:t>evidence</w:t>
+      </w:r>
+      <w:r>
+        <w:rPr>
+          <w:b w:val="0"/>
+        </w:rPr>
+        <w:t xml:space="preserve"> record. Retrieve this record next week rather than restarting the project.</w:t>
       </w:r>
     </w:p>
     <w:p>
@@ -2953,17 +5344,54 @@
         <w:pStyle w:val="Heading3"/>
       </w:pPr>
       <w:r>
-        <w:t>Verified Study Buddy</w:t>
-      </w:r>
-    </w:p>
-    <w:p>
-      <w:r>
-        <w:t>Explain that Study Buddy responses come from possibilities, so important claims need checks.</w:t>
-      </w:r>
-    </w:p>
-    <w:p>
-      <w:r>
-        <w:t>Keep the decision, input, result, explanation and remaining limitation in the project evidence record. Retrieve this record next week rather than restarting the project.</w:t>
+        <w:t>Support and stretch</w:t>
+      </w:r>
+    </w:p>
+    <w:p>
+      <w:pPr>
+        <w:spacing w:line="336" w:lineRule="auto" w:after="180"/>
+      </w:pPr>
+      <w:r>
+        <w:rPr>
+          <w:b w:val="0"/>
+        </w:rPr>
+        <w:t xml:space="preserve">Provide one short approved passage; separate instruction, </w:t>
+      </w:r>
+      <w:r>
+        <w:rPr>
+          <w:b/>
+        </w:rPr>
+        <w:t>input</w:t>
+      </w:r>
+      <w:r>
+        <w:rPr>
+          <w:b w:val="0"/>
+        </w:rPr>
+        <w:t xml:space="preserve">, </w:t>
+      </w:r>
+      <w:r>
+        <w:rPr>
+          <w:b/>
+        </w:rPr>
+        <w:t>output</w:t>
+      </w:r>
+      <w:r>
+        <w:rPr>
+          <w:b w:val="0"/>
+        </w:rPr>
+        <w:t xml:space="preserve"> and </w:t>
+      </w:r>
+      <w:r>
+        <w:rPr>
+          <w:b/>
+        </w:rPr>
+        <w:t>evidence</w:t>
+      </w:r>
+      <w:r>
+        <w:rPr>
+          <w:b w:val="0"/>
+        </w:rPr>
+        <w:t>. Stretch: introduce an unsupported claim or conflicting source and validate claim by claim with a fallback.</w:t>
       </w:r>
     </w:p>
     <w:p>
@@ -2971,12 +5399,30 @@
         <w:pStyle w:val="Heading3"/>
       </w:pPr>
       <w:r>
-        <w:t>Support and stretch</w:t>
-      </w:r>
-    </w:p>
-    <w:p>
-      <w:r>
-        <w:t>Provide one short approved passage; separate instruction, input, output and evidence. Stretch: introduce an unsupported claim or conflicting source and validate claim by claim with a fallback.</w:t>
+        <w:t>Exit reflection</w:t>
+      </w:r>
+    </w:p>
+    <w:p>
+      <w:pPr>
+        <w:spacing w:line="336" w:lineRule="auto" w:after="180"/>
+      </w:pPr>
+      <w:r>
+        <w:rPr>
+          <w:b w:val="0"/>
+        </w:rPr>
+        <w:t xml:space="preserve">Ask for one decision the learner can now justify and one situation requiring more </w:t>
+      </w:r>
+      <w:r>
+        <w:rPr>
+          <w:b/>
+        </w:rPr>
+        <w:t>evidence</w:t>
+      </w:r>
+      <w:r>
+        <w:rPr>
+          <w:b w:val="0"/>
+        </w:rPr>
+        <w:t xml:space="preserve"> or human review. Confidence ratings are separate from correct independent performance.</w:t>
       </w:r>
     </w:p>
     <w:p>
@@ -2984,12 +5430,30 @@
         <w:pStyle w:val="Heading3"/>
       </w:pPr>
       <w:r>
-        <w:t>Exit reflection</w:t>
-      </w:r>
-    </w:p>
-    <w:p>
-      <w:r>
-        <w:t>Ask for one decision the learner can now justify and one situation requiring more evidence or human review. Confidence ratings are separate from correct independent performance.</w:t>
+        <w:t>Bridge to the next week</w:t>
+      </w:r>
+    </w:p>
+    <w:p>
+      <w:pPr>
+        <w:spacing w:line="336" w:lineRule="auto" w:after="180"/>
+      </w:pPr>
+      <w:r>
+        <w:rPr>
+          <w:b w:val="0"/>
+        </w:rPr>
+        <w:t xml:space="preserve">Next: Week 3: Tokens and Context. Retrieve today’s </w:t>
+      </w:r>
+      <w:r>
+        <w:rPr>
+          <w:b/>
+        </w:rPr>
+        <w:t>evidence</w:t>
+      </w:r>
+      <w:r>
+        <w:rPr>
+          <w:b w:val="0"/>
+        </w:rPr>
+        <w:t xml:space="preserve"> and identify what carries forward and what is new.</w:t>
       </w:r>
     </w:p>
     <w:p>
@@ -2997,12 +5461,86 @@
         <w:pStyle w:val="Heading3"/>
       </w:pPr>
       <w:r>
-        <w:t>Bridge to the next week</w:t>
-      </w:r>
-    </w:p>
-    <w:p>
-      <w:r>
-        <w:t>Next: Week 3: Tokens and Context. Retrieve today’s evidence and identify what carries forward and what is new.</w:t>
+        <w:t>Support and fresh reassessment</w:t>
+      </w:r>
+    </w:p>
+    <w:p>
+      <w:pPr>
+        <w:spacing w:line="336" w:lineRule="auto" w:after="180"/>
+      </w:pPr>
+      <w:r>
+        <w:rPr>
+          <w:b w:val="0"/>
+        </w:rPr>
+        <w:t>Provide labelled intermediate columns and allow a calculator. Ask students to state the meaning and denominator of a value before interpreting it.</w:t>
+      </w:r>
+    </w:p>
+    <w:p>
+      <w:pPr>
+        <w:spacing w:line="336" w:lineRule="auto" w:after="180"/>
+      </w:pPr>
+      <w:r>
+        <w:rPr>
+          <w:b w:val="0"/>
+        </w:rPr>
+        <w:t>Extension: implement the classroom calculation locally and test boundary cases without using personal data.</w:t>
+      </w:r>
+    </w:p>
+    <w:p>
+      <w:pPr>
+        <w:spacing w:line="336" w:lineRule="auto" w:after="180"/>
+      </w:pPr>
+      <w:r>
+        <w:rPr>
+          <w:b w:val="0"/>
+        </w:rPr>
+        <w:t xml:space="preserve">W4 requires 0.2,0.28,0.25, sum 0.73, greedy go and largest end path wait,end with an </w:t>
+      </w:r>
+      <w:r>
+        <w:rPr>
+          <w:b/>
+        </w:rPr>
+        <w:t>evidence</w:t>
+      </w:r>
+      <w:r>
+        <w:rPr>
+          <w:b w:val="0"/>
+        </w:rPr>
+        <w:t xml:space="preserve"> limit. Fresh retry: first A=0.45,B=0.3,C=0.25; end conditionals 0.4,0.9,1.</w:t>
+      </w:r>
+    </w:p>
+    <w:p>
+      <w:pPr>
+        <w:spacing w:line="336" w:lineRule="auto" w:after="180"/>
+      </w:pPr>
+      <w:r>
+        <w:rPr>
+          <w:b w:val="0"/>
+        </w:rPr>
+        <w:t>Products 0.18,0.27,0.25 sum 0.70; greedy A, largest end path B,end.</w:t>
+      </w:r>
+    </w:p>
+    <w:p>
+      <w:pPr>
+        <w:spacing w:line="336" w:lineRule="auto" w:after="180"/>
+      </w:pPr>
+      <w:r>
+        <w:rPr>
+          <w:b w:val="0"/>
+        </w:rPr>
+        <w:t xml:space="preserve">Week 4 distinguishes greedy choice from sampling and computes the effect of temperature on a fixed toy </w:t>
+      </w:r>
+      <w:r>
+        <w:rPr>
+          <w:b/>
+        </w:rPr>
+        <w:t>distribution</w:t>
+      </w:r>
+      <w:r>
+        <w:rPr>
+          <w:b w:val="0"/>
+        </w:rPr>
+        <w:t>.</w:t>
       </w:r>
     </w:p>
     <w:p>
@@ -3010,22 +5548,40 @@
         <w:pStyle w:val="Heading3"/>
       </w:pPr>
       <w:r>
-        <w:t>Support and fresh reassessment</w:t>
-      </w:r>
-    </w:p>
-    <w:p>
-      <w:r>
-        <w:t>Provide labelled intermediate columns and allow a calculator. Ask students to state the meaning and denominator of a value before interpreting it. Extension: implement the classroom calculation locally and test boundary cases without using personal data.</w:t>
-      </w:r>
-    </w:p>
-    <w:p>
-      <w:r>
-        <w:t>W4 requires 0.2,0.28,0.25, sum 0.73, greedy go and largest end path wait,end with an evidence limit. Fresh retry: first A=0.45,B=0.3,C=0.25; end conditionals 0.4,0.9,1. Products 0.18,0.27,0.25 sum 0.70; greedy A, largest end path B,end.</w:t>
-      </w:r>
-    </w:p>
-    <w:p>
-      <w:r>
-        <w:t>Week 4 distinguishes greedy choice from sampling and computes the effect of temperature on a fixed toy distribution.</w:t>
+        <w:t>Readiness and reassessment for Embeddings and position</w:t>
+      </w:r>
+    </w:p>
+    <w:p>
+      <w:pPr>
+        <w:spacing w:line="336" w:lineRule="auto" w:after="180"/>
+      </w:pPr>
+      <w:r>
+        <w:rPr>
+          <w:b w:val="0"/>
+        </w:rPr>
+        <w:t>Provide labelled intermediate columns and allow a calculator. Ask students to state the meaning and denominator of a value before interpreting it.</w:t>
+      </w:r>
+    </w:p>
+    <w:p>
+      <w:pPr>
+        <w:spacing w:line="336" w:lineRule="auto" w:after="180"/>
+      </w:pPr>
+      <w:r>
+        <w:rPr>
+          <w:b w:val="0"/>
+        </w:rPr>
+        <w:t>Extension: implement the classroom calculation locally and test boundary cases without using personal data.</w:t>
+      </w:r>
+    </w:p>
+    <w:p>
+      <w:pPr>
+        <w:spacing w:line="336" w:lineRule="auto" w:after="180"/>
+      </w:pPr>
+      <w:r>
+        <w:rPr>
+          <w:b w:val="0"/>
+        </w:rPr>
+        <w:t>W4 requires both row pairs and shared sum [5,3], with an information-loss explanation. Fresh retry: A=[2,0], B=[0,4], positions [1,0] and [0,2]. A B gives [3,0],[0,6]; B A gives [1,4],[2,2]; sums [3,6].</w:t>
       </w:r>
     </w:p>
     <w:p>
@@ -3033,35 +5589,40 @@
         <w:pStyle w:val="Heading3"/>
       </w:pPr>
       <w:r>
-        <w:t>Readiness and reassessment for Embeddings and position</w:t>
-      </w:r>
-    </w:p>
-    <w:p>
-      <w:r>
-        <w:t>Provide labelled intermediate columns and allow a calculator. Ask students to state the meaning and denominator of a value before interpreting it. Extension: implement the classroom calculation locally and test boundary cases without using personal data.</w:t>
-      </w:r>
-    </w:p>
-    <w:p>
-      <w:r>
-        <w:t>W4 requires both row pairs and shared sum [5,3], with an information-loss explanation. Fresh retry: A=[2,0], B=[0,4], positions [1,0] and [0,2]. A B gives [3,0],[0,6]; B A gives [1,4],[2,2]; sums [3,6].</w:t>
-      </w:r>
-    </w:p>
-    <w:p>
-      <w:pPr>
-        <w:pStyle w:val="Heading3"/>
-      </w:pPr>
-      <w:r>
         <w:t>Plan the delayed return</w:t>
       </w:r>
     </w:p>
     <w:p>
-      <w:r>
+      <w:pPr>
+        <w:spacing w:line="336" w:lineRule="auto" w:after="180"/>
+      </w:pPr>
+      <w:r>
+        <w:rPr>
+          <w:b w:val="0"/>
+        </w:rPr>
         <w:t>Suggested return points in this level: ai-3/3, ai-3/5, ai-3/8. Use actual classroom dates, adjusting for holidays and gaps. One, three and six teaching weeks are scheduling choices, not a claimed optimal spacing.</w:t>
       </w:r>
     </w:p>
     <w:p>
-      <w:r>
-        <w:t>At a delayed check, ask for the idea from memory and a changed application. Compare with the earlier independent response and record support used. For a new level, revisit the previous capstone before checking the new prerequisites.</w:t>
+      <w:pPr>
+        <w:spacing w:line="336" w:lineRule="auto" w:after="180"/>
+      </w:pPr>
+      <w:r>
+        <w:rPr>
+          <w:b w:val="0"/>
+        </w:rPr>
+        <w:t>At a delayed check, ask for the idea from memory and a changed application. Compare with the earlier independent response and record support used.</w:t>
+      </w:r>
+    </w:p>
+    <w:p>
+      <w:pPr>
+        <w:spacing w:line="336" w:lineRule="auto" w:after="180"/>
+      </w:pPr>
+      <w:r>
+        <w:rPr>
+          <w:b w:val="0"/>
+        </w:rPr>
+        <w:t>For a new level, revisit the previous capstone before checking the new prerequisites.</w:t>
       </w:r>
     </w:p>
     <w:tbl>
@@ -3221,8 +5782,26 @@
       </w:tr>
     </w:tbl>
     <w:p>
-      <w:r>
-        <w:t>Use the evidence to choose reteaching or the next step. A completed page, confidence rating or attractive project does not by itself demonstrate understanding.</w:t>
+      <w:pPr>
+        <w:spacing w:line="336" w:lineRule="auto" w:after="180"/>
+      </w:pPr>
+      <w:r>
+        <w:rPr>
+          <w:b w:val="0"/>
+        </w:rPr>
+        <w:t xml:space="preserve">Use the </w:t>
+      </w:r>
+      <w:r>
+        <w:rPr>
+          <w:b/>
+        </w:rPr>
+        <w:t>evidence</w:t>
+      </w:r>
+      <w:r>
+        <w:rPr>
+          <w:b w:val="0"/>
+        </w:rPr>
+        <w:t xml:space="preserve"> to choose reteaching or the next step. A completed page, confidence rating or attractive project does not by itself demonstrate understanding.</w:t>
       </w:r>
     </w:p>
     <w:p>
@@ -3234,7 +5813,13 @@
       </w:r>
     </w:p>
     <w:p>
-      <w:r>
+      <w:pPr>
+        <w:spacing w:line="336" w:lineRule="auto" w:after="180"/>
+      </w:pPr>
+      <w:r>
+        <w:rPr>
+          <w:b w:val="0"/>
+        </w:rPr>
         <w:t>Explain Study Buddy generation as conditional choices, while checking the finished factual claims against sources.</w:t>
       </w:r>
     </w:p>
@@ -3248,12 +5833,56 @@
     </w:p>
     <w:p>
       <w:r>
-        <w:t>Teaching target: Check whether a next-token table is a valid probability distribution</w:t>
-      </w:r>
-    </w:p>
-    <w:p>
-      <w:r>
-        <w:t>Prepare the labelled worked-case picture, the matching workbook, fictional input cards and a place for individual responses. No paid AI account is required for the paper reasoning activities.</w:t>
+        <w:t>Use this preparation summary alongside the detailed A Distribution of Possibilities lesson; it is a checklist rather than a replacement for the full sequence.</w:t>
+      </w:r>
+    </w:p>
+    <w:p>
+      <w:pPr>
+        <w:pStyle w:val="Heading3"/>
+      </w:pPr>
+      <w:r>
+        <w:t>Teaching target</w:t>
+      </w:r>
+    </w:p>
+    <w:p>
+      <w:pPr>
+        <w:spacing w:line="336" w:lineRule="auto" w:after="180"/>
+        <w:shd w:fill="EDF7F3"/>
+      </w:pPr>
+      <w:r>
+        <w:rPr>
+          <w:b w:val="0"/>
+        </w:rPr>
+        <w:t xml:space="preserve">Teaching target: Check whether a next-token table is a valid </w:t>
+      </w:r>
+      <w:r>
+        <w:rPr>
+          <w:b/>
+        </w:rPr>
+        <w:t>probability distribution</w:t>
+      </w:r>
+    </w:p>
+    <w:p>
+      <w:pPr>
+        <w:spacing w:line="336" w:lineRule="auto" w:after="180"/>
+      </w:pPr>
+      <w:r>
+        <w:rPr>
+          <w:b w:val="0"/>
+        </w:rPr>
+        <w:t xml:space="preserve">Prepare the labelled worked-case picture, the matching workbook, fictional </w:t>
+      </w:r>
+      <w:r>
+        <w:rPr>
+          <w:b/>
+        </w:rPr>
+        <w:t>input</w:t>
+      </w:r>
+      <w:r>
+        <w:rPr>
+          <w:b w:val="0"/>
+        </w:rPr>
+        <w:t xml:space="preserve"> cards and a place for individual responses. No paid AI account is required for the paper reasoning activities.</w:t>
       </w:r>
     </w:p>
     <w:tbl>
@@ -3400,37 +6029,207 @@
       </w:tr>
     </w:tbl>
     <w:p>
-      <w:r>
+      <w:pPr>
+        <w:spacing w:line="336" w:lineRule="auto" w:after="180"/>
+      </w:pPr>
+      <w:r>
+        <w:rPr>
+          <w:b w:val="0"/>
+        </w:rPr>
         <w:t>Before class, solve the supported practice: Compute ready,end; busy,end; unknown,end and their combined probability.</w:t>
       </w:r>
     </w:p>
     <w:p>
-      <w:r>
+      <w:pPr>
+        <w:pStyle w:val="Heading3"/>
+      </w:pPr>
+      <w:r>
+        <w:t>Supported practice answer</w:t>
+      </w:r>
+    </w:p>
+    <w:p>
+      <w:pPr>
+        <w:spacing w:line="336" w:lineRule="auto" w:after="180"/>
+        <w:shd w:fill="F1F6FC"/>
+      </w:pPr>
+      <w:r>
+        <w:rPr>
+          <w:b w:val="0"/>
+        </w:rPr>
         <w:t>Reasoned practice answer: Teacher explanation: Path probabilities 0.4,0.15,0.2; combined probability of ending at step two is 0.75.</w:t>
       </w:r>
     </w:p>
     <w:p>
-      <w:r>
-        <w:t>Check every learner before discussion: Use the worked case for Next token distributions. Proposed explanation: “Conditional products assume independence”. Decide whether this explanation is supported. Point to the step or supplied fact that decides; explain your repair if needed.</w:t>
-      </w:r>
-    </w:p>
-    <w:p>
-      <w:r>
-        <w:t>Misconception repair: Use a different conditional probability for each expanded prefix.</w:t>
-      </w:r>
-    </w:p>
-    <w:p>
-      <w:r>
-        <w:t>Support: read the exact case aloud, enlarge the labelled picture, supply input cards and model only the first deciding step. Accept a spoken explanation or drawing; retain the reasoning goal.</w:t>
-      </w:r>
-    </w:p>
-    <w:p>
-      <w:r>
-        <w:t>Extension: Raise end-given-sun to 0.8 and lower more-given-sun to 0.2. Require a prediction and a reason before comparing. Expected result: sun→end becomes 0.44, beating unchanged rain→end 0.405. Reason: Changing one conditional distribution changes its path products while the first-token probabilities remain fixed.</w:t>
-      </w:r>
-    </w:p>
-    <w:p>
-      <w:r>
+      <w:pPr>
+        <w:spacing w:line="336" w:lineRule="auto" w:after="180"/>
+      </w:pPr>
+      <w:r>
+        <w:rPr>
+          <w:b w:val="0"/>
+        </w:rPr>
+        <w:t xml:space="preserve">Check every learner before discussion: Use the worked case for Next token </w:t>
+      </w:r>
+      <w:r>
+        <w:rPr>
+          <w:b/>
+        </w:rPr>
+        <w:t>distribution</w:t>
+      </w:r>
+      <w:r>
+        <w:rPr>
+          <w:b w:val="0"/>
+        </w:rPr>
+        <w:t>s. Proposed explanation: “Conditional products assume independence”. Decide whether this explanation is supported.</w:t>
+      </w:r>
+    </w:p>
+    <w:p>
+      <w:pPr>
+        <w:spacing w:line="336" w:lineRule="auto" w:after="180"/>
+      </w:pPr>
+      <w:r>
+        <w:rPr>
+          <w:b w:val="0"/>
+        </w:rPr>
+        <w:t>Point to the step or supplied fact that decides; explain your repair if needed.</w:t>
+      </w:r>
+    </w:p>
+    <w:p>
+      <w:pPr>
+        <w:pStyle w:val="Heading3"/>
+      </w:pPr>
+      <w:r>
+        <w:t>Repair the misconception</w:t>
+      </w:r>
+    </w:p>
+    <w:p>
+      <w:pPr>
+        <w:spacing w:line="336" w:lineRule="auto" w:after="180"/>
+        <w:shd w:fill="FFF5E6"/>
+      </w:pPr>
+      <w:r>
+        <w:rPr>
+          <w:b w:val="0"/>
+        </w:rPr>
+        <w:t xml:space="preserve">Misconception repair: Use a different </w:t>
+      </w:r>
+      <w:r>
+        <w:rPr>
+          <w:b/>
+        </w:rPr>
+        <w:t>conditional probability</w:t>
+      </w:r>
+      <w:r>
+        <w:rPr>
+          <w:b w:val="0"/>
+        </w:rPr>
+        <w:t xml:space="preserve"> for each expanded prefix.</w:t>
+      </w:r>
+    </w:p>
+    <w:p>
+      <w:pPr>
+        <w:pStyle w:val="Heading3"/>
+      </w:pPr>
+      <w:r>
+        <w:t>Support without giving away the answer</w:t>
+      </w:r>
+    </w:p>
+    <w:p>
+      <w:pPr>
+        <w:spacing w:line="336" w:lineRule="auto" w:after="180"/>
+        <w:shd w:fill="F1F6F8"/>
+      </w:pPr>
+      <w:r>
+        <w:rPr>
+          <w:b w:val="0"/>
+        </w:rPr>
+        <w:t xml:space="preserve">Support: read the exact case aloud, enlarge the labelled picture, supply </w:t>
+      </w:r>
+      <w:r>
+        <w:rPr>
+          <w:b/>
+        </w:rPr>
+        <w:t>input</w:t>
+      </w:r>
+      <w:r>
+        <w:rPr>
+          <w:b w:val="0"/>
+        </w:rPr>
+        <w:t xml:space="preserve"> cards and model only the first deciding step. Accept a spoken explanation or drawing; retain the reasoning goal.</w:t>
+      </w:r>
+    </w:p>
+    <w:p>
+      <w:pPr>
+        <w:pStyle w:val="Heading3"/>
+      </w:pPr>
+      <w:r>
+        <w:t>Extend the reasoning</w:t>
+      </w:r>
+    </w:p>
+    <w:p>
+      <w:pPr>
+        <w:spacing w:line="336" w:lineRule="auto" w:after="180"/>
+        <w:shd w:fill="F5F1FB"/>
+      </w:pPr>
+      <w:r>
+        <w:rPr>
+          <w:b w:val="0"/>
+        </w:rPr>
+        <w:t xml:space="preserve">Extension: Raise end-given-sun to 0.8 and lower more-given-sun to 0.2. Require a </w:t>
+      </w:r>
+      <w:r>
+        <w:rPr>
+          <w:b/>
+        </w:rPr>
+        <w:t>prediction</w:t>
+      </w:r>
+      <w:r>
+        <w:rPr>
+          <w:b w:val="0"/>
+        </w:rPr>
+        <w:t xml:space="preserve"> and a reason before comparing. Expected result: sun→end becomes 0.44, beating unchanged rain→end 0.405.</w:t>
+      </w:r>
+    </w:p>
+    <w:p>
+      <w:pPr>
+        <w:spacing w:line="336" w:lineRule="auto" w:after="180"/>
+        <w:shd w:fill="F5F1FB"/>
+      </w:pPr>
+      <w:r>
+        <w:rPr>
+          <w:b w:val="0"/>
+        </w:rPr>
+        <w:t xml:space="preserve">Reason: Changing one conditional </w:t>
+      </w:r>
+      <w:r>
+        <w:rPr>
+          <w:b/>
+        </w:rPr>
+        <w:t>distribution</w:t>
+      </w:r>
+      <w:r>
+        <w:rPr>
+          <w:b w:val="0"/>
+        </w:rPr>
+        <w:t xml:space="preserve"> changes its path products while the first-token probabilities remain fixed.</w:t>
+      </w:r>
+    </w:p>
+    <w:p>
+      <w:pPr>
+        <w:pStyle w:val="Heading3"/>
+      </w:pPr>
+      <w:r>
+        <w:t>Protect the independent attempt</w:t>
+      </w:r>
+    </w:p>
+    <w:p>
+      <w:pPr>
+        <w:spacing w:line="336" w:lineRule="auto" w:after="180"/>
+        <w:shd w:fill="FFF5E6"/>
+      </w:pPr>
+      <w:r>
+        <w:rPr>
+          <w:b w:val="0"/>
+        </w:rPr>
         <w:t>Independent assessment: withhold the reserved answer until the learner has attempted the new case. Record support separately from correctness.</w:t>
       </w:r>
     </w:p>
@@ -3619,13 +6418,58 @@
       </w:tr>
     </w:tbl>
     <w:p>
-      <w:r>
-        <w:t>Project checkpoint: Frame the need. Name the user, the problem, allowed inputs and a safe simple starting method.</w:t>
-      </w:r>
-    </w:p>
-    <w:p>
-      <w:r>
-        <w:t>Use the weekly teacher answer for topic-specific reasoning. A saved progress tick is an activity record; judge mastery from the learner’s explanation and evidence.</w:t>
+      <w:pPr>
+        <w:pStyle w:val="Heading3"/>
+      </w:pPr>
+      <w:r>
+        <w:t>Project checkpoint</w:t>
+      </w:r>
+    </w:p>
+    <w:p>
+      <w:pPr>
+        <w:spacing w:line="336" w:lineRule="auto" w:after="180"/>
+        <w:shd w:fill="EDF7F3"/>
+      </w:pPr>
+      <w:r>
+        <w:rPr>
+          <w:b w:val="0"/>
+        </w:rPr>
+        <w:t xml:space="preserve">Project checkpoint: Frame the need. Name the user, the problem, allowed </w:t>
+      </w:r>
+      <w:r>
+        <w:rPr>
+          <w:b/>
+        </w:rPr>
+        <w:t>input</w:t>
+      </w:r>
+      <w:r>
+        <w:rPr>
+          <w:b w:val="0"/>
+        </w:rPr>
+        <w:t>s and a safe simple starting method.</w:t>
+      </w:r>
+    </w:p>
+    <w:p>
+      <w:pPr>
+        <w:spacing w:line="336" w:lineRule="auto" w:after="180"/>
+      </w:pPr>
+      <w:r>
+        <w:rPr>
+          <w:b w:val="0"/>
+        </w:rPr>
+        <w:t xml:space="preserve">Use the weekly teacher answer for topic-specific reasoning. A saved progress tick is an activity record; judge mastery from the learner’s explanation and </w:t>
+      </w:r>
+      <w:r>
+        <w:rPr>
+          <w:b/>
+        </w:rPr>
+        <w:t>evidence</w:t>
+      </w:r>
+      <w:r>
+        <w:rPr>
+          <w:b w:val="0"/>
+        </w:rPr>
+        <w:t>.</w:t>
       </w:r>
     </w:p>
     <w:p>
@@ -3638,27 +6482,883 @@
     </w:p>
     <w:p>
       <w:r>
-        <w:t>Use the two formative questions as supported practice, not as independent mastery scores. Discuss the deciding evidence rather than accepting a guessed selection.</w:t>
-      </w:r>
-    </w:p>
-    <w:p>
-      <w:r>
+        <w:t>Use feedback, earlier review and portfolios purposefully. Apply the coding routine only when this lesson has an executable lab.</w:t>
+      </w:r>
+    </w:p>
+    <w:p>
+      <w:pPr>
+        <w:spacing w:line="336" w:lineRule="auto" w:after="180"/>
+      </w:pPr>
+      <w:r>
+        <w:rPr>
+          <w:b w:val="0"/>
+        </w:rPr>
+        <w:t xml:space="preserve">Use the two formative questions as supported practice, not as independent mastery scores. Discuss the deciding </w:t>
+      </w:r>
+      <w:r>
+        <w:rPr>
+          <w:b/>
+        </w:rPr>
+        <w:t>evidence</w:t>
+      </w:r>
+      <w:r>
+        <w:rPr>
+          <w:b w:val="0"/>
+        </w:rPr>
+        <w:t xml:space="preserve"> rather than accepting a guessed selection.</w:t>
+      </w:r>
+    </w:p>
+    <w:p>
+      <w:pPr>
+        <w:spacing w:line="336" w:lineRule="auto" w:after="180"/>
+      </w:pPr>
+      <w:r>
+        <w:rPr>
+          <w:b w:val="0"/>
+        </w:rPr>
         <w:t>The feedback comes from the reviewed public worked case. Do not reveal the separately reserved independent teacher answer until the learner has attempted that case.</w:t>
       </w:r>
     </w:p>
     <w:p>
-      <w:r>
-        <w:t>Ask students to predict before running code. Preserve errors and actual outputs; collect a changed test and an explanation. The branch-boundary and indexing lessons deliberately include failure cases.</w:t>
-      </w:r>
-    </w:p>
-    <w:p>
-      <w:r>
+      <w:pPr>
+        <w:pStyle w:val="Heading3"/>
+      </w:pPr>
+      <w:r>
+        <w:t>For later coding lessons</w:t>
+      </w:r>
+    </w:p>
+    <w:p>
+      <w:r>
+        <w:t>This week has no code block. Use this routine when a later lesson includes an executable lab.</w:t>
+      </w:r>
+    </w:p>
+    <w:p>
+      <w:pPr>
+        <w:spacing w:line="336" w:lineRule="auto" w:after="180"/>
+        <w:shd w:fill="F1F6F8"/>
+      </w:pPr>
+      <w:r>
+        <w:rPr>
+          <w:b w:val="0"/>
+        </w:rPr>
+        <w:t xml:space="preserve">Ask students to predict before running code. Preserve errors and actual </w:t>
+      </w:r>
+      <w:r>
+        <w:rPr>
+          <w:b/>
+        </w:rPr>
+        <w:t>output</w:t>
+      </w:r>
+      <w:r>
+        <w:rPr>
+          <w:b w:val="0"/>
+        </w:rPr>
+        <w:t>s; collect a changed test and an explanation. The branch-boundary and indexing lessons deliberately include failure cases.</w:t>
+      </w:r>
+    </w:p>
+    <w:p>
+      <w:pPr>
+        <w:spacing w:line="336" w:lineRule="auto" w:after="180"/>
+      </w:pPr>
+      <w:r>
+        <w:rPr>
+          <w:b w:val="0"/>
+        </w:rPr>
         <w:t>Use the earlier worked-explanation links to address a specific missing building block, then return to the current question. Adapt this suggestion after observing the learner; it is not an automatic diagnosis.</w:t>
       </w:r>
     </w:p>
     <w:p>
-      <w:r>
-        <w:t>Collect the completed-work portfolio as evidence. Record support separately from correctness, and assess explanation, trace/test and limitations. Progress ticks and quiz selections alone do not establish mastery.</w:t>
+      <w:pPr>
+        <w:spacing w:line="336" w:lineRule="auto" w:after="180"/>
+      </w:pPr>
+      <w:r>
+        <w:rPr>
+          <w:b w:val="0"/>
+        </w:rPr>
+        <w:t xml:space="preserve">Collect the completed-work portfolio as </w:t>
+      </w:r>
+      <w:r>
+        <w:rPr>
+          <w:b/>
+        </w:rPr>
+        <w:t>evidence</w:t>
+      </w:r>
+      <w:r>
+        <w:rPr>
+          <w:b w:val="0"/>
+        </w:rPr>
+        <w:t>. Record support separately from correctness, and assess explanation, trace/test and limitations. Progress ticks and quiz selections alone do not establish mastery.</w:t>
+      </w:r>
+    </w:p>
+    <w:p>
+      <w:pPr>
+        <w:pStyle w:val="Heading1"/>
+      </w:pPr>
+      <w:r>
+        <w:t>09. Visual concept journey</w:t>
+      </w:r>
+    </w:p>
+    <w:p>
+      <w:r>
+        <w:t>Show one A Distribution of Possibilities graphic at a time, request a prediction and discuss its trace before the independent assessment.</w:t>
+      </w:r>
+    </w:p>
+    <w:p>
+      <w:pPr>
+        <w:spacing w:line="336" w:lineRule="auto" w:after="180"/>
+      </w:pPr>
+      <w:r>
+        <w:rPr>
+          <w:b w:val="0"/>
+        </w:rPr>
+        <w:t xml:space="preserve">Use one picture at a time. Hide a worked result before asking for a </w:t>
+      </w:r>
+      <w:r>
+        <w:rPr>
+          <w:b/>
+        </w:rPr>
+        <w:t>prediction</w:t>
+      </w:r>
+      <w:r>
+        <w:rPr>
+          <w:b w:val="0"/>
+        </w:rPr>
+        <w:t>, then reveal it for feedback. These are supported teaching cases; retain the separate independent assessment for a fresh first attempt.</w:t>
+      </w:r>
+    </w:p>
+    <w:p>
+      <w:pPr>
+        <w:pStyle w:val="Heading3"/>
+      </w:pPr>
+      <w:r>
+        <w:t>01. A Distribution of Possibilities: the case</w:t>
+      </w:r>
+    </w:p>
+    <w:p>
+      <w:r>
+        <w:drawing>
+          <wp:inline xmlns:a="http://schemas.openxmlformats.org/drawingml/2006/main" xmlns:pic="http://schemas.openxmlformats.org/drawingml/2006/picture">
+            <wp:extent cx="5486400" cy="2840736"/>
+            <wp:docPr id="3" name="Picture 3" descr="A fictional two-stage token tree illustrates next-token prediction. Supplied facts: First token probabilities: sun 0.55, rain 0.45. Given sun: end 0.4, more 0.6. Given rain: end 0.9, more 0.1. These are complete toy branches; end paths stop, more paths do not."/>
+            <wp:cNvGraphicFramePr>
+              <a:graphicFrameLocks noChangeAspect="1"/>
+            </wp:cNvGraphicFramePr>
+            <a:graphic>
+              <a:graphicData uri="http://schemas.openxmlformats.org/drawingml/2006/picture">
+                <pic:pic>
+                  <pic:nvPicPr>
+                    <pic:cNvPr id="0" name="academy-story-ai-3-2-01.png"/>
+                    <pic:cNvPicPr/>
+                  </pic:nvPicPr>
+                  <pic:blipFill>
+                    <a:blip r:embed="rId11"/>
+                    <a:stretch>
+                      <a:fillRect/>
+                    </a:stretch>
+                  </pic:blipFill>
+                  <pic:spPr>
+                    <a:xfrm>
+                      <a:off x="0" y="0"/>
+                      <a:ext cx="5486400" cy="2840736"/>
+                    </a:xfrm>
+                    <a:prstGeom prst="rect"/>
+                  </pic:spPr>
+                </pic:pic>
+              </a:graphicData>
+            </a:graphic>
+          </wp:inline>
+        </w:drawing>
+      </w:r>
+    </w:p>
+    <w:p>
+      <w:pPr>
+        <w:spacing w:line="336" w:lineRule="auto" w:after="180"/>
+      </w:pPr>
+      <w:r>
+        <w:rPr>
+          <w:b w:val="0"/>
+        </w:rPr>
+        <w:t xml:space="preserve">A fictional two-stage token tree illustrates next-token </w:t>
+      </w:r>
+      <w:r>
+        <w:rPr>
+          <w:b/>
+        </w:rPr>
+        <w:t>prediction</w:t>
+      </w:r>
+      <w:r>
+        <w:rPr>
+          <w:b w:val="0"/>
+        </w:rPr>
+        <w:t>. Supplied facts: First token probabilities: sun 0.55, rain 0.45. Given sun: end 0.4, more 0.6. Given rain: end 0.9, more 0.1.</w:t>
+      </w:r>
+    </w:p>
+    <w:p>
+      <w:pPr>
+        <w:spacing w:line="336" w:lineRule="auto" w:after="180"/>
+      </w:pPr>
+      <w:r>
+        <w:rPr>
+          <w:b w:val="0"/>
+        </w:rPr>
+        <w:t>These are complete toy branches; end paths stop, more paths do not.</w:t>
+      </w:r>
+    </w:p>
+    <w:p>
+      <w:pPr>
+        <w:spacing w:line="336" w:lineRule="auto" w:after="180"/>
+        <w:shd w:fill="F5F1FB"/>
+      </w:pPr>
+      <w:r>
+        <w:rPr>
+          <w:b w:val="0"/>
+        </w:rPr>
+        <w:t>Point to the given fact that matters most. Explain why it matters.</w:t>
+      </w:r>
+    </w:p>
+    <w:p>
+      <w:pPr>
+        <w:pStyle w:val="Heading3"/>
+      </w:pPr>
+      <w:r>
+        <w:t>Discuss while showing the picture</w:t>
+      </w:r>
+    </w:p>
+    <w:p>
+      <w:pPr>
+        <w:spacing w:line="336" w:lineRule="auto" w:after="180"/>
+        <w:shd w:fill="F1F6F8"/>
+      </w:pPr>
+      <w:r>
+        <w:rPr>
+          <w:b w:val="0"/>
+        </w:rPr>
+        <w:t>Teacher prompt: Point to the given fact that matters most. Explain why it matters. Ask learners to describe one label or arrow in ordinary words. Use the adjacent transcript if the image is difficult to see.</w:t>
+      </w:r>
+    </w:p>
+    <w:p>
+      <w:pPr>
+        <w:pStyle w:val="Heading3"/>
+      </w:pPr>
+      <w:r>
+        <w:t>02. Follow the deciding steps</w:t>
+      </w:r>
+    </w:p>
+    <w:p>
+      <w:r>
+        <w:drawing>
+          <wp:inline xmlns:a="http://schemas.openxmlformats.org/drawingml/2006/main" xmlns:pic="http://schemas.openxmlformats.org/drawingml/2006/picture">
+            <wp:extent cx="5486400" cy="4005072"/>
+            <wp:docPr id="4" name="Picture 4" descr="First distribution: sun 0.55, rain 0.45: greedy first choice is sun. → Sun branches: sun→end:0.55×0.4=0.22; sun→more:0.55×0.6=0.33. → Rain branches: rain→end:0.45×0.9=0.405; rain→more:0.45×0.1=0.045. → Compare end paths: rain→end is the more probable of the two complete end paths."/>
+            <wp:cNvGraphicFramePr>
+              <a:graphicFrameLocks noChangeAspect="1"/>
+            </wp:cNvGraphicFramePr>
+            <a:graphic>
+              <a:graphicData uri="http://schemas.openxmlformats.org/drawingml/2006/picture">
+                <pic:pic>
+                  <pic:nvPicPr>
+                    <pic:cNvPr id="0" name="academy-story-ai-3-2-02.png"/>
+                    <pic:cNvPicPr/>
+                  </pic:nvPicPr>
+                  <pic:blipFill>
+                    <a:blip r:embed="rId12"/>
+                    <a:stretch>
+                      <a:fillRect/>
+                    </a:stretch>
+                  </pic:blipFill>
+                  <pic:spPr>
+                    <a:xfrm>
+                      <a:off x="0" y="0"/>
+                      <a:ext cx="5486400" cy="4005072"/>
+                    </a:xfrm>
+                    <a:prstGeom prst="rect"/>
+                  </pic:spPr>
+                </pic:pic>
+              </a:graphicData>
+            </a:graphic>
+          </wp:inline>
+        </w:drawing>
+      </w:r>
+    </w:p>
+    <w:p>
+      <w:pPr>
+        <w:spacing w:line="336" w:lineRule="auto" w:after="180"/>
+      </w:pPr>
+      <w:r>
+        <w:rPr>
+          <w:b w:val="0"/>
+        </w:rPr>
+        <w:t xml:space="preserve">First </w:t>
+      </w:r>
+      <w:r>
+        <w:rPr>
+          <w:b/>
+        </w:rPr>
+        <w:t>distribution</w:t>
+      </w:r>
+      <w:r>
+        <w:rPr>
+          <w:b w:val="0"/>
+        </w:rPr>
+        <w:t>: sun 0.55, rain 0.45: greedy first choice is sun. → Sun branches: sun→end:0.55×0.4=0.22; sun→more:0.55×0.6=0.33. → Rain branches: rain→end:0.45×0.9=0.405; rain→more:0.45×0.1=0.045. → Compare end paths: rain→end is the more probable of the two complete end paths.</w:t>
+      </w:r>
+    </w:p>
+    <w:p>
+      <w:pPr>
+        <w:spacing w:line="336" w:lineRule="auto" w:after="180"/>
+        <w:shd w:fill="F5F1FB"/>
+      </w:pPr>
+      <w:r>
+        <w:rPr>
+          <w:b w:val="0"/>
+        </w:rPr>
+        <w:t xml:space="preserve">Point to each numbered stage and explain which recorded </w:t>
+      </w:r>
+      <w:r>
+        <w:rPr>
+          <w:b/>
+        </w:rPr>
+        <w:t>input</w:t>
+      </w:r>
+      <w:r>
+        <w:rPr>
+          <w:b w:val="0"/>
+        </w:rPr>
+        <w:t xml:space="preserve"> it uses.</w:t>
+      </w:r>
+    </w:p>
+    <w:p>
+      <w:pPr>
+        <w:pStyle w:val="Heading3"/>
+      </w:pPr>
+      <w:r>
+        <w:t>Discuss while showing the picture</w:t>
+      </w:r>
+    </w:p>
+    <w:p>
+      <w:pPr>
+        <w:spacing w:line="336" w:lineRule="auto" w:after="180"/>
+        <w:shd w:fill="F1F6F8"/>
+      </w:pPr>
+      <w:r>
+        <w:rPr>
+          <w:b w:val="0"/>
+        </w:rPr>
+        <w:t xml:space="preserve">Teacher prompt: Point to each numbered stage and explain which recorded </w:t>
+      </w:r>
+      <w:r>
+        <w:rPr>
+          <w:b/>
+        </w:rPr>
+        <w:t>input</w:t>
+      </w:r>
+      <w:r>
+        <w:rPr>
+          <w:b w:val="0"/>
+        </w:rPr>
+        <w:t xml:space="preserve"> it uses. Ask learners to describe one label or arrow in ordinary words. Use the adjacent transcript if the image is difficult to see.</w:t>
+      </w:r>
+    </w:p>
+    <w:p>
+      <w:pPr>
+        <w:pStyle w:val="Heading3"/>
+      </w:pPr>
+      <w:r>
+        <w:t>03. Joint probabilities of the four toy branches</w:t>
+      </w:r>
+    </w:p>
+    <w:p>
+      <w:r>
+        <w:drawing>
+          <wp:inline xmlns:a="http://schemas.openxmlformats.org/drawingml/2006/main" xmlns:pic="http://schemas.openxmlformats.org/drawingml/2006/picture">
+            <wp:extent cx="5486400" cy="3584448"/>
+            <wp:docPr id="5" name="Picture 5" descr="Joint probabilities of the four toy branches. Units: probability. sun→end: 0.22. sun→more: 0.33. rain→end: 0.405. rain→more: 0.045."/>
+            <wp:cNvGraphicFramePr>
+              <a:graphicFrameLocks noChangeAspect="1"/>
+            </wp:cNvGraphicFramePr>
+            <a:graphic>
+              <a:graphicData uri="http://schemas.openxmlformats.org/drawingml/2006/picture">
+                <pic:pic>
+                  <pic:nvPicPr>
+                    <pic:cNvPr id="0" name="academy-story-ai-3-2-03.png"/>
+                    <pic:cNvPicPr/>
+                  </pic:nvPicPr>
+                  <pic:blipFill>
+                    <a:blip r:embed="rId13"/>
+                    <a:stretch>
+                      <a:fillRect/>
+                    </a:stretch>
+                  </pic:blipFill>
+                  <pic:spPr>
+                    <a:xfrm>
+                      <a:off x="0" y="0"/>
+                      <a:ext cx="5486400" cy="3584448"/>
+                    </a:xfrm>
+                    <a:prstGeom prst="rect"/>
+                  </pic:spPr>
+                </pic:pic>
+              </a:graphicData>
+            </a:graphic>
+          </wp:inline>
+        </w:drawing>
+      </w:r>
+    </w:p>
+    <w:p>
+      <w:pPr>
+        <w:spacing w:line="336" w:lineRule="auto" w:after="180"/>
+      </w:pPr>
+      <w:r>
+        <w:rPr>
+          <w:b w:val="0"/>
+        </w:rPr>
+        <w:t>Joint probabilities of the four toy branches. Units: probability. sun→end: 0.22. sun→more: 0.33. rain→end: 0.405. rain→more: 0.045.</w:t>
+      </w:r>
+    </w:p>
+    <w:p>
+      <w:pPr>
+        <w:spacing w:line="336" w:lineRule="auto" w:after="180"/>
+        <w:shd w:fill="F5F1FB"/>
+      </w:pPr>
+      <w:r>
+        <w:rPr>
+          <w:b w:val="0"/>
+        </w:rPr>
+        <w:t>Read the labels and values. Explain the relationship the model shows.</w:t>
+      </w:r>
+    </w:p>
+    <w:p>
+      <w:pPr>
+        <w:pStyle w:val="Heading3"/>
+      </w:pPr>
+      <w:r>
+        <w:t>Discuss while showing the picture</w:t>
+      </w:r>
+    </w:p>
+    <w:p>
+      <w:pPr>
+        <w:spacing w:line="336" w:lineRule="auto" w:after="180"/>
+        <w:shd w:fill="F1F6F8"/>
+      </w:pPr>
+      <w:r>
+        <w:rPr>
+          <w:b w:val="0"/>
+        </w:rPr>
+        <w:t>Teacher prompt: Read the labels and values. Explain the relationship the model shows. Ask learners to describe one label or arrow in ordinary words. Use the adjacent transcript if the image is difficult to see.</w:t>
+      </w:r>
+    </w:p>
+    <w:p>
+      <w:pPr>
+        <w:spacing w:line="336" w:lineRule="auto" w:after="180"/>
+        <w:shd w:fill="F1F6F8"/>
+      </w:pPr>
+      <w:r>
+        <w:rPr>
+          <w:b w:val="0"/>
+        </w:rPr>
+        <w:t>Check row/column meanings, units and denominators before discussing a difference. Supplied toy values are not real class or model results.</w:t>
+      </w:r>
+    </w:p>
+    <w:p>
+      <w:pPr>
+        <w:pStyle w:val="Heading3"/>
+      </w:pPr>
+      <w:r>
+        <w:t>04. Change one thing. Trace what follows.</w:t>
+      </w:r>
+    </w:p>
+    <w:p>
+      <w:r>
+        <w:drawing>
+          <wp:inline xmlns:a="http://schemas.openxmlformats.org/drawingml/2006/main" xmlns:pic="http://schemas.openxmlformats.org/drawingml/2006/picture">
+            <wp:extent cx="5486400" cy="3179064"/>
+            <wp:docPr id="6" name="Picture 6" descr="Original case: rain→end is the more probable of the two complete end paths. Changed condition: Raise end-given-sun to 0.8 and lower more-given-sun to 0.2. Expected result: sun→end becomes 0.44, beating unchanged rain→end 0.405. Reason: Changing one conditional distribution changes its path products while the first-token probabilities remain fixed."/>
+            <wp:cNvGraphicFramePr>
+              <a:graphicFrameLocks noChangeAspect="1"/>
+            </wp:cNvGraphicFramePr>
+            <a:graphic>
+              <a:graphicData uri="http://schemas.openxmlformats.org/drawingml/2006/picture">
+                <pic:pic>
+                  <pic:nvPicPr>
+                    <pic:cNvPr id="0" name="academy-story-ai-3-2-04.png"/>
+                    <pic:cNvPicPr/>
+                  </pic:nvPicPr>
+                  <pic:blipFill>
+                    <a:blip r:embed="rId14"/>
+                    <a:stretch>
+                      <a:fillRect/>
+                    </a:stretch>
+                  </pic:blipFill>
+                  <pic:spPr>
+                    <a:xfrm>
+                      <a:off x="0" y="0"/>
+                      <a:ext cx="5486400" cy="3179064"/>
+                    </a:xfrm>
+                    <a:prstGeom prst="rect"/>
+                  </pic:spPr>
+                </pic:pic>
+              </a:graphicData>
+            </a:graphic>
+          </wp:inline>
+        </w:drawing>
+      </w:r>
+    </w:p>
+    <w:p>
+      <w:pPr>
+        <w:spacing w:line="336" w:lineRule="auto" w:after="180"/>
+      </w:pPr>
+      <w:r>
+        <w:rPr>
+          <w:b w:val="0"/>
+        </w:rPr>
+        <w:t>Original case: rain→end is the more probable of the two complete end paths. Changed condition: Raise end-given-sun to 0.8 and lower more-given-sun to 0.2.</w:t>
+      </w:r>
+    </w:p>
+    <w:p>
+      <w:pPr>
+        <w:spacing w:line="336" w:lineRule="auto" w:after="180"/>
+      </w:pPr>
+      <w:r>
+        <w:rPr>
+          <w:b w:val="0"/>
+        </w:rPr>
+        <w:t xml:space="preserve">Expected result: sun→end becomes 0.44, beating unchanged rain→end 0.405. Reason: Changing one conditional </w:t>
+      </w:r>
+      <w:r>
+        <w:rPr>
+          <w:b/>
+        </w:rPr>
+        <w:t>distribution</w:t>
+      </w:r>
+      <w:r>
+        <w:rPr>
+          <w:b w:val="0"/>
+        </w:rPr>
+        <w:t xml:space="preserve"> changes its path products while the first-token probabilities remain fixed.</w:t>
+      </w:r>
+    </w:p>
+    <w:p>
+      <w:pPr>
+        <w:spacing w:line="336" w:lineRule="auto" w:after="180"/>
+        <w:shd w:fill="F5F1FB"/>
+      </w:pPr>
+      <w:r>
+        <w:rPr>
+          <w:b w:val="0"/>
+        </w:rPr>
+        <w:t>Predict before checking the worked changed-case result. Name what changed and what the supplied facts allow you to conclude.</w:t>
+      </w:r>
+    </w:p>
+    <w:p>
+      <w:pPr>
+        <w:pStyle w:val="Heading3"/>
+      </w:pPr>
+      <w:r>
+        <w:t>Discuss while showing the picture</w:t>
+      </w:r>
+    </w:p>
+    <w:p>
+      <w:pPr>
+        <w:spacing w:line="336" w:lineRule="auto" w:after="180"/>
+        <w:shd w:fill="F1F6F8"/>
+      </w:pPr>
+      <w:r>
+        <w:rPr>
+          <w:b w:val="0"/>
+        </w:rPr>
+        <w:t>Teacher prompt: Predict before checking the worked changed-case result. Name what changed and what the supplied facts allow you to conclude. Ask learners to describe one label or arrow in ordinary words.</w:t>
+      </w:r>
+    </w:p>
+    <w:p>
+      <w:pPr>
+        <w:spacing w:line="336" w:lineRule="auto" w:after="180"/>
+        <w:shd w:fill="F1F6F8"/>
+      </w:pPr>
+      <w:r>
+        <w:rPr>
+          <w:b w:val="0"/>
+        </w:rPr>
+        <w:t xml:space="preserve">Use the adjacent transcript if the image is difficult to see. Changed-case reasoning: Changing one conditional </w:t>
+      </w:r>
+      <w:r>
+        <w:rPr>
+          <w:b/>
+        </w:rPr>
+        <w:t>distribution</w:t>
+      </w:r>
+      <w:r>
+        <w:rPr>
+          <w:b w:val="0"/>
+        </w:rPr>
+        <w:t xml:space="preserve"> changes its path products while the first-token probabilities remain fixed.</w:t>
+      </w:r>
+    </w:p>
+    <w:p>
+      <w:pPr>
+        <w:pStyle w:val="Heading3"/>
+      </w:pPr>
+      <w:r>
+        <w:t>05. Connect the explanation to its limit</w:t>
+      </w:r>
+    </w:p>
+    <w:p>
+      <w:r>
+        <w:drawing>
+          <wp:inline xmlns:a="http://schemas.openxmlformats.org/drawingml/2006/main" xmlns:pic="http://schemas.openxmlformats.org/drawingml/2006/picture">
+            <wp:extent cx="5486400" cy="2834640"/>
+            <wp:docPr id="7" name="Picture 7" descr="Conditional probabilities describe what follows a particular prefix. Multiplying along a path gives its joint probability. The four branch products sum to 1, but the two end paths sum to 0.625 because more branches have not ended. Greedy decoding selects sun then more; it does not guarantee the most likely complete sequence. Limit: These word labels and tiny tables are illustrative; path probability is not a measure of real-world truth."/>
+            <wp:cNvGraphicFramePr>
+              <a:graphicFrameLocks noChangeAspect="1"/>
+            </wp:cNvGraphicFramePr>
+            <a:graphic>
+              <a:graphicData uri="http://schemas.openxmlformats.org/drawingml/2006/picture">
+                <pic:pic>
+                  <pic:nvPicPr>
+                    <pic:cNvPr id="0" name="academy-story-ai-3-2-05.png"/>
+                    <pic:cNvPicPr/>
+                  </pic:nvPicPr>
+                  <pic:blipFill>
+                    <a:blip r:embed="rId15"/>
+                    <a:stretch>
+                      <a:fillRect/>
+                    </a:stretch>
+                  </pic:blipFill>
+                  <pic:spPr>
+                    <a:xfrm>
+                      <a:off x="0" y="0"/>
+                      <a:ext cx="5486400" cy="2834640"/>
+                    </a:xfrm>
+                    <a:prstGeom prst="rect"/>
+                  </pic:spPr>
+                </pic:pic>
+              </a:graphicData>
+            </a:graphic>
+          </wp:inline>
+        </w:drawing>
+      </w:r>
+    </w:p>
+    <w:p>
+      <w:pPr>
+        <w:spacing w:line="336" w:lineRule="auto" w:after="180"/>
+      </w:pPr>
+      <w:r>
+        <w:rPr>
+          <w:b w:val="0"/>
+        </w:rPr>
+        <w:t>Conditional probabilities describe what follows a particular prefix. Multiplying along a path gives its joint probability.</w:t>
+      </w:r>
+    </w:p>
+    <w:p>
+      <w:pPr>
+        <w:spacing w:line="336" w:lineRule="auto" w:after="180"/>
+      </w:pPr>
+      <w:r>
+        <w:rPr>
+          <w:b w:val="0"/>
+        </w:rPr>
+        <w:t>The four branch products sum to 1, but the two end paths sum to 0.625 because more branches have not ended. Greedy decoding selects sun then more; it does not guarantee the most likely complete sequence.</w:t>
+      </w:r>
+    </w:p>
+    <w:p>
+      <w:pPr>
+        <w:spacing w:line="336" w:lineRule="auto" w:after="180"/>
+      </w:pPr>
+      <w:r>
+        <w:rPr>
+          <w:b w:val="0"/>
+        </w:rPr>
+        <w:t>Limit: These word labels and tiny tables are illustrative; path probability is not a measure of real-world truth.</w:t>
+      </w:r>
+    </w:p>
+    <w:p>
+      <w:pPr>
+        <w:spacing w:line="336" w:lineRule="auto" w:after="180"/>
+        <w:shd w:fill="F5F1FB"/>
+      </w:pPr>
+      <w:r>
+        <w:rPr>
+          <w:b w:val="0"/>
+        </w:rPr>
+        <w:t>Explain the case, then point to a limit on the claim.</w:t>
+      </w:r>
+    </w:p>
+    <w:p>
+      <w:pPr>
+        <w:pStyle w:val="Heading3"/>
+      </w:pPr>
+      <w:r>
+        <w:t>Discuss while showing the picture</w:t>
+      </w:r>
+    </w:p>
+    <w:p>
+      <w:pPr>
+        <w:spacing w:line="336" w:lineRule="auto" w:after="180"/>
+        <w:shd w:fill="F1F6F8"/>
+      </w:pPr>
+      <w:r>
+        <w:rPr>
+          <w:b w:val="0"/>
+        </w:rPr>
+        <w:t>Teacher prompt: Explain the case, then point to a limit on the claim. Ask learners to describe one label or arrow in ordinary words. Use the adjacent transcript if the image is difficult to see.</w:t>
+      </w:r>
+    </w:p>
+    <w:p>
+      <w:pPr>
+        <w:spacing w:line="336" w:lineRule="auto" w:after="180"/>
+        <w:shd w:fill="F1F6F8"/>
+      </w:pPr>
+      <w:r>
+        <w:rPr>
+          <w:b w:val="0"/>
+        </w:rPr>
+        <w:t>Keep the stated scope: These word labels and tiny tables are illustrative; path probability is not a measure of real-world truth.</w:t>
+      </w:r>
+    </w:p>
+    <w:p>
+      <w:pPr>
+        <w:pStyle w:val="Heading3"/>
+      </w:pPr>
+      <w:r>
+        <w:t>06. Make the idea visible in your project</w:t>
+      </w:r>
+    </w:p>
+    <w:p>
+      <w:r>
+        <w:drawing>
+          <wp:inline xmlns:a="http://schemas.openxmlformats.org/drawingml/2006/main" xmlns:pic="http://schemas.openxmlformats.org/drawingml/2006/picture">
+            <wp:extent cx="5486400" cy="3380232"/>
+            <wp:docPr id="8" name="Picture 8" descr="Explain Study Buddy generation as conditional choices, while checking the finished factual claims against sources. Draw your input, deciding step, result and limit. Supported question: Why is 0.625 not a broken probability sum?"/>
+            <wp:cNvGraphicFramePr>
+              <a:graphicFrameLocks noChangeAspect="1"/>
+            </wp:cNvGraphicFramePr>
+            <a:graphic>
+              <a:graphicData uri="http://schemas.openxmlformats.org/drawingml/2006/picture">
+                <pic:pic>
+                  <pic:nvPicPr>
+                    <pic:cNvPr id="0" name="academy-story-ai-3-2-06.png"/>
+                    <pic:cNvPicPr/>
+                  </pic:nvPicPr>
+                  <pic:blipFill>
+                    <a:blip r:embed="rId16"/>
+                    <a:stretch>
+                      <a:fillRect/>
+                    </a:stretch>
+                  </pic:blipFill>
+                  <pic:spPr>
+                    <a:xfrm>
+                      <a:off x="0" y="0"/>
+                      <a:ext cx="5486400" cy="3380232"/>
+                    </a:xfrm>
+                    <a:prstGeom prst="rect"/>
+                  </pic:spPr>
+                </pic:pic>
+              </a:graphicData>
+            </a:graphic>
+          </wp:inline>
+        </w:drawing>
+      </w:r>
+    </w:p>
+    <w:p>
+      <w:pPr>
+        <w:spacing w:line="336" w:lineRule="auto" w:after="180"/>
+        <w:shd w:fill="F5F1FB"/>
+      </w:pPr>
+      <w:r>
+        <w:rPr>
+          <w:b w:val="0"/>
+        </w:rPr>
+        <w:t xml:space="preserve">Explain Study Buddy generation as conditional choices, while checking the finished factual claims against sources. Draw your </w:t>
+      </w:r>
+      <w:r>
+        <w:rPr>
+          <w:b/>
+        </w:rPr>
+        <w:t>input</w:t>
+      </w:r>
+      <w:r>
+        <w:rPr>
+          <w:b w:val="0"/>
+        </w:rPr>
+        <w:t>, deciding step, result and limit.</w:t>
+      </w:r>
+    </w:p>
+    <w:p>
+      <w:pPr>
+        <w:spacing w:line="336" w:lineRule="auto" w:after="180"/>
+        <w:shd w:fill="F5F1FB"/>
+      </w:pPr>
+      <w:r>
+        <w:rPr>
+          <w:b w:val="0"/>
+        </w:rPr>
+        <w:t>Supported question: Why is 0.625 not a broken probability sum?</w:t>
+      </w:r>
+    </w:p>
+    <w:p>
+      <w:pPr>
+        <w:spacing w:line="336" w:lineRule="auto" w:after="180"/>
+        <w:shd w:fill="F5F1FB"/>
+      </w:pPr>
+      <w:r>
+        <w:rPr>
+          <w:b w:val="0"/>
+        </w:rPr>
+        <w:t xml:space="preserve">Draw your project trace and justify the deciding step using </w:t>
+      </w:r>
+      <w:r>
+        <w:rPr>
+          <w:b/>
+        </w:rPr>
+        <w:t>evidence</w:t>
+      </w:r>
+      <w:r>
+        <w:rPr>
+          <w:b w:val="0"/>
+        </w:rPr>
+        <w:t>.</w:t>
+      </w:r>
+    </w:p>
+    <w:p>
+      <w:pPr>
+        <w:pStyle w:val="Heading3"/>
+      </w:pPr>
+      <w:r>
+        <w:t>Discuss while showing the picture</w:t>
+      </w:r>
+    </w:p>
+    <w:p>
+      <w:pPr>
+        <w:spacing w:line="336" w:lineRule="auto" w:after="180"/>
+        <w:shd w:fill="F1F6F8"/>
+      </w:pPr>
+      <w:r>
+        <w:rPr>
+          <w:b w:val="0"/>
+        </w:rPr>
+        <w:t xml:space="preserve">Teacher prompt: Draw your project trace and justify the deciding step using </w:t>
+      </w:r>
+      <w:r>
+        <w:rPr>
+          <w:b/>
+        </w:rPr>
+        <w:t>evidence</w:t>
+      </w:r>
+      <w:r>
+        <w:rPr>
+          <w:b w:val="0"/>
+        </w:rPr>
+        <w:t>. Ask learners to describe one label or arrow in ordinary words. Use the adjacent transcript if the image is difficult to see.</w:t>
+      </w:r>
+    </w:p>
+    <w:p>
+      <w:pPr>
+        <w:spacing w:line="336" w:lineRule="auto" w:after="180"/>
+        <w:shd w:fill="F1F6F8"/>
+      </w:pPr>
+      <w:r>
+        <w:rPr>
+          <w:b w:val="0"/>
+        </w:rPr>
+        <w:t>Supported practice key: It counts only the two paths ending now; the remaining 0.375 belongs to sun→more and rain→more.</w:t>
       </w:r>
     </w:p>
     <w:sectPr>

--- a/downloads/teacher/ai-3-week-02.docx
+++ b/downloads/teacher/ai-3-week-02.docx
@@ -195,7 +195,7 @@
           </w:tcPr>
           <w:p>
             <w:r>
-              <w:t>Sections 9 and 11–14. Give extra time to finish the full task set; use Section 15 when the week includes a coding lab.</w:t>
+              <w:t>Use “Run the investigation”, “Connect your project”, “Show what you know”, “Study a complete case” and “Try a new case independently”. Give extra time for the full task set. If this week has a coding lab, use its named section; section numbers can change when extra explanations are included.</w:t>
             </w:r>
           </w:p>
         </w:tc>
@@ -607,7 +607,7 @@
         <w:rPr>
           <w:b w:val="0"/>
         </w:rPr>
-        <w:t xml:space="preserve">Use two 45-minute sessions. All model </w:t>
+        <w:t xml:space="preserve">For the compact core route, use two 45-minute sessions. All model </w:t>
       </w:r>
       <w:r>
         <w:rPr>
@@ -701,7 +701,7 @@
         <w:rPr>
           <w:b w:val="0"/>
         </w:rPr>
-        <w:t xml:space="preserve">Use two 45-minute sessions. All model </w:t>
+        <w:t xml:space="preserve">For the compact core route, use two 45-minute sessions. All model </w:t>
       </w:r>
       <w:r>
         <w:rPr>
@@ -2321,6 +2321,26 @@
         <w:pStyle w:val="Heading3"/>
       </w:pPr>
       <w:r>
+        <w:t>Choose the pacing route</w:t>
+      </w:r>
+    </w:p>
+    <w:p>
+      <w:pPr>
+        <w:spacing w:line="336" w:lineRule="auto" w:after="180"/>
+        <w:shd w:fill="F1F6F8"/>
+      </w:pPr>
+      <w:r>
+        <w:rPr>
+          <w:b w:val="0"/>
+        </w:rPr>
+        <w:t>Compact alternative: this two-session sequence covers selected core tasks. Use the three-session weekly plan for the full lesson, independent transfer, feedback and project work; allow extra time for extensions.</w:t>
+      </w:r>
+    </w:p>
+    <w:p>
+      <w:pPr>
+        <w:pStyle w:val="Heading3"/>
+      </w:pPr>
+      <w:r>
         <w:t>Board sequence</w:t>
       </w:r>
     </w:p>
@@ -2634,7 +2654,7 @@
           </w:tcPr>
           <w:p>
             <w:r>
-              <w:t>Read section 1 and complete W1; ask for a reason alongside each answer.</w:t>
+              <w:t>Read the explanation in “Notice the evidence” and “See how it works”, then complete W1; ask for a reason alongside each answer.</w:t>
             </w:r>
           </w:p>
         </w:tc>
@@ -2656,7 +2676,7 @@
           </w:tcPr>
           <w:p>
             <w:r>
-              <w:t>Trace the worked case in section 2 and complete W2.</w:t>
+              <w:t>Trace the “A closer explanation” material in “See how it works” and “Follow a worked example”, then complete W2. The pictorial case is an additional example.</w:t>
             </w:r>
           </w:p>
         </w:tc>
@@ -2854,7 +2874,7 @@
           </w:tcPr>
           <w:p>
             <w:r>
-              <w:t>Read section 1 and complete W1; ask for a reason alongside each answer.</w:t>
+              <w:t>Read the explanation in “Notice the evidence” and “See how it works”, then complete W1; ask for a reason alongside each answer.</w:t>
             </w:r>
           </w:p>
         </w:tc>
@@ -2876,7 +2896,7 @@
           </w:tcPr>
           <w:p>
             <w:r>
-              <w:t>Trace the worked case in section 2 and complete W2.</w:t>
+              <w:t>Trace the “A closer explanation” material in “See how it works” and “Follow a worked example”, then complete W2. The pictorial case is an additional example.</w:t>
             </w:r>
           </w:p>
         </w:tc>
@@ -6022,7 +6042,7 @@
           </w:tcPr>
           <w:p>
             <w:r>
-              <w:t>Sections 9 and 11–14. Give extra time to finish the full task set; use Section 15 when the week includes a coding lab.</w:t>
+              <w:t>Use “Run the investigation”, “Connect your project”, “Show what you know”, “Study a complete case” and “Try a new case independently”. Give extra time for the full task set. If this week has a coding lab, use its named section; section numbers can change when extra explanations are included.</w:t>
             </w:r>
           </w:p>
         </w:tc>

--- a/downloads/teacher/ai-3-week-02.docx
+++ b/downloads/teacher/ai-3-week-02.docx
@@ -25,20 +25,38 @@
         <w:pStyle w:val="Heading1"/>
       </w:pPr>
       <w:r>
-        <w:t>01. A Distribution of Possibilities</w:t>
-      </w:r>
-    </w:p>
-    <w:p>
-      <w:r>
-        <w:t>Prepare A Distribution of Possibilities: check the target, prerequisites, resources and adaptable teaching schedule.</w:t>
-      </w:r>
-    </w:p>
-    <w:p>
-      <w:pPr>
-        <w:pStyle w:val="Heading3"/>
-      </w:pPr>
-      <w:r>
-        <w:t>Teach the learning cycle</w:t>
+        <w:t>Teach exact probabilities and sampled outcomes as different records.</w:t>
+      </w:r>
+    </w:p>
+    <w:p>
+      <w:r>
+        <w:t>Supply complete branch tables and sampling materials; preserve the representation extension with explicit vectors.</w:t>
+      </w:r>
+    </w:p>
+    <w:p>
+      <w:r>
+        <w:t>Ask which paths a sum includes and whether a claimed complete sequence actually ended.</w:t>
+      </w:r>
+    </w:p>
+    <w:p>
+      <w:pPr>
+        <w:pStyle w:val="Heading1"/>
+      </w:pPr>
+      <w:r>
+        <w:t>01. Prepare the main lesson and its retained extension</w:t>
+      </w:r>
+    </w:p>
+    <w:p>
+      <w:r>
+        <w:t>Use fictional records and schedule separate extension time.</w:t>
+      </w:r>
+    </w:p>
+    <w:p>
+      <w:pPr>
+        <w:pStyle w:val="Heading2"/>
+      </w:pPr>
+      <w:r>
+        <w:t>Goal and preparation</w:t>
       </w:r>
     </w:p>
     <w:p>
@@ -56,6 +74,70 @@
           <w:b/>
         </w:rPr>
         <w:t>probability distribution</w:t>
+      </w:r>
+    </w:p>
+    <w:p>
+      <w:pPr>
+        <w:spacing w:line="336" w:lineRule="auto" w:after="180"/>
+      </w:pPr>
+      <w:r>
+        <w:rPr>
+          <w:b w:val="0"/>
+        </w:rPr>
+        <w:t xml:space="preserve">For the compact core route, use two 45-minute sessions. All model </w:t>
+      </w:r>
+      <w:r>
+        <w:rPr>
+          <w:b/>
+        </w:rPr>
+        <w:t>output</w:t>
+      </w:r>
+      <w:r>
+        <w:rPr>
+          <w:b w:val="0"/>
+        </w:rPr>
+        <w:t>s and probability tables are constructed classroom examples. No hosted AI service, external API or student account is needed.</w:t>
+      </w:r>
+    </w:p>
+    <w:p>
+      <w:pPr>
+        <w:spacing w:line="336" w:lineRule="auto" w:after="180"/>
+      </w:pPr>
+      <w:r>
+        <w:rPr>
+          <w:b w:val="0"/>
+        </w:rPr>
+        <w:t>Distinguish a model objective from factual support and system permissions. Collect independent work before discussing its solutions.</w:t>
+      </w:r>
+    </w:p>
+    <w:p>
+      <w:pPr>
+        <w:spacing w:line="336" w:lineRule="auto" w:after="180"/>
+      </w:pPr>
+      <w:r>
+        <w:rPr>
+          <w:b w:val="0"/>
+        </w:rPr>
+        <w:t>By the end, I can multiply conditional probabilities to compare paths instead of only first tokens.</w:t>
+      </w:r>
+    </w:p>
+    <w:p>
+      <w:pPr>
+        <w:spacing w:line="336" w:lineRule="auto" w:after="180"/>
+      </w:pPr>
+      <w:r>
+        <w:rPr>
+          <w:b w:val="0"/>
+        </w:rPr>
+        <w:t>Use the supplied scenario, student illustrations and blank paper. For numeric work, offer counters or a calculator after learners show the setup. Fictional records are supplied; personal data and paid accounts are unnecessary.</w:t>
+      </w:r>
+    </w:p>
+    <w:p>
+      <w:pPr>
+        <w:pStyle w:val="Heading2"/>
+      </w:pPr>
+      <w:r>
+        <w:t>Main plan</w:t>
       </w:r>
     </w:p>
     <w:tbl>
@@ -237,9 +319,277 @@
     </w:p>
     <w:p>
       <w:pPr>
+        <w:pStyle w:val="Heading2"/>
+      </w:pPr>
+      <w:r>
+        <w:t>Retrieval and readiness</w:t>
+      </w:r>
+    </w:p>
+    <w:p>
+      <w:pPr>
+        <w:spacing w:line="336" w:lineRule="auto" w:after="180"/>
+      </w:pPr>
+      <w:r>
+        <w:rPr>
+          <w:b w:val="0"/>
+        </w:rPr>
+        <w:t>Without opening the old lesson, explain one key idea from Predictive and Generative AI. Give an example and a mistake that the idea helps you avoid.</w:t>
+      </w:r>
+    </w:p>
+    <w:p>
+      <w:pPr>
+        <w:spacing w:line="336" w:lineRule="auto" w:after="180"/>
+      </w:pPr>
+      <w:r>
+        <w:rPr>
+          <w:b w:val="0"/>
+        </w:rPr>
+        <w:t xml:space="preserve">Look for: Distinguish discriminative </w:t>
+      </w:r>
+      <w:r>
+        <w:rPr>
+          <w:b/>
+        </w:rPr>
+        <w:t>prediction</w:t>
+      </w:r>
+      <w:r>
+        <w:rPr>
+          <w:b w:val="0"/>
+        </w:rPr>
+        <w:t xml:space="preserve"> from generation by inspecting the requested </w:t>
+      </w:r>
+      <w:r>
+        <w:rPr>
+          <w:b/>
+        </w:rPr>
+        <w:t>output</w:t>
+      </w:r>
+    </w:p>
+    <w:p>
+      <w:pPr>
+        <w:spacing w:line="336" w:lineRule="auto" w:after="180"/>
+      </w:pPr>
+      <w:r>
+        <w:rPr>
+          <w:b w:val="0"/>
+        </w:rPr>
+        <w:t xml:space="preserve">Reference example, not the only acceptable wording: Teacher explanation: Message labels are discriminative </w:t>
+      </w:r>
+      <w:r>
+        <w:rPr>
+          <w:b/>
+        </w:rPr>
+        <w:t>prediction</w:t>
+      </w:r>
+      <w:r>
+        <w:rPr>
+          <w:b w:val="0"/>
+        </w:rPr>
+        <w:t>; continuing a sequence is generation; record lookup is retrieval rather than learned generation by itself.</w:t>
+      </w:r>
+    </w:p>
+    <w:p>
+      <w:pPr>
+        <w:spacing w:line="336" w:lineRule="auto" w:after="180"/>
+      </w:pPr>
+      <w:r>
+        <w:rPr>
+          <w:b w:val="0"/>
+        </w:rPr>
+        <w:t xml:space="preserve">One application can route a request, retrieve </w:t>
+      </w:r>
+      <w:r>
+        <w:rPr>
+          <w:b/>
+        </w:rPr>
+        <w:t>evidence</w:t>
+      </w:r>
+      <w:r>
+        <w:rPr>
+          <w:b w:val="0"/>
+        </w:rPr>
+        <w:t xml:space="preserve"> and generate a response.</w:t>
+      </w:r>
+    </w:p>
+    <w:p>
+      <w:pPr>
+        <w:spacing w:line="336" w:lineRule="auto" w:after="180"/>
+      </w:pPr>
+      <w:r>
+        <w:rPr>
+          <w:b w:val="0"/>
+        </w:rPr>
+        <w:t>Different vocabularies and rules segment the same text differently; end markers may change the reported count.</w:t>
+      </w:r>
+    </w:p>
+    <w:p>
+      <w:pPr>
+        <w:pStyle w:val="Heading2"/>
+      </w:pPr>
+      <w:r>
+        <w:t>Materials and extension planning · reference / check after trying</w:t>
+      </w:r>
+    </w:p>
+    <w:p>
+      <w:pPr>
+        <w:spacing w:line="336" w:lineRule="auto" w:after="180"/>
+      </w:pPr>
+      <w:r>
+        <w:rPr>
+          <w:b w:val="0"/>
+        </w:rPr>
+        <w:t>Printed lesson and workbook; paper and pencil</w:t>
+      </w:r>
+    </w:p>
+    <w:p>
+      <w:pPr>
+        <w:spacing w:line="336" w:lineRule="auto" w:after="180"/>
+      </w:pPr>
+      <w:r>
+        <w:rPr>
+          <w:b w:val="0"/>
+        </w:rPr>
+        <w:t>Calculator; optional local Python 3 interpreter</w:t>
+      </w:r>
+    </w:p>
+    <w:p>
+      <w:pPr>
+        <w:spacing w:line="336" w:lineRule="auto" w:after="180"/>
+      </w:pPr>
+      <w:r>
+        <w:rPr>
+          <w:b w:val="0"/>
+        </w:rPr>
+        <w:t>Prepare the independent task and fresh retry without displaying solutions</w:t>
+      </w:r>
+    </w:p>
+    <w:p>
+      <w:pPr>
         <w:pStyle w:val="Heading3"/>
       </w:pPr>
       <w:r>
+        <w:t>Apply the connected idea: Embeddings and position</w:t>
+      </w:r>
+    </w:p>
+    <w:p>
+      <w:pPr>
+        <w:spacing w:line="336" w:lineRule="auto" w:after="180"/>
+      </w:pPr>
+      <w:r>
+        <w:rPr>
+          <w:b w:val="0"/>
+        </w:rPr>
+        <w:t xml:space="preserve">For the compact core route, use two 45-minute sessions. All model </w:t>
+      </w:r>
+      <w:r>
+        <w:rPr>
+          <w:b/>
+        </w:rPr>
+        <w:t>output</w:t>
+      </w:r>
+      <w:r>
+        <w:rPr>
+          <w:b w:val="0"/>
+        </w:rPr>
+        <w:t>s and probability tables are constructed classroom examples. No hosted AI service, external API or student account is needed.</w:t>
+      </w:r>
+    </w:p>
+    <w:p>
+      <w:pPr>
+        <w:spacing w:line="336" w:lineRule="auto" w:after="180"/>
+      </w:pPr>
+      <w:r>
+        <w:rPr>
+          <w:b w:val="0"/>
+        </w:rPr>
+        <w:t>Distinguish a model objective from factual support and system permissions. Collect independent work before discussing its solutions.</w:t>
+      </w:r>
+    </w:p>
+    <w:p>
+      <w:pPr>
+        <w:pStyle w:val="Heading3"/>
+      </w:pPr>
+      <w:r>
+        <w:t>Readiness answer</w:t>
+      </w:r>
+    </w:p>
+    <w:p>
+      <w:pPr>
+        <w:spacing w:line="336" w:lineRule="auto" w:after="180"/>
+      </w:pPr>
+      <w:r>
+        <w:rPr>
+          <w:b w:val="0"/>
+        </w:rPr>
+        <w:t xml:space="preserve">No. IDs are indices. Similarity must refer to the </w:t>
+      </w:r>
+      <w:r>
+        <w:rPr>
+          <w:b/>
+        </w:rPr>
+        <w:t>embedding</w:t>
+      </w:r>
+      <w:r>
+        <w:rPr>
+          <w:b w:val="0"/>
+        </w:rPr>
+        <w:t xml:space="preserve"> vectors and a defined comparison, not numerical ID distance.</w:t>
+      </w:r>
+    </w:p>
+    <w:p>
+      <w:pPr>
+        <w:spacing w:line="336" w:lineRule="auto" w:after="180"/>
+      </w:pPr>
+      <w:r>
+        <w:rPr>
+          <w:b w:val="0"/>
+        </w:rPr>
+        <w:t>Printed lesson and workbook; paper and pencil</w:t>
+      </w:r>
+    </w:p>
+    <w:p>
+      <w:pPr>
+        <w:spacing w:line="336" w:lineRule="auto" w:after="180"/>
+      </w:pPr>
+      <w:r>
+        <w:rPr>
+          <w:b w:val="0"/>
+        </w:rPr>
+        <w:t>Calculator; optional local Python 3 interpreter</w:t>
+      </w:r>
+    </w:p>
+    <w:p>
+      <w:pPr>
+        <w:spacing w:line="336" w:lineRule="auto" w:after="180"/>
+      </w:pPr>
+      <w:r>
+        <w:rPr>
+          <w:b w:val="0"/>
+        </w:rPr>
+        <w:t>Prepare the independent task and fresh retry without displaying solutions</w:t>
+      </w:r>
+    </w:p>
+    <w:p>
+      <w:pPr>
+        <w:pStyle w:val="Heading2"/>
+      </w:pPr>
+      <w:r>
+        <w:t>Earlier wording, alternatives and picture transcripts · reference / check after trying</w:t>
+      </w:r>
+    </w:p>
+    <w:p>
+      <w:pPr>
+        <w:pStyle w:val="Heading3"/>
+      </w:pPr>
+      <w:r>
+        <w:t>Teach the learning cycle</w:t>
+      </w:r>
+    </w:p>
+    <w:p>
+      <w:pPr>
+        <w:pStyle w:val="Heading3"/>
+      </w:pPr>
+      <w:r>
         <w:t>Retrieval answer guidance</w:t>
       </w:r>
     </w:p>
@@ -259,107 +609,20 @@
         <w:rPr>
           <w:b w:val="0"/>
         </w:rPr>
-        <w:t>Without opening the old lesson, explain one key idea from Predictive and Generative AI. Give an example and a mistake that the idea helps you avoid.</w:t>
+        <w:t>Use the student module and workbook section with this exact week title. The worked case, independent question and answers below form one aligned lesson sequence.</w:t>
+      </w:r>
+    </w:p>
+    <w:p>
+      <w:pPr>
+        <w:pStyle w:val="Heading3"/>
+      </w:pPr>
+      <w:r>
+        <w:t>What the learner must demonstrate</w:t>
       </w:r>
     </w:p>
     <w:p>
       <w:pPr>
         <w:spacing w:line="336" w:lineRule="auto" w:after="180"/>
-      </w:pPr>
-      <w:r>
-        <w:rPr>
-          <w:b w:val="0"/>
-        </w:rPr>
-        <w:t xml:space="preserve">Look for: Distinguish discriminative </w:t>
-      </w:r>
-      <w:r>
-        <w:rPr>
-          <w:b/>
-        </w:rPr>
-        <w:t>prediction</w:t>
-      </w:r>
-      <w:r>
-        <w:rPr>
-          <w:b w:val="0"/>
-        </w:rPr>
-        <w:t xml:space="preserve"> from generation by inspecting the requested </w:t>
-      </w:r>
-      <w:r>
-        <w:rPr>
-          <w:b/>
-        </w:rPr>
-        <w:t>output</w:t>
-      </w:r>
-    </w:p>
-    <w:p>
-      <w:pPr>
-        <w:spacing w:line="336" w:lineRule="auto" w:after="180"/>
-      </w:pPr>
-      <w:r>
-        <w:rPr>
-          <w:b w:val="0"/>
-        </w:rPr>
-        <w:t xml:space="preserve">Reference example, not the only acceptable wording: Teacher explanation: Message labels are discriminative </w:t>
-      </w:r>
-      <w:r>
-        <w:rPr>
-          <w:b/>
-        </w:rPr>
-        <w:t>prediction</w:t>
-      </w:r>
-      <w:r>
-        <w:rPr>
-          <w:b w:val="0"/>
-        </w:rPr>
-        <w:t>; continuing a sequence is generation; record lookup is retrieval rather than learned generation by itself.</w:t>
-      </w:r>
-    </w:p>
-    <w:p>
-      <w:pPr>
-        <w:spacing w:line="336" w:lineRule="auto" w:after="180"/>
-      </w:pPr>
-      <w:r>
-        <w:rPr>
-          <w:b w:val="0"/>
-        </w:rPr>
-        <w:t xml:space="preserve">One application can route a request, retrieve </w:t>
-      </w:r>
-      <w:r>
-        <w:rPr>
-          <w:b/>
-        </w:rPr>
-        <w:t>evidence</w:t>
-      </w:r>
-      <w:r>
-        <w:rPr>
-          <w:b w:val="0"/>
-        </w:rPr>
-        <w:t xml:space="preserve"> and generate a response.</w:t>
-      </w:r>
-    </w:p>
-    <w:p>
-      <w:pPr>
-        <w:spacing w:line="336" w:lineRule="auto" w:after="180"/>
-      </w:pPr>
-      <w:r>
-        <w:rPr>
-          <w:b w:val="0"/>
-        </w:rPr>
-        <w:t>Use the student module and workbook section with this exact week title. The worked case, independent question and answers below form one aligned lesson sequence.</w:t>
-      </w:r>
-    </w:p>
-    <w:p>
-      <w:pPr>
-        <w:pStyle w:val="Heading3"/>
-      </w:pPr>
-      <w:r>
-        <w:t>What the learner must demonstrate</w:t>
-      </w:r>
-    </w:p>
-    <w:p>
-      <w:pPr>
-        <w:spacing w:line="336" w:lineRule="auto" w:after="180"/>
-        <w:shd w:fill="F5F1FB"/>
       </w:pPr>
       <w:r>
         <w:rPr>
@@ -556,6 +819,11 @@
       </w:r>
     </w:p>
     <w:p>
+      <w:r>
+        <w:t>This compact option is not the full-week schedule. Use the main teaching cycle and allow extra sessions for the investigation, independent work and project.</w:t>
+      </w:r>
+    </w:p>
+    <w:p>
       <w:pPr>
         <w:spacing w:line="336" w:lineRule="auto" w:after="180"/>
       </w:pPr>
@@ -563,7 +831,7 @@
         <w:rPr>
           <w:b w:val="0"/>
         </w:rPr>
-        <w:t>Use the supplied scenario, student illustrations and blank paper. For numeric work, offer counters or a calculator after learners show the setup. Fictional records are supplied; personal data and paid accounts are unnecessary.</w:t>
+        <w:t>Allow 80 minutes: recall 8; explanation 12; worked demonstration 15; guided practice 20; independent assessment 15; project and reflection 10. Extend the lab into a second session when needed.</w:t>
       </w:r>
     </w:p>
     <w:p>
@@ -571,24 +839,457 @@
         <w:pStyle w:val="Heading3"/>
       </w:pPr>
       <w:r>
-        <w:t>Alternative compact allocation</w:t>
-      </w:r>
-    </w:p>
-    <w:p>
-      <w:r>
-        <w:t>This compact option is not the full-week schedule. Use the main teaching cycle and allow extra sessions for the investigation, independent work and project.</w:t>
+        <w:t>Preparation for the connected explanation</w:t>
+      </w:r>
+    </w:p>
+    <w:p>
+      <w:pPr>
+        <w:pStyle w:val="Heading3"/>
+      </w:pPr>
+      <w:r>
+        <w:t>Readiness answer</w:t>
+      </w:r>
+    </w:p>
+    <w:p>
+      <w:pPr>
+        <w:pStyle w:val="Heading3"/>
+      </w:pPr>
+      <w:r>
+        <w:t>End goal for the pictorial case</w:t>
       </w:r>
     </w:p>
     <w:p>
       <w:pPr>
         <w:spacing w:line="336" w:lineRule="auto" w:after="180"/>
-        <w:shd w:fill="F1F6F8"/>
       </w:pPr>
       <w:r>
         <w:rPr>
           <w:b w:val="0"/>
         </w:rPr>
-        <w:t>Allow 80 minutes: recall 8; explanation 12; worked demonstration 15; guided practice 20; independent assessment 15; project and reflection 10. Extend the lab into a second session when needed.</w:t>
+        <w:t>This added worked case illustrates the week’s main idea. Retain all original and connected topics; schedule its practice within the teaching cycle.</w:t>
+      </w:r>
+    </w:p>
+    <w:p>
+      <w:pPr>
+        <w:pStyle w:val="Heading1"/>
+      </w:pPr>
+      <w:r>
+        <w:t>02. Teach conditional products with explicit event coverage</w:t>
+      </w:r>
+    </w:p>
+    <w:p>
+      <w:r>
+        <w:t>Keep Status, A/B, red/blue and sun/rain tables separately labelled.</w:t>
+      </w:r>
+    </w:p>
+    <w:p>
+      <w:pPr>
+        <w:pStyle w:val="Heading2"/>
+      </w:pPr>
+      <w:r>
+        <w:t>Validate the Status distribution and weight contract</w:t>
+      </w:r>
+    </w:p>
+    <w:p>
+      <w:pPr>
+        <w:spacing w:line="336" w:lineRule="auto" w:after="180"/>
+      </w:pPr>
+      <w:r>
+        <w:rPr>
+          <w:b w:val="0"/>
+        </w:rPr>
+        <w:t>A constructed model uses prefix “Status:” and vocabulary alternatives ready, busy and unknown. Its next-token table is ready 0.5, busy 0.3, unknown 0.2. All entries are nonnegative and sum to 1.</w:t>
+      </w:r>
+    </w:p>
+    <w:p>
+      <w:pPr>
+        <w:spacing w:line="336" w:lineRule="auto" w:after="180"/>
+      </w:pPr>
+      <w:r>
+        <w:rPr>
+          <w:b w:val="0"/>
+        </w:rPr>
+        <w:t>A probability belongs to a token under this prefix and model, not to that token in every situation. An omitted vocabulary alternative would make the interpretation incomplete unless its probability were explicitly zero.</w:t>
+      </w:r>
+    </w:p>
+    <w:p>
+      <w:pPr>
+        <w:spacing w:line="336" w:lineRule="auto" w:after="180"/>
+      </w:pPr>
+      <w:r>
+        <w:rPr>
+          <w:b w:val="0"/>
+        </w:rPr>
+        <w:t xml:space="preserve">A table containing 0.6,0.3,0.3 sums to 1.2 and is not already a </w:t>
+      </w:r>
+      <w:r>
+        <w:rPr>
+          <w:b/>
+        </w:rPr>
+        <w:t>probability distribution</w:t>
+      </w:r>
+      <w:r>
+        <w:rPr>
+          <w:b w:val="0"/>
+        </w:rPr>
+        <w:t>. If the values are nonnegative weights and the rule says normalise, divide each by 1.2. Do not silently treat weights as probabilities.</w:t>
+      </w:r>
+    </w:p>
+    <w:p>
+      <w:pPr>
+        <w:spacing w:line="336" w:lineRule="auto" w:after="180"/>
+      </w:pPr>
+      <w:r>
+        <w:rPr>
+          <w:b w:val="0"/>
+        </w:rPr>
+        <w:t>Negative weights cannot be repaired by this simple normalisation rule.</w:t>
+      </w:r>
+    </w:p>
+    <w:p>
+      <w:pPr>
+        <w:pStyle w:val="Heading2"/>
+      </w:pPr>
+      <w:r>
+        <w:t>Trace all Status paths</w:t>
+      </w:r>
+    </w:p>
+    <w:tbl>
+      <w:tblPr>
+        <w:tblStyle w:val="LightShading-Accent1"/>
+        <w:tblW w:type="auto" w:w="0"/>
+        <w:tblLook w:firstColumn="1" w:firstRow="1" w:lastColumn="0" w:lastRow="0" w:noHBand="0" w:noVBand="1" w:val="04A0"/>
+      </w:tblPr>
+      <w:tblGrid>
+        <w:gridCol w:w="3408"/>
+        <w:gridCol w:w="3408"/>
+        <w:gridCol w:w="3408"/>
+      </w:tblGrid>
+      <w:tr>
+        <w:trPr>
+          <w:tblHeader/>
+        </w:trPr>
+        <w:tc>
+          <w:tcPr>
+            <w:tcW w:type="dxa" w:w="3408"/>
+          </w:tcPr>
+          <w:p>
+            <w:r>
+              <w:t>Expanded prefix</w:t>
+            </w:r>
+          </w:p>
+        </w:tc>
+        <w:tc>
+          <w:tcPr>
+            <w:tcW w:type="dxa" w:w="3408"/>
+          </w:tcPr>
+          <w:p>
+            <w:r>
+              <w:t>End probability</w:t>
+            </w:r>
+          </w:p>
+        </w:tc>
+        <w:tc>
+          <w:tcPr>
+            <w:tcW w:type="dxa" w:w="3408"/>
+          </w:tcPr>
+          <w:p>
+            <w:r>
+              <w:t>Today probability</w:t>
+            </w:r>
+          </w:p>
+        </w:tc>
+      </w:tr>
+      <w:tr>
+        <w:tc>
+          <w:tcPr>
+            <w:tcW w:type="dxa" w:w="3408"/>
+          </w:tcPr>
+          <w:p>
+            <w:r>
+              <w:t>Status: ready</w:t>
+            </w:r>
+          </w:p>
+        </w:tc>
+        <w:tc>
+          <w:tcPr>
+            <w:tcW w:type="dxa" w:w="3408"/>
+          </w:tcPr>
+          <w:p>
+            <w:r>
+              <w:t>0.8</w:t>
+            </w:r>
+          </w:p>
+        </w:tc>
+        <w:tc>
+          <w:tcPr>
+            <w:tcW w:type="dxa" w:w="3408"/>
+          </w:tcPr>
+          <w:p>
+            <w:r>
+              <w:t>0.2</w:t>
+            </w:r>
+          </w:p>
+        </w:tc>
+      </w:tr>
+      <w:tr>
+        <w:tc>
+          <w:tcPr>
+            <w:tcW w:type="dxa" w:w="3408"/>
+          </w:tcPr>
+          <w:p>
+            <w:r>
+              <w:t>Status: busy</w:t>
+            </w:r>
+          </w:p>
+        </w:tc>
+        <w:tc>
+          <w:tcPr>
+            <w:tcW w:type="dxa" w:w="3408"/>
+          </w:tcPr>
+          <w:p>
+            <w:r>
+              <w:t>0.5</w:t>
+            </w:r>
+          </w:p>
+        </w:tc>
+        <w:tc>
+          <w:tcPr>
+            <w:tcW w:type="dxa" w:w="3408"/>
+          </w:tcPr>
+          <w:p>
+            <w:r>
+              <w:t>0.5</w:t>
+            </w:r>
+          </w:p>
+        </w:tc>
+      </w:tr>
+      <w:tr>
+        <w:tc>
+          <w:tcPr>
+            <w:tcW w:type="dxa" w:w="3408"/>
+          </w:tcPr>
+          <w:p>
+            <w:r>
+              <w:t>Status: unknown</w:t>
+            </w:r>
+          </w:p>
+        </w:tc>
+        <w:tc>
+          <w:tcPr>
+            <w:tcW w:type="dxa" w:w="3408"/>
+          </w:tcPr>
+          <w:p>
+            <w:r>
+              <w:t>1</w:t>
+            </w:r>
+          </w:p>
+        </w:tc>
+        <w:tc>
+          <w:tcPr>
+            <w:tcW w:type="dxa" w:w="3408"/>
+          </w:tcPr>
+          <w:p>
+            <w:r>
+              <w:t>0</w:t>
+            </w:r>
+          </w:p>
+        </w:tc>
+      </w:tr>
+    </w:tbl>
+    <w:p>
+      <w:pPr>
+        <w:spacing w:line="336" w:lineRule="auto" w:after="180"/>
+      </w:pPr>
+      <w:r>
+        <w:rPr>
+          <w:b w:val="0"/>
+        </w:rPr>
+        <w:t>The probability of ready followed by end is 0.5*0.8 = 0.4. Ready followed by today is 0.5*0.2 = 0.1. Busy followed by end is 0.3*0.5 = 0.15, and busy followed by today is 0.15.</w:t>
+      </w:r>
+    </w:p>
+    <w:p>
+      <w:pPr>
+        <w:spacing w:line="336" w:lineRule="auto" w:after="180"/>
+      </w:pPr>
+      <w:r>
+        <w:rPr>
+          <w:b w:val="0"/>
+        </w:rPr>
+        <w:t>Unknown followed by end is 0.2 and unknown followed by today is 0. Together these six two-step paths sum to 1. These products are chain-rule calculations; they do not assume the second token is independent of the first.</w:t>
+      </w:r>
+    </w:p>
+    <w:p>
+      <w:pPr>
+        <w:pStyle w:val="Heading2"/>
+      </w:pPr>
+      <w:r>
+        <w:t>Model the separate greedy counterexample</w:t>
+      </w:r>
+    </w:p>
+    <w:p>
+      <w:pPr>
+        <w:spacing w:line="336" w:lineRule="auto" w:after="180"/>
+      </w:pPr>
+      <w:r>
+        <w:rPr>
+          <w:b w:val="0"/>
+        </w:rPr>
+        <w:t>Greedy decoding chooses the largest next-token probability at each step, with an explicit tie rule if needed. It does not always maximise the probability of a complete sequence. Counterexample: first-step A=0.6 and B=0.4.</w:t>
+      </w:r>
+    </w:p>
+    <w:p>
+      <w:pPr>
+        <w:spacing w:line="336" w:lineRule="auto" w:after="180"/>
+      </w:pPr>
+      <w:r>
+        <w:rPr>
+          <w:b w:val="0"/>
+        </w:rPr>
+        <w:t>Given A, end=0.51 and x=0.49; given B, end=1. Greedy produces A,end with probability 0.306. The path B,end has probability 0.4, larger than 0.306.</w:t>
+      </w:r>
+    </w:p>
+    <w:p>
+      <w:pPr>
+        <w:spacing w:line="336" w:lineRule="auto" w:after="180"/>
+      </w:pPr>
+      <w:r>
+        <w:rPr>
+          <w:b w:val="0"/>
+        </w:rPr>
+        <w:t>This comparison concerns exactly two-step paths; longer completion probabilities require the later conditionals too.</w:t>
+      </w:r>
+    </w:p>
+    <w:p>
+      <w:pPr>
+        <w:spacing w:line="336" w:lineRule="auto" w:after="180"/>
+      </w:pPr>
+      <w:r>
+        <w:rPr>
+          <w:b w:val="0"/>
+        </w:rPr>
+        <w:t xml:space="preserve">A high path probability measures the model’s preference over these specified paths. It is not </w:t>
+      </w:r>
+      <w:r>
+        <w:rPr>
+          <w:b/>
+        </w:rPr>
+        <w:t>evidence</w:t>
+      </w:r>
+      <w:r>
+        <w:rPr>
+          <w:b w:val="0"/>
+        </w:rPr>
+        <w:t xml:space="preserve"> that a status claim matches a live </w:t>
+      </w:r>
+      <w:r>
+        <w:rPr>
+          <w:b/>
+        </w:rPr>
+        <w:t>observation</w:t>
+      </w:r>
+      <w:r>
+        <w:rPr>
+          <w:b w:val="0"/>
+        </w:rPr>
+        <w:t>. Format checks and source checks remain separate.</w:t>
+      </w:r>
+    </w:p>
+    <w:p>
+      <w:pPr>
+        <w:pStyle w:val="Heading2"/>
+      </w:pPr>
+      <w:r>
+        <w:t>Read the pictured sun/rain tree</w:t>
+      </w:r>
+    </w:p>
+    <w:p>
+      <w:pPr>
+        <w:spacing w:line="336" w:lineRule="auto" w:after="180"/>
+      </w:pPr>
+      <w:r>
+        <w:rPr>
+          <w:b w:val="0"/>
+        </w:rPr>
+        <w:t xml:space="preserve">A fictional two-stage token tree illustrates next-token </w:t>
+      </w:r>
+      <w:r>
+        <w:rPr>
+          <w:b/>
+        </w:rPr>
+        <w:t>prediction</w:t>
+      </w:r>
+      <w:r>
+        <w:rPr>
+          <w:b w:val="0"/>
+        </w:rPr>
+        <w:t>.</w:t>
+      </w:r>
+    </w:p>
+    <w:p>
+      <w:pPr>
+        <w:spacing w:line="336" w:lineRule="auto" w:after="180"/>
+      </w:pPr>
+      <w:r>
+        <w:rPr>
+          <w:b w:val="0"/>
+        </w:rPr>
+        <w:t>First token probabilities: sun 0.55, rain 0.45. Given sun: end 0.4, more 0.6. Given rain: end 0.9, more 0.1.</w:t>
+      </w:r>
+    </w:p>
+    <w:p>
+      <w:pPr>
+        <w:spacing w:line="336" w:lineRule="auto" w:after="180"/>
+      </w:pPr>
+      <w:r>
+        <w:rPr>
+          <w:b w:val="0"/>
+        </w:rPr>
+        <w:t>These are complete toy branches; end paths stop, more paths do not.</w:t>
+      </w:r>
+    </w:p>
+    <w:p>
+      <w:pPr>
+        <w:pStyle w:val="Heading2"/>
+      </w:pPr>
+      <w:r>
+        <w:t>Trace products and unfinished mass</w:t>
+      </w:r>
+    </w:p>
+    <w:p>
+      <w:r>
+        <w:drawing>
+          <wp:inline xmlns:a="http://schemas.openxmlformats.org/drawingml/2006/main" xmlns:pic="http://schemas.openxmlformats.org/drawingml/2006/picture">
+            <wp:extent cx="5486400" cy="4005072"/>
+            <wp:docPr id="1" name="Picture 1" descr="First distribution: sun 0.55, rain 0.45: greedy first choice is sun. → Sun branches: sun→end:0.55×0.4=0.22; sun→more:0.55×0.6=0.33. → Rain branches: rain→end:0.45×0.9=0.405; rain→more:0.45×0.1=0.045. → Compare end paths: rain→end is the more probable of the two complete end paths."/>
+            <wp:cNvGraphicFramePr>
+              <a:graphicFrameLocks noChangeAspect="1"/>
+            </wp:cNvGraphicFramePr>
+            <a:graphic>
+              <a:graphicData uri="http://schemas.openxmlformats.org/drawingml/2006/picture">
+                <pic:pic>
+                  <pic:nvPicPr>
+                    <pic:cNvPr id="0" name="academy-story-ai-3-2-02.png"/>
+                    <pic:cNvPicPr/>
+                  </pic:nvPicPr>
+                  <pic:blipFill>
+                    <a:blip r:embed="rId9"/>
+                    <a:stretch>
+                      <a:fillRect/>
+                    </a:stretch>
+                  </pic:blipFill>
+                  <pic:spPr>
+                    <a:xfrm>
+                      <a:off x="0" y="0"/>
+                      <a:ext cx="5486400" cy="4005072"/>
+                    </a:xfrm>
+                    <a:prstGeom prst="rect"/>
+                  </pic:spPr>
+                </pic:pic>
+              </a:graphicData>
+            </a:graphic>
+          </wp:inline>
+        </w:drawing>
       </w:r>
     </w:p>
     <w:p>
@@ -596,7 +1297,136 @@
         <w:pStyle w:val="Heading3"/>
       </w:pPr>
       <w:r>
-        <w:t>Preparation for the connected explanation</w:t>
+        <w:t>Read the picture one step at a time</w:t>
+      </w:r>
+    </w:p>
+    <w:tbl>
+      <w:tblPr>
+        <w:tblStyle w:val="LightShading-Accent1"/>
+        <w:tblW w:type="auto" w:w="0"/>
+        <w:tblLook w:firstColumn="1" w:firstRow="1" w:lastColumn="0" w:lastRow="0" w:noHBand="0" w:noVBand="1" w:val="04A0"/>
+      </w:tblPr>
+      <w:tblGrid>
+        <w:gridCol w:w="5112"/>
+        <w:gridCol w:w="5112"/>
+      </w:tblGrid>
+      <w:tr>
+        <w:trPr>
+          <w:tblHeader/>
+        </w:trPr>
+        <w:tc>
+          <w:tcPr>
+            <w:tcW w:type="dxa" w:w="5112"/>
+          </w:tcPr>
+          <w:p>
+            <w:r>
+              <w:t>Step</w:t>
+            </w:r>
+          </w:p>
+        </w:tc>
+        <w:tc>
+          <w:tcPr>
+            <w:tcW w:type="dxa" w:w="5112"/>
+          </w:tcPr>
+          <w:p>
+            <w:r>
+              <w:t>What happens and why</w:t>
+            </w:r>
+          </w:p>
+        </w:tc>
+      </w:tr>
+      <w:tr>
+        <w:tc>
+          <w:tcPr>
+            <w:tcW w:type="dxa" w:w="5112"/>
+          </w:tcPr>
+          <w:p>
+            <w:r>
+              <w:t>1. First distribution</w:t>
+            </w:r>
+          </w:p>
+        </w:tc>
+        <w:tc>
+          <w:tcPr>
+            <w:tcW w:type="dxa" w:w="5112"/>
+          </w:tcPr>
+          <w:p>
+            <w:r>
+              <w:t>sun 0.55, rain 0.45: greedy first choice is sun.</w:t>
+            </w:r>
+          </w:p>
+        </w:tc>
+      </w:tr>
+      <w:tr>
+        <w:tc>
+          <w:tcPr>
+            <w:tcW w:type="dxa" w:w="5112"/>
+          </w:tcPr>
+          <w:p>
+            <w:r>
+              <w:t>2. Sun branches</w:t>
+            </w:r>
+          </w:p>
+        </w:tc>
+        <w:tc>
+          <w:tcPr>
+            <w:tcW w:type="dxa" w:w="5112"/>
+          </w:tcPr>
+          <w:p>
+            <w:r>
+              <w:t>sun→end:0.55×0.4=0.22; sun→more:0.55×0.6=0.33.</w:t>
+            </w:r>
+          </w:p>
+        </w:tc>
+      </w:tr>
+      <w:tr>
+        <w:tc>
+          <w:tcPr>
+            <w:tcW w:type="dxa" w:w="5112"/>
+          </w:tcPr>
+          <w:p>
+            <w:r>
+              <w:t>3. Rain branches</w:t>
+            </w:r>
+          </w:p>
+        </w:tc>
+        <w:tc>
+          <w:tcPr>
+            <w:tcW w:type="dxa" w:w="5112"/>
+          </w:tcPr>
+          <w:p>
+            <w:r>
+              <w:t>rain→end:0.45×0.9=0.405; rain→more:0.45×0.1=0.045.</w:t>
+            </w:r>
+          </w:p>
+        </w:tc>
+      </w:tr>
+      <w:tr>
+        <w:tc>
+          <w:tcPr>
+            <w:tcW w:type="dxa" w:w="5112"/>
+          </w:tcPr>
+          <w:p>
+            <w:r>
+              <w:t>4. Compare end paths</w:t>
+            </w:r>
+          </w:p>
+        </w:tc>
+        <w:tc>
+          <w:tcPr>
+            <w:tcW w:type="dxa" w:w="5112"/>
+          </w:tcPr>
+          <w:p>
+            <w:r>
+              <w:t>rain→end is the more probable of the two complete end paths.</w:t>
+            </w:r>
+          </w:p>
+        </w:tc>
+      </w:tr>
+    </w:tbl>
+    <w:p>
+      <w:r>
+        <w:t>Match each pictured step to the supplied facts. This is a worked teaching case, not an independent assessment.</w:t>
       </w:r>
     </w:p>
     <w:p>
@@ -607,19 +1437,54 @@
         <w:rPr>
           <w:b w:val="0"/>
         </w:rPr>
-        <w:t xml:space="preserve">For the compact core route, use two 45-minute sessions. All model </w:t>
-      </w:r>
+        <w:t>Conditional probabilities describe what follows a particular prefix. Multiplying along a path gives its joint probability.</w:t>
+      </w:r>
+    </w:p>
+    <w:p>
+      <w:pPr>
+        <w:spacing w:line="336" w:lineRule="auto" w:after="180"/>
+      </w:pPr>
+      <w:r>
+        <w:rPr>
+          <w:b w:val="0"/>
+        </w:rPr>
+        <w:t>The four branch products sum to 1, but the two end paths sum to 0.625 because more branches have not ended. Greedy decoding selects sun then more; it does not guarantee the most likely complete sequence.</w:t>
+      </w:r>
+    </w:p>
+    <w:p>
+      <w:pPr>
+        <w:pStyle w:val="Heading2"/>
+      </w:pPr>
+      <w:r>
+        <w:t>Predict the changed sun conditionals</w:t>
+      </w:r>
+    </w:p>
+    <w:p>
+      <w:pPr>
+        <w:spacing w:line="336" w:lineRule="auto" w:after="180"/>
+      </w:pPr>
+      <w:r>
+        <w:rPr>
+          <w:b w:val="0"/>
+        </w:rPr>
+        <w:t>Change: Raise end-given-sun to 0.8 and lower more-given-sun to 0.2.</w:t>
+      </w:r>
+    </w:p>
+    <w:p>
+      <w:pPr>
+        <w:spacing w:line="336" w:lineRule="auto" w:after="180"/>
+      </w:pPr>
       <w:r>
         <w:rPr>
           <w:b/>
         </w:rPr>
-        <w:t>output</w:t>
+        <w:t>Prediction</w:t>
       </w:r>
       <w:r>
         <w:rPr>
           <w:b w:val="0"/>
         </w:rPr>
-        <w:t>s and probability tables are constructed classroom examples. No hosted AI service, external API or student account is needed.</w:t>
+        <w:t>: sun→end becomes 0.44, beating unchanged rain→end 0.405.</w:t>
       </w:r>
     </w:p>
     <w:p>
@@ -630,7 +1495,600 @@
         <w:rPr>
           <w:b w:val="0"/>
         </w:rPr>
-        <w:t>Distinguish a model objective from factual support and system permissions. Collect independent work before discussing its solutions.</w:t>
+        <w:t xml:space="preserve">Reason: Changing one conditional </w:t>
+      </w:r>
+      <w:r>
+        <w:rPr>
+          <w:b/>
+        </w:rPr>
+        <w:t>distribution</w:t>
+      </w:r>
+      <w:r>
+        <w:rPr>
+          <w:b w:val="0"/>
+        </w:rPr>
+        <w:t xml:space="preserve"> changes its path products while the first-token probabilities remain fixed.</w:t>
+      </w:r>
+    </w:p>
+    <w:p>
+      <w:pPr>
+        <w:pStyle w:val="Heading2"/>
+      </w:pPr>
+      <w:r>
+        <w:t>State the evidence limit</w:t>
+      </w:r>
+    </w:p>
+    <w:p>
+      <w:pPr>
+        <w:spacing w:line="336" w:lineRule="auto" w:after="180"/>
+      </w:pPr>
+      <w:r>
+        <w:rPr>
+          <w:b w:val="0"/>
+        </w:rPr>
+        <w:t>These word labels and tiny tables are illustrative; path probability is not a measure of real-world truth.</w:t>
+      </w:r>
+    </w:p>
+    <w:p>
+      <w:pPr>
+        <w:spacing w:line="336" w:lineRule="auto" w:after="180"/>
+      </w:pPr>
+      <w:r>
+        <w:rPr>
+          <w:b w:val="0"/>
+        </w:rPr>
+        <w:t xml:space="preserve">Cover the result. Ask learners to name the </w:t>
+      </w:r>
+      <w:r>
+        <w:rPr>
+          <w:b/>
+        </w:rPr>
+        <w:t>input</w:t>
+      </w:r>
+      <w:r>
+        <w:rPr>
+          <w:b w:val="0"/>
+        </w:rPr>
+        <w:t xml:space="preserve">s and predict the next step. Uncover one step, connect the icon to the actual procedure, and explain its </w:t>
+      </w:r>
+      <w:r>
+        <w:rPr>
+          <w:b/>
+        </w:rPr>
+        <w:t>evidence</w:t>
+      </w:r>
+      <w:r>
+        <w:rPr>
+          <w:b w:val="0"/>
+        </w:rPr>
+        <w:t>. Then change the supplied condition and compare.</w:t>
+      </w:r>
+    </w:p>
+    <w:p>
+      <w:pPr>
+        <w:spacing w:line="336" w:lineRule="auto" w:after="180"/>
+      </w:pPr>
+      <w:r>
+        <w:rPr>
+          <w:b w:val="0"/>
+        </w:rPr>
+        <w:t>The picture is a representation; it does not document execution of a real AI model.</w:t>
+      </w:r>
+    </w:p>
+    <w:p>
+      <w:pPr>
+        <w:pStyle w:val="Heading2"/>
+      </w:pPr>
+      <w:r>
+        <w:t>Representation extension · Lookup, position addition and lossy sum · reference / check after trying</w:t>
+      </w:r>
+    </w:p>
+    <w:p>
+      <w:pPr>
+        <w:spacing w:line="336" w:lineRule="auto" w:after="180"/>
+      </w:pPr>
+      <w:r>
+        <w:rPr>
+          <w:b w:val="0"/>
+        </w:rPr>
+        <w:t xml:space="preserve">Use a two-token vocabulary: ID 1 means red with </w:t>
+      </w:r>
+      <w:r>
+        <w:rPr>
+          <w:b/>
+        </w:rPr>
+        <w:t>embedding</w:t>
+      </w:r>
+      <w:r>
+        <w:rPr>
+          <w:b w:val="0"/>
+        </w:rPr>
+        <w:t xml:space="preserve"> [1,0]; ID 2 means blue with </w:t>
+      </w:r>
+      <w:r>
+        <w:rPr>
+          <w:b/>
+        </w:rPr>
+        <w:t>embedding</w:t>
+      </w:r>
+      <w:r>
+        <w:rPr>
+          <w:b w:val="0"/>
+        </w:rPr>
+        <w:t xml:space="preserve"> [0,1]. This lookup table is constructed, not trained.</w:t>
+      </w:r>
+    </w:p>
+    <w:p>
+      <w:pPr>
+        <w:spacing w:line="336" w:lineRule="auto" w:after="180"/>
+      </w:pPr>
+      <w:r>
+        <w:rPr>
+          <w:b w:val="0"/>
+        </w:rPr>
+        <w:t xml:space="preserve">The </w:t>
+      </w:r>
+      <w:r>
+        <w:rPr>
+          <w:b/>
+        </w:rPr>
+        <w:t>input</w:t>
+      </w:r>
+      <w:r>
+        <w:rPr>
+          <w:b w:val="0"/>
+        </w:rPr>
+        <w:t xml:space="preserve"> red blue has </w:t>
+      </w:r>
+      <w:r>
+        <w:rPr>
+          <w:b/>
+        </w:rPr>
+        <w:t>embedding</w:t>
+      </w:r>
+      <w:r>
+        <w:rPr>
+          <w:b w:val="0"/>
+        </w:rPr>
+        <w:t xml:space="preserve"> rows [1,0] and [0,1], so its shape is two sequence positions by two components. Reversing the text reverses the rows. ID 2 is not “twice as blue” as ID 1 is red.</w:t>
+      </w:r>
+    </w:p>
+    <w:p>
+      <w:pPr>
+        <w:spacing w:line="336" w:lineRule="auto" w:after="180"/>
+      </w:pPr>
+      <w:r>
+        <w:rPr>
+          <w:b w:val="0"/>
+        </w:rPr>
+        <w:t xml:space="preserve">A model needs a way to use order. A collection of vectors without any order-sensitive procedure may lose that distinction. We introduce one explicit toy scheme: add </w:t>
+      </w:r>
+      <w:r>
+        <w:rPr>
+          <w:b/>
+        </w:rPr>
+        <w:t>position vector</w:t>
+      </w:r>
+      <w:r>
+        <w:rPr>
+          <w:b w:val="0"/>
+        </w:rPr>
+        <w:t xml:space="preserve"> [0,0] at position 0 and [2,0] at position 1.</w:t>
+      </w:r>
+    </w:p>
+    <w:p>
+      <w:pPr>
+        <w:spacing w:line="336" w:lineRule="auto" w:after="180"/>
+      </w:pPr>
+      <w:r>
+        <w:rPr>
+          <w:b w:val="0"/>
+        </w:rPr>
+        <w:t>These invented values teach arithmetic; they are not a recommended production encoding.</w:t>
+      </w:r>
+    </w:p>
+    <w:tbl>
+      <w:tblPr>
+        <w:tblStyle w:val="LightShading-Accent1"/>
+        <w:tblW w:type="auto" w:w="0"/>
+        <w:tblLook w:firstColumn="1" w:firstRow="1" w:lastColumn="0" w:lastRow="0" w:noHBand="0" w:noVBand="1" w:val="04A0"/>
+      </w:tblPr>
+      <w:tblGrid>
+        <w:gridCol w:w="3408"/>
+        <w:gridCol w:w="3408"/>
+        <w:gridCol w:w="3408"/>
+      </w:tblGrid>
+      <w:tr>
+        <w:trPr>
+          <w:tblHeader/>
+        </w:trPr>
+        <w:tc>
+          <w:tcPr>
+            <w:tcW w:type="dxa" w:w="3408"/>
+          </w:tcPr>
+          <w:p>
+            <w:r>
+              <w:t>Sequence</w:t>
+            </w:r>
+          </w:p>
+        </w:tc>
+        <w:tc>
+          <w:tcPr>
+            <w:tcW w:type="dxa" w:w="3408"/>
+          </w:tcPr>
+          <w:p>
+            <w:r>
+              <w:t>Position 0 representation</w:t>
+            </w:r>
+          </w:p>
+        </w:tc>
+        <w:tc>
+          <w:tcPr>
+            <w:tcW w:type="dxa" w:w="3408"/>
+          </w:tcPr>
+          <w:p>
+            <w:r>
+              <w:t>Position 1 representation</w:t>
+            </w:r>
+          </w:p>
+        </w:tc>
+      </w:tr>
+      <w:tr>
+        <w:tc>
+          <w:tcPr>
+            <w:tcW w:type="dxa" w:w="3408"/>
+          </w:tcPr>
+          <w:p>
+            <w:r>
+              <w:t>red blue</w:t>
+            </w:r>
+          </w:p>
+        </w:tc>
+        <w:tc>
+          <w:tcPr>
+            <w:tcW w:type="dxa" w:w="3408"/>
+          </w:tcPr>
+          <w:p>
+            <w:r>
+              <w:t>[1,0] + [0,0] = [1,0]</w:t>
+            </w:r>
+          </w:p>
+        </w:tc>
+        <w:tc>
+          <w:tcPr>
+            <w:tcW w:type="dxa" w:w="3408"/>
+          </w:tcPr>
+          <w:p>
+            <w:r>
+              <w:t>[0,1] + [2,0] = [2,1]</w:t>
+            </w:r>
+          </w:p>
+        </w:tc>
+      </w:tr>
+      <w:tr>
+        <w:tc>
+          <w:tcPr>
+            <w:tcW w:type="dxa" w:w="3408"/>
+          </w:tcPr>
+          <w:p>
+            <w:r>
+              <w:t>blue red</w:t>
+            </w:r>
+          </w:p>
+        </w:tc>
+        <w:tc>
+          <w:tcPr>
+            <w:tcW w:type="dxa" w:w="3408"/>
+          </w:tcPr>
+          <w:p>
+            <w:r>
+              <w:t>[0,1] + [0,0] = [0,1]</w:t>
+            </w:r>
+          </w:p>
+        </w:tc>
+        <w:tc>
+          <w:tcPr>
+            <w:tcW w:type="dxa" w:w="3408"/>
+          </w:tcPr>
+          <w:p>
+            <w:r>
+              <w:t>[1,0] + [2,0] = [3,0]</w:t>
+            </w:r>
+          </w:p>
+        </w:tc>
+      </w:tr>
+    </w:tbl>
+    <w:p>
+      <w:pPr>
+        <w:spacing w:line="336" w:lineRule="auto" w:after="180"/>
+      </w:pPr>
+      <w:r>
+        <w:rPr>
+          <w:b w:val="0"/>
+        </w:rPr>
+        <w:t>The same red token now has [1,0] at position 0 and [3,0] at position 1. Both token identity and position affect the represented row.</w:t>
+      </w:r>
+    </w:p>
+    <w:p>
+      <w:pPr>
+        <w:spacing w:line="336" w:lineRule="auto" w:after="180"/>
+      </w:pPr>
+      <w:r>
+        <w:rPr>
+          <w:b w:val="0"/>
+        </w:rPr>
+        <w:t xml:space="preserve">Addition requires equal widths; adding a three-component </w:t>
+      </w:r>
+      <w:r>
+        <w:rPr>
+          <w:b/>
+        </w:rPr>
+        <w:t>position vector</w:t>
+      </w:r>
+      <w:r>
+        <w:rPr>
+          <w:b w:val="0"/>
+        </w:rPr>
+        <w:t xml:space="preserve"> to a two-component </w:t>
+      </w:r>
+      <w:r>
+        <w:rPr>
+          <w:b/>
+        </w:rPr>
+        <w:t>embedding</w:t>
+      </w:r>
+      <w:r>
+        <w:rPr>
+          <w:b w:val="0"/>
+        </w:rPr>
+        <w:t xml:space="preserve"> violates the </w:t>
+      </w:r>
+      <w:r>
+        <w:rPr>
+          <w:b/>
+        </w:rPr>
+        <w:t>input</w:t>
+      </w:r>
+      <w:r>
+        <w:rPr>
+          <w:b w:val="0"/>
+        </w:rPr>
+        <w:t xml:space="preserve"> contract. Record the position numbering and </w:t>
+      </w:r>
+      <w:r>
+        <w:rPr>
+          <w:b/>
+        </w:rPr>
+        <w:t>embedding</w:t>
+      </w:r>
+      <w:r>
+        <w:rPr>
+          <w:b w:val="0"/>
+        </w:rPr>
+        <w:t>-table version.</w:t>
+      </w:r>
+    </w:p>
+    <w:p>
+      <w:pPr>
+        <w:spacing w:line="336" w:lineRule="auto" w:after="180"/>
+      </w:pPr>
+      <w:r>
+        <w:rPr>
+          <w:b w:val="0"/>
+        </w:rPr>
+        <w:t>Guided: A B gives [2,1],[2,2]; B A gives [1,3],[3,0]. Both sums [4,3]. The summation discarded the row-order distinction. Exit: ID gaps are not vector similarity; repeating positions violates the stated table range.</w:t>
+      </w:r>
+    </w:p>
+    <w:p>
+      <w:pPr>
+        <w:spacing w:line="336" w:lineRule="auto" w:after="180"/>
+      </w:pPr>
+      <w:r>
+        <w:rPr>
+          <w:b w:val="0"/>
+        </w:rPr>
+        <w:t>Historical reference for the optional position strand: Vaswani et al., Attention Is All You Need, section3.5, describes adding equal-width positional encodings to embeddings. The classroom vectors here are invented arithmetic examples, not that paper’s sinusoidal values. Primary source: https://arxiv.org/html/1706.03762v7#S3.SS5</w:t>
+      </w:r>
+    </w:p>
+    <w:p>
+      <w:pPr>
+        <w:pStyle w:val="Heading2"/>
+      </w:pPr>
+      <w:r>
+        <w:t>Earlier wording, alternatives and picture transcripts · reference / check after trying</w:t>
+      </w:r>
+    </w:p>
+    <w:p>
+      <w:pPr>
+        <w:spacing w:line="336" w:lineRule="auto" w:after="180"/>
+      </w:pPr>
+      <w:r>
+        <w:rPr>
+          <w:b w:val="0"/>
+        </w:rPr>
+        <w:t>Explain the mechanism</w:t>
+      </w:r>
+    </w:p>
+    <w:p>
+      <w:pPr>
+        <w:spacing w:line="336" w:lineRule="auto" w:after="180"/>
+      </w:pPr>
+      <w:r>
+        <w:rPr>
+          <w:b/>
+        </w:rPr>
+        <w:t>Input</w:t>
+      </w:r>
+      <w:r>
+        <w:rPr>
+          <w:b w:val="0"/>
+        </w:rPr>
+        <w:t xml:space="preserve"> → </w:t>
+      </w:r>
+      <w:r>
+        <w:rPr>
+          <w:b/>
+        </w:rPr>
+        <w:t>Process</w:t>
+      </w:r>
+      <w:r>
+        <w:rPr>
+          <w:b w:val="0"/>
+        </w:rPr>
+        <w:t xml:space="preserve"> → </w:t>
+      </w:r>
+      <w:r>
+        <w:rPr>
+          <w:b/>
+        </w:rPr>
+        <w:t>Output</w:t>
+      </w:r>
+    </w:p>
+    <w:p>
+      <w:pPr>
+        <w:spacing w:line="336" w:lineRule="auto" w:after="180"/>
+      </w:pPr>
+      <w:r>
+        <w:rPr>
+          <w:b w:val="0"/>
+        </w:rPr>
+        <w:t>Trace the information. At each stage, ask what changed and how you could test it.</w:t>
+      </w:r>
+    </w:p>
+    <w:p>
+      <w:pPr>
+        <w:spacing w:line="336" w:lineRule="auto" w:after="180"/>
+      </w:pPr>
+      <w:r>
+        <w:rPr>
+          <w:b w:val="0"/>
+        </w:rPr>
+        <w:t>Which stage could fail even when the other two are correct? Explain:</w:t>
+      </w:r>
+    </w:p>
+    <w:p>
+      <w:pPr>
+        <w:spacing w:line="336" w:lineRule="auto" w:after="180"/>
+      </w:pPr>
+      <w:r>
+        <w:rPr>
+          <w:b w:val="0"/>
+        </w:rPr>
+        <w:t xml:space="preserve">Predict first. Then check each step. A correct answer without visible reasoning is incomplete </w:t>
+      </w:r>
+      <w:r>
+        <w:rPr>
+          <w:b/>
+        </w:rPr>
+        <w:t>evidence</w:t>
+      </w:r>
+      <w:r>
+        <w:rPr>
+          <w:b w:val="0"/>
+        </w:rPr>
+        <w:t>.</w:t>
+      </w:r>
+    </w:p>
+    <w:p>
+      <w:pPr>
+        <w:spacing w:line="336" w:lineRule="auto" w:after="180"/>
+      </w:pPr>
+      <w:r>
+        <w:rPr>
+          <w:b w:val="0"/>
+        </w:rPr>
+        <w:t>1. Possible next words have weights: clear 5, useful 3, magical 1.</w:t>
+      </w:r>
+    </w:p>
+    <w:p>
+      <w:pPr>
+        <w:spacing w:line="336" w:lineRule="auto" w:after="180"/>
+      </w:pPr>
+      <w:r>
+        <w:rPr>
+          <w:b w:val="0"/>
+        </w:rPr>
+        <w:t>2. Nine tokens in the spinner represent those relative weights.</w:t>
+      </w:r>
+    </w:p>
+    <w:p>
+      <w:pPr>
+        <w:spacing w:line="336" w:lineRule="auto" w:after="180"/>
+      </w:pPr>
+      <w:r>
+        <w:rPr>
+          <w:b w:val="0"/>
+        </w:rPr>
+        <w:t>3. Repeated sampling can produce different sequences.</w:t>
+      </w:r>
+    </w:p>
+    <w:p>
+      <w:pPr>
+        <w:spacing w:line="336" w:lineRule="auto" w:after="180"/>
+      </w:pPr>
+      <w:r>
+        <w:rPr>
+          <w:b w:val="0"/>
+        </w:rPr>
+        <w:t xml:space="preserve">4. One </w:t>
+      </w:r>
+      <w:r>
+        <w:rPr>
+          <w:b/>
+        </w:rPr>
+        <w:t>sample</w:t>
+      </w:r>
+      <w:r>
+        <w:rPr>
+          <w:b w:val="0"/>
+        </w:rPr>
+        <w:t xml:space="preserve"> does not reveal the whole </w:t>
+      </w:r>
+      <w:r>
+        <w:rPr>
+          <w:b/>
+        </w:rPr>
+        <w:t>distribution</w:t>
+      </w:r>
+      <w:r>
+        <w:rPr>
+          <w:b w:val="0"/>
+        </w:rPr>
+        <w:t xml:space="preserve"> or guarantee truth.</w:t>
+      </w:r>
+    </w:p>
+    <w:p>
+      <w:pPr>
+        <w:spacing w:line="336" w:lineRule="auto" w:after="180"/>
+      </w:pPr>
+      <w:r>
+        <w:rPr>
+          <w:b w:val="0"/>
+        </w:rPr>
+        <w:t>Recalculate, retrace, or restate the reasoning in your own representation:</w:t>
+      </w:r>
+    </w:p>
+    <w:p>
+      <w:pPr>
+        <w:spacing w:line="336" w:lineRule="auto" w:after="180"/>
+      </w:pPr>
+      <w:r>
+        <w:rPr>
+          <w:b w:val="0"/>
+        </w:rPr>
+        <w:t xml:space="preserve">CHECK Did the </w:t>
+      </w:r>
+      <w:r>
+        <w:rPr>
+          <w:b/>
+        </w:rPr>
+        <w:t>evidence</w:t>
+      </w:r>
+      <w:r>
+        <w:rPr>
+          <w:b w:val="0"/>
+        </w:rPr>
+        <w:t xml:space="preserve"> answer the exact question? Did the total, path, or source record stay consistent?</w:t>
       </w:r>
     </w:p>
     <w:p>
@@ -638,7 +2096,7 @@
         <w:pStyle w:val="Heading3"/>
       </w:pPr>
       <w:r>
-        <w:t>Readiness answer</w:t>
+        <w:t>Concrete teaching case</w:t>
       </w:r>
     </w:p>
     <w:p>
@@ -649,7 +2107,19 @@
         <w:rPr>
           <w:b w:val="0"/>
         </w:rPr>
-        <w:t>Different vocabularies and rules segment the same text differently; end markers may change the reported count.</w:t>
+        <w:t xml:space="preserve">A toy next-token </w:t>
+      </w:r>
+      <w:r>
+        <w:rPr>
+          <w:b/>
+        </w:rPr>
+        <w:t>distribution</w:t>
+      </w:r>
+      <w:r>
+        <w:rPr>
+          <w:b w:val="0"/>
+        </w:rPr>
+        <w:t xml:space="preserve"> is rain .5, sun .3, snow .2.</w:t>
       </w:r>
     </w:p>
     <w:p>
@@ -660,7 +2130,15 @@
         <w:rPr>
           <w:b w:val="0"/>
         </w:rPr>
-        <w:t>Printed lesson and workbook; paper and pencil</w:t>
+        <w:t>Check total and interpret the largest value.</w:t>
+      </w:r>
+    </w:p>
+    <w:p>
+      <w:pPr>
+        <w:pStyle w:val="Heading3"/>
+      </w:pPr>
+      <w:r>
+        <w:t>Exact explanation to model</w:t>
       </w:r>
     </w:p>
     <w:p>
@@ -671,18 +2149,7 @@
         <w:rPr>
           <w:b w:val="0"/>
         </w:rPr>
-        <w:t>Calculator; optional local Python 3 interpreter</w:t>
-      </w:r>
-    </w:p>
-    <w:p>
-      <w:pPr>
-        <w:spacing w:line="336" w:lineRule="auto" w:after="180"/>
-      </w:pPr>
-      <w:r>
-        <w:rPr>
-          <w:b w:val="0"/>
-        </w:rPr>
-        <w:t>Prepare the independent task and fresh retry without displaying solutions</w:t>
+        <w:t>Total is 1. Rain is most likely, not guaranteed under sampling. Token probability is not whole-sentence truth.</w:t>
       </w:r>
     </w:p>
     <w:p>
@@ -690,533 +2157,7 @@
         <w:pStyle w:val="Heading3"/>
       </w:pPr>
       <w:r>
-        <w:t>Apply the connected idea: Embeddings and position</w:t>
-      </w:r>
-    </w:p>
-    <w:p>
-      <w:pPr>
-        <w:spacing w:line="336" w:lineRule="auto" w:after="180"/>
-      </w:pPr>
-      <w:r>
-        <w:rPr>
-          <w:b w:val="0"/>
-        </w:rPr>
-        <w:t xml:space="preserve">For the compact core route, use two 45-minute sessions. All model </w:t>
-      </w:r>
-      <w:r>
-        <w:rPr>
-          <w:b/>
-        </w:rPr>
-        <w:t>output</w:t>
-      </w:r>
-      <w:r>
-        <w:rPr>
-          <w:b w:val="0"/>
-        </w:rPr>
-        <w:t>s and probability tables are constructed classroom examples. No hosted AI service, external API or student account is needed.</w:t>
-      </w:r>
-    </w:p>
-    <w:p>
-      <w:pPr>
-        <w:spacing w:line="336" w:lineRule="auto" w:after="180"/>
-      </w:pPr>
-      <w:r>
-        <w:rPr>
-          <w:b w:val="0"/>
-        </w:rPr>
-        <w:t>Distinguish a model objective from factual support and system permissions. Collect independent work before discussing its solutions.</w:t>
-      </w:r>
-    </w:p>
-    <w:p>
-      <w:pPr>
-        <w:pStyle w:val="Heading3"/>
-      </w:pPr>
-      <w:r>
-        <w:t>Readiness answer</w:t>
-      </w:r>
-    </w:p>
-    <w:p>
-      <w:pPr>
-        <w:spacing w:line="336" w:lineRule="auto" w:after="180"/>
-      </w:pPr>
-      <w:r>
-        <w:rPr>
-          <w:b w:val="0"/>
-        </w:rPr>
-        <w:t xml:space="preserve">No. IDs are indices. Similarity must refer to the </w:t>
-      </w:r>
-      <w:r>
-        <w:rPr>
-          <w:b/>
-        </w:rPr>
-        <w:t>embedding</w:t>
-      </w:r>
-      <w:r>
-        <w:rPr>
-          <w:b w:val="0"/>
-        </w:rPr>
-        <w:t xml:space="preserve"> vectors and a defined comparison, not numerical ID distance.</w:t>
-      </w:r>
-    </w:p>
-    <w:p>
-      <w:pPr>
-        <w:spacing w:line="336" w:lineRule="auto" w:after="180"/>
-      </w:pPr>
-      <w:r>
-        <w:rPr>
-          <w:b w:val="0"/>
-        </w:rPr>
-        <w:t>Printed lesson and workbook; paper and pencil</w:t>
-      </w:r>
-    </w:p>
-    <w:p>
-      <w:pPr>
-        <w:spacing w:line="336" w:lineRule="auto" w:after="180"/>
-      </w:pPr>
-      <w:r>
-        <w:rPr>
-          <w:b w:val="0"/>
-        </w:rPr>
-        <w:t>Calculator; optional local Python 3 interpreter</w:t>
-      </w:r>
-    </w:p>
-    <w:p>
-      <w:pPr>
-        <w:spacing w:line="336" w:lineRule="auto" w:after="180"/>
-      </w:pPr>
-      <w:r>
-        <w:rPr>
-          <w:b w:val="0"/>
-        </w:rPr>
-        <w:t>Prepare the independent task and fresh retry without displaying solutions</w:t>
-      </w:r>
-    </w:p>
-    <w:p>
-      <w:pPr>
-        <w:pStyle w:val="Heading3"/>
-      </w:pPr>
-      <w:r>
-        <w:t>End goal for the pictorial case</w:t>
-      </w:r>
-    </w:p>
-    <w:p>
-      <w:pPr>
-        <w:spacing w:line="336" w:lineRule="auto" w:after="180"/>
-      </w:pPr>
-      <w:r>
-        <w:rPr>
-          <w:b w:val="0"/>
-        </w:rPr>
-        <w:t>By the end, I can multiply conditional probabilities to compare paths instead of only first tokens.</w:t>
-      </w:r>
-    </w:p>
-    <w:p>
-      <w:pPr>
-        <w:spacing w:line="336" w:lineRule="auto" w:after="180"/>
-      </w:pPr>
-      <w:r>
-        <w:rPr>
-          <w:b w:val="0"/>
-        </w:rPr>
-        <w:t>This added worked case illustrates the week’s main idea. Retain all original and connected topics; schedule its practice within the teaching cycle.</w:t>
-      </w:r>
-    </w:p>
-    <w:p>
-      <w:pPr>
-        <w:pStyle w:val="Heading1"/>
-      </w:pPr>
-      <w:r>
-        <w:t>02. Explain the mechanism</w:t>
-      </w:r>
-    </w:p>
-    <w:p>
-      <w:r>
-        <w:t>Model A Distribution of Possibilities using the supplied case, labelled mechanism and reasoning. Make the scope of each conclusion explicit.</w:t>
-      </w:r>
-    </w:p>
-    <w:p>
-      <w:pPr>
-        <w:spacing w:line="336" w:lineRule="auto" w:after="180"/>
-      </w:pPr>
-      <w:r>
-        <w:rPr>
-          <w:b/>
-        </w:rPr>
-        <w:t>Input</w:t>
-      </w:r>
-      <w:r>
-        <w:rPr>
-          <w:b w:val="0"/>
-        </w:rPr>
-        <w:t xml:space="preserve"> → </w:t>
-      </w:r>
-      <w:r>
-        <w:rPr>
-          <w:b/>
-        </w:rPr>
-        <w:t>Process</w:t>
-      </w:r>
-      <w:r>
-        <w:rPr>
-          <w:b w:val="0"/>
-        </w:rPr>
-        <w:t xml:space="preserve"> → </w:t>
-      </w:r>
-      <w:r>
-        <w:rPr>
-          <w:b/>
-        </w:rPr>
-        <w:t>Output</w:t>
-      </w:r>
-    </w:p>
-    <w:p>
-      <w:pPr>
-        <w:spacing w:line="336" w:lineRule="auto" w:after="180"/>
-      </w:pPr>
-      <w:r>
-        <w:rPr>
-          <w:b w:val="0"/>
-        </w:rPr>
-        <w:t>Trace the information. At each stage, ask what changed and how you could test it.</w:t>
-      </w:r>
-    </w:p>
-    <w:p>
-      <w:pPr>
-        <w:spacing w:line="336" w:lineRule="auto" w:after="180"/>
-      </w:pPr>
-      <w:r>
-        <w:rPr>
-          <w:b w:val="0"/>
-        </w:rPr>
-        <w:t>Which stage could fail even when the other two are correct? Explain:</w:t>
-      </w:r>
-    </w:p>
-    <w:p>
-      <w:pPr>
-        <w:spacing w:line="336" w:lineRule="auto" w:after="180"/>
-      </w:pPr>
-      <w:r>
-        <w:rPr>
-          <w:b w:val="0"/>
-        </w:rPr>
-        <w:t xml:space="preserve">Predict first. Then check each step. A correct answer without visible reasoning is incomplete </w:t>
-      </w:r>
-      <w:r>
-        <w:rPr>
-          <w:b/>
-        </w:rPr>
-        <w:t>evidence</w:t>
-      </w:r>
-      <w:r>
-        <w:rPr>
-          <w:b w:val="0"/>
-        </w:rPr>
-        <w:t>.</w:t>
-      </w:r>
-    </w:p>
-    <w:p>
-      <w:pPr>
-        <w:spacing w:line="336" w:lineRule="auto" w:after="180"/>
-        <w:shd w:fill="F4F9FC"/>
-      </w:pPr>
-      <w:r>
-        <w:rPr>
-          <w:b w:val="0"/>
-        </w:rPr>
-        <w:t>1. Possible next words have weights: clear 5, useful 3, magical 1.</w:t>
-      </w:r>
-    </w:p>
-    <w:p>
-      <w:pPr>
-        <w:spacing w:line="336" w:lineRule="auto" w:after="180"/>
-        <w:shd w:fill="F4F9FC"/>
-      </w:pPr>
-      <w:r>
-        <w:rPr>
-          <w:b w:val="0"/>
-        </w:rPr>
-        <w:t>2. Nine tokens in the spinner represent those relative weights.</w:t>
-      </w:r>
-    </w:p>
-    <w:p>
-      <w:pPr>
-        <w:spacing w:line="336" w:lineRule="auto" w:after="180"/>
-        <w:shd w:fill="F4F9FC"/>
-      </w:pPr>
-      <w:r>
-        <w:rPr>
-          <w:b w:val="0"/>
-        </w:rPr>
-        <w:t>3. Repeated sampling can produce different sequences.</w:t>
-      </w:r>
-    </w:p>
-    <w:p>
-      <w:pPr>
-        <w:spacing w:line="336" w:lineRule="auto" w:after="180"/>
-        <w:shd w:fill="F4F9FC"/>
-      </w:pPr>
-      <w:r>
-        <w:rPr>
-          <w:b w:val="0"/>
-        </w:rPr>
-        <w:t xml:space="preserve">4. One </w:t>
-      </w:r>
-      <w:r>
-        <w:rPr>
-          <w:b/>
-        </w:rPr>
-        <w:t>sample</w:t>
-      </w:r>
-      <w:r>
-        <w:rPr>
-          <w:b w:val="0"/>
-        </w:rPr>
-        <w:t xml:space="preserve"> does not reveal the whole </w:t>
-      </w:r>
-      <w:r>
-        <w:rPr>
-          <w:b/>
-        </w:rPr>
-        <w:t>distribution</w:t>
-      </w:r>
-      <w:r>
-        <w:rPr>
-          <w:b w:val="0"/>
-        </w:rPr>
-        <w:t xml:space="preserve"> or guarantee truth.</w:t>
-      </w:r>
-    </w:p>
-    <w:p>
-      <w:pPr>
-        <w:spacing w:line="336" w:lineRule="auto" w:after="180"/>
-      </w:pPr>
-      <w:r>
-        <w:rPr>
-          <w:b w:val="0"/>
-        </w:rPr>
-        <w:t>Recalculate, retrace, or restate the reasoning in your own representation:</w:t>
-      </w:r>
-    </w:p>
-    <w:p>
-      <w:pPr>
-        <w:spacing w:line="336" w:lineRule="auto" w:after="180"/>
-        <w:shd w:fill="F5F1FB"/>
-      </w:pPr>
-      <w:r>
-        <w:rPr>
-          <w:b w:val="0"/>
-        </w:rPr>
-        <w:t xml:space="preserve">CHECK Did the </w:t>
-      </w:r>
-      <w:r>
-        <w:rPr>
-          <w:b/>
-        </w:rPr>
-        <w:t>evidence</w:t>
-      </w:r>
-      <w:r>
-        <w:rPr>
-          <w:b w:val="0"/>
-        </w:rPr>
-        <w:t xml:space="preserve"> answer the exact question? Did the total, path, or source record stay consistent?</w:t>
-      </w:r>
-    </w:p>
-    <w:p>
-      <w:pPr>
-        <w:pStyle w:val="Heading3"/>
-      </w:pPr>
-      <w:r>
-        <w:t>Concrete teaching case</w:t>
-      </w:r>
-    </w:p>
-    <w:p>
-      <w:pPr>
-        <w:pStyle w:val="Heading3"/>
-      </w:pPr>
-      <w:r>
-        <w:t>The teaching case</w:t>
-      </w:r>
-    </w:p>
-    <w:p>
-      <w:pPr>
-        <w:spacing w:line="336" w:lineRule="auto" w:after="180"/>
-        <w:shd w:fill="F1F6FC"/>
-      </w:pPr>
-      <w:r>
-        <w:rPr>
-          <w:b w:val="0"/>
-        </w:rPr>
-        <w:t xml:space="preserve">A toy next-token </w:t>
-      </w:r>
-      <w:r>
-        <w:rPr>
-          <w:b/>
-        </w:rPr>
-        <w:t>distribution</w:t>
-      </w:r>
-      <w:r>
-        <w:rPr>
-          <w:b w:val="0"/>
-        </w:rPr>
-        <w:t xml:space="preserve"> is rain .5, sun .3, snow .2.</w:t>
-      </w:r>
-    </w:p>
-    <w:p>
-      <w:pPr>
-        <w:pStyle w:val="Heading3"/>
-      </w:pPr>
-      <w:r>
-        <w:t>The teaching case</w:t>
-      </w:r>
-    </w:p>
-    <w:p>
-      <w:pPr>
-        <w:spacing w:line="336" w:lineRule="auto" w:after="180"/>
-        <w:shd w:fill="F1F6FC"/>
-      </w:pPr>
-      <w:r>
-        <w:rPr>
-          <w:b w:val="0"/>
-        </w:rPr>
-        <w:t>Check total and interpret the largest value.</w:t>
-      </w:r>
-    </w:p>
-    <w:p>
-      <w:pPr>
-        <w:pStyle w:val="Heading3"/>
-      </w:pPr>
-      <w:r>
-        <w:t>Exact explanation to model</w:t>
-      </w:r>
-    </w:p>
-    <w:p>
-      <w:pPr>
-        <w:pStyle w:val="Heading3"/>
-      </w:pPr>
-      <w:r>
-        <w:t>Why the result follows</w:t>
-      </w:r>
-    </w:p>
-    <w:p>
-      <w:pPr>
-        <w:spacing w:line="336" w:lineRule="auto" w:after="180"/>
-        <w:shd w:fill="F1F6FC"/>
-      </w:pPr>
-      <w:r>
-        <w:rPr>
-          <w:b w:val="0"/>
-        </w:rPr>
-        <w:t>Total is 1. Rain is most likely, not guaranteed under sampling. Token probability is not whole-sentence truth.</w:t>
-      </w:r>
-    </w:p>
-    <w:p>
-      <w:pPr>
-        <w:pStyle w:val="Heading3"/>
-      </w:pPr>
-      <w:r>
         <w:t>Explain the added worked example</w:t>
-      </w:r>
-    </w:p>
-    <w:p>
-      <w:pPr>
-        <w:pStyle w:val="Heading3"/>
-      </w:pPr>
-      <w:r>
-        <w:t>Explain the added worked example · 1</w:t>
-      </w:r>
-    </w:p>
-    <w:p>
-      <w:pPr>
-        <w:spacing w:line="336" w:lineRule="auto" w:after="180"/>
-      </w:pPr>
-      <w:r>
-        <w:rPr>
-          <w:b w:val="0"/>
-        </w:rPr>
-        <w:t>A constructed model uses prefix “Status:” and vocabulary alternatives ready, busy and unknown. Its next-token table is ready 0.5, busy 0.3, unknown 0.2. All entries are nonnegative and sum to 1.</w:t>
-      </w:r>
-    </w:p>
-    <w:p>
-      <w:pPr>
-        <w:spacing w:line="336" w:lineRule="auto" w:after="180"/>
-      </w:pPr>
-      <w:r>
-        <w:rPr>
-          <w:b w:val="0"/>
-        </w:rPr>
-        <w:t>A probability belongs to a token under this prefix and model, not to that token in every situation. An omitted vocabulary alternative would make the interpretation incomplete unless its probability were explicitly zero.</w:t>
-      </w:r>
-    </w:p>
-    <w:p>
-      <w:pPr>
-        <w:pStyle w:val="Heading3"/>
-      </w:pPr>
-      <w:r>
-        <w:t>Explain the added worked example · 2</w:t>
-      </w:r>
-    </w:p>
-    <w:p>
-      <w:pPr>
-        <w:spacing w:line="336" w:lineRule="auto" w:after="180"/>
-      </w:pPr>
-      <w:r>
-        <w:rPr>
-          <w:b w:val="0"/>
-        </w:rPr>
-        <w:t xml:space="preserve">A table containing 0.6,0.3,0.3 sums to 1.2 and is not already a </w:t>
-      </w:r>
-      <w:r>
-        <w:rPr>
-          <w:b/>
-        </w:rPr>
-        <w:t>probability distribution</w:t>
-      </w:r>
-      <w:r>
-        <w:rPr>
-          <w:b w:val="0"/>
-        </w:rPr>
-        <w:t>. If the values are nonnegative weights and the rule says normalise, divide each by 1.2. Do not silently treat weights as probabilities.</w:t>
-      </w:r>
-    </w:p>
-    <w:p>
-      <w:pPr>
-        <w:spacing w:line="336" w:lineRule="auto" w:after="180"/>
-      </w:pPr>
-      <w:r>
-        <w:rPr>
-          <w:b w:val="0"/>
-        </w:rPr>
-        <w:t>Negative weights cannot be repaired by this simple normalisation rule.</w:t>
-      </w:r>
-    </w:p>
-    <w:p>
-      <w:pPr>
-        <w:pStyle w:val="Heading3"/>
-      </w:pPr>
-      <w:r>
-        <w:t>Explain the added worked example · 3</w:t>
-      </w:r>
-    </w:p>
-    <w:p>
-      <w:pPr>
-        <w:spacing w:line="336" w:lineRule="auto" w:after="180"/>
-      </w:pPr>
-      <w:r>
-        <w:rPr>
-          <w:b w:val="0"/>
-        </w:rPr>
-        <w:t>The probability of ready followed by end is 0.5*0.8 = 0.4. Ready followed by today is 0.5*0.2 = 0.1. Busy followed by end is 0.3*0.5 = 0.15, and busy followed by today is 0.15.</w:t>
-      </w:r>
-    </w:p>
-    <w:p>
-      <w:pPr>
-        <w:spacing w:line="336" w:lineRule="auto" w:after="180"/>
-      </w:pPr>
-      <w:r>
-        <w:rPr>
-          <w:b w:val="0"/>
-        </w:rPr>
-        <w:t>Unknown followed by end is 0.2 and unknown followed by today is 0. Together these six two-step paths sum to 1. These products are chain-rule calculations; they do not assume the second token is independent of the first.</w:t>
       </w:r>
     </w:p>
     <w:p>
@@ -1364,7 +2305,7 @@
         <w:pStyle w:val="Heading3"/>
       </w:pPr>
       <w:r>
-        <w:t>Apply the connected idea: Embeddings and position · 4</w:t>
+        <w:t>Model the reasoning aloud</w:t>
       </w:r>
     </w:p>
     <w:p>
@@ -1375,315 +2316,30 @@
         <w:rPr>
           <w:b w:val="0"/>
         </w:rPr>
-        <w:t xml:space="preserve">Use a two-token vocabulary: ID 1 means red with </w:t>
+        <w:t xml:space="preserve">Use the complete worked example below before asking learners to complete W2. Reveal a small part, invite a </w:t>
       </w:r>
       <w:r>
         <w:rPr>
           <w:b/>
         </w:rPr>
-        <w:t>embedding</w:t>
+        <w:t>prediction</w:t>
       </w:r>
       <w:r>
         <w:rPr>
           <w:b w:val="0"/>
         </w:rPr>
-        <w:t xml:space="preserve"> [1,0]; ID 2 means blue with </w:t>
-      </w:r>
-      <w:r>
-        <w:rPr>
-          <w:b/>
-        </w:rPr>
-        <w:t>embedding</w:t>
-      </w:r>
+        <w:t>, then explain the deciding step.</w:t>
+      </w:r>
+    </w:p>
+    <w:p>
+      <w:pPr>
+        <w:spacing w:line="336" w:lineRule="auto" w:after="180"/>
+      </w:pPr>
       <w:r>
         <w:rPr>
           <w:b w:val="0"/>
         </w:rPr>
-        <w:t xml:space="preserve"> [0,1]. This lookup table is constructed, not trained.</w:t>
-      </w:r>
-    </w:p>
-    <w:p>
-      <w:pPr>
-        <w:spacing w:line="336" w:lineRule="auto" w:after="180"/>
-      </w:pPr>
-      <w:r>
-        <w:rPr>
-          <w:b w:val="0"/>
-        </w:rPr>
-        <w:t xml:space="preserve">The </w:t>
-      </w:r>
-      <w:r>
-        <w:rPr>
-          <w:b/>
-        </w:rPr>
-        <w:t>input</w:t>
-      </w:r>
-      <w:r>
-        <w:rPr>
-          <w:b w:val="0"/>
-        </w:rPr>
-        <w:t xml:space="preserve"> red blue has </w:t>
-      </w:r>
-      <w:r>
-        <w:rPr>
-          <w:b/>
-        </w:rPr>
-        <w:t>embedding</w:t>
-      </w:r>
-      <w:r>
-        <w:rPr>
-          <w:b w:val="0"/>
-        </w:rPr>
-        <w:t xml:space="preserve"> rows [1,0] and [0,1], so its shape is two sequence positions by two components. Reversing the text reverses the rows. ID 2 is not “twice as blue” as ID 1 is red.</w:t>
-      </w:r>
-    </w:p>
-    <w:p>
-      <w:pPr>
-        <w:pStyle w:val="Heading3"/>
-      </w:pPr>
-      <w:r>
-        <w:t>Apply the connected idea: Embeddings and position · 5</w:t>
-      </w:r>
-    </w:p>
-    <w:p>
-      <w:pPr>
-        <w:spacing w:line="336" w:lineRule="auto" w:after="180"/>
-      </w:pPr>
-      <w:r>
-        <w:rPr>
-          <w:b w:val="0"/>
-        </w:rPr>
-        <w:t xml:space="preserve">A model needs a way to use order. A collection of vectors without any order-sensitive procedure may lose that distinction. We introduce one explicit toy scheme: add </w:t>
-      </w:r>
-      <w:r>
-        <w:rPr>
-          <w:b/>
-        </w:rPr>
-        <w:t>position vector</w:t>
-      </w:r>
-      <w:r>
-        <w:rPr>
-          <w:b w:val="0"/>
-        </w:rPr>
-        <w:t xml:space="preserve"> [0,0] at position 0 and [2,0] at position 1.</w:t>
-      </w:r>
-    </w:p>
-    <w:p>
-      <w:pPr>
-        <w:spacing w:line="336" w:lineRule="auto" w:after="180"/>
-      </w:pPr>
-      <w:r>
-        <w:rPr>
-          <w:b w:val="0"/>
-        </w:rPr>
-        <w:t>These invented values teach arithmetic; they are not a recommended production encoding.</w:t>
-      </w:r>
-    </w:p>
-    <w:p>
-      <w:pPr>
-        <w:pStyle w:val="Heading3"/>
-      </w:pPr>
-      <w:r>
-        <w:t>Apply the connected idea: Embeddings and position · 6</w:t>
-      </w:r>
-    </w:p>
-    <w:p>
-      <w:pPr>
-        <w:spacing w:line="336" w:lineRule="auto" w:after="180"/>
-      </w:pPr>
-      <w:r>
-        <w:rPr>
-          <w:b w:val="0"/>
-        </w:rPr>
-        <w:t>The same red token now has [1,0] at position 0 and [3,0] at position 1. Both token identity and position affect the represented row.</w:t>
-      </w:r>
-    </w:p>
-    <w:p>
-      <w:pPr>
-        <w:spacing w:line="336" w:lineRule="auto" w:after="180"/>
-      </w:pPr>
-      <w:r>
-        <w:rPr>
-          <w:b w:val="0"/>
-        </w:rPr>
-        <w:t xml:space="preserve">Addition requires equal widths; adding a three-component </w:t>
-      </w:r>
-      <w:r>
-        <w:rPr>
-          <w:b/>
-        </w:rPr>
-        <w:t>position vector</w:t>
-      </w:r>
-      <w:r>
-        <w:rPr>
-          <w:b w:val="0"/>
-        </w:rPr>
-        <w:t xml:space="preserve"> to a two-component </w:t>
-      </w:r>
-      <w:r>
-        <w:rPr>
-          <w:b/>
-        </w:rPr>
-        <w:t>embedding</w:t>
-      </w:r>
-      <w:r>
-        <w:rPr>
-          <w:b w:val="0"/>
-        </w:rPr>
-        <w:t xml:space="preserve"> violates the </w:t>
-      </w:r>
-      <w:r>
-        <w:rPr>
-          <w:b/>
-        </w:rPr>
-        <w:t>input</w:t>
-      </w:r>
-      <w:r>
-        <w:rPr>
-          <w:b w:val="0"/>
-        </w:rPr>
-        <w:t xml:space="preserve"> contract. Record the position numbering and </w:t>
-      </w:r>
-      <w:r>
-        <w:rPr>
-          <w:b/>
-        </w:rPr>
-        <w:t>embedding</w:t>
-      </w:r>
-      <w:r>
-        <w:rPr>
-          <w:b w:val="0"/>
-        </w:rPr>
-        <w:t>-table version.</w:t>
-      </w:r>
-    </w:p>
-    <w:p>
-      <w:pPr>
-        <w:spacing w:line="336" w:lineRule="auto" w:after="180"/>
-      </w:pPr>
-      <w:r>
-        <w:rPr>
-          <w:b w:val="0"/>
-        </w:rPr>
-        <w:t>Guided: A B gives [2,1],[2,2]; B A gives [1,3],[3,0]. Both sums [4,3]. The summation discarded the row-order distinction. Exit: ID gaps are not vector similarity; repeating positions violates the stated table range.</w:t>
-      </w:r>
-    </w:p>
-    <w:p>
-      <w:pPr>
-        <w:pStyle w:val="Heading3"/>
-      </w:pPr>
-      <w:r>
-        <w:t>Model the reasoning aloud</w:t>
-      </w:r>
-    </w:p>
-    <w:p>
-      <w:pPr>
-        <w:spacing w:line="336" w:lineRule="auto" w:after="180"/>
-      </w:pPr>
-      <w:r>
-        <w:rPr>
-          <w:b w:val="0"/>
-        </w:rPr>
-        <w:t xml:space="preserve">Use the complete worked example below before asking learners to complete W2. Reveal a small part, invite a </w:t>
-      </w:r>
-      <w:r>
-        <w:rPr>
-          <w:b/>
-        </w:rPr>
-        <w:t>prediction</w:t>
-      </w:r>
-      <w:r>
-        <w:rPr>
-          <w:b w:val="0"/>
-        </w:rPr>
-        <w:t>, then explain the deciding step.</w:t>
-      </w:r>
-    </w:p>
-    <w:p>
-      <w:pPr>
-        <w:spacing w:line="336" w:lineRule="auto" w:after="180"/>
-      </w:pPr>
-      <w:r>
-        <w:rPr>
-          <w:b w:val="0"/>
-        </w:rPr>
         <w:t>These teacher notes contain solutions; do not reveal the independent case answer during modelling.</w:t>
-      </w:r>
-    </w:p>
-    <w:p>
-      <w:pPr>
-        <w:pStyle w:val="Heading3"/>
-      </w:pPr>
-      <w:r>
-        <w:t>Model the reasoning aloud · 7</w:t>
-      </w:r>
-    </w:p>
-    <w:p>
-      <w:pPr>
-        <w:spacing w:line="336" w:lineRule="auto" w:after="180"/>
-      </w:pPr>
-      <w:r>
-        <w:rPr>
-          <w:b w:val="0"/>
-        </w:rPr>
-        <w:t>Greedy decoding chooses the largest next-token probability at each step, with an explicit tie rule if needed. It does not always maximise the probability of a complete sequence. Counterexample: first-step A=0.6 and B=0.4.</w:t>
-      </w:r>
-    </w:p>
-    <w:p>
-      <w:pPr>
-        <w:spacing w:line="336" w:lineRule="auto" w:after="180"/>
-      </w:pPr>
-      <w:r>
-        <w:rPr>
-          <w:b w:val="0"/>
-        </w:rPr>
-        <w:t>Given A, end=0.51 and x=0.49; given B, end=1. Greedy produces A,end with probability 0.306. The path B,end has probability 0.4, larger than 0.306.</w:t>
-      </w:r>
-    </w:p>
-    <w:p>
-      <w:pPr>
-        <w:spacing w:line="336" w:lineRule="auto" w:after="180"/>
-      </w:pPr>
-      <w:r>
-        <w:rPr>
-          <w:b w:val="0"/>
-        </w:rPr>
-        <w:t>This comparison concerns exactly two-step paths; longer completion probabilities require the later conditionals too.</w:t>
-      </w:r>
-    </w:p>
-    <w:p>
-      <w:pPr>
-        <w:spacing w:line="336" w:lineRule="auto" w:after="180"/>
-      </w:pPr>
-      <w:r>
-        <w:rPr>
-          <w:b w:val="0"/>
-        </w:rPr>
-        <w:t xml:space="preserve">A high path probability measures the model’s preference over these specified paths. It is not </w:t>
-      </w:r>
-      <w:r>
-        <w:rPr>
-          <w:b/>
-        </w:rPr>
-        <w:t>evidence</w:t>
-      </w:r>
-      <w:r>
-        <w:rPr>
-          <w:b w:val="0"/>
-        </w:rPr>
-        <w:t xml:space="preserve"> that a status claim matches a live </w:t>
-      </w:r>
-      <w:r>
-        <w:rPr>
-          <w:b/>
-        </w:rPr>
-        <w:t>observation</w:t>
-      </w:r>
-      <w:r>
-        <w:rPr>
-          <w:b w:val="0"/>
-        </w:rPr>
-        <w:t>. Format checks and source checks remain separate.</w:t>
       </w:r>
     </w:p>
     <w:tbl>
@@ -1809,73 +2465,10 @@
     </w:p>
     <w:p>
       <w:pPr>
-        <w:spacing w:line="336" w:lineRule="auto" w:after="180"/>
-      </w:pPr>
-      <w:r>
-        <w:rPr>
-          <w:b w:val="0"/>
-        </w:rPr>
-        <w:t xml:space="preserve">A fictional two-stage token tree illustrates next-token </w:t>
-      </w:r>
-      <w:r>
-        <w:rPr>
-          <w:b/>
-        </w:rPr>
-        <w:t>prediction</w:t>
-      </w:r>
-      <w:r>
-        <w:rPr>
-          <w:b w:val="0"/>
-        </w:rPr>
-        <w:t>.</w:t>
-      </w:r>
-    </w:p>
-    <w:p>
-      <w:pPr>
         <w:pStyle w:val="Heading3"/>
       </w:pPr>
       <w:r>
         <w:t>The facts we will use</w:t>
-      </w:r>
-    </w:p>
-    <w:p>
-      <w:pPr>
-        <w:pStyle w:val="Heading3"/>
-      </w:pPr>
-      <w:r>
-        <w:t>Supplied facts</w:t>
-      </w:r>
-    </w:p>
-    <w:p>
-      <w:pPr>
-        <w:spacing w:line="336" w:lineRule="auto" w:after="180"/>
-        <w:shd w:fill="F1F6FC"/>
-      </w:pPr>
-      <w:r>
-        <w:rPr>
-          <w:b w:val="0"/>
-        </w:rPr>
-        <w:t>First token probabilities: sun 0.55, rain 0.45. Given sun: end 0.4, more 0.6. Given rain: end 0.9, more 0.1.</w:t>
-      </w:r>
-    </w:p>
-    <w:p>
-      <w:pPr>
-        <w:pStyle w:val="Heading3"/>
-      </w:pPr>
-      <w:r>
-        <w:t>Supplied facts</w:t>
-      </w:r>
-    </w:p>
-    <w:p>
-      <w:pPr>
-        <w:spacing w:line="336" w:lineRule="auto" w:after="180"/>
-        <w:shd w:fill="F1F6FC"/>
-      </w:pPr>
-      <w:r>
-        <w:rPr>
-          <w:b w:val="0"/>
-        </w:rPr>
-        <w:t>These are complete toy branches; end paths stop, more paths do not.</w:t>
       </w:r>
     </w:p>
     <w:p>
@@ -1883,7 +2476,7 @@
         <w:drawing>
           <wp:inline xmlns:a="http://schemas.openxmlformats.org/drawingml/2006/main" xmlns:pic="http://schemas.openxmlformats.org/drawingml/2006/picture">
             <wp:extent cx="5486400" cy="3621314"/>
-            <wp:docPr id="1" name="Picture 1" descr="Joint probabilities of the four toy branches"/>
+            <wp:docPr id="2" name="Picture 2" descr="Joint probabilities of the four toy branches"/>
             <wp:cNvGraphicFramePr>
               <a:graphicFrameLocks noChangeAspect="1"/>
             </wp:cNvGraphicFramePr>
@@ -1895,7 +2488,7 @@
                     <pic:cNvPicPr/>
                   </pic:nvPicPr>
                   <pic:blipFill>
-                    <a:blip r:embed="rId9"/>
+                    <a:blip r:embed="rId10"/>
                     <a:stretch>
                       <a:fillRect/>
                     </a:stretch>
@@ -1919,7 +2512,7 @@
         <w:drawing>
           <wp:inline xmlns:a="http://schemas.openxmlformats.org/drawingml/2006/main" xmlns:pic="http://schemas.openxmlformats.org/drawingml/2006/picture">
             <wp:extent cx="5311302" cy="5943600"/>
-            <wp:docPr id="2" name="Picture 2" descr="A Distribution of Possibilities. First distribution: sun 0.55, rain 0.45: greedy first choice is sun.. Sun branches: sun→end:0.55×0.4=0.22; sun→more:0.55×0.6=0.33.. Rain branches: rain→end:0.45×0.9=0.405; rain→more:0.45×0.1=0.045.. Compare end paths: rain→end is the more probable of the two complete end paths."/>
+            <wp:docPr id="3" name="Picture 3" descr="A Distribution of Possibilities. First distribution: sun 0.55, rain 0.45: greedy first choice is sun.. Sun branches: sun→end:0.55×0.4=0.22; sun→more:0.55×0.6=0.33.. Rain branches: rain→end:0.45×0.9=0.405; rain→more:0.45×0.1=0.045.. Compare end paths: rain→end is the more probable of the two complete end paths."/>
             <wp:cNvGraphicFramePr>
               <a:graphicFrameLocks noChangeAspect="1"/>
             </wp:cNvGraphicFramePr>
@@ -1931,7 +2524,7 @@
                     <pic:cNvPicPr/>
                   </pic:nvPicPr>
                   <pic:blipFill>
-                    <a:blip r:embed="rId10"/>
+                    <a:blip r:embed="rId11"/>
                     <a:stretch>
                       <a:fillRect/>
                     </a:stretch>
@@ -1955,136 +2548,7 @@
         <w:pStyle w:val="Heading3"/>
       </w:pPr>
       <w:r>
-        <w:t>Read the picture one step at a time</w:t>
-      </w:r>
-    </w:p>
-    <w:tbl>
-      <w:tblPr>
-        <w:tblStyle w:val="LightShading-Accent1"/>
-        <w:tblW w:type="auto" w:w="0"/>
-        <w:tblLook w:firstColumn="1" w:firstRow="1" w:lastColumn="0" w:lastRow="0" w:noHBand="0" w:noVBand="1" w:val="04A0"/>
-      </w:tblPr>
-      <w:tblGrid>
-        <w:gridCol w:w="5112"/>
-        <w:gridCol w:w="5112"/>
-      </w:tblGrid>
-      <w:tr>
-        <w:trPr>
-          <w:tblHeader/>
-        </w:trPr>
-        <w:tc>
-          <w:tcPr>
-            <w:tcW w:type="dxa" w:w="5112"/>
-          </w:tcPr>
-          <w:p>
-            <w:r>
-              <w:t>Step</w:t>
-            </w:r>
-          </w:p>
-        </w:tc>
-        <w:tc>
-          <w:tcPr>
-            <w:tcW w:type="dxa" w:w="5112"/>
-          </w:tcPr>
-          <w:p>
-            <w:r>
-              <w:t>What happens and why</w:t>
-            </w:r>
-          </w:p>
-        </w:tc>
-      </w:tr>
-      <w:tr>
-        <w:tc>
-          <w:tcPr>
-            <w:tcW w:type="dxa" w:w="5112"/>
-          </w:tcPr>
-          <w:p>
-            <w:r>
-              <w:t>1. First distribution</w:t>
-            </w:r>
-          </w:p>
-        </w:tc>
-        <w:tc>
-          <w:tcPr>
-            <w:tcW w:type="dxa" w:w="5112"/>
-          </w:tcPr>
-          <w:p>
-            <w:r>
-              <w:t>sun 0.55, rain 0.45: greedy first choice is sun.</w:t>
-            </w:r>
-          </w:p>
-        </w:tc>
-      </w:tr>
-      <w:tr>
-        <w:tc>
-          <w:tcPr>
-            <w:tcW w:type="dxa" w:w="5112"/>
-          </w:tcPr>
-          <w:p>
-            <w:r>
-              <w:t>2. Sun branches</w:t>
-            </w:r>
-          </w:p>
-        </w:tc>
-        <w:tc>
-          <w:tcPr>
-            <w:tcW w:type="dxa" w:w="5112"/>
-          </w:tcPr>
-          <w:p>
-            <w:r>
-              <w:t>sun→end:0.55×0.4=0.22; sun→more:0.55×0.6=0.33.</w:t>
-            </w:r>
-          </w:p>
-        </w:tc>
-      </w:tr>
-      <w:tr>
-        <w:tc>
-          <w:tcPr>
-            <w:tcW w:type="dxa" w:w="5112"/>
-          </w:tcPr>
-          <w:p>
-            <w:r>
-              <w:t>3. Rain branches</w:t>
-            </w:r>
-          </w:p>
-        </w:tc>
-        <w:tc>
-          <w:tcPr>
-            <w:tcW w:type="dxa" w:w="5112"/>
-          </w:tcPr>
-          <w:p>
-            <w:r>
-              <w:t>rain→end:0.45×0.9=0.405; rain→more:0.45×0.1=0.045.</w:t>
-            </w:r>
-          </w:p>
-        </w:tc>
-      </w:tr>
-      <w:tr>
-        <w:tc>
-          <w:tcPr>
-            <w:tcW w:type="dxa" w:w="5112"/>
-          </w:tcPr>
-          <w:p>
-            <w:r>
-              <w:t>4. Compare end paths</w:t>
-            </w:r>
-          </w:p>
-        </w:tc>
-        <w:tc>
-          <w:tcPr>
-            <w:tcW w:type="dxa" w:w="5112"/>
-          </w:tcPr>
-          <w:p>
-            <w:r>
-              <w:t>rain→end is the more probable of the two complete end paths.</w:t>
-            </w:r>
-          </w:p>
-        </w:tc>
-      </w:tr>
-    </w:tbl>
-    <w:p>
-      <w:r>
-        <w:t>Match each pictured step to the supplied facts. This is a worked teaching case, not an independent assessment.</w:t>
+        <w:t>Why this result follows</w:t>
       </w:r>
     </w:p>
     <w:p>
@@ -2092,7 +2556,7 @@
         <w:pStyle w:val="Heading3"/>
       </w:pPr>
       <w:r>
-        <w:t>Why this result follows</w:t>
+        <w:t>What this example does not establish</w:t>
       </w:r>
     </w:p>
     <w:p>
@@ -2100,31 +2564,483 @@
         <w:pStyle w:val="Heading3"/>
       </w:pPr>
       <w:r>
-        <w:t>Why the result follows</w:t>
+        <w:t>Change one thing in the pictured case</w:t>
+      </w:r>
+    </w:p>
+    <w:p>
+      <w:pPr>
+        <w:pStyle w:val="Heading3"/>
+      </w:pPr>
+      <w:r>
+        <w:t>Ask while showing the picture</w:t>
+      </w:r>
+    </w:p>
+    <w:p>
+      <w:pPr>
+        <w:pStyle w:val="Heading1"/>
+      </w:pPr>
+      <w:r>
+        <w:t>03. Guide the main explanation, then fade support</w:t>
+      </w:r>
+    </w:p>
+    <w:p>
+      <w:r>
+        <w:t>Collect each learner’s reasoning before revealing a key.</w:t>
+      </w:r>
+    </w:p>
+    <w:p>
+      <w:pPr>
+        <w:pStyle w:val="Heading2"/>
+      </w:pPr>
+      <w:r>
+        <w:t>Main completion question and key</w:t>
       </w:r>
     </w:p>
     <w:p>
       <w:pPr>
         <w:spacing w:line="336" w:lineRule="auto" w:after="180"/>
-        <w:shd w:fill="F1F6FC"/>
       </w:pPr>
       <w:r>
         <w:rPr>
           <w:b w:val="0"/>
         </w:rPr>
-        <w:t>Conditional probabilities describe what follows a particular prefix. Multiplying along a path gives its joint probability.</w:t>
+        <w:t>Completion task: Compute ready,end; busy,end; unknown,end and their combined probability.</w:t>
       </w:r>
     </w:p>
     <w:p>
       <w:pPr>
         <w:spacing w:line="336" w:lineRule="auto" w:after="180"/>
-        <w:shd w:fill="F1F6FC"/>
       </w:pPr>
       <w:r>
         <w:rPr>
           <w:b w:val="0"/>
         </w:rPr>
-        <w:t>The four branch products sum to 1, but the two end paths sum to 0.625 because more branches have not ended. Greedy decoding selects sun then more; it does not guarantee the most likely complete sequence.</w:t>
+        <w:t>Teacher check: Teacher explanation: Path probabilities 0.4,0.15,0.2; combined probability of ending at step two is 0.75.</w:t>
+      </w:r>
+    </w:p>
+    <w:p>
+      <w:pPr>
+        <w:spacing w:line="336" w:lineRule="auto" w:after="180"/>
+      </w:pPr>
+      <w:r>
+        <w:rPr>
+          <w:b w:val="0"/>
+        </w:rPr>
+        <w:t xml:space="preserve">Start by identifying the given </w:t>
+      </w:r>
+      <w:r>
+        <w:rPr>
+          <w:b/>
+        </w:rPr>
+        <w:t>input</w:t>
+      </w:r>
+      <w:r>
+        <w:rPr>
+          <w:b w:val="0"/>
+        </w:rPr>
+        <w:t>s together. Leave the intermediate steps blank. If needed, model one step, then withdraw that help on the next step. Move to a full trace only when the partial trace is understood.</w:t>
+      </w:r>
+    </w:p>
+    <w:p>
+      <w:pPr>
+        <w:spacing w:line="336" w:lineRule="auto" w:after="180"/>
+      </w:pPr>
+      <w:r>
+        <w:rPr>
+          <w:b w:val="0"/>
+        </w:rPr>
+        <w:t>For partners, alternate explainer and checker; collect a response from every learner before discussion.</w:t>
+      </w:r>
+    </w:p>
+    <w:p>
+      <w:pPr>
+        <w:pStyle w:val="Heading2"/>
+      </w:pPr>
+      <w:r>
+        <w:t>Main individual check</w:t>
+      </w:r>
+    </w:p>
+    <w:p>
+      <w:pPr>
+        <w:spacing w:line="336" w:lineRule="auto" w:after="180"/>
+      </w:pPr>
+      <w:r>
+        <w:rPr>
+          <w:b w:val="0"/>
+        </w:rPr>
+        <w:t xml:space="preserve">Use the worked case for Next token </w:t>
+      </w:r>
+      <w:r>
+        <w:rPr>
+          <w:b/>
+        </w:rPr>
+        <w:t>distribution</w:t>
+      </w:r>
+      <w:r>
+        <w:rPr>
+          <w:b w:val="0"/>
+        </w:rPr>
+        <w:t>s. Proposed explanation: “Conditional products assume independence”. Decide whether this explanation is supported.</w:t>
+      </w:r>
+    </w:p>
+    <w:p>
+      <w:pPr>
+        <w:spacing w:line="336" w:lineRule="auto" w:after="180"/>
+      </w:pPr>
+      <w:r>
+        <w:rPr>
+          <w:b w:val="0"/>
+        </w:rPr>
+        <w:t>Point to the step or supplied fact that decides; explain your repair if needed.</w:t>
+      </w:r>
+    </w:p>
+    <w:p>
+      <w:pPr>
+        <w:spacing w:line="336" w:lineRule="auto" w:after="180"/>
+      </w:pPr>
+      <w:r>
+        <w:rPr>
+          <w:b w:val="0"/>
+        </w:rPr>
+        <w:t xml:space="preserve">Expected correction: Use a different </w:t>
+      </w:r>
+      <w:r>
+        <w:rPr>
+          <w:b/>
+        </w:rPr>
+        <w:t>conditional probability</w:t>
+      </w:r>
+      <w:r>
+        <w:rPr>
+          <w:b w:val="0"/>
+        </w:rPr>
+        <w:t xml:space="preserve"> for each expanded prefix.</w:t>
+      </w:r>
+    </w:p>
+    <w:p>
+      <w:pPr>
+        <w:spacing w:line="336" w:lineRule="auto" w:after="180"/>
+      </w:pPr>
+      <w:r>
+        <w:rPr>
+          <w:b w:val="0"/>
+        </w:rPr>
+        <w:t>Collect explanations, not only yes/no votes. If a misunderstanding is common, re-model the relevant step for the class.</w:t>
+      </w:r>
+    </w:p>
+    <w:p>
+      <w:pPr>
+        <w:spacing w:line="336" w:lineRule="auto" w:after="180"/>
+      </w:pPr>
+      <w:r>
+        <w:rPr>
+          <w:b w:val="0"/>
+        </w:rPr>
+        <w:t>If it affects a few learners, give a short targeted group explanation while others solve a more demanding variation.</w:t>
+      </w:r>
+    </w:p>
+    <w:p>
+      <w:pPr>
+        <w:pStyle w:val="Heading2"/>
+      </w:pPr>
+      <w:r>
+        <w:t>Pictorial question and changed case</w:t>
+      </w:r>
+    </w:p>
+    <w:p>
+      <w:pPr>
+        <w:spacing w:line="336" w:lineRule="auto" w:after="180"/>
+      </w:pPr>
+      <w:r>
+        <w:rPr>
+          <w:b w:val="0"/>
+        </w:rPr>
+        <w:t>Why is 0.625 not a broken probability sum?</w:t>
+      </w:r>
+    </w:p>
+    <w:p>
+      <w:pPr>
+        <w:spacing w:line="336" w:lineRule="auto" w:after="180"/>
+      </w:pPr>
+      <w:r>
+        <w:rPr>
+          <w:b w:val="0"/>
+        </w:rPr>
+        <w:t>It counts only the two paths ending now; the remaining 0.375 belongs to sun→more and rain→more.</w:t>
+      </w:r>
+    </w:p>
+    <w:p>
+      <w:pPr>
+        <w:spacing w:line="336" w:lineRule="auto" w:after="180"/>
+      </w:pPr>
+      <w:r>
+        <w:rPr>
+          <w:b w:val="0"/>
+        </w:rPr>
+        <w:t xml:space="preserve">Changed-case reasoning: sun→end becomes 0.44, beating unchanged rain→end 0.405. Changing one conditional </w:t>
+      </w:r>
+      <w:r>
+        <w:rPr>
+          <w:b/>
+        </w:rPr>
+        <w:t>distribution</w:t>
+      </w:r>
+      <w:r>
+        <w:rPr>
+          <w:b w:val="0"/>
+        </w:rPr>
+        <w:t xml:space="preserve"> changes its path products while the first-token probabilities remain fixed.</w:t>
+      </w:r>
+    </w:p>
+    <w:p>
+      <w:pPr>
+        <w:spacing w:line="336" w:lineRule="auto" w:after="180"/>
+      </w:pPr>
+      <w:r>
+        <w:rPr>
+          <w:b w:val="0"/>
+        </w:rPr>
+        <w:t xml:space="preserve">Collect each learner’s explanation before discussion. Use the first missing connection between </w:t>
+      </w:r>
+      <w:r>
+        <w:rPr>
+          <w:b/>
+        </w:rPr>
+        <w:t>input</w:t>
+      </w:r>
+      <w:r>
+        <w:rPr>
+          <w:b w:val="0"/>
+        </w:rPr>
+        <w:t xml:space="preserve">, deciding step and result to choose support. This question is worked-case practice, not fresh mastery </w:t>
+      </w:r>
+      <w:r>
+        <w:rPr>
+          <w:b/>
+        </w:rPr>
+        <w:t>evidence</w:t>
+      </w:r>
+      <w:r>
+        <w:rPr>
+          <w:b w:val="0"/>
+        </w:rPr>
+        <w:t>.</w:t>
+      </w:r>
+    </w:p>
+    <w:p>
+      <w:pPr>
+        <w:pStyle w:val="Heading2"/>
+      </w:pPr>
+      <w:r>
+        <w:t>Keep learners explaining</w:t>
+      </w:r>
+    </w:p>
+    <w:p>
+      <w:pPr>
+        <w:spacing w:line="336" w:lineRule="auto" w:after="180"/>
+      </w:pPr>
+      <w:r>
+        <w:rPr>
+          <w:b w:val="0"/>
+        </w:rPr>
+        <w:t>Ask: Which facts are given, and which would we have to assume? Learners mark relevant details before discussing answers.</w:t>
+      </w:r>
+    </w:p>
+    <w:p>
+      <w:pPr>
+        <w:spacing w:line="336" w:lineRule="auto" w:after="180"/>
+      </w:pPr>
+      <w:r>
+        <w:rPr>
+          <w:b w:val="0"/>
+        </w:rPr>
+        <w:t>Say: Predict first. Show the rule, information path or calculation that would produce the result. A correct guess is not yet an explanation.</w:t>
+      </w:r>
+    </w:p>
+    <w:p>
+      <w:pPr>
+        <w:spacing w:line="336" w:lineRule="auto" w:after="180"/>
+      </w:pPr>
+      <w:r>
+        <w:rPr>
+          <w:b w:val="0"/>
+        </w:rPr>
+        <w:t xml:space="preserve">In pairs, one learner solves while the other checks </w:t>
+      </w:r>
+      <w:r>
+        <w:rPr>
+          <w:b/>
+        </w:rPr>
+        <w:t>evidence</w:t>
+      </w:r>
+      <w:r>
+        <w:rPr>
+          <w:b w:val="0"/>
+        </w:rPr>
+        <w:t>; exchange roles. Remove the worked answer before independent assessment.</w:t>
+      </w:r>
+    </w:p>
+    <w:p>
+      <w:pPr>
+        <w:pStyle w:val="Heading2"/>
+      </w:pPr>
+      <w:r>
+        <w:t>Extension teaching cycle · reference / check after trying</w:t>
+      </w:r>
+    </w:p>
+    <w:p>
+      <w:pPr>
+        <w:spacing w:line="336" w:lineRule="auto" w:after="180"/>
+      </w:pPr>
+      <w:r>
+        <w:rPr>
+          <w:b w:val="0"/>
+        </w:rPr>
+        <w:t xml:space="preserve">Target: Look up token </w:t>
+      </w:r>
+      <w:r>
+        <w:rPr>
+          <w:b/>
+        </w:rPr>
+        <w:t>embedding</w:t>
+      </w:r>
+      <w:r>
+        <w:rPr>
+          <w:b w:val="0"/>
+        </w:rPr>
+        <w:t xml:space="preserve">s and add explicit </w:t>
+      </w:r>
+      <w:r>
+        <w:rPr>
+          <w:b/>
+        </w:rPr>
+        <w:t>position vector</w:t>
+      </w:r>
+      <w:r>
+        <w:rPr>
+          <w:b w:val="0"/>
+        </w:rPr>
+        <w:t>s</w:t>
+      </w:r>
+    </w:p>
+    <w:p>
+      <w:pPr>
+        <w:spacing w:line="336" w:lineRule="auto" w:after="180"/>
+      </w:pPr>
+      <w:r>
+        <w:rPr>
+          <w:b w:val="0"/>
+        </w:rPr>
+        <w:t>Reserve further sessions for this topic; the 135-minute primary plan does not absorb all added content.</w:t>
+      </w:r>
+    </w:p>
+    <w:p>
+      <w:pPr>
+        <w:spacing w:line="336" w:lineRule="auto" w:after="180"/>
+      </w:pPr>
+      <w:r>
+        <w:rPr>
+          <w:b w:val="0"/>
+        </w:rPr>
+        <w:t>Completion practice: Compute representations for red blue and blue red under the stated position table.</w:t>
+      </w:r>
+    </w:p>
+    <w:p>
+      <w:pPr>
+        <w:spacing w:line="336" w:lineRule="auto" w:after="180"/>
+      </w:pPr>
+      <w:r>
+        <w:rPr>
+          <w:b w:val="0"/>
+        </w:rPr>
+        <w:t>Teacher check: Teacher explanation: red blue rows [1,0],[2,1]; blue red rows [0,1],[3,0]. Addition is component by component.</w:t>
+      </w:r>
+    </w:p>
+    <w:p>
+      <w:pPr>
+        <w:spacing w:line="336" w:lineRule="auto" w:after="180"/>
+      </w:pPr>
+      <w:r>
+        <w:rPr>
+          <w:b w:val="0"/>
+        </w:rPr>
+        <w:t xml:space="preserve">Individual check: For </w:t>
+      </w:r>
+      <w:r>
+        <w:rPr>
+          <w:b/>
+        </w:rPr>
+        <w:t>Embedding</w:t>
+      </w:r>
+      <w:r>
+        <w:rPr>
+          <w:b w:val="0"/>
+        </w:rPr>
+        <w:t xml:space="preserve">s and position, use its worked case to evaluate this proposed explanation: “A </w:t>
+      </w:r>
+      <w:r>
+        <w:rPr>
+          <w:b/>
+        </w:rPr>
+        <w:t>position vector</w:t>
+      </w:r>
+      <w:r>
+        <w:rPr>
+          <w:b w:val="0"/>
+        </w:rPr>
+        <w:t xml:space="preserve"> guarantees every summary preserves order”. Explain the deciding step.</w:t>
+      </w:r>
+    </w:p>
+    <w:p>
+      <w:pPr>
+        <w:spacing w:line="336" w:lineRule="auto" w:after="180"/>
+      </w:pPr>
+      <w:r>
+        <w:rPr>
+          <w:b w:val="0"/>
+        </w:rPr>
+        <w:t>Expected correction: The supplied sum counterexample loses the difference.</w:t>
+      </w:r>
+    </w:p>
+    <w:p>
+      <w:pPr>
+        <w:spacing w:line="336" w:lineRule="auto" w:after="180"/>
+      </w:pPr>
+      <w:r>
+        <w:rPr>
+          <w:b w:val="0"/>
+        </w:rPr>
+        <w:t>Apply the same support, independent transfer and delayed-review decisions to the named connected-topic workbook tasks.</w:t>
+      </w:r>
+    </w:p>
+    <w:p>
+      <w:pPr>
+        <w:pStyle w:val="Heading2"/>
+      </w:pPr>
+      <w:r>
+        <w:t>Earlier wording, alternatives and picture transcripts · reference / check after trying</w:t>
+      </w:r>
+    </w:p>
+    <w:p>
+      <w:pPr>
+        <w:spacing w:line="336" w:lineRule="auto" w:after="180"/>
+      </w:pPr>
+      <w:r>
+        <w:rPr>
+          <w:b w:val="0"/>
+        </w:rPr>
+        <w:t>Compact alternative: this two-session sequence covers selected core tasks. Use the three-session weekly plan for the full lesson, independent transfer, feedback and project work; allow extra time for extensions.</w:t>
+      </w:r>
+    </w:p>
+    <w:p>
+      <w:pPr>
+        <w:spacing w:line="336" w:lineRule="auto" w:after="180"/>
+      </w:pPr>
+      <w:r>
+        <w:rPr>
+          <w:b w:val="0"/>
+        </w:rPr>
+        <w:t>Demonstrate and guide practice</w:t>
       </w:r>
     </w:p>
     <w:p>
@@ -2132,7 +3048,75 @@
         <w:pStyle w:val="Heading3"/>
       </w:pPr>
       <w:r>
-        <w:t>What this example does not establish</w:t>
+        <w:t>Board sequence</w:t>
+      </w:r>
+    </w:p>
+    <w:p>
+      <w:pPr>
+        <w:spacing w:line="336" w:lineRule="auto" w:after="180"/>
+      </w:pPr>
+      <w:r>
+        <w:rPr>
+          <w:b w:val="0"/>
+        </w:rPr>
+        <w:t xml:space="preserve">Write the given facts: A toy next-token </w:t>
+      </w:r>
+      <w:r>
+        <w:rPr>
+          <w:b/>
+        </w:rPr>
+        <w:t>distribution</w:t>
+      </w:r>
+      <w:r>
+        <w:rPr>
+          <w:b w:val="0"/>
+        </w:rPr>
+        <w:t xml:space="preserve"> is rain .5, sun .3, snow .2.</w:t>
+      </w:r>
+    </w:p>
+    <w:p>
+      <w:pPr>
+        <w:spacing w:line="336" w:lineRule="auto" w:after="180"/>
+      </w:pPr>
+      <w:r>
+        <w:rPr>
+          <w:b w:val="0"/>
+        </w:rPr>
+        <w:t>Write the question to explain: Check total and interpret the largest value.</w:t>
+      </w:r>
+    </w:p>
+    <w:p>
+      <w:pPr>
+        <w:spacing w:line="336" w:lineRule="auto" w:after="180"/>
+      </w:pPr>
+      <w:r>
+        <w:rPr>
+          <w:b w:val="0"/>
+        </w:rPr>
+        <w:t xml:space="preserve">Reveal after </w:t>
+      </w:r>
+      <w:r>
+        <w:rPr>
+          <w:b/>
+        </w:rPr>
+        <w:t>prediction</w:t>
+      </w:r>
+      <w:r>
+        <w:rPr>
+          <w:b w:val="0"/>
+        </w:rPr>
+        <w:t>s: Total is 1. Rain is most likely, not guaranteed under sampling. Token probability is not whole-sentence truth.</w:t>
+      </w:r>
+    </w:p>
+    <w:p>
+      <w:pPr>
+        <w:spacing w:line="336" w:lineRule="auto" w:after="180"/>
+      </w:pPr>
+      <w:r>
+        <w:rPr>
+          <w:b w:val="0"/>
+        </w:rPr>
+        <w:t>Use the earlier transfer question as optional practice. Reserve Audit new conditional paths independently for the first independent attempt before hints or feedback.</w:t>
       </w:r>
     </w:p>
     <w:p>
@@ -2140,406 +3124,18 @@
         <w:pStyle w:val="Heading3"/>
       </w:pPr>
       <w:r>
-        <w:t>Keep the stated limit</w:t>
+        <w:t>Classroom dialogue</w:t>
       </w:r>
     </w:p>
     <w:p>
       <w:pPr>
         <w:spacing w:line="336" w:lineRule="auto" w:after="180"/>
-        <w:shd w:fill="FFF5E6"/>
       </w:pPr>
       <w:r>
         <w:rPr>
           <w:b w:val="0"/>
         </w:rPr>
-        <w:t>These word labels and tiny tables are illustrative; path probability is not a measure of real-world truth.</w:t>
-      </w:r>
-    </w:p>
-    <w:p>
-      <w:pPr>
-        <w:pStyle w:val="Heading3"/>
-      </w:pPr>
-      <w:r>
-        <w:t>Change one thing in the pictured case</w:t>
-      </w:r>
-    </w:p>
-    <w:p>
-      <w:pPr>
-        <w:pStyle w:val="Heading3"/>
-      </w:pPr>
-      <w:r>
-        <w:t>Change one thing</w:t>
-      </w:r>
-    </w:p>
-    <w:p>
-      <w:pPr>
-        <w:spacing w:line="336" w:lineRule="auto" w:after="180"/>
-        <w:shd w:fill="F5F1FB"/>
-      </w:pPr>
-      <w:r>
-        <w:rPr>
-          <w:b w:val="0"/>
-        </w:rPr>
-        <w:t>Change: Raise end-given-sun to 0.8 and lower more-given-sun to 0.2.</w:t>
-      </w:r>
-    </w:p>
-    <w:p>
-      <w:pPr>
-        <w:pStyle w:val="Heading3"/>
-      </w:pPr>
-      <w:r>
-        <w:t>Predicted result</w:t>
-      </w:r>
-    </w:p>
-    <w:p>
-      <w:pPr>
-        <w:spacing w:line="336" w:lineRule="auto" w:after="180"/>
-        <w:shd w:fill="F1F6FC"/>
-      </w:pPr>
-      <w:r>
-        <w:rPr>
-          <w:b/>
-        </w:rPr>
-        <w:t>Prediction</w:t>
-      </w:r>
-      <w:r>
-        <w:rPr>
-          <w:b w:val="0"/>
-        </w:rPr>
-        <w:t>: sun→end becomes 0.44, beating unchanged rain→end 0.405.</w:t>
-      </w:r>
-    </w:p>
-    <w:p>
-      <w:pPr>
-        <w:pStyle w:val="Heading3"/>
-      </w:pPr>
-      <w:r>
-        <w:t>Why the result follows</w:t>
-      </w:r>
-    </w:p>
-    <w:p>
-      <w:pPr>
-        <w:spacing w:line="336" w:lineRule="auto" w:after="180"/>
-        <w:shd w:fill="F1F6FC"/>
-      </w:pPr>
-      <w:r>
-        <w:rPr>
-          <w:b w:val="0"/>
-        </w:rPr>
-        <w:t xml:space="preserve">Reason: Changing one conditional </w:t>
-      </w:r>
-      <w:r>
-        <w:rPr>
-          <w:b/>
-        </w:rPr>
-        <w:t>distribution</w:t>
-      </w:r>
-      <w:r>
-        <w:rPr>
-          <w:b w:val="0"/>
-        </w:rPr>
-        <w:t xml:space="preserve"> changes its path products while the first-token probabilities remain fixed.</w:t>
-      </w:r>
-    </w:p>
-    <w:p>
-      <w:pPr>
-        <w:pStyle w:val="Heading3"/>
-      </w:pPr>
-      <w:r>
-        <w:t>Ask while showing the picture</w:t>
-      </w:r>
-    </w:p>
-    <w:p>
-      <w:pPr>
-        <w:pStyle w:val="Heading3"/>
-      </w:pPr>
-      <w:r>
-        <w:t>Ask while showing the picture · 8</w:t>
-      </w:r>
-    </w:p>
-    <w:p>
-      <w:pPr>
-        <w:spacing w:line="336" w:lineRule="auto" w:after="180"/>
-      </w:pPr>
-      <w:r>
-        <w:rPr>
-          <w:b w:val="0"/>
-        </w:rPr>
-        <w:t xml:space="preserve">Cover the result. Ask learners to name the </w:t>
-      </w:r>
-      <w:r>
-        <w:rPr>
-          <w:b/>
-        </w:rPr>
-        <w:t>input</w:t>
-      </w:r>
-      <w:r>
-        <w:rPr>
-          <w:b w:val="0"/>
-        </w:rPr>
-        <w:t xml:space="preserve">s and predict the next step. Uncover one step, connect the icon to the actual procedure, and explain its </w:t>
-      </w:r>
-      <w:r>
-        <w:rPr>
-          <w:b/>
-        </w:rPr>
-        <w:t>evidence</w:t>
-      </w:r>
-      <w:r>
-        <w:rPr>
-          <w:b w:val="0"/>
-        </w:rPr>
-        <w:t>. Then change the supplied condition and compare.</w:t>
-      </w:r>
-    </w:p>
-    <w:p>
-      <w:pPr>
-        <w:spacing w:line="336" w:lineRule="auto" w:after="180"/>
-      </w:pPr>
-      <w:r>
-        <w:rPr>
-          <w:b w:val="0"/>
-        </w:rPr>
-        <w:t>The picture is a representation; it does not document execution of a real AI model.</w:t>
-      </w:r>
-    </w:p>
-    <w:p>
-      <w:pPr>
-        <w:pStyle w:val="Heading1"/>
-      </w:pPr>
-      <w:r>
-        <w:t>03. Demonstrate and guide practice</w:t>
-      </w:r>
-    </w:p>
-    <w:p>
-      <w:r>
-        <w:t>Demonstrate A Distribution of Possibilities, reduce support deliberately and check individual reasoning before discussing answers.</w:t>
-      </w:r>
-    </w:p>
-    <w:p>
-      <w:pPr>
-        <w:pStyle w:val="Heading3"/>
-      </w:pPr>
-      <w:r>
-        <w:t>Choose the pacing route</w:t>
-      </w:r>
-    </w:p>
-    <w:p>
-      <w:pPr>
-        <w:spacing w:line="336" w:lineRule="auto" w:after="180"/>
-        <w:shd w:fill="F1F6F8"/>
-      </w:pPr>
-      <w:r>
-        <w:rPr>
-          <w:b w:val="0"/>
-        </w:rPr>
-        <w:t>Compact alternative: this two-session sequence covers selected core tasks. Use the three-session weekly plan for the full lesson, independent transfer, feedback and project work; allow extra time for extensions.</w:t>
-      </w:r>
-    </w:p>
-    <w:p>
-      <w:pPr>
-        <w:pStyle w:val="Heading3"/>
-      </w:pPr>
-      <w:r>
-        <w:t>Board sequence</w:t>
-      </w:r>
-    </w:p>
-    <w:p>
-      <w:pPr>
-        <w:pStyle w:val="Heading3"/>
-      </w:pPr>
-      <w:r>
-        <w:t>1. Put the facts on the board</w:t>
-      </w:r>
-    </w:p>
-    <w:p>
-      <w:pPr>
-        <w:spacing w:line="336" w:lineRule="auto" w:after="180"/>
-        <w:shd w:fill="F4F9FC"/>
-      </w:pPr>
-      <w:r>
-        <w:rPr>
-          <w:b w:val="0"/>
-        </w:rPr>
-        <w:t xml:space="preserve">Write the given facts: A toy next-token </w:t>
-      </w:r>
-      <w:r>
-        <w:rPr>
-          <w:b/>
-        </w:rPr>
-        <w:t>distribution</w:t>
-      </w:r>
-      <w:r>
-        <w:rPr>
-          <w:b w:val="0"/>
-        </w:rPr>
-        <w:t xml:space="preserve"> is rain .5, sun .3, snow .2.</w:t>
-      </w:r>
-    </w:p>
-    <w:p>
-      <w:pPr>
-        <w:pStyle w:val="Heading3"/>
-      </w:pPr>
-      <w:r>
-        <w:t>2. State the decision to explain</w:t>
-      </w:r>
-    </w:p>
-    <w:p>
-      <w:pPr>
-        <w:spacing w:line="336" w:lineRule="auto" w:after="180"/>
-        <w:shd w:fill="F4F9FC"/>
-      </w:pPr>
-      <w:r>
-        <w:rPr>
-          <w:b w:val="0"/>
-        </w:rPr>
-        <w:t>Write the question to explain: Check total and interpret the largest value.</w:t>
-      </w:r>
-    </w:p>
-    <w:p>
-      <w:pPr>
-        <w:pStyle w:val="Heading3"/>
-      </w:pPr>
-      <w:r>
-        <w:t>3. Reveal the worked reasoning</w:t>
-      </w:r>
-    </w:p>
-    <w:p>
-      <w:pPr>
-        <w:spacing w:line="336" w:lineRule="auto" w:after="180"/>
-        <w:shd w:fill="F1F6FC"/>
-      </w:pPr>
-      <w:r>
-        <w:rPr>
-          <w:b w:val="0"/>
-        </w:rPr>
-        <w:t xml:space="preserve">Reveal after </w:t>
-      </w:r>
-      <w:r>
-        <w:rPr>
-          <w:b/>
-        </w:rPr>
-        <w:t>prediction</w:t>
-      </w:r>
-      <w:r>
-        <w:rPr>
-          <w:b w:val="0"/>
-        </w:rPr>
-        <w:t>s: Total is 1. Rain is most likely, not guaranteed under sampling. Token probability is not whole-sentence truth.</w:t>
-      </w:r>
-    </w:p>
-    <w:p>
-      <w:pPr>
-        <w:pStyle w:val="Heading3"/>
-      </w:pPr>
-      <w:r>
-        <w:t>Hold back the independent task</w:t>
-      </w:r>
-    </w:p>
-    <w:p>
-      <w:pPr>
-        <w:spacing w:line="336" w:lineRule="auto" w:after="180"/>
-        <w:shd w:fill="F5F1FB"/>
-      </w:pPr>
-      <w:r>
-        <w:rPr>
-          <w:b w:val="0"/>
-        </w:rPr>
-        <w:t xml:space="preserve">Keep for an independent attempt: A toy next-token </w:t>
-      </w:r>
-      <w:r>
-        <w:rPr>
-          <w:b/>
-        </w:rPr>
-        <w:t>distribution</w:t>
-      </w:r>
-      <w:r>
-        <w:rPr>
-          <w:b w:val="0"/>
-        </w:rPr>
-        <w:t xml:space="preserve"> assigns cat 0.5, dog 0.3 and bird 0.2. Check the total and name the most likely token. Must it be selected every time when sampling?</w:t>
-      </w:r>
-    </w:p>
-    <w:p>
-      <w:pPr>
-        <w:pStyle w:val="Heading3"/>
-      </w:pPr>
-      <w:r>
-        <w:t>Classroom dialogue</w:t>
-      </w:r>
-    </w:p>
-    <w:p>
-      <w:pPr>
-        <w:pStyle w:val="Heading3"/>
-      </w:pPr>
-      <w:r>
-        <w:t>Ask the class</w:t>
-      </w:r>
-    </w:p>
-    <w:p>
-      <w:pPr>
-        <w:spacing w:line="336" w:lineRule="auto" w:after="180"/>
-        <w:shd w:fill="F5F1FB"/>
-      </w:pPr>
-      <w:r>
-        <w:rPr>
-          <w:b w:val="0"/>
-        </w:rPr>
-        <w:t>Ask: Which facts are given, and which would we have to assume? Learners mark relevant details before discussing answers.</w:t>
-      </w:r>
-    </w:p>
-    <w:p>
-      <w:pPr>
-        <w:pStyle w:val="Heading3"/>
-      </w:pPr>
-      <w:r>
-        <w:t>Language to model</w:t>
-      </w:r>
-    </w:p>
-    <w:p>
-      <w:pPr>
-        <w:spacing w:line="336" w:lineRule="auto" w:after="180"/>
-        <w:shd w:fill="F1F6F8"/>
-      </w:pPr>
-      <w:r>
-        <w:rPr>
-          <w:b w:val="0"/>
-        </w:rPr>
-        <w:t>Say: Predict first. Show the rule, information path or calculation that would produce the result. A correct guess is not yet an explanation.</w:t>
-      </w:r>
-    </w:p>
-    <w:p>
-      <w:pPr>
-        <w:spacing w:line="336" w:lineRule="auto" w:after="180"/>
-      </w:pPr>
-      <w:r>
-        <w:rPr>
-          <w:b w:val="0"/>
-        </w:rPr>
         <w:t>Reveal reasoning one step at a time. Explain why a tempting alternative fails. Write units and denominators for arithmetic, trace conditions for decisions, and identify supporting sources for claims.</w:t>
-      </w:r>
-    </w:p>
-    <w:p>
-      <w:pPr>
-        <w:spacing w:line="336" w:lineRule="auto" w:after="180"/>
-      </w:pPr>
-      <w:r>
-        <w:rPr>
-          <w:b w:val="0"/>
-        </w:rPr>
-        <w:t xml:space="preserve">In pairs, one learner solves while the other checks </w:t>
-      </w:r>
-      <w:r>
-        <w:rPr>
-          <w:b/>
-        </w:rPr>
-        <w:t>evidence</w:t>
-      </w:r>
-      <w:r>
-        <w:rPr>
-          <w:b w:val="0"/>
-        </w:rPr>
-        <w:t>; exchange roles. Remove the worked answer before independent assessment.</w:t>
       </w:r>
     </w:p>
     <w:p>
@@ -3025,539 +3621,122 @@
         <w:pStyle w:val="Heading3"/>
       </w:pPr>
       <w:r>
-        <w:t>Completion practice</w:t>
+        <w:t>Individual reasoning check</w:t>
+      </w:r>
+    </w:p>
+    <w:p>
+      <w:pPr>
+        <w:pStyle w:val="Heading3"/>
+      </w:pPr>
+      <w:r>
+        <w:t>Connected teaching cycle: Embeddings and position</w:t>
+      </w:r>
+    </w:p>
+    <w:p>
+      <w:pPr>
+        <w:pStyle w:val="Heading3"/>
+      </w:pPr>
+      <w:r>
+        <w:t>Pictorial practice question</w:t>
+      </w:r>
+    </w:p>
+    <w:p>
+      <w:pPr>
+        <w:pStyle w:val="Heading3"/>
+      </w:pPr>
+      <w:r>
+        <w:t>Reasoned teacher answer</w:t>
+      </w:r>
+    </w:p>
+    <w:p>
+      <w:pPr>
+        <w:pStyle w:val="Heading1"/>
+      </w:pPr>
+      <w:r>
+        <w:t>04. Run the supplied main investigation</w:t>
+      </w:r>
+    </w:p>
+    <w:p>
+      <w:r>
+        <w:t>Keep the selected independent task out of shared practice.</w:t>
+      </w:r>
+    </w:p>
+    <w:p>
+      <w:pPr>
+        <w:pStyle w:val="Heading2"/>
+      </w:pPr>
+      <w:r>
+        <w:t>Supplied records and answer guidance</w:t>
       </w:r>
     </w:p>
     <w:p>
       <w:pPr>
         <w:spacing w:line="336" w:lineRule="auto" w:after="180"/>
-        <w:shd w:fill="F5F1FB"/>
       </w:pPr>
       <w:r>
         <w:rPr>
           <w:b w:val="0"/>
         </w:rPr>
-        <w:t>Completion task: Compute ready,end; busy,end; unknown,end and their combined probability.</w:t>
-      </w:r>
-    </w:p>
-    <w:p>
-      <w:pPr>
-        <w:pStyle w:val="Heading3"/>
-      </w:pPr>
-      <w:r>
-        <w:t>Reasoning to listen for</w:t>
+        <w:t>Status end paths:0.4,0.15,0.2,total0.75; today paths:0.1,0.15,0,total0.25. Separate A/end0.306 versus B/end0.4. Sun/end0.22,sun/more0.33,rain/end0.405,rain/more0.045; endtotal0.625. Changed sun/end0.44 beats rain/end0.405. Spinner expectations are100/9,20/3,20/9 draws, not fixed observed counts. Position rows red/blue [1,0],[2,1] versus [0,1],[3,0]; both sums [3,1].</w:t>
       </w:r>
     </w:p>
     <w:p>
       <w:pPr>
         <w:spacing w:line="336" w:lineRule="auto" w:after="180"/>
-        <w:shd w:fill="F1F6FC"/>
       </w:pPr>
       <w:r>
         <w:rPr>
           <w:b w:val="0"/>
         </w:rPr>
-        <w:t>Teacher check: Teacher explanation: Path probabilities 0.4,0.15,0.2; combined probability of ending at step two is 0.75.</w:t>
-      </w:r>
-    </w:p>
-    <w:p>
-      <w:pPr>
-        <w:spacing w:line="336" w:lineRule="auto" w:after="180"/>
-      </w:pPr>
-      <w:r>
-        <w:rPr>
-          <w:b w:val="0"/>
-        </w:rPr>
-        <w:t xml:space="preserve">Start by identifying the given </w:t>
-      </w:r>
-      <w:r>
-        <w:rPr>
-          <w:b/>
-        </w:rPr>
-        <w:t>input</w:t>
-      </w:r>
-      <w:r>
-        <w:rPr>
-          <w:b w:val="0"/>
-        </w:rPr>
-        <w:t>s together. Leave the intermediate steps blank. If needed, model one step, then withdraw that help on the next step. Move to a full trace only when the partial trace is understood.</w:t>
-      </w:r>
-    </w:p>
-    <w:p>
-      <w:pPr>
-        <w:spacing w:line="336" w:lineRule="auto" w:after="180"/>
-      </w:pPr>
-      <w:r>
-        <w:rPr>
-          <w:b w:val="0"/>
-        </w:rPr>
-        <w:t>For partners, alternate explainer and checker; collect a response from every learner before discussion.</w:t>
-      </w:r>
-    </w:p>
-    <w:p>
-      <w:pPr>
-        <w:pStyle w:val="Heading3"/>
-      </w:pPr>
-      <w:r>
-        <w:t>Individual reasoning check</w:t>
-      </w:r>
-    </w:p>
-    <w:p>
-      <w:pPr>
-        <w:spacing w:line="336" w:lineRule="auto" w:after="180"/>
-      </w:pPr>
-      <w:r>
-        <w:rPr>
-          <w:b w:val="0"/>
-        </w:rPr>
-        <w:t xml:space="preserve">Use the worked case for Next token </w:t>
-      </w:r>
-      <w:r>
-        <w:rPr>
-          <w:b/>
-        </w:rPr>
-        <w:t>distribution</w:t>
-      </w:r>
-      <w:r>
-        <w:rPr>
-          <w:b w:val="0"/>
-        </w:rPr>
-        <w:t>s. Proposed explanation: “Conditional products assume independence”. Decide whether this explanation is supported.</w:t>
-      </w:r>
-    </w:p>
-    <w:p>
-      <w:pPr>
-        <w:spacing w:line="336" w:lineRule="auto" w:after="180"/>
-      </w:pPr>
-      <w:r>
-        <w:rPr>
-          <w:b w:val="0"/>
-        </w:rPr>
-        <w:t>Point to the step or supplied fact that decides; explain your repair if needed.</w:t>
-      </w:r>
-    </w:p>
-    <w:p>
-      <w:pPr>
-        <w:pStyle w:val="Heading3"/>
-      </w:pPr>
-      <w:r>
-        <w:t>Expected repair</w:t>
-      </w:r>
-    </w:p>
-    <w:p>
-      <w:pPr>
-        <w:spacing w:line="336" w:lineRule="auto" w:after="180"/>
-        <w:shd w:fill="F1F6FC"/>
-      </w:pPr>
-      <w:r>
-        <w:rPr>
-          <w:b w:val="0"/>
-        </w:rPr>
-        <w:t xml:space="preserve">Expected correction: Use a different </w:t>
-      </w:r>
-      <w:r>
-        <w:rPr>
-          <w:b/>
-        </w:rPr>
-        <w:t>conditional probability</w:t>
-      </w:r>
-      <w:r>
-        <w:rPr>
-          <w:b w:val="0"/>
-        </w:rPr>
-        <w:t xml:space="preserve"> for each expanded prefix.</w:t>
-      </w:r>
-    </w:p>
-    <w:p>
-      <w:pPr>
-        <w:spacing w:line="336" w:lineRule="auto" w:after="180"/>
-      </w:pPr>
-      <w:r>
-        <w:rPr>
-          <w:b w:val="0"/>
-        </w:rPr>
-        <w:t>Collect explanations, not only yes/no votes. If a misunderstanding is common, re-model the relevant step for the class.</w:t>
-      </w:r>
-    </w:p>
-    <w:p>
-      <w:pPr>
-        <w:spacing w:line="336" w:lineRule="auto" w:after="180"/>
-      </w:pPr>
-      <w:r>
-        <w:rPr>
-          <w:b w:val="0"/>
-        </w:rPr>
-        <w:t>If it affects a few learners, give a short targeted group explanation while others solve a more demanding variation.</w:t>
-      </w:r>
-    </w:p>
-    <w:p>
-      <w:pPr>
-        <w:pStyle w:val="Heading3"/>
-      </w:pPr>
-      <w:r>
-        <w:t>Connected teaching cycle: Embeddings and position</w:t>
-      </w:r>
-    </w:p>
-    <w:p>
-      <w:pPr>
-        <w:spacing w:line="336" w:lineRule="auto" w:after="180"/>
-      </w:pPr>
-      <w:r>
-        <w:rPr>
-          <w:b w:val="0"/>
-        </w:rPr>
-        <w:t xml:space="preserve">Target: Look up token </w:t>
-      </w:r>
-      <w:r>
-        <w:rPr>
-          <w:b/>
-        </w:rPr>
-        <w:t>embedding</w:t>
-      </w:r>
-      <w:r>
-        <w:rPr>
-          <w:b w:val="0"/>
-        </w:rPr>
-        <w:t xml:space="preserve">s and add explicit </w:t>
-      </w:r>
-      <w:r>
-        <w:rPr>
-          <w:b/>
-        </w:rPr>
-        <w:t>position vector</w:t>
-      </w:r>
-      <w:r>
-        <w:rPr>
-          <w:b w:val="0"/>
-        </w:rPr>
-        <w:t>s</w:t>
-      </w:r>
-    </w:p>
-    <w:p>
-      <w:pPr>
-        <w:spacing w:line="336" w:lineRule="auto" w:after="180"/>
-      </w:pPr>
-      <w:r>
-        <w:rPr>
-          <w:b w:val="0"/>
-        </w:rPr>
-        <w:t>Reserve further sessions for this topic; the 135-minute primary plan does not absorb all added content.</w:t>
-      </w:r>
-    </w:p>
-    <w:p>
-      <w:pPr>
-        <w:spacing w:line="336" w:lineRule="auto" w:after="180"/>
-      </w:pPr>
-      <w:r>
-        <w:rPr>
-          <w:b w:val="0"/>
-        </w:rPr>
-        <w:t>Completion practice: Compute representations for red blue and blue red under the stated position table.</w:t>
-      </w:r>
-    </w:p>
-    <w:p>
-      <w:pPr>
-        <w:pStyle w:val="Heading3"/>
-      </w:pPr>
-      <w:r>
-        <w:t>Reasoning to listen for</w:t>
-      </w:r>
-    </w:p>
-    <w:p>
-      <w:pPr>
-        <w:spacing w:line="336" w:lineRule="auto" w:after="180"/>
-        <w:shd w:fill="F1F6FC"/>
-      </w:pPr>
-      <w:r>
-        <w:rPr>
-          <w:b w:val="0"/>
-        </w:rPr>
-        <w:t>Teacher check: Teacher explanation: red blue rows [1,0],[2,1]; blue red rows [0,1],[3,0]. Addition is component by component.</w:t>
-      </w:r>
-    </w:p>
-    <w:p>
-      <w:pPr>
-        <w:spacing w:line="336" w:lineRule="auto" w:after="180"/>
-      </w:pPr>
-      <w:r>
-        <w:rPr>
-          <w:b w:val="0"/>
-        </w:rPr>
-        <w:t xml:space="preserve">Individual check: For </w:t>
-      </w:r>
-      <w:r>
-        <w:rPr>
-          <w:b/>
-        </w:rPr>
-        <w:t>Embedding</w:t>
-      </w:r>
-      <w:r>
-        <w:rPr>
-          <w:b w:val="0"/>
-        </w:rPr>
-        <w:t xml:space="preserve">s and position, use its worked case to evaluate this proposed explanation: “A </w:t>
-      </w:r>
-      <w:r>
-        <w:rPr>
-          <w:b/>
-        </w:rPr>
-        <w:t>position vector</w:t>
-      </w:r>
-      <w:r>
-        <w:rPr>
-          <w:b w:val="0"/>
-        </w:rPr>
-        <w:t xml:space="preserve"> guarantees every summary preserves order”. Explain the deciding step.</w:t>
-      </w:r>
-    </w:p>
-    <w:p>
-      <w:pPr>
-        <w:pStyle w:val="Heading3"/>
-      </w:pPr>
-      <w:r>
-        <w:t>Expected repair</w:t>
-      </w:r>
-    </w:p>
-    <w:p>
-      <w:pPr>
-        <w:spacing w:line="336" w:lineRule="auto" w:after="180"/>
-        <w:shd w:fill="F1F6FC"/>
-      </w:pPr>
-      <w:r>
-        <w:rPr>
-          <w:b w:val="0"/>
-        </w:rPr>
-        <w:t>Expected correction: The supplied sum counterexample loses the difference.</w:t>
-      </w:r>
-    </w:p>
-    <w:p>
-      <w:pPr>
-        <w:spacing w:line="336" w:lineRule="auto" w:after="180"/>
-      </w:pPr>
-      <w:r>
-        <w:rPr>
-          <w:b w:val="0"/>
-        </w:rPr>
-        <w:t>Apply the same support, independent transfer and delayed-review decisions to the named connected-topic workbook tasks.</w:t>
-      </w:r>
-    </w:p>
-    <w:p>
-      <w:pPr>
-        <w:pStyle w:val="Heading3"/>
-      </w:pPr>
-      <w:r>
-        <w:t>Pictorial practice question</w:t>
-      </w:r>
-    </w:p>
-    <w:p>
-      <w:pPr>
-        <w:spacing w:line="336" w:lineRule="auto" w:after="180"/>
-        <w:shd w:fill="F5F1FB"/>
-      </w:pPr>
-      <w:r>
-        <w:rPr>
-          <w:b w:val="0"/>
-        </w:rPr>
-        <w:t>Why is 0.625 not a broken probability sum?</w:t>
-      </w:r>
-    </w:p>
-    <w:p>
-      <w:pPr>
-        <w:pStyle w:val="Heading3"/>
-      </w:pPr>
-      <w:r>
-        <w:t>Reasoned teacher answer</w:t>
-      </w:r>
-    </w:p>
-    <w:p>
-      <w:pPr>
-        <w:spacing w:line="336" w:lineRule="auto" w:after="180"/>
-      </w:pPr>
-      <w:r>
-        <w:rPr>
-          <w:b w:val="0"/>
-        </w:rPr>
-        <w:t>It counts only the two paths ending now; the remaining 0.375 belongs to sun→more and rain→more.</w:t>
-      </w:r>
-    </w:p>
-    <w:p>
-      <w:pPr>
-        <w:spacing w:line="336" w:lineRule="auto" w:after="180"/>
-      </w:pPr>
-      <w:r>
-        <w:rPr>
-          <w:b w:val="0"/>
-        </w:rPr>
-        <w:t xml:space="preserve">Changed-case reasoning: sun→end becomes 0.44, beating unchanged rain→end 0.405. Changing one conditional </w:t>
-      </w:r>
-      <w:r>
-        <w:rPr>
-          <w:b/>
-        </w:rPr>
-        <w:t>distribution</w:t>
-      </w:r>
-      <w:r>
-        <w:rPr>
-          <w:b w:val="0"/>
-        </w:rPr>
-        <w:t xml:space="preserve"> changes its path products while the first-token probabilities remain fixed.</w:t>
-      </w:r>
-    </w:p>
-    <w:p>
-      <w:pPr>
-        <w:spacing w:line="336" w:lineRule="auto" w:after="180"/>
-      </w:pPr>
-      <w:r>
-        <w:rPr>
-          <w:b w:val="0"/>
-        </w:rPr>
-        <w:t xml:space="preserve">Collect each learner’s explanation before discussion. Use the first missing connection between </w:t>
-      </w:r>
-      <w:r>
-        <w:rPr>
-          <w:b/>
-        </w:rPr>
-        <w:t>input</w:t>
-      </w:r>
-      <w:r>
-        <w:rPr>
-          <w:b w:val="0"/>
-        </w:rPr>
-        <w:t xml:space="preserve">, deciding step and result to choose support. This question is worked-case practice, not fresh mastery </w:t>
-      </w:r>
-      <w:r>
-        <w:rPr>
-          <w:b/>
-        </w:rPr>
-        <w:t>evidence</w:t>
-      </w:r>
-      <w:r>
-        <w:rPr>
-          <w:b w:val="0"/>
-        </w:rPr>
-        <w:t>.</w:t>
-      </w:r>
-    </w:p>
-    <w:p>
-      <w:pPr>
-        <w:pStyle w:val="Heading1"/>
-      </w:pPr>
-      <w:r>
-        <w:t>04. Run the weekly evidence lab</w:t>
-      </w:r>
-    </w:p>
-    <w:p>
-      <w:r>
-        <w:t>Run the A Distribution of Possibilities investigation and use the first unsupported step to choose a teaching response.</w:t>
-      </w:r>
-    </w:p>
-    <w:p>
-      <w:pPr>
-        <w:spacing w:line="336" w:lineRule="auto" w:after="180"/>
-      </w:pPr>
-      <w:r>
-        <w:rPr>
-          <w:b w:val="0"/>
-        </w:rPr>
-        <w:t>Words You Can Use to Reason</w:t>
-      </w:r>
-    </w:p>
-    <w:p>
-      <w:pPr>
-        <w:spacing w:line="336" w:lineRule="auto" w:after="180"/>
-      </w:pPr>
-      <w:r>
-        <w:rPr>
-          <w:b w:val="0"/>
-        </w:rPr>
-        <w:t>A definition matters when you can recognize the idea, use it, and contrast it with a near-miss.</w:t>
-      </w:r>
-    </w:p>
-    <w:p>
-      <w:pPr>
-        <w:spacing w:line="336" w:lineRule="auto" w:after="180"/>
-      </w:pPr>
-      <w:r>
-        <w:rPr>
-          <w:b w:val="0"/>
-        </w:rPr>
+        <w:t>Independent go/wait/ask end paths0.2,0.28,0.25,total0.73; preserve the evidence limit.</w:t>
+      </w:r>
+    </w:p>
+    <w:p>
+      <w:pPr>
+        <w:pStyle w:val="Heading2"/>
+      </w:pPr>
+      <w:r>
+        <w:t>Predict, investigate and record</w:t>
+      </w:r>
+    </w:p>
+    <w:p>
+      <w:pPr>
+        <w:pStyle w:val="ListNumber"/>
+      </w:pPr>
+      <w:r>
         <w:t>Predict → Test → Record → Explain</w:t>
       </w:r>
     </w:p>
     <w:p>
       <w:pPr>
-        <w:spacing w:line="336" w:lineRule="auto" w:after="180"/>
-      </w:pPr>
-      <w:r>
-        <w:rPr>
-          <w:b w:val="0"/>
-        </w:rPr>
+        <w:pStyle w:val="ListNumber"/>
+      </w:pPr>
+      <w:r>
         <w:t>Keep expected and actual results separate. Surprises are useful data when recorded honestly.</w:t>
       </w:r>
     </w:p>
     <w:p>
       <w:pPr>
-        <w:spacing w:line="336" w:lineRule="auto" w:after="180"/>
-      </w:pPr>
-      <w:r>
-        <w:rPr>
-          <w:b w:val="0"/>
-        </w:rPr>
-        <w:t xml:space="preserve">Build a weighted token spinner, </w:t>
-      </w:r>
-      <w:r>
-        <w:rPr>
-          <w:b/>
-        </w:rPr>
-        <w:t>sample</w:t>
-      </w:r>
-      <w:r>
-        <w:rPr>
-          <w:b w:val="0"/>
-        </w:rPr>
-        <w:t xml:space="preserve"> twenty times, tally outcomes, and compare observed counts with expected relative weights.</w:t>
-      </w:r>
-    </w:p>
-    <w:p>
-      <w:pPr>
-        <w:spacing w:line="336" w:lineRule="auto" w:after="180"/>
-        <w:shd w:fill="F5F1FB"/>
-      </w:pPr>
-      <w:r>
-        <w:rPr>
-          <w:b w:val="0"/>
-        </w:rPr>
+        <w:pStyle w:val="ListNumber"/>
+      </w:pPr>
+      <w:r>
+        <w:t>Use the nine equal numbered slips with replacement for20draws, recording the actual sequence and tally. Separately run the complete exact conditional-path program. Do not claim that twenty draws must equal expected counts or that generated status labels are measurements.</w:t>
+      </w:r>
+    </w:p>
+    <w:p>
+      <w:pPr>
+        <w:pStyle w:val="ListNumber"/>
+      </w:pPr>
+      <w:r>
         <w:t>What did the hardest test teach you that the normal test did not?</w:t>
       </w:r>
     </w:p>
     <w:p>
       <w:pPr>
-        <w:pStyle w:val="Heading3"/>
-      </w:pPr>
-      <w:r>
-        <w:t>Make the lab runnable</w:t>
-      </w:r>
-    </w:p>
-    <w:p>
-      <w:pPr>
-        <w:spacing w:line="336" w:lineRule="auto" w:after="180"/>
-      </w:pPr>
-      <w:r>
-        <w:rPr>
-          <w:b w:val="0"/>
-        </w:rPr>
-        <w:t>Use the concrete case as the shared normal case and the independent question as a second case. Each pair creates a boundary or missing-information case and predicts its result before testing.</w:t>
-      </w:r>
-    </w:p>
-    <w:p>
-      <w:pPr>
-        <w:spacing w:line="336" w:lineRule="auto" w:after="180"/>
-      </w:pPr>
-      <w:r>
-        <w:rPr>
-          <w:b w:val="0"/>
-        </w:rPr>
-        <w:t>Keep the expected result separate from an observed mistake.</w:t>
+        <w:pStyle w:val="Heading2"/>
+      </w:pPr>
+      <w:r>
+        <w:t>Keep the evidence</w:t>
       </w:r>
     </w:p>
     <w:tbl>
@@ -3708,10 +3887,10 @@
     </w:tbl>
     <w:p>
       <w:pPr>
-        <w:pStyle w:val="Heading3"/>
-      </w:pPr>
-      <w:r>
-        <w:t>Diagnose and reteach</w:t>
+        <w:pStyle w:val="Heading2"/>
+      </w:pPr>
+      <w:r>
+        <w:t>Main misconceptions</w:t>
       </w:r>
     </w:p>
     <w:p>
@@ -3722,7 +3901,19 @@
         <w:rPr>
           <w:b w:val="0"/>
         </w:rPr>
-        <w:t>For guessing, return to given facts and request a trace. For vocabulary without application, use one example and one non-example. For arithmetic errors, check the setup before the calculation.</w:t>
+        <w:t xml:space="preserve">Conditional products assume independence: Use a different </w:t>
+      </w:r>
+      <w:r>
+        <w:rPr>
+          <w:b/>
+        </w:rPr>
+        <w:t>conditional probability</w:t>
+      </w:r>
+      <w:r>
+        <w:rPr>
+          <w:b w:val="0"/>
+        </w:rPr>
+        <w:t xml:space="preserve"> for each expanded prefix.</w:t>
       </w:r>
     </w:p>
     <w:p>
@@ -3733,15 +3924,7 @@
         <w:rPr>
           <w:b w:val="0"/>
         </w:rPr>
-        <w:t>Finish with a different uncoached case before recording mastery.</w:t>
-      </w:r>
-    </w:p>
-    <w:p>
-      <w:pPr>
-        <w:pStyle w:val="Heading3"/>
-      </w:pPr>
-      <w:r>
-        <w:t>Address these additional misconceptions</w:t>
+        <w:t>Greedy decoding maximises every full sequence: The supplied two-step counterexample disproves that general claim.</w:t>
       </w:r>
     </w:p>
     <w:p>
@@ -3752,126 +3935,15 @@
         <w:rPr>
           <w:b w:val="0"/>
         </w:rPr>
-        <w:t xml:space="preserve">Conditional products assume independence: Use a different </w:t>
-      </w:r>
-      <w:r>
-        <w:rPr>
-          <w:b/>
-        </w:rPr>
-        <w:t>conditional probability</w:t>
-      </w:r>
-      <w:r>
-        <w:rPr>
-          <w:b w:val="0"/>
-        </w:rPr>
-        <w:t xml:space="preserve"> for each expanded prefix.</w:t>
-      </w:r>
-    </w:p>
-    <w:p>
-      <w:pPr>
-        <w:spacing w:line="336" w:lineRule="auto" w:after="180"/>
-      </w:pPr>
-      <w:r>
-        <w:rPr>
-          <w:b w:val="0"/>
-        </w:rPr>
-        <w:t>Greedy decoding maximises every full sequence: The supplied two-step counterexample disproves that general claim.</w:t>
-      </w:r>
-    </w:p>
-    <w:p>
-      <w:pPr>
-        <w:spacing w:line="336" w:lineRule="auto" w:after="180"/>
-      </w:pPr>
-      <w:r>
-        <w:rPr>
-          <w:b w:val="0"/>
-        </w:rPr>
         <w:t>Not ready means busy: The stated alternatives also include unknown.</w:t>
       </w:r>
     </w:p>
     <w:p>
       <w:pPr>
-        <w:pStyle w:val="Heading3"/>
-      </w:pPr>
-      <w:r>
-        <w:t>Check these misconceptions</w:t>
-      </w:r>
-    </w:p>
-    <w:p>
-      <w:pPr>
-        <w:spacing w:line="336" w:lineRule="auto" w:after="180"/>
-      </w:pPr>
-      <w:r>
-        <w:rPr>
-          <w:b w:val="0"/>
-        </w:rPr>
-        <w:t xml:space="preserve">A </w:t>
-      </w:r>
-      <w:r>
-        <w:rPr>
-          <w:b/>
-        </w:rPr>
-        <w:t>position vector</w:t>
-      </w:r>
-      <w:r>
-        <w:rPr>
-          <w:b w:val="0"/>
-        </w:rPr>
-        <w:t xml:space="preserve"> guarantees every summary preserves order: The supplied sum counterexample loses the difference.</w:t>
-      </w:r>
-    </w:p>
-    <w:p>
-      <w:pPr>
-        <w:spacing w:line="336" w:lineRule="auto" w:after="180"/>
-      </w:pPr>
-      <w:r>
-        <w:rPr>
-          <w:b w:val="0"/>
-        </w:rPr>
-        <w:t xml:space="preserve">IDs are </w:t>
-      </w:r>
-      <w:r>
-        <w:rPr>
-          <w:b/>
-        </w:rPr>
-        <w:t>embedding</w:t>
-      </w:r>
-      <w:r>
-        <w:rPr>
-          <w:b w:val="0"/>
-        </w:rPr>
-        <w:t xml:space="preserve"> coordinates: IDs select rows; vector components are separate data.</w:t>
-      </w:r>
-    </w:p>
-    <w:p>
-      <w:pPr>
-        <w:spacing w:line="336" w:lineRule="auto" w:after="180"/>
-      </w:pPr>
-      <w:r>
-        <w:rPr>
-          <w:b w:val="0"/>
-        </w:rPr>
-        <w:t xml:space="preserve">Any vector widths can be added: </w:t>
-      </w:r>
-      <w:r>
-        <w:rPr>
-          <w:b/>
-        </w:rPr>
-        <w:t>Elementwise addition</w:t>
-      </w:r>
-      <w:r>
-        <w:rPr>
-          <w:b w:val="0"/>
-        </w:rPr>
-        <w:t xml:space="preserve"> requires equal widths.</w:t>
-      </w:r>
-    </w:p>
-    <w:p>
-      <w:pPr>
-        <w:pStyle w:val="Heading3"/>
-      </w:pPr>
-      <w:r>
-        <w:t>Match the support to the first error</w:t>
+        <w:pStyle w:val="Heading2"/>
+      </w:pPr>
+      <w:r>
+        <w:t>Choose support</w:t>
       </w:r>
     </w:p>
     <w:tbl>
@@ -4044,15 +4116,561 @@
     </w:p>
     <w:p>
       <w:pPr>
+        <w:pStyle w:val="Heading2"/>
+      </w:pPr>
+      <w:r>
+        <w:t>Extension misconceptions · reference / check after trying</w:t>
+      </w:r>
+    </w:p>
+    <w:p>
+      <w:pPr>
+        <w:spacing w:line="336" w:lineRule="auto" w:after="180"/>
+      </w:pPr>
+      <w:r>
+        <w:rPr>
+          <w:b w:val="0"/>
+        </w:rPr>
+        <w:t xml:space="preserve">A </w:t>
+      </w:r>
+      <w:r>
+        <w:rPr>
+          <w:b/>
+        </w:rPr>
+        <w:t>position vector</w:t>
+      </w:r>
+      <w:r>
+        <w:rPr>
+          <w:b w:val="0"/>
+        </w:rPr>
+        <w:t xml:space="preserve"> guarantees every summary preserves order: The supplied sum counterexample loses the difference.</w:t>
+      </w:r>
+    </w:p>
+    <w:p>
+      <w:pPr>
+        <w:spacing w:line="336" w:lineRule="auto" w:after="180"/>
+      </w:pPr>
+      <w:r>
+        <w:rPr>
+          <w:b w:val="0"/>
+        </w:rPr>
+        <w:t xml:space="preserve">IDs are </w:t>
+      </w:r>
+      <w:r>
+        <w:rPr>
+          <w:b/>
+        </w:rPr>
+        <w:t>embedding</w:t>
+      </w:r>
+      <w:r>
+        <w:rPr>
+          <w:b w:val="0"/>
+        </w:rPr>
+        <w:t xml:space="preserve"> coordinates: IDs select rows; vector components are separate data.</w:t>
+      </w:r>
+    </w:p>
+    <w:p>
+      <w:pPr>
+        <w:spacing w:line="336" w:lineRule="auto" w:after="180"/>
+      </w:pPr>
+      <w:r>
+        <w:rPr>
+          <w:b w:val="0"/>
+        </w:rPr>
+        <w:t xml:space="preserve">Any vector widths can be added: </w:t>
+      </w:r>
+      <w:r>
+        <w:rPr>
+          <w:b/>
+        </w:rPr>
+        <w:t>Elementwise addition</w:t>
+      </w:r>
+      <w:r>
+        <w:rPr>
+          <w:b w:val="0"/>
+        </w:rPr>
+        <w:t xml:space="preserve"> requires equal widths.</w:t>
+      </w:r>
+    </w:p>
+    <w:p>
+      <w:pPr>
+        <w:pStyle w:val="Heading2"/>
+      </w:pPr>
+      <w:r>
+        <w:t>Earlier wording, alternatives and picture transcripts · reference / check after trying</w:t>
+      </w:r>
+    </w:p>
+    <w:p>
+      <w:pPr>
+        <w:spacing w:line="336" w:lineRule="auto" w:after="180"/>
+      </w:pPr>
+      <w:r>
+        <w:rPr>
+          <w:b w:val="0"/>
+        </w:rPr>
+        <w:t>Run the weekly evidence lab</w:t>
+      </w:r>
+    </w:p>
+    <w:p>
+      <w:pPr>
+        <w:spacing w:line="336" w:lineRule="auto" w:after="180"/>
+      </w:pPr>
+      <w:r>
+        <w:rPr>
+          <w:b w:val="0"/>
+        </w:rPr>
+        <w:t>Words You Can Use to Reason</w:t>
+      </w:r>
+    </w:p>
+    <w:p>
+      <w:pPr>
+        <w:spacing w:line="336" w:lineRule="auto" w:after="180"/>
+      </w:pPr>
+      <w:r>
+        <w:rPr>
+          <w:b w:val="0"/>
+        </w:rPr>
+        <w:t>A definition matters when you can recognize the idea, use it, and contrast it with a near-miss.</w:t>
+      </w:r>
+    </w:p>
+    <w:p>
+      <w:pPr>
+        <w:pStyle w:val="Heading3"/>
+      </w:pPr>
+      <w:r>
+        <w:t>Make the lab runnable</w:t>
+      </w:r>
+    </w:p>
+    <w:p>
+      <w:pPr>
+        <w:spacing w:line="336" w:lineRule="auto" w:after="180"/>
+      </w:pPr>
+      <w:r>
+        <w:rPr>
+          <w:b w:val="0"/>
+        </w:rPr>
+        <w:t>Use the supplied main investigation for shared practice. Reserve Audit new conditional paths independently for the individual first attempt. The named extension has separate tasks and feedback.</w:t>
+      </w:r>
+    </w:p>
+    <w:p>
+      <w:pPr>
+        <w:pStyle w:val="Heading3"/>
+      </w:pPr>
+      <w:r>
+        <w:t>Diagnose and reteach</w:t>
+      </w:r>
+    </w:p>
+    <w:p>
+      <w:pPr>
+        <w:spacing w:line="336" w:lineRule="auto" w:after="180"/>
+      </w:pPr>
+      <w:r>
+        <w:rPr>
+          <w:b w:val="0"/>
+        </w:rPr>
+        <w:t>For guessing, return to given facts and request a trace. For vocabulary without application, use one example and one non-example. For arithmetic errors, check the setup before the calculation.</w:t>
+      </w:r>
+    </w:p>
+    <w:p>
+      <w:pPr>
+        <w:spacing w:line="336" w:lineRule="auto" w:after="180"/>
+      </w:pPr>
+      <w:r>
+        <w:rPr>
+          <w:b w:val="0"/>
+        </w:rPr>
+        <w:t>Finish with a different uncoached case before recording mastery.</w:t>
+      </w:r>
+    </w:p>
+    <w:p>
+      <w:pPr>
+        <w:pStyle w:val="Heading3"/>
+      </w:pPr>
+      <w:r>
+        <w:t>Address these additional misconceptions</w:t>
+      </w:r>
+    </w:p>
+    <w:p>
+      <w:pPr>
+        <w:pStyle w:val="Heading3"/>
+      </w:pPr>
+      <w:r>
+        <w:t>Check these misconceptions</w:t>
+      </w:r>
+    </w:p>
+    <w:p>
+      <w:pPr>
+        <w:pStyle w:val="Heading3"/>
+      </w:pPr>
+      <w:r>
+        <w:t>Match the support to the first error</w:t>
+      </w:r>
+    </w:p>
+    <w:p>
+      <w:pPr>
         <w:pStyle w:val="Heading1"/>
       </w:pPr>
       <w:r>
-        <w:t>05. Assess and explain the answers</w:t>
-      </w:r>
-    </w:p>
-    <w:p>
-      <w:r>
-        <w:t>Use the A Distribution of Possibilities questions, teacher keys and criteria after the relevant attempts. Previously discussed cases are practice; protect the separately selected independent task.</w:t>
+        <w:t>05. Assess the selected main independent task</w:t>
+      </w:r>
+    </w:p>
+    <w:p>
+      <w:r>
+        <w:t>Reveal its key after the first attempt; extension tasks have their own keys.</w:t>
+      </w:r>
+    </w:p>
+    <w:p>
+      <w:pPr>
+        <w:pStyle w:val="Heading2"/>
+      </w:pPr>
+      <w:r>
+        <w:t>Selected independent question and key</w:t>
+      </w:r>
+    </w:p>
+    <w:p>
+      <w:pPr>
+        <w:spacing w:line="336" w:lineRule="auto" w:after="180"/>
+      </w:pPr>
+      <w:r>
+        <w:rPr>
+          <w:b w:val="0"/>
+        </w:rPr>
+        <w:t>Selected case: First tokens go=0.4, wait=0.35, ask=0.25. End probabilities given them are 0.5,0.8,1 respectively; each branch has a complementary more token. Compute all three end-path probabilities and their sum.</w:t>
+      </w:r>
+    </w:p>
+    <w:p>
+      <w:pPr>
+        <w:spacing w:line="336" w:lineRule="auto" w:after="180"/>
+      </w:pPr>
+      <w:r>
+        <w:rPr>
+          <w:b w:val="0"/>
+        </w:rPr>
+        <w:t>Which first token is greedy, which end path is largest, and does either verify a real status?</w:t>
+      </w:r>
+    </w:p>
+    <w:p>
+      <w:pPr>
+        <w:spacing w:line="336" w:lineRule="auto" w:after="180"/>
+      </w:pPr>
+      <w:r>
+        <w:rPr>
+          <w:b w:val="0"/>
+        </w:rPr>
+        <w:t xml:space="preserve">Teacher explanation: End-path probabilities 0.2,0.28,0.25; sum 0.73. Greedy first token is go, but wait,end is the largest of the specified end paths. Neither establishes a real status without appropriate </w:t>
+      </w:r>
+      <w:r>
+        <w:rPr>
+          <w:b/>
+        </w:rPr>
+        <w:t>evidence</w:t>
+      </w:r>
+      <w:r>
+        <w:rPr>
+          <w:b w:val="0"/>
+        </w:rPr>
+        <w:t>.</w:t>
+      </w:r>
+    </w:p>
+    <w:p>
+      <w:pPr>
+        <w:pStyle w:val="Heading2"/>
+      </w:pPr>
+      <w:r>
+        <w:t>Judge reasoning and limits</w:t>
+      </w:r>
+    </w:p>
+    <w:tbl>
+      <w:tblPr>
+        <w:tblStyle w:val="LightShading-Accent1"/>
+        <w:tblW w:type="auto" w:w="0"/>
+        <w:tblLook w:firstColumn="1" w:firstRow="1" w:lastColumn="0" w:lastRow="0" w:noHBand="0" w:noVBand="1" w:val="04A0"/>
+      </w:tblPr>
+      <w:tblGrid>
+        <w:gridCol w:w="5112"/>
+        <w:gridCol w:w="5112"/>
+      </w:tblGrid>
+      <w:tr>
+        <w:trPr>
+          <w:tblHeader/>
+        </w:trPr>
+        <w:tc>
+          <w:tcPr>
+            <w:tcW w:type="dxa" w:w="5112"/>
+          </w:tcPr>
+          <w:p>
+            <w:r>
+              <w:t>Dimension</w:t>
+            </w:r>
+          </w:p>
+        </w:tc>
+        <w:tc>
+          <w:tcPr>
+            <w:tcW w:type="dxa" w:w="5112"/>
+          </w:tcPr>
+          <w:p>
+            <w:r>
+              <w:t>Evidence required</w:t>
+            </w:r>
+          </w:p>
+        </w:tc>
+      </w:tr>
+      <w:tr>
+        <w:tc>
+          <w:tcPr>
+            <w:tcW w:type="dxa" w:w="5112"/>
+          </w:tcPr>
+          <w:p>
+            <w:r>
+              <w:t>Explanation</w:t>
+            </w:r>
+          </w:p>
+        </w:tc>
+        <w:tc>
+          <w:tcPr>
+            <w:tcW w:type="dxa" w:w="5112"/>
+          </w:tcPr>
+          <w:p>
+            <w:r>
+              <w:t>Names the applicable idea or procedure and ties it to the supplied facts.</w:t>
+            </w:r>
+          </w:p>
+        </w:tc>
+      </w:tr>
+      <w:tr>
+        <w:tc>
+          <w:tcPr>
+            <w:tcW w:type="dxa" w:w="5112"/>
+          </w:tcPr>
+          <w:p>
+            <w:r>
+              <w:t>Trace and result</w:t>
+            </w:r>
+          </w:p>
+        </w:tc>
+        <w:tc>
+          <w:tcPr>
+            <w:tcW w:type="dxa" w:w="5112"/>
+          </w:tcPr>
+          <w:p>
+            <w:r>
+              <w:t>Preserves the given inputs and shows the relevant intermediate steps; distinguishes a prediction from an observed execution.</w:t>
+            </w:r>
+          </w:p>
+        </w:tc>
+      </w:tr>
+      <w:tr>
+        <w:tc>
+          <w:tcPr>
+            <w:tcW w:type="dxa" w:w="5112"/>
+          </w:tcPr>
+          <w:p>
+            <w:r>
+              <w:t>Limits</w:t>
+            </w:r>
+          </w:p>
+        </w:tc>
+        <w:tc>
+          <w:tcPr>
+            <w:tcW w:type="dxa" w:w="5112"/>
+          </w:tcPr>
+          <w:p>
+            <w:r>
+              <w:t>States the assumptions, missing evidence or conditions under which the result would change.</w:t>
+            </w:r>
+          </w:p>
+        </w:tc>
+      </w:tr>
+    </w:tbl>
+    <w:p>
+      <w:pPr>
+        <w:spacing w:line="336" w:lineRule="auto" w:after="180"/>
+      </w:pPr>
+      <w:r>
+        <w:rPr>
+          <w:b w:val="0"/>
+        </w:rPr>
+        <w:t>Record each dimension as not yet, with support, or independent. Accept a valid alternative procedure with a defensible trace.</w:t>
+      </w:r>
+    </w:p>
+    <w:p>
+      <w:pPr>
+        <w:spacing w:line="336" w:lineRule="auto" w:after="180"/>
+      </w:pPr>
+      <w:r>
+        <w:rPr>
+          <w:b w:val="0"/>
+        </w:rPr>
+        <w:t xml:space="preserve">Do not penalise an honestly recorded model failure if the learner correctly explains its </w:t>
+      </w:r>
+      <w:r>
+        <w:rPr>
+          <w:b/>
+        </w:rPr>
+        <w:t>evidence</w:t>
+      </w:r>
+      <w:r>
+        <w:rPr>
+          <w:b w:val="0"/>
+        </w:rPr>
+        <w:t xml:space="preserve"> and limits.</w:t>
+      </w:r>
+    </w:p>
+    <w:p>
+      <w:pPr>
+        <w:pStyle w:val="Heading2"/>
+      </w:pPr>
+      <w:r>
+        <w:t>Give one repair action</w:t>
+      </w:r>
+    </w:p>
+    <w:p>
+      <w:pPr>
+        <w:spacing w:line="336" w:lineRule="auto" w:after="180"/>
+      </w:pPr>
+      <w:r>
+        <w:rPr>
+          <w:b w:val="0"/>
+        </w:rPr>
+        <w:t>Name the earliest unsupported step and give one action to repair it. Have the learner make that repair now and explain why. Then assess the relevant skill on a fresh, fully specified case.</w:t>
+      </w:r>
+    </w:p>
+    <w:p>
+      <w:pPr>
+        <w:spacing w:line="336" w:lineRule="auto" w:after="180"/>
+      </w:pPr>
+      <w:r>
+        <w:rPr>
+          <w:b w:val="0"/>
+        </w:rPr>
+        <w:t>Confirm it was not previously practised with feedback; solve and check the new case before assigning it. A follow-up design prompt is a starting brief, not automatically an equivalent test.</w:t>
+      </w:r>
+    </w:p>
+    <w:p>
+      <w:pPr>
+        <w:pStyle w:val="Heading2"/>
+      </w:pPr>
+      <w:r>
+        <w:t>W1 Validate the table</w:t>
+      </w:r>
+    </w:p>
+    <w:p>
+      <w:pPr>
+        <w:spacing w:line="336" w:lineRule="auto" w:after="180"/>
+      </w:pPr>
+      <w:r>
+        <w:rPr>
+          <w:b w:val="0"/>
+        </w:rPr>
+        <w:t>Check 0.5,0.3,0.2 as probabilities. Interpret their sum and the complement of ready.</w:t>
+      </w:r>
+    </w:p>
+    <w:p>
+      <w:pPr>
+        <w:spacing w:line="336" w:lineRule="auto" w:after="180"/>
+      </w:pPr>
+      <w:r>
+        <w:rPr>
+          <w:b w:val="0"/>
+        </w:rPr>
+        <w:t>Teacher explanation: Entries are nonnegative and sum to 1. Not ready has mass 0.3+0.2 = 0.5, including busy and unknown.</w:t>
+      </w:r>
+    </w:p>
+    <w:p>
+      <w:pPr>
+        <w:pStyle w:val="Heading2"/>
+      </w:pPr>
+      <w:r>
+        <w:t>W2 Calculate the paths</w:t>
+      </w:r>
+    </w:p>
+    <w:p>
+      <w:pPr>
+        <w:spacing w:line="336" w:lineRule="auto" w:after="180"/>
+      </w:pPr>
+      <w:r>
+        <w:rPr>
+          <w:b w:val="0"/>
+        </w:rPr>
+        <w:t>Compute ready,end; busy,end; unknown,end and their combined probability.</w:t>
+      </w:r>
+    </w:p>
+    <w:p>
+      <w:pPr>
+        <w:spacing w:line="336" w:lineRule="auto" w:after="180"/>
+      </w:pPr>
+      <w:r>
+        <w:rPr>
+          <w:b w:val="0"/>
+        </w:rPr>
+        <w:t>Teacher explanation: Path probabilities 0.4,0.15,0.2; combined probability of ending at step two is 0.75.</w:t>
+      </w:r>
+    </w:p>
+    <w:p>
+      <w:pPr>
+        <w:pStyle w:val="Heading2"/>
+      </w:pPr>
+      <w:r>
+        <w:t>W3 Test a greedy claim</w:t>
+      </w:r>
+    </w:p>
+    <w:p>
+      <w:pPr>
+        <w:spacing w:line="336" w:lineRule="auto" w:after="180"/>
+      </w:pPr>
+      <w:r>
+        <w:rPr>
+          <w:b w:val="0"/>
+        </w:rPr>
+        <w:t>Use A=0.6,B=0.4 and end conditional probabilities 0.51 and 1. Compare greedy A,end with B,end.</w:t>
+      </w:r>
+    </w:p>
+    <w:p>
+      <w:pPr>
+        <w:spacing w:line="336" w:lineRule="auto" w:after="180"/>
+      </w:pPr>
+      <w:r>
+        <w:rPr>
+          <w:b w:val="0"/>
+        </w:rPr>
+        <w:t>Teacher explanation: A,end probability 0.306 versus B,end 0.4. Greedy next-token choice does not guarantee the largest complete-path probability.</w:t>
+      </w:r>
+    </w:p>
+    <w:p>
+      <w:pPr>
+        <w:pStyle w:val="Heading2"/>
+      </w:pPr>
+      <w:r>
+        <w:t>W5 Normalise with a stated rule</w:t>
+      </w:r>
+    </w:p>
+    <w:p>
+      <w:pPr>
+        <w:spacing w:line="336" w:lineRule="auto" w:after="180"/>
+      </w:pPr>
+      <w:r>
+        <w:rPr>
+          <w:b w:val="0"/>
+        </w:rPr>
+        <w:t>Weights are ready 6,busy 3,unknown 1. Convert them into probabilities. What if a weight is -1?</w:t>
+      </w:r>
+    </w:p>
+    <w:p>
+      <w:pPr>
+        <w:spacing w:line="336" w:lineRule="auto" w:after="180"/>
+      </w:pPr>
+      <w:r>
+        <w:rPr>
+          <w:b w:val="0"/>
+        </w:rPr>
+        <w:t>Teacher explanation: Total 10 yields 0.6,0.3,0.1. Negative weights violate this nonnegative-weight normalisation contract; reject rather than quietly normalise them.</w:t>
+      </w:r>
+    </w:p>
+    <w:p>
+      <w:pPr>
+        <w:pStyle w:val="Heading2"/>
+      </w:pPr>
+      <w:r>
+        <w:t>Extension questions and keys · reference / check after trying</w:t>
       </w:r>
     </w:p>
     <w:p>
@@ -4060,27 +4678,272 @@
         <w:pStyle w:val="Heading3"/>
       </w:pPr>
       <w:r>
+        <w:t>Embeddings and position — W1 Look up vectors</w:t>
+      </w:r>
+    </w:p>
+    <w:p>
+      <w:pPr>
+        <w:spacing w:line="336" w:lineRule="auto" w:after="180"/>
+      </w:pPr>
+      <w:r>
+        <w:rPr>
+          <w:b w:val="0"/>
+        </w:rPr>
+        <w:t xml:space="preserve">For red blue name the IDs, </w:t>
+      </w:r>
+      <w:r>
+        <w:rPr>
+          <w:b/>
+        </w:rPr>
+        <w:t>embedding</w:t>
+      </w:r>
+      <w:r>
+        <w:rPr>
+          <w:b w:val="0"/>
+        </w:rPr>
+        <w:t xml:space="preserve"> rows and shape before adding positions.</w:t>
+      </w:r>
+    </w:p>
+    <w:p>
+      <w:pPr>
+        <w:spacing w:line="336" w:lineRule="auto" w:after="180"/>
+      </w:pPr>
+      <w:r>
+        <w:rPr>
+          <w:b w:val="0"/>
+        </w:rPr>
+        <w:t>Teacher explanation: IDs [1,2]; rows [1,0],[0,1]; shape two positions by two components.</w:t>
+      </w:r>
+    </w:p>
+    <w:p>
+      <w:pPr>
+        <w:pStyle w:val="Heading3"/>
+      </w:pPr>
+      <w:r>
+        <w:t>Embeddings and position — W2 Add positions</w:t>
+      </w:r>
+    </w:p>
+    <w:p>
+      <w:pPr>
+        <w:spacing w:line="336" w:lineRule="auto" w:after="180"/>
+      </w:pPr>
+      <w:r>
+        <w:rPr>
+          <w:b w:val="0"/>
+        </w:rPr>
+        <w:t>Compute representations for red blue and blue red under the stated position table.</w:t>
+      </w:r>
+    </w:p>
+    <w:p>
+      <w:pPr>
+        <w:spacing w:line="336" w:lineRule="auto" w:after="180"/>
+      </w:pPr>
+      <w:r>
+        <w:rPr>
+          <w:b w:val="0"/>
+        </w:rPr>
+        <w:t>Teacher explanation: red blue rows [1,0],[2,1]; blue red rows [0,1],[3,0]. Addition is component by component.</w:t>
+      </w:r>
+    </w:p>
+    <w:p>
+      <w:pPr>
+        <w:pStyle w:val="Heading3"/>
+      </w:pPr>
+      <w:r>
+        <w:t>Embeddings and position — W3 Audit the sum</w:t>
+      </w:r>
+    </w:p>
+    <w:p>
+      <w:pPr>
+        <w:spacing w:line="336" w:lineRule="auto" w:after="180"/>
+      </w:pPr>
+      <w:r>
+        <w:rPr>
+          <w:b w:val="0"/>
+        </w:rPr>
+        <w:t>Sum the rows for both sequences. Does the sum establish that the original text had the same order?</w:t>
+      </w:r>
+    </w:p>
+    <w:p>
+      <w:pPr>
+        <w:spacing w:line="336" w:lineRule="auto" w:after="180"/>
+      </w:pPr>
+      <w:r>
+        <w:rPr>
+          <w:b w:val="0"/>
+        </w:rPr>
+        <w:t>Teacher explanation: Both sums [3,1]. Summing discards the ordered-row difference; equal summaries do not prove equal source sequences.</w:t>
+      </w:r>
+    </w:p>
+    <w:p>
+      <w:pPr>
+        <w:pStyle w:val="Heading3"/>
+      </w:pPr>
+      <w:r>
+        <w:t>Embeddings and position — W4 Trace new vectors independently</w:t>
+      </w:r>
+    </w:p>
+    <w:p>
+      <w:pPr>
+        <w:spacing w:line="336" w:lineRule="auto" w:after="180"/>
+      </w:pPr>
+      <w:r>
+        <w:rPr>
+          <w:b/>
+        </w:rPr>
+        <w:t>Embedding</w:t>
+      </w:r>
+      <w:r>
+        <w:rPr>
+          <w:b w:val="0"/>
+        </w:rPr>
+        <w:t>s A=[1,2], B=[3,0], position 0=[0,1], position 1=[1,0]. Compute represented rows and sums for A B and B A. Explain what the equal sums mean.</w:t>
+      </w:r>
+    </w:p>
+    <w:p>
+      <w:pPr>
+        <w:spacing w:line="336" w:lineRule="auto" w:after="180"/>
+      </w:pPr>
+      <w:r>
+        <w:rPr>
+          <w:b w:val="0"/>
+        </w:rPr>
+        <w:t>Teacher explanation: A B rows [1,3],[4,0]; B A rows [3,1],[2,2]. Both sums [5,3]; the summaries lose the ordering difference while the ordered row representations differ.</w:t>
+      </w:r>
+    </w:p>
+    <w:p>
+      <w:pPr>
+        <w:pStyle w:val="Heading3"/>
+      </w:pPr>
+      <w:r>
+        <w:t>Embeddings and position — W5 Handle a shape failure</w:t>
+      </w:r>
+    </w:p>
+    <w:p>
+      <w:pPr>
+        <w:spacing w:line="336" w:lineRule="auto" w:after="180"/>
+      </w:pPr>
+      <w:r>
+        <w:rPr>
+          <w:b w:val="0"/>
+        </w:rPr>
+        <w:t xml:space="preserve">An </w:t>
+      </w:r>
+      <w:r>
+        <w:rPr>
+          <w:b/>
+        </w:rPr>
+        <w:t>embedding</w:t>
+      </w:r>
+      <w:r>
+        <w:rPr>
+          <w:b w:val="0"/>
+        </w:rPr>
+        <w:t xml:space="preserve"> has width two but its </w:t>
+      </w:r>
+      <w:r>
+        <w:rPr>
+          <w:b/>
+        </w:rPr>
+        <w:t>position vector</w:t>
+      </w:r>
+      <w:r>
+        <w:rPr>
+          <w:b w:val="0"/>
+        </w:rPr>
+        <w:t xml:space="preserve"> has width three. The </w:t>
+      </w:r>
+      <w:r>
+        <w:rPr>
+          <w:b/>
+        </w:rPr>
+        <w:t>input</w:t>
+      </w:r>
+      <w:r>
+        <w:rPr>
+          <w:b w:val="0"/>
+        </w:rPr>
+        <w:t xml:space="preserve"> also contains a third position absent from the table. Specify honest handling.</w:t>
+      </w:r>
+    </w:p>
+    <w:p>
+      <w:pPr>
+        <w:spacing w:line="336" w:lineRule="auto" w:after="180"/>
+      </w:pPr>
+      <w:r>
+        <w:rPr>
+          <w:b w:val="0"/>
+        </w:rPr>
+        <w:t>Teacher explanation: Reject mismatched vector widths and unsupported position explicitly. Do not truncate, wrap or invent values unless a separate documented contract defines that transformation.</w:t>
+      </w:r>
+    </w:p>
+    <w:p>
+      <w:pPr>
+        <w:pStyle w:val="Heading2"/>
+      </w:pPr>
+      <w:r>
+        <w:t>Earlier wording, alternatives and picture transcripts · reference / check after trying</w:t>
+      </w:r>
+    </w:p>
+    <w:p>
+      <w:pPr>
+        <w:spacing w:line="336" w:lineRule="auto" w:after="180"/>
+      </w:pPr>
+      <w:r>
+        <w:rPr>
+          <w:b w:val="0"/>
+        </w:rPr>
+        <w:t>Assess and explain the answers</w:t>
+      </w:r>
+    </w:p>
+    <w:p>
+      <w:pPr>
+        <w:pStyle w:val="Heading3"/>
+      </w:pPr>
+      <w:r>
         <w:t>Worked case answer</w:t>
       </w:r>
     </w:p>
     <w:p>
       <w:pPr>
+        <w:spacing w:line="336" w:lineRule="auto" w:after="180"/>
+      </w:pPr>
+      <w:r>
+        <w:rPr>
+          <w:b w:val="0"/>
+        </w:rPr>
+        <w:t>Total is 1. Rain is most likely, not guaranteed under sampling. Token probability is not whole-sentence truth.</w:t>
+      </w:r>
+    </w:p>
+    <w:p>
+      <w:pPr>
         <w:pStyle w:val="Heading3"/>
       </w:pPr>
       <w:r>
-        <w:t>Teacher key · Worked case answer</w:t>
+        <w:t>Additional transfer practice</w:t>
       </w:r>
     </w:p>
     <w:p>
       <w:pPr>
         <w:spacing w:line="336" w:lineRule="auto" w:after="180"/>
-        <w:shd w:fill="F1F6FC"/>
       </w:pPr>
       <w:r>
         <w:rPr>
           <w:b w:val="0"/>
         </w:rPr>
-        <w:t>Total is 1. Rain is most likely, not guaranteed under sampling. Token probability is not whole-sentence truth.</w:t>
+        <w:t xml:space="preserve">A toy next-token </w:t>
+      </w:r>
+      <w:r>
+        <w:rPr>
+          <w:b/>
+        </w:rPr>
+        <w:t>distribution</w:t>
+      </w:r>
+      <w:r>
+        <w:rPr>
+          <w:b w:val="0"/>
+        </w:rPr>
+        <w:t xml:space="preserve"> assigns cat 0.5, dog 0.3 and bird 0.2. Check the total and name the most likely token. Must it be selected every time when sampling?</w:t>
       </w:r>
     </w:p>
     <w:p>
@@ -4088,61 +4951,12 @@
         <w:pStyle w:val="Heading3"/>
       </w:pPr>
       <w:r>
-        <w:t>Independent question</w:t>
-      </w:r>
-    </w:p>
-    <w:p>
-      <w:pPr>
-        <w:pStyle w:val="Heading3"/>
-      </w:pPr>
-      <w:r>
-        <w:t>Independent question · withhold the key</w:t>
+        <w:t>Reasoned practice answer</w:t>
       </w:r>
     </w:p>
     <w:p>
       <w:pPr>
         <w:spacing w:line="336" w:lineRule="auto" w:after="180"/>
-        <w:shd w:fill="F5F1FB"/>
-      </w:pPr>
-      <w:r>
-        <w:rPr>
-          <w:b w:val="0"/>
-        </w:rPr>
-        <w:t xml:space="preserve">A toy next-token </w:t>
-      </w:r>
-      <w:r>
-        <w:rPr>
-          <w:b/>
-        </w:rPr>
-        <w:t>distribution</w:t>
-      </w:r>
-      <w:r>
-        <w:rPr>
-          <w:b w:val="0"/>
-        </w:rPr>
-        <w:t xml:space="preserve"> assigns cat 0.5, dog 0.3 and bird 0.2. Check the total and name the most likely token. Must it be selected every time when sampling?</w:t>
-      </w:r>
-    </w:p>
-    <w:p>
-      <w:pPr>
-        <w:pStyle w:val="Heading3"/>
-      </w:pPr>
-      <w:r>
-        <w:t>Expected independent answer</w:t>
-      </w:r>
-    </w:p>
-    <w:p>
-      <w:pPr>
-        <w:pStyle w:val="Heading3"/>
-      </w:pPr>
-      <w:r>
-        <w:t>Teacher key · Expected independent answer</w:t>
-      </w:r>
-    </w:p>
-    <w:p>
-      <w:pPr>
-        <w:spacing w:line="336" w:lineRule="auto" w:after="180"/>
-        <w:shd w:fill="F1F6FC"/>
       </w:pPr>
       <w:r>
         <w:rPr>
@@ -4448,1168 +5262,316 @@
     </w:p>
     <w:p>
       <w:pPr>
+        <w:spacing w:line="336" w:lineRule="auto" w:after="180"/>
+      </w:pPr>
+      <w:r>
+        <w:rPr>
+          <w:b w:val="0"/>
+        </w:rPr>
+        <w:t xml:space="preserve">No. Five is the expected count under independent sampling from this fixed </w:t>
+      </w:r>
+      <w:r>
+        <w:rPr>
+          <w:b/>
+        </w:rPr>
+        <w:t>distribution</w:t>
+      </w:r>
+      <w:r>
+        <w:rPr>
+          <w:b w:val="0"/>
+        </w:rPr>
+        <w:t xml:space="preserve">, not a required result. Token probability describes </w:t>
+      </w:r>
+      <w:r>
+        <w:rPr>
+          <w:b/>
+        </w:rPr>
+        <w:t>continuation</w:t>
+      </w:r>
+      <w:r>
+        <w:rPr>
+          <w:b w:val="0"/>
+        </w:rPr>
+        <w:t xml:space="preserve"> choices, not the truth of a weather claim.</w:t>
+      </w:r>
+    </w:p>
+    <w:p>
+      <w:pPr>
+        <w:spacing w:line="336" w:lineRule="auto" w:after="180"/>
+      </w:pPr>
+      <w:r>
+        <w:rPr>
+          <w:b w:val="0"/>
+        </w:rPr>
+        <w:t xml:space="preserve">Actual forecasting requires relevant </w:t>
+      </w:r>
+      <w:r>
+        <w:rPr>
+          <w:b/>
+        </w:rPr>
+        <w:t>observation</w:t>
+      </w:r>
+      <w:r>
+        <w:rPr>
+          <w:b w:val="0"/>
+        </w:rPr>
+        <w:t>s and evaluation.</w:t>
+      </w:r>
+    </w:p>
+    <w:p>
+      <w:pPr>
         <w:pStyle w:val="Heading3"/>
       </w:pPr>
       <w:r>
-        <w:t>Teacher key · Original transfer answer</w:t>
+        <w:t>Explanations for the additional workbook examples</w:t>
+      </w:r>
+    </w:p>
+    <w:p>
+      <w:pPr>
+        <w:pStyle w:val="Heading3"/>
+      </w:pPr>
+      <w:r>
+        <w:t>W1 Validate the table</w:t>
+      </w:r>
+    </w:p>
+    <w:p>
+      <w:pPr>
+        <w:pStyle w:val="Heading3"/>
+      </w:pPr>
+      <w:r>
+        <w:t>W2 Calculate the paths</w:t>
+      </w:r>
+    </w:p>
+    <w:p>
+      <w:pPr>
+        <w:pStyle w:val="Heading3"/>
+      </w:pPr>
+      <w:r>
+        <w:t>W3 Test a greedy claim</w:t>
+      </w:r>
+    </w:p>
+    <w:p>
+      <w:pPr>
+        <w:pStyle w:val="Heading3"/>
+      </w:pPr>
+      <w:r>
+        <w:t>W4 Analyse a new table independently</w:t>
       </w:r>
     </w:p>
     <w:p>
       <w:pPr>
         <w:spacing w:line="336" w:lineRule="auto" w:after="180"/>
-        <w:shd w:fill="F1F6FC"/>
       </w:pPr>
       <w:r>
         <w:rPr>
           <w:b w:val="0"/>
         </w:rPr>
-        <w:t xml:space="preserve">No. Five is the expected count under independent sampling from this fixed </w:t>
+        <w:t>First tokens go=0.4, wait=0.35, ask=0.25. End probabilities given them are 0.5,0.8,1 respectively; each branch has a complementary more token. Compute all three end-path probabilities and their sum.</w:t>
+      </w:r>
+    </w:p>
+    <w:p>
+      <w:pPr>
+        <w:spacing w:line="336" w:lineRule="auto" w:after="180"/>
+      </w:pPr>
+      <w:r>
+        <w:rPr>
+          <w:b w:val="0"/>
+        </w:rPr>
+        <w:t>Which first token is greedy, which end path is largest, and does either verify a real status?</w:t>
+      </w:r>
+    </w:p>
+    <w:p>
+      <w:pPr>
+        <w:spacing w:line="336" w:lineRule="auto" w:after="180"/>
+      </w:pPr>
+      <w:r>
+        <w:rPr>
+          <w:b w:val="0"/>
+        </w:rPr>
+        <w:t xml:space="preserve">Teacher explanation: End-path probabilities 0.2,0.28,0.25; sum 0.73. Greedy first token is go, but wait,end is the largest of the specified end paths. Neither establishes a real status without appropriate </w:t>
       </w:r>
       <w:r>
         <w:rPr>
           <w:b/>
         </w:rPr>
-        <w:t>distribution</w:t>
+        <w:t>evidence</w:t>
       </w:r>
       <w:r>
         <w:rPr>
           <w:b w:val="0"/>
         </w:rPr>
-        <w:t xml:space="preserve">, not a required result. Token probability describes </w:t>
+        <w:t>.</w:t>
+      </w:r>
+    </w:p>
+    <w:p>
+      <w:pPr>
+        <w:pStyle w:val="Heading3"/>
+      </w:pPr>
+      <w:r>
+        <w:t>W5 Normalise with a stated rule</w:t>
+      </w:r>
+    </w:p>
+    <w:p>
+      <w:pPr>
+        <w:pStyle w:val="Heading3"/>
+      </w:pPr>
+      <w:r>
+        <w:t>Assess independent transfer</w:t>
+      </w:r>
+    </w:p>
+    <w:p>
+      <w:pPr>
+        <w:pStyle w:val="Heading3"/>
+      </w:pPr>
+      <w:r>
+        <w:t>Selected case answer</w:t>
+      </w:r>
+    </w:p>
+    <w:p>
+      <w:pPr>
+        <w:pStyle w:val="Heading3"/>
+      </w:pPr>
+      <w:r>
+        <w:t>Feedback that the learner uses</w:t>
+      </w:r>
+    </w:p>
+    <w:p>
+      <w:pPr>
+        <w:pStyle w:val="Heading1"/>
+      </w:pPr>
+      <w:r>
+        <w:t>06. Connect, support and return</w:t>
+      </w:r>
+    </w:p>
+    <w:p>
+      <w:r>
+        <w:t>Keep main and extension assessment evidence distinguishable.</w:t>
+      </w:r>
+    </w:p>
+    <w:p>
+      <w:pPr>
+        <w:pStyle w:val="Heading2"/>
+      </w:pPr>
+      <w:r>
+        <w:t>Project record</w:t>
+      </w:r>
+    </w:p>
+    <w:p>
+      <w:pPr>
+        <w:spacing w:line="336" w:lineRule="auto" w:after="180"/>
+      </w:pPr>
+      <w:r>
+        <w:rPr>
+          <w:b w:val="0"/>
+        </w:rPr>
+        <w:t xml:space="preserve">Keep the decision, </w:t>
       </w:r>
       <w:r>
         <w:rPr>
           <w:b/>
         </w:rPr>
-        <w:t>continuation</w:t>
+        <w:t>input</w:t>
       </w:r>
       <w:r>
         <w:rPr>
           <w:b w:val="0"/>
         </w:rPr>
-        <w:t xml:space="preserve"> choices, not the truth of a weather claim.</w:t>
+        <w:t xml:space="preserve">, result, explanation and remaining limitation in the project </w:t>
+      </w:r>
+      <w:r>
+        <w:rPr>
+          <w:b/>
+        </w:rPr>
+        <w:t>evidence</w:t>
+      </w:r>
+      <w:r>
+        <w:rPr>
+          <w:b w:val="0"/>
+        </w:rPr>
+        <w:t xml:space="preserve"> record. Retrieve this record next week rather than restarting the project.</w:t>
       </w:r>
     </w:p>
     <w:p>
       <w:pPr>
         <w:spacing w:line="336" w:lineRule="auto" w:after="180"/>
-        <w:shd w:fill="F1F6FC"/>
       </w:pPr>
       <w:r>
         <w:rPr>
           <w:b w:val="0"/>
         </w:rPr>
-        <w:t xml:space="preserve">Actual forecasting requires relevant </w:t>
+        <w:t>Explain Study Buddy generation as conditional choices, while checking the finished factual claims against sources.</w:t>
+      </w:r>
+    </w:p>
+    <w:p>
+      <w:pPr>
+        <w:pStyle w:val="Heading2"/>
+      </w:pPr>
+      <w:r>
+        <w:t>Main support and fresh assessment</w:t>
+      </w:r>
+    </w:p>
+    <w:p>
+      <w:pPr>
+        <w:spacing w:line="336" w:lineRule="auto" w:after="180"/>
+      </w:pPr>
+      <w:r>
+        <w:rPr>
+          <w:b w:val="0"/>
+        </w:rPr>
+        <w:t>Provide labelled intermediate columns and allow a calculator. Ask students to state the meaning and denominator of a value before interpreting it.</w:t>
+      </w:r>
+    </w:p>
+    <w:p>
+      <w:pPr>
+        <w:spacing w:line="336" w:lineRule="auto" w:after="180"/>
+      </w:pPr>
+      <w:r>
+        <w:rPr>
+          <w:b w:val="0"/>
+        </w:rPr>
+        <w:t>Extension: implement the classroom calculation locally and test boundary cases without using personal data.</w:t>
+      </w:r>
+    </w:p>
+    <w:p>
+      <w:pPr>
+        <w:spacing w:line="336" w:lineRule="auto" w:after="180"/>
+      </w:pPr>
+      <w:r>
+        <w:rPr>
+          <w:b w:val="0"/>
+        </w:rPr>
+        <w:t xml:space="preserve">W4 requires 0.2,0.28,0.25, sum 0.73, greedy go and largest end path wait,end with an </w:t>
       </w:r>
       <w:r>
         <w:rPr>
           <w:b/>
         </w:rPr>
-        <w:t>observation</w:t>
+        <w:t>evidence</w:t>
       </w:r>
       <w:r>
         <w:rPr>
           <w:b w:val="0"/>
         </w:rPr>
-        <w:t>s and evaluation.</w:t>
-      </w:r>
-    </w:p>
-    <w:p>
-      <w:pPr>
-        <w:pStyle w:val="Heading3"/>
-      </w:pPr>
-      <w:r>
-        <w:t>Explanations for the additional workbook examples</w:t>
-      </w:r>
-    </w:p>
-    <w:p>
-      <w:pPr>
-        <w:pStyle w:val="Heading3"/>
-      </w:pPr>
-      <w:r>
-        <w:t>W1 Validate the table</w:t>
-      </w:r>
-    </w:p>
-    <w:p>
-      <w:pPr>
-        <w:pStyle w:val="Heading3"/>
-      </w:pPr>
-      <w:r>
-        <w:t>Workbook question · W1</w:t>
+        <w:t xml:space="preserve"> limit. Fresh retry: first A=0.45,B=0.3,C=0.25; end conditionals 0.4,0.9,1.</w:t>
       </w:r>
     </w:p>
     <w:p>
       <w:pPr>
         <w:spacing w:line="336" w:lineRule="auto" w:after="180"/>
-        <w:shd w:fill="F5F1FB"/>
       </w:pPr>
       <w:r>
         <w:rPr>
           <w:b w:val="0"/>
         </w:rPr>
-        <w:t>Check 0.5,0.3,0.2 as probabilities. Interpret their sum and the complement of ready.</w:t>
-      </w:r>
-    </w:p>
-    <w:p>
-      <w:pPr>
-        <w:pStyle w:val="Heading3"/>
-      </w:pPr>
-      <w:r>
-        <w:t>Teacher reasoning · W1</w:t>
-      </w:r>
-    </w:p>
-    <w:p>
-      <w:pPr>
-        <w:spacing w:line="336" w:lineRule="auto" w:after="180"/>
-        <w:shd w:fill="F1F6FC"/>
-      </w:pPr>
-      <w:r>
-        <w:rPr>
-          <w:b w:val="0"/>
-        </w:rPr>
-        <w:t>Teacher explanation: Entries are nonnegative and sum to 1. Not ready has mass 0.3+0.2 = 0.5, including busy and unknown.</w:t>
-      </w:r>
-    </w:p>
-    <w:p>
-      <w:pPr>
-        <w:pStyle w:val="Heading3"/>
-      </w:pPr>
-      <w:r>
-        <w:t>W2 Calculate the paths</w:t>
-      </w:r>
-    </w:p>
-    <w:p>
-      <w:pPr>
-        <w:pStyle w:val="Heading3"/>
-      </w:pPr>
-      <w:r>
-        <w:t>Workbook question · W2</w:t>
-      </w:r>
-    </w:p>
-    <w:p>
-      <w:pPr>
-        <w:spacing w:line="336" w:lineRule="auto" w:after="180"/>
-        <w:shd w:fill="F5F1FB"/>
-      </w:pPr>
-      <w:r>
-        <w:rPr>
-          <w:b w:val="0"/>
-        </w:rPr>
-        <w:t>Compute ready,end; busy,end; unknown,end and their combined probability.</w:t>
-      </w:r>
-    </w:p>
-    <w:p>
-      <w:pPr>
-        <w:pStyle w:val="Heading3"/>
-      </w:pPr>
-      <w:r>
-        <w:t>Teacher reasoning · W2</w:t>
-      </w:r>
-    </w:p>
-    <w:p>
-      <w:pPr>
-        <w:spacing w:line="336" w:lineRule="auto" w:after="180"/>
-        <w:shd w:fill="F1F6FC"/>
-      </w:pPr>
-      <w:r>
-        <w:rPr>
-          <w:b w:val="0"/>
-        </w:rPr>
-        <w:t>Teacher explanation: Path probabilities 0.4,0.15,0.2; combined probability of ending at step two is 0.75.</w:t>
-      </w:r>
-    </w:p>
-    <w:p>
-      <w:pPr>
-        <w:pStyle w:val="Heading3"/>
-      </w:pPr>
-      <w:r>
-        <w:t>W3 Test a greedy claim</w:t>
-      </w:r>
-    </w:p>
-    <w:p>
-      <w:pPr>
-        <w:pStyle w:val="Heading3"/>
-      </w:pPr>
-      <w:r>
-        <w:t>Workbook question · W3</w:t>
-      </w:r>
-    </w:p>
-    <w:p>
-      <w:pPr>
-        <w:spacing w:line="336" w:lineRule="auto" w:after="180"/>
-        <w:shd w:fill="F5F1FB"/>
-      </w:pPr>
-      <w:r>
-        <w:rPr>
-          <w:b w:val="0"/>
-        </w:rPr>
-        <w:t>Use A=0.6,B=0.4 and end conditional probabilities 0.51 and 1. Compare greedy A,end with B,end.</w:t>
-      </w:r>
-    </w:p>
-    <w:p>
-      <w:pPr>
-        <w:pStyle w:val="Heading3"/>
-      </w:pPr>
-      <w:r>
-        <w:t>Teacher reasoning · W3</w:t>
-      </w:r>
-    </w:p>
-    <w:p>
-      <w:pPr>
-        <w:spacing w:line="336" w:lineRule="auto" w:after="180"/>
-        <w:shd w:fill="F1F6FC"/>
-      </w:pPr>
-      <w:r>
-        <w:rPr>
-          <w:b w:val="0"/>
-        </w:rPr>
-        <w:t>Teacher explanation: A,end probability 0.306 versus B,end 0.4. Greedy next-token choice does not guarantee the largest complete-path probability.</w:t>
-      </w:r>
-    </w:p>
-    <w:p>
-      <w:pPr>
-        <w:pStyle w:val="Heading3"/>
-      </w:pPr>
-      <w:r>
-        <w:t>W4 Analyse a new table independently</w:t>
-      </w:r>
-    </w:p>
-    <w:p>
-      <w:pPr>
-        <w:pStyle w:val="Heading3"/>
-      </w:pPr>
-      <w:r>
-        <w:t>Workbook question · W4</w:t>
-      </w:r>
-    </w:p>
-    <w:p>
-      <w:pPr>
-        <w:spacing w:line="336" w:lineRule="auto" w:after="180"/>
-        <w:shd w:fill="F5F1FB"/>
-      </w:pPr>
-      <w:r>
-        <w:rPr>
-          <w:b w:val="0"/>
-        </w:rPr>
-        <w:t>First tokens go=0.4, wait=0.35, ask=0.25. End probabilities given them are 0.5,0.8,1 respectively; each branch has a complementary more token. Compute all three end-path probabilities and their sum.</w:t>
-      </w:r>
-    </w:p>
-    <w:p>
-      <w:pPr>
-        <w:spacing w:line="336" w:lineRule="auto" w:after="180"/>
-        <w:shd w:fill="F5F1FB"/>
-      </w:pPr>
-      <w:r>
-        <w:rPr>
-          <w:b w:val="0"/>
-        </w:rPr>
-        <w:t>Which first token is greedy, which end path is largest, and does either verify a real status?</w:t>
-      </w:r>
-    </w:p>
-    <w:p>
-      <w:pPr>
-        <w:pStyle w:val="Heading3"/>
-      </w:pPr>
-      <w:r>
-        <w:t>Teacher reasoning · W4</w:t>
-      </w:r>
-    </w:p>
-    <w:p>
-      <w:pPr>
-        <w:spacing w:line="336" w:lineRule="auto" w:after="180"/>
-        <w:shd w:fill="F1F6FC"/>
-      </w:pPr>
-      <w:r>
-        <w:rPr>
-          <w:b w:val="0"/>
-        </w:rPr>
-        <w:t xml:space="preserve">Teacher explanation: End-path probabilities 0.2,0.28,0.25; sum 0.73. Greedy first token is go, but wait,end is the largest of the specified end paths. Neither establishes a real status without appropriate </w:t>
-      </w:r>
-      <w:r>
-        <w:rPr>
-          <w:b/>
-        </w:rPr>
-        <w:t>evidence</w:t>
-      </w:r>
-      <w:r>
-        <w:rPr>
-          <w:b w:val="0"/>
-        </w:rPr>
-        <w:t>.</w:t>
-      </w:r>
-    </w:p>
-    <w:p>
-      <w:pPr>
-        <w:pStyle w:val="Heading3"/>
-      </w:pPr>
-      <w:r>
-        <w:t>W5 Normalise with a stated rule</w:t>
-      </w:r>
-    </w:p>
-    <w:p>
-      <w:pPr>
-        <w:pStyle w:val="Heading3"/>
-      </w:pPr>
-      <w:r>
-        <w:t>Workbook question · W5</w:t>
-      </w:r>
-    </w:p>
-    <w:p>
-      <w:pPr>
-        <w:spacing w:line="336" w:lineRule="auto" w:after="180"/>
-        <w:shd w:fill="F5F1FB"/>
-      </w:pPr>
-      <w:r>
-        <w:rPr>
-          <w:b w:val="0"/>
-        </w:rPr>
-        <w:t>Weights are ready 6,busy 3,unknown 1. Convert them into probabilities. What if a weight is -1?</w:t>
-      </w:r>
-    </w:p>
-    <w:p>
-      <w:pPr>
-        <w:pStyle w:val="Heading3"/>
-      </w:pPr>
-      <w:r>
-        <w:t>Teacher reasoning · W5</w:t>
-      </w:r>
-    </w:p>
-    <w:p>
-      <w:pPr>
-        <w:spacing w:line="336" w:lineRule="auto" w:after="180"/>
-        <w:shd w:fill="F1F6FC"/>
-      </w:pPr>
-      <w:r>
-        <w:rPr>
-          <w:b w:val="0"/>
-        </w:rPr>
-        <w:t>Teacher explanation: Total 10 yields 0.6,0.3,0.1. Negative weights violate this nonnegative-weight normalisation contract; reject rather than quietly normalise them.</w:t>
-      </w:r>
-    </w:p>
-    <w:p>
-      <w:pPr>
-        <w:pStyle w:val="Heading3"/>
-      </w:pPr>
-      <w:r>
-        <w:t>Embeddings and position — W1 Look up vectors</w:t>
-      </w:r>
-    </w:p>
-    <w:p>
-      <w:pPr>
-        <w:spacing w:line="336" w:lineRule="auto" w:after="180"/>
-      </w:pPr>
-      <w:r>
-        <w:rPr>
-          <w:b w:val="0"/>
-        </w:rPr>
-        <w:t xml:space="preserve">For red blue name the IDs, </w:t>
-      </w:r>
-      <w:r>
-        <w:rPr>
-          <w:b/>
-        </w:rPr>
-        <w:t>embedding</w:t>
-      </w:r>
-      <w:r>
-        <w:rPr>
-          <w:b w:val="0"/>
-        </w:rPr>
-        <w:t xml:space="preserve"> rows and shape before adding positions.</w:t>
-      </w:r>
-    </w:p>
-    <w:p>
-      <w:pPr>
-        <w:pStyle w:val="Heading3"/>
-      </w:pPr>
-      <w:r>
-        <w:t>Teacher reasoning</w:t>
-      </w:r>
-    </w:p>
-    <w:p>
-      <w:pPr>
-        <w:spacing w:line="336" w:lineRule="auto" w:after="180"/>
-        <w:shd w:fill="F1F6FC"/>
-      </w:pPr>
-      <w:r>
-        <w:rPr>
-          <w:b w:val="0"/>
-        </w:rPr>
-        <w:t>Teacher explanation: IDs [1,2]; rows [1,0],[0,1]; shape two positions by two components.</w:t>
-      </w:r>
-    </w:p>
-    <w:p>
-      <w:pPr>
-        <w:pStyle w:val="Heading3"/>
-      </w:pPr>
-      <w:r>
-        <w:t>Embeddings and position — W2 Add positions</w:t>
-      </w:r>
-    </w:p>
-    <w:p>
-      <w:pPr>
-        <w:spacing w:line="336" w:lineRule="auto" w:after="180"/>
-      </w:pPr>
-      <w:r>
-        <w:rPr>
-          <w:b w:val="0"/>
-        </w:rPr>
-        <w:t>Compute representations for red blue and blue red under the stated position table.</w:t>
-      </w:r>
-    </w:p>
-    <w:p>
-      <w:pPr>
-        <w:pStyle w:val="Heading3"/>
-      </w:pPr>
-      <w:r>
-        <w:t>Teacher reasoning</w:t>
-      </w:r>
-    </w:p>
-    <w:p>
-      <w:pPr>
-        <w:spacing w:line="336" w:lineRule="auto" w:after="180"/>
-        <w:shd w:fill="F1F6FC"/>
-      </w:pPr>
-      <w:r>
-        <w:rPr>
-          <w:b w:val="0"/>
-        </w:rPr>
-        <w:t>Teacher explanation: red blue rows [1,0],[2,1]; blue red rows [0,1],[3,0]. Addition is component by component.</w:t>
-      </w:r>
-    </w:p>
-    <w:p>
-      <w:pPr>
-        <w:pStyle w:val="Heading3"/>
-      </w:pPr>
-      <w:r>
-        <w:t>Embeddings and position — W3 Audit the sum</w:t>
-      </w:r>
-    </w:p>
-    <w:p>
-      <w:pPr>
-        <w:spacing w:line="336" w:lineRule="auto" w:after="180"/>
-        <w:shd w:fill="F5F1FB"/>
-      </w:pPr>
-      <w:r>
-        <w:rPr>
-          <w:b w:val="0"/>
-        </w:rPr>
-        <w:t>Sum the rows for both sequences. Does the sum establish that the original text had the same order?</w:t>
-      </w:r>
-    </w:p>
-    <w:p>
-      <w:pPr>
-        <w:pStyle w:val="Heading3"/>
-      </w:pPr>
-      <w:r>
-        <w:t>Teacher reasoning</w:t>
-      </w:r>
-    </w:p>
-    <w:p>
-      <w:pPr>
-        <w:spacing w:line="336" w:lineRule="auto" w:after="180"/>
-        <w:shd w:fill="F1F6FC"/>
-      </w:pPr>
-      <w:r>
-        <w:rPr>
-          <w:b w:val="0"/>
-        </w:rPr>
-        <w:t>Teacher explanation: Both sums [3,1]. Summing discards the ordered-row difference; equal summaries do not prove equal source sequences.</w:t>
-      </w:r>
-    </w:p>
-    <w:p>
-      <w:pPr>
-        <w:pStyle w:val="Heading3"/>
-      </w:pPr>
-      <w:r>
-        <w:t>Embeddings and position — W4 Trace new vectors independently</w:t>
-      </w:r>
-    </w:p>
-    <w:p>
-      <w:pPr>
-        <w:spacing w:line="336" w:lineRule="auto" w:after="180"/>
-      </w:pPr>
-      <w:r>
-        <w:rPr>
-          <w:b/>
-        </w:rPr>
-        <w:t>Embedding</w:t>
-      </w:r>
-      <w:r>
-        <w:rPr>
-          <w:b w:val="0"/>
-        </w:rPr>
-        <w:t>s A=[1,2], B=[3,0], position 0=[0,1], position 1=[1,0]. Compute represented rows and sums for A B and B A. Explain what the equal sums mean.</w:t>
-      </w:r>
-    </w:p>
-    <w:p>
-      <w:pPr>
-        <w:pStyle w:val="Heading3"/>
-      </w:pPr>
-      <w:r>
-        <w:t>Teacher reasoning</w:t>
-      </w:r>
-    </w:p>
-    <w:p>
-      <w:pPr>
-        <w:spacing w:line="336" w:lineRule="auto" w:after="180"/>
-        <w:shd w:fill="F1F6FC"/>
-      </w:pPr>
-      <w:r>
-        <w:rPr>
-          <w:b w:val="0"/>
-        </w:rPr>
-        <w:t>Teacher explanation: A B rows [1,3],[4,0]; B A rows [3,1],[2,2]. Both sums [5,3]; the summaries lose the ordering difference while the ordered row representations differ.</w:t>
-      </w:r>
-    </w:p>
-    <w:p>
-      <w:pPr>
-        <w:pStyle w:val="Heading3"/>
-      </w:pPr>
-      <w:r>
-        <w:t>Embeddings and position — W5 Handle a shape failure</w:t>
-      </w:r>
-    </w:p>
-    <w:p>
-      <w:pPr>
-        <w:spacing w:line="336" w:lineRule="auto" w:after="180"/>
-      </w:pPr>
-      <w:r>
-        <w:rPr>
-          <w:b w:val="0"/>
-        </w:rPr>
-        <w:t xml:space="preserve">An </w:t>
-      </w:r>
-      <w:r>
-        <w:rPr>
-          <w:b/>
-        </w:rPr>
-        <w:t>embedding</w:t>
-      </w:r>
-      <w:r>
-        <w:rPr>
-          <w:b w:val="0"/>
-        </w:rPr>
-        <w:t xml:space="preserve"> has width two but its </w:t>
-      </w:r>
-      <w:r>
-        <w:rPr>
-          <w:b/>
-        </w:rPr>
-        <w:t>position vector</w:t>
-      </w:r>
-      <w:r>
-        <w:rPr>
-          <w:b w:val="0"/>
-        </w:rPr>
-        <w:t xml:space="preserve"> has width three. The </w:t>
-      </w:r>
-      <w:r>
-        <w:rPr>
-          <w:b/>
-        </w:rPr>
-        <w:t>input</w:t>
-      </w:r>
-      <w:r>
-        <w:rPr>
-          <w:b w:val="0"/>
-        </w:rPr>
-        <w:t xml:space="preserve"> also contains a third position absent from the table. Specify honest handling.</w:t>
-      </w:r>
-    </w:p>
-    <w:p>
-      <w:pPr>
-        <w:pStyle w:val="Heading3"/>
-      </w:pPr>
-      <w:r>
-        <w:t>Teacher reasoning</w:t>
-      </w:r>
-    </w:p>
-    <w:p>
-      <w:pPr>
-        <w:spacing w:line="336" w:lineRule="auto" w:after="180"/>
-        <w:shd w:fill="F1F6FC"/>
-      </w:pPr>
-      <w:r>
-        <w:rPr>
-          <w:b w:val="0"/>
-        </w:rPr>
-        <w:t>Teacher explanation: Reject mismatched vector widths and unsupported position explicitly. Do not truncate, wrap or invent values unless a separate documented contract defines that transformation.</w:t>
-      </w:r>
-    </w:p>
-    <w:p>
-      <w:pPr>
-        <w:pStyle w:val="Heading3"/>
-      </w:pPr>
-      <w:r>
-        <w:t>Assess independent transfer</w:t>
-      </w:r>
-    </w:p>
-    <w:p>
-      <w:pPr>
-        <w:pStyle w:val="Heading3"/>
-      </w:pPr>
-      <w:r>
-        <w:t>Independent question · withhold the key</w:t>
-      </w:r>
-    </w:p>
-    <w:p>
-      <w:pPr>
-        <w:spacing w:line="336" w:lineRule="auto" w:after="180"/>
-        <w:shd w:fill="F5F1FB"/>
-      </w:pPr>
-      <w:r>
-        <w:rPr>
-          <w:b w:val="0"/>
-        </w:rPr>
-        <w:t>Selected case: First tokens go=0.4, wait=0.35, ask=0.25. End probabilities given them are 0.5,0.8,1 respectively; each branch has a complementary more token. Compute all three end-path probabilities and their sum.</w:t>
-      </w:r>
-    </w:p>
-    <w:p>
-      <w:pPr>
-        <w:spacing w:line="336" w:lineRule="auto" w:after="180"/>
-        <w:shd w:fill="F5F1FB"/>
-      </w:pPr>
-      <w:r>
-        <w:rPr>
-          <w:b w:val="0"/>
-        </w:rPr>
-        <w:t>Which first token is greedy, which end path is largest, and does either verify a real status?</w:t>
-      </w:r>
-    </w:p>
-    <w:p>
-      <w:pPr>
-        <w:pStyle w:val="Heading3"/>
-      </w:pPr>
-      <w:r>
-        <w:t>Selected case answer</w:t>
-      </w:r>
-    </w:p>
-    <w:p>
-      <w:pPr>
-        <w:pStyle w:val="Heading3"/>
-      </w:pPr>
-      <w:r>
-        <w:t>Teacher key · Selected case answer</w:t>
-      </w:r>
-    </w:p>
-    <w:p>
-      <w:pPr>
-        <w:spacing w:line="336" w:lineRule="auto" w:after="180"/>
-        <w:shd w:fill="F1F6FC"/>
-      </w:pPr>
-      <w:r>
-        <w:rPr>
-          <w:b w:val="0"/>
-        </w:rPr>
-        <w:t xml:space="preserve">Teacher explanation: End-path probabilities 0.2,0.28,0.25; sum 0.73. Greedy first token is go, but wait,end is the largest of the specified end paths. Neither establishes a real status without appropriate </w:t>
-      </w:r>
-      <w:r>
-        <w:rPr>
-          <w:b/>
-        </w:rPr>
-        <w:t>evidence</w:t>
-      </w:r>
-      <w:r>
-        <w:rPr>
-          <w:b w:val="0"/>
-        </w:rPr>
-        <w:t>.</w:t>
-      </w:r>
-    </w:p>
-    <w:tbl>
-      <w:tblPr>
-        <w:tblStyle w:val="LightShading-Accent1"/>
-        <w:tblW w:type="auto" w:w="0"/>
-        <w:tblLook w:firstColumn="1" w:firstRow="1" w:lastColumn="0" w:lastRow="0" w:noHBand="0" w:noVBand="1" w:val="04A0"/>
-      </w:tblPr>
-      <w:tblGrid>
-        <w:gridCol w:w="5112"/>
-        <w:gridCol w:w="5112"/>
-      </w:tblGrid>
-      <w:tr>
-        <w:trPr>
-          <w:tblHeader/>
-        </w:trPr>
-        <w:tc>
-          <w:tcPr>
-            <w:tcW w:type="dxa" w:w="5112"/>
-          </w:tcPr>
-          <w:p>
-            <w:r>
-              <w:t>Dimension</w:t>
-            </w:r>
-          </w:p>
-        </w:tc>
-        <w:tc>
-          <w:tcPr>
-            <w:tcW w:type="dxa" w:w="5112"/>
-          </w:tcPr>
-          <w:p>
-            <w:r>
-              <w:t>Evidence required</w:t>
-            </w:r>
-          </w:p>
-        </w:tc>
-      </w:tr>
-      <w:tr>
-        <w:tc>
-          <w:tcPr>
-            <w:tcW w:type="dxa" w:w="5112"/>
-          </w:tcPr>
-          <w:p>
-            <w:r>
-              <w:t>Explanation</w:t>
-            </w:r>
-          </w:p>
-        </w:tc>
-        <w:tc>
-          <w:tcPr>
-            <w:tcW w:type="dxa" w:w="5112"/>
-          </w:tcPr>
-          <w:p>
-            <w:r>
-              <w:t>Names the applicable idea or procedure and ties it to the supplied facts.</w:t>
-            </w:r>
-          </w:p>
-        </w:tc>
-      </w:tr>
-      <w:tr>
-        <w:tc>
-          <w:tcPr>
-            <w:tcW w:type="dxa" w:w="5112"/>
-          </w:tcPr>
-          <w:p>
-            <w:r>
-              <w:t>Trace and result</w:t>
-            </w:r>
-          </w:p>
-        </w:tc>
-        <w:tc>
-          <w:tcPr>
-            <w:tcW w:type="dxa" w:w="5112"/>
-          </w:tcPr>
-          <w:p>
-            <w:r>
-              <w:t>Preserves the given inputs and shows the relevant intermediate steps; distinguishes a prediction from an observed execution.</w:t>
-            </w:r>
-          </w:p>
-        </w:tc>
-      </w:tr>
-      <w:tr>
-        <w:tc>
-          <w:tcPr>
-            <w:tcW w:type="dxa" w:w="5112"/>
-          </w:tcPr>
-          <w:p>
-            <w:r>
-              <w:t>Limits</w:t>
-            </w:r>
-          </w:p>
-        </w:tc>
-        <w:tc>
-          <w:tcPr>
-            <w:tcW w:type="dxa" w:w="5112"/>
-          </w:tcPr>
-          <w:p>
-            <w:r>
-              <w:t>States the assumptions, missing evidence or conditions under which the result would change.</w:t>
-            </w:r>
-          </w:p>
-        </w:tc>
-      </w:tr>
-    </w:tbl>
-    <w:p>
-      <w:pPr>
-        <w:pStyle w:val="Heading3"/>
-      </w:pPr>
-      <w:r>
-        <w:t>Teacher key · Selected case answer</w:t>
-      </w:r>
-    </w:p>
-    <w:p>
-      <w:pPr>
-        <w:spacing w:line="336" w:lineRule="auto" w:after="180"/>
-        <w:shd w:fill="F1F6FC"/>
-      </w:pPr>
-      <w:r>
-        <w:rPr>
-          <w:b w:val="0"/>
-        </w:rPr>
-        <w:t>Record each dimension as not yet, with support, or independent. Accept a valid alternative procedure with a defensible trace.</w:t>
-      </w:r>
-    </w:p>
-    <w:p>
-      <w:pPr>
-        <w:spacing w:line="336" w:lineRule="auto" w:after="180"/>
-        <w:shd w:fill="F1F6FC"/>
-      </w:pPr>
-      <w:r>
-        <w:rPr>
-          <w:b w:val="0"/>
-        </w:rPr>
-        <w:t xml:space="preserve">Do not penalise an honestly recorded model failure if the learner correctly explains its </w:t>
-      </w:r>
-      <w:r>
-        <w:rPr>
-          <w:b/>
-        </w:rPr>
-        <w:t>evidence</w:t>
-      </w:r>
-      <w:r>
-        <w:rPr>
-          <w:b w:val="0"/>
-        </w:rPr>
-        <w:t xml:space="preserve"> and limits.</w:t>
-      </w:r>
-    </w:p>
-    <w:p>
-      <w:pPr>
-        <w:pStyle w:val="Heading3"/>
-      </w:pPr>
-      <w:r>
-        <w:t>Feedback that the learner uses</w:t>
-      </w:r>
-    </w:p>
-    <w:p>
-      <w:pPr>
-        <w:spacing w:line="336" w:lineRule="auto" w:after="180"/>
-      </w:pPr>
-      <w:r>
-        <w:rPr>
-          <w:b w:val="0"/>
-        </w:rPr>
-        <w:t>Name the earliest unsupported step and give one action to repair it. Have the learner make that repair now and explain why. Then assess the relevant skill on a fresh, fully specified case.</w:t>
-      </w:r>
-    </w:p>
-    <w:p>
-      <w:pPr>
-        <w:spacing w:line="336" w:lineRule="auto" w:after="180"/>
-      </w:pPr>
-      <w:r>
-        <w:rPr>
-          <w:b w:val="0"/>
-        </w:rPr>
-        <w:t>Confirm it was not previously practised with feedback; solve and check the new case before assigning it. A follow-up design prompt is a starting brief, not automatically an equivalent test.</w:t>
-      </w:r>
-    </w:p>
-    <w:p>
-      <w:pPr>
-        <w:pStyle w:val="Heading1"/>
-      </w:pPr>
-      <w:r>
-        <w:t>06. Connect and extend learning</w:t>
-      </w:r>
-    </w:p>
-    <w:p>
-      <w:r>
-        <w:t>Connect A Distribution of Possibilities to Verified Study Buddy, adapt support and plan a later changed-case check.</w:t>
-      </w:r>
-    </w:p>
-    <w:p>
-      <w:pPr>
-        <w:pStyle w:val="Heading3"/>
-      </w:pPr>
-      <w:r>
-        <w:t>Verified Study Buddy</w:t>
-      </w:r>
-    </w:p>
-    <w:p>
-      <w:pPr>
-        <w:spacing w:line="336" w:lineRule="auto" w:after="180"/>
-      </w:pPr>
-      <w:r>
-        <w:rPr>
-          <w:b w:val="0"/>
-        </w:rPr>
-        <w:t>Explain that Study Buddy responses come from possibilities, so important claims need checks.</w:t>
-      </w:r>
-    </w:p>
-    <w:p>
-      <w:pPr>
-        <w:spacing w:line="336" w:lineRule="auto" w:after="180"/>
-      </w:pPr>
-      <w:r>
-        <w:rPr>
-          <w:b w:val="0"/>
-        </w:rPr>
-        <w:t xml:space="preserve">Keep the decision, </w:t>
-      </w:r>
-      <w:r>
-        <w:rPr>
-          <w:b/>
-        </w:rPr>
-        <w:t>input</w:t>
-      </w:r>
-      <w:r>
-        <w:rPr>
-          <w:b w:val="0"/>
-        </w:rPr>
-        <w:t xml:space="preserve">, result, explanation and remaining limitation in the project </w:t>
-      </w:r>
-      <w:r>
-        <w:rPr>
-          <w:b/>
-        </w:rPr>
-        <w:t>evidence</w:t>
-      </w:r>
-      <w:r>
-        <w:rPr>
-          <w:b w:val="0"/>
-        </w:rPr>
-        <w:t xml:space="preserve"> record. Retrieve this record next week rather than restarting the project.</w:t>
-      </w:r>
-    </w:p>
-    <w:p>
-      <w:pPr>
-        <w:pStyle w:val="Heading3"/>
-      </w:pPr>
-      <w:r>
-        <w:t>Support and stretch</w:t>
-      </w:r>
-    </w:p>
-    <w:p>
-      <w:pPr>
-        <w:spacing w:line="336" w:lineRule="auto" w:after="180"/>
-      </w:pPr>
-      <w:r>
-        <w:rPr>
-          <w:b w:val="0"/>
-        </w:rPr>
-        <w:t xml:space="preserve">Provide one short approved passage; separate instruction, </w:t>
-      </w:r>
-      <w:r>
-        <w:rPr>
-          <w:b/>
-        </w:rPr>
-        <w:t>input</w:t>
-      </w:r>
-      <w:r>
-        <w:rPr>
-          <w:b w:val="0"/>
-        </w:rPr>
-        <w:t xml:space="preserve">, </w:t>
-      </w:r>
-      <w:r>
-        <w:rPr>
-          <w:b/>
-        </w:rPr>
-        <w:t>output</w:t>
-      </w:r>
-      <w:r>
-        <w:rPr>
-          <w:b w:val="0"/>
-        </w:rPr>
-        <w:t xml:space="preserve"> and </w:t>
-      </w:r>
-      <w:r>
-        <w:rPr>
-          <w:b/>
-        </w:rPr>
-        <w:t>evidence</w:t>
-      </w:r>
-      <w:r>
-        <w:rPr>
-          <w:b w:val="0"/>
-        </w:rPr>
-        <w:t>. Stretch: introduce an unsupported claim or conflicting source and validate claim by claim with a fallback.</w:t>
-      </w:r>
-    </w:p>
-    <w:p>
-      <w:pPr>
-        <w:pStyle w:val="Heading3"/>
-      </w:pPr>
-      <w:r>
-        <w:t>Exit reflection</w:t>
-      </w:r>
-    </w:p>
-    <w:p>
-      <w:pPr>
-        <w:spacing w:line="336" w:lineRule="auto" w:after="180"/>
-      </w:pPr>
-      <w:r>
-        <w:rPr>
-          <w:b w:val="0"/>
-        </w:rPr>
-        <w:t xml:space="preserve">Ask for one decision the learner can now justify and one situation requiring more </w:t>
-      </w:r>
-      <w:r>
-        <w:rPr>
-          <w:b/>
-        </w:rPr>
-        <w:t>evidence</w:t>
-      </w:r>
-      <w:r>
-        <w:rPr>
-          <w:b w:val="0"/>
-        </w:rPr>
-        <w:t xml:space="preserve"> or human review. Confidence ratings are separate from correct independent performance.</w:t>
-      </w:r>
-    </w:p>
-    <w:p>
-      <w:pPr>
-        <w:pStyle w:val="Heading3"/>
-      </w:pPr>
-      <w:r>
-        <w:t>Bridge to the next week</w:t>
-      </w:r>
-    </w:p>
-    <w:p>
-      <w:pPr>
-        <w:spacing w:line="336" w:lineRule="auto" w:after="180"/>
-      </w:pPr>
-      <w:r>
-        <w:rPr>
-          <w:b w:val="0"/>
-        </w:rPr>
-        <w:t xml:space="preserve">Next: Week 3: Tokens and Context. Retrieve today’s </w:t>
-      </w:r>
-      <w:r>
-        <w:rPr>
-          <w:b/>
-        </w:rPr>
-        <w:t>evidence</w:t>
-      </w:r>
-      <w:r>
-        <w:rPr>
-          <w:b w:val="0"/>
-        </w:rPr>
-        <w:t xml:space="preserve"> and identify what carries forward and what is new.</w:t>
-      </w:r>
-    </w:p>
-    <w:p>
-      <w:pPr>
-        <w:pStyle w:val="Heading3"/>
-      </w:pPr>
-      <w:r>
-        <w:t>Support and fresh reassessment</w:t>
-      </w:r>
-    </w:p>
-    <w:p>
-      <w:pPr>
-        <w:spacing w:line="336" w:lineRule="auto" w:after="180"/>
-      </w:pPr>
-      <w:r>
-        <w:rPr>
-          <w:b w:val="0"/>
-        </w:rPr>
-        <w:t>Provide labelled intermediate columns and allow a calculator. Ask students to state the meaning and denominator of a value before interpreting it.</w:t>
-      </w:r>
-    </w:p>
-    <w:p>
-      <w:pPr>
-        <w:spacing w:line="336" w:lineRule="auto" w:after="180"/>
-      </w:pPr>
-      <w:r>
-        <w:rPr>
-          <w:b w:val="0"/>
-        </w:rPr>
-        <w:t>Extension: implement the classroom calculation locally and test boundary cases without using personal data.</w:t>
-      </w:r>
-    </w:p>
-    <w:p>
-      <w:pPr>
-        <w:spacing w:line="336" w:lineRule="auto" w:after="180"/>
-      </w:pPr>
-      <w:r>
-        <w:rPr>
-          <w:b w:val="0"/>
-        </w:rPr>
-        <w:t xml:space="preserve">W4 requires 0.2,0.28,0.25, sum 0.73, greedy go and largest end path wait,end with an </w:t>
-      </w:r>
-      <w:r>
-        <w:rPr>
-          <w:b/>
-        </w:rPr>
-        <w:t>evidence</w:t>
-      </w:r>
-      <w:r>
-        <w:rPr>
-          <w:b w:val="0"/>
-        </w:rPr>
-        <w:t xml:space="preserve"> limit. Fresh retry: first A=0.45,B=0.3,C=0.25; end conditionals 0.4,0.9,1.</w:t>
-      </w:r>
-    </w:p>
-    <w:p>
-      <w:pPr>
-        <w:spacing w:line="336" w:lineRule="auto" w:after="180"/>
-      </w:pPr>
-      <w:r>
-        <w:rPr>
-          <w:b w:val="0"/>
-        </w:rPr>
         <w:t>Products 0.18,0.27,0.25 sum 0.70; greedy A, largest end path B,end.</w:t>
       </w:r>
     </w:p>
     <w:p>
       <w:pPr>
-        <w:spacing w:line="336" w:lineRule="auto" w:after="180"/>
-      </w:pPr>
-      <w:r>
-        <w:rPr>
-          <w:b w:val="0"/>
-        </w:rPr>
-        <w:t xml:space="preserve">Week 4 distinguishes greedy choice from sampling and computes the effect of temperature on a fixed toy </w:t>
-      </w:r>
-      <w:r>
-        <w:rPr>
-          <w:b/>
-        </w:rPr>
-        <w:t>distribution</w:t>
-      </w:r>
-      <w:r>
-        <w:rPr>
-          <w:b w:val="0"/>
-        </w:rPr>
-        <w:t>.</w:t>
-      </w:r>
-    </w:p>
-    <w:p>
-      <w:pPr>
-        <w:pStyle w:val="Heading3"/>
-      </w:pPr>
-      <w:r>
-        <w:t>Readiness and reassessment for Embeddings and position</w:t>
-      </w:r>
-    </w:p>
-    <w:p>
-      <w:pPr>
-        <w:spacing w:line="336" w:lineRule="auto" w:after="180"/>
-      </w:pPr>
-      <w:r>
-        <w:rPr>
-          <w:b w:val="0"/>
-        </w:rPr>
-        <w:t>Provide labelled intermediate columns and allow a calculator. Ask students to state the meaning and denominator of a value before interpreting it.</w:t>
-      </w:r>
-    </w:p>
-    <w:p>
-      <w:pPr>
-        <w:spacing w:line="336" w:lineRule="auto" w:after="180"/>
-      </w:pPr>
-      <w:r>
-        <w:rPr>
-          <w:b w:val="0"/>
-        </w:rPr>
-        <w:t>Extension: implement the classroom calculation locally and test boundary cases without using personal data.</w:t>
-      </w:r>
-    </w:p>
-    <w:p>
-      <w:pPr>
-        <w:spacing w:line="336" w:lineRule="auto" w:after="180"/>
-      </w:pPr>
-      <w:r>
-        <w:rPr>
-          <w:b w:val="0"/>
-        </w:rPr>
-        <w:t>W4 requires both row pairs and shared sum [5,3], with an information-loss explanation. Fresh retry: A=[2,0], B=[0,4], positions [1,0] and [0,2]. A B gives [3,0],[0,6]; B A gives [1,4],[2,2]; sums [3,6].</w:t>
-      </w:r>
-    </w:p>
-    <w:p>
-      <w:pPr>
-        <w:pStyle w:val="Heading3"/>
-      </w:pPr>
-      <w:r>
-        <w:t>Plan the delayed return</w:t>
+        <w:pStyle w:val="Heading2"/>
+      </w:pPr>
+      <w:r>
+        <w:t>Delayed return</w:t>
       </w:r>
     </w:p>
     <w:p>
@@ -5826,48 +5788,283 @@
     </w:p>
     <w:p>
       <w:pPr>
+        <w:pStyle w:val="Heading2"/>
+      </w:pPr>
+      <w:r>
+        <w:t>Bridge to next week</w:t>
+      </w:r>
+    </w:p>
+    <w:p>
+      <w:pPr>
+        <w:spacing w:line="336" w:lineRule="auto" w:after="180"/>
+      </w:pPr>
+      <w:r>
+        <w:rPr>
+          <w:b w:val="0"/>
+        </w:rPr>
+        <w:t xml:space="preserve">Ask for one decision the learner can now justify and one situation requiring more </w:t>
+      </w:r>
+      <w:r>
+        <w:rPr>
+          <w:b/>
+        </w:rPr>
+        <w:t>evidence</w:t>
+      </w:r>
+      <w:r>
+        <w:rPr>
+          <w:b w:val="0"/>
+        </w:rPr>
+        <w:t xml:space="preserve"> or human review. Confidence ratings are separate from correct independent performance.</w:t>
+      </w:r>
+    </w:p>
+    <w:p>
+      <w:pPr>
+        <w:spacing w:line="336" w:lineRule="auto" w:after="180"/>
+      </w:pPr>
+      <w:r>
+        <w:rPr>
+          <w:b w:val="0"/>
+        </w:rPr>
+        <w:t xml:space="preserve">Next: Week 3: Tokens and Context. Retrieve today’s </w:t>
+      </w:r>
+      <w:r>
+        <w:rPr>
+          <w:b/>
+        </w:rPr>
+        <w:t>evidence</w:t>
+      </w:r>
+      <w:r>
+        <w:rPr>
+          <w:b w:val="0"/>
+        </w:rPr>
+        <w:t xml:space="preserve"> and identify what carries forward and what is new.</w:t>
+      </w:r>
+    </w:p>
+    <w:p>
+      <w:pPr>
+        <w:spacing w:line="336" w:lineRule="auto" w:after="180"/>
+      </w:pPr>
+      <w:r>
+        <w:rPr>
+          <w:b w:val="0"/>
+        </w:rPr>
+        <w:t>Next is Week3: Tokens and Context. Carry forward conditional prefixes, explicitly stated vocabularies and the difference between ordered representations and an information-losing summary.</w:t>
+      </w:r>
+    </w:p>
+    <w:p>
+      <w:pPr>
+        <w:pStyle w:val="Heading2"/>
+      </w:pPr>
+      <w:r>
+        <w:t>Extension support and reassessment · reference / check after trying</w:t>
+      </w:r>
+    </w:p>
+    <w:p>
+      <w:pPr>
+        <w:spacing w:line="336" w:lineRule="auto" w:after="180"/>
+      </w:pPr>
+      <w:r>
+        <w:rPr>
+          <w:b w:val="0"/>
+        </w:rPr>
+        <w:t>Provide labelled intermediate columns and allow a calculator. Ask students to state the meaning and denominator of a value before interpreting it.</w:t>
+      </w:r>
+    </w:p>
+    <w:p>
+      <w:pPr>
+        <w:spacing w:line="336" w:lineRule="auto" w:after="180"/>
+      </w:pPr>
+      <w:r>
+        <w:rPr>
+          <w:b w:val="0"/>
+        </w:rPr>
+        <w:t>Extension: implement the classroom calculation locally and test boundary cases without using personal data.</w:t>
+      </w:r>
+    </w:p>
+    <w:p>
+      <w:pPr>
+        <w:spacing w:line="336" w:lineRule="auto" w:after="180"/>
+      </w:pPr>
+      <w:r>
+        <w:rPr>
+          <w:b w:val="0"/>
+        </w:rPr>
+        <w:t>W4 requires both row pairs and shared sum [5,3], with an information-loss explanation. Fresh retry: A=[2,0], B=[0,4], positions [1,0] and [0,2]. A B gives [3,0],[0,6]; B A gives [1,4],[2,2]; sums [3,6].</w:t>
+      </w:r>
+    </w:p>
+    <w:p>
+      <w:pPr>
+        <w:pStyle w:val="Heading2"/>
+      </w:pPr>
+      <w:r>
+        <w:t>Earlier wording, alternatives and picture transcripts · reference / check after trying</w:t>
+      </w:r>
+    </w:p>
+    <w:p>
+      <w:pPr>
+        <w:spacing w:line="336" w:lineRule="auto" w:after="180"/>
+      </w:pPr>
+      <w:r>
+        <w:rPr>
+          <w:b w:val="0"/>
+        </w:rPr>
+        <w:t>Connect and extend learning</w:t>
+      </w:r>
+    </w:p>
+    <w:p>
+      <w:pPr>
         <w:pStyle w:val="Heading3"/>
       </w:pPr>
       <w:r>
+        <w:t>Verified Study Buddy</w:t>
+      </w:r>
+    </w:p>
+    <w:p>
+      <w:pPr>
+        <w:spacing w:line="336" w:lineRule="auto" w:after="180"/>
+      </w:pPr>
+      <w:r>
+        <w:rPr>
+          <w:b w:val="0"/>
+        </w:rPr>
+        <w:t>Explain that Study Buddy responses come from possibilities, so important claims need checks.</w:t>
+      </w:r>
+    </w:p>
+    <w:p>
+      <w:pPr>
+        <w:pStyle w:val="Heading3"/>
+      </w:pPr>
+      <w:r>
+        <w:t>Support and stretch</w:t>
+      </w:r>
+    </w:p>
+    <w:p>
+      <w:pPr>
+        <w:spacing w:line="336" w:lineRule="auto" w:after="180"/>
+      </w:pPr>
+      <w:r>
+        <w:rPr>
+          <w:b w:val="0"/>
+        </w:rPr>
+        <w:t xml:space="preserve">Provide one short approved passage; separate instruction, </w:t>
+      </w:r>
+      <w:r>
+        <w:rPr>
+          <w:b/>
+        </w:rPr>
+        <w:t>input</w:t>
+      </w:r>
+      <w:r>
+        <w:rPr>
+          <w:b w:val="0"/>
+        </w:rPr>
+        <w:t xml:space="preserve">, </w:t>
+      </w:r>
+      <w:r>
+        <w:rPr>
+          <w:b/>
+        </w:rPr>
+        <w:t>output</w:t>
+      </w:r>
+      <w:r>
+        <w:rPr>
+          <w:b w:val="0"/>
+        </w:rPr>
+        <w:t xml:space="preserve"> and </w:t>
+      </w:r>
+      <w:r>
+        <w:rPr>
+          <w:b/>
+        </w:rPr>
+        <w:t>evidence</w:t>
+      </w:r>
+      <w:r>
+        <w:rPr>
+          <w:b w:val="0"/>
+        </w:rPr>
+        <w:t>. Stretch: introduce an unsupported claim or conflicting source and validate claim by claim with a fallback.</w:t>
+      </w:r>
+    </w:p>
+    <w:p>
+      <w:pPr>
+        <w:pStyle w:val="Heading3"/>
+      </w:pPr>
+      <w:r>
+        <w:t>Exit reflection</w:t>
+      </w:r>
+    </w:p>
+    <w:p>
+      <w:pPr>
+        <w:pStyle w:val="Heading3"/>
+      </w:pPr>
+      <w:r>
+        <w:t>Bridge to the next week</w:t>
+      </w:r>
+    </w:p>
+    <w:p>
+      <w:pPr>
+        <w:pStyle w:val="Heading3"/>
+      </w:pPr>
+      <w:r>
+        <w:t>Support and fresh reassessment</w:t>
+      </w:r>
+    </w:p>
+    <w:p>
+      <w:pPr>
+        <w:pStyle w:val="Heading3"/>
+      </w:pPr>
+      <w:r>
+        <w:t>Readiness and reassessment for Embeddings and position</w:t>
+      </w:r>
+    </w:p>
+    <w:p>
+      <w:pPr>
+        <w:pStyle w:val="Heading3"/>
+      </w:pPr>
+      <w:r>
+        <w:t>Plan the delayed return</w:t>
+      </w:r>
+    </w:p>
+    <w:p>
+      <w:pPr>
+        <w:pStyle w:val="Heading3"/>
+      </w:pPr>
+      <w:r>
         <w:t>Project evidence from this case</w:t>
       </w:r>
     </w:p>
     <w:p>
       <w:pPr>
+        <w:pStyle w:val="Heading1"/>
+      </w:pPr>
+      <w:r>
+        <w:t>Reference bank and extra practice</w:t>
+      </w:r>
+    </w:p>
+    <w:p>
+      <w:pPr>
+        <w:pStyle w:val="Heading1"/>
+      </w:pPr>
+      <w:r>
+        <w:t>07. Reference · Alternative teaching checklist</w:t>
+      </w:r>
+    </w:p>
+    <w:p>
+      <w:r>
+        <w:t>Use as a reminder alongside the main route.</w:t>
+      </w:r>
+    </w:p>
+    <w:p>
+      <w:pPr>
+        <w:pStyle w:val="Heading2"/>
+      </w:pPr>
+      <w:r>
+        <w:t>Planning reference</w:t>
+      </w:r>
+    </w:p>
+    <w:p>
+      <w:pPr>
         <w:spacing w:line="336" w:lineRule="auto" w:after="180"/>
-      </w:pPr>
-      <w:r>
-        <w:rPr>
-          <w:b w:val="0"/>
-        </w:rPr>
-        <w:t>Explain Study Buddy generation as conditional choices, while checking the finished factual claims against sources.</w:t>
-      </w:r>
-    </w:p>
-    <w:p>
-      <w:pPr>
-        <w:pStyle w:val="Heading1"/>
-      </w:pPr>
-      <w:r>
-        <w:t>07. Prepare, teach and assess</w:t>
-      </w:r>
-    </w:p>
-    <w:p>
-      <w:r>
-        <w:t>Use this preparation summary alongside the detailed A Distribution of Possibilities lesson; it is a checklist rather than a replacement for the full sequence.</w:t>
-      </w:r>
-    </w:p>
-    <w:p>
-      <w:pPr>
-        <w:pStyle w:val="Heading3"/>
-      </w:pPr>
-      <w:r>
-        <w:t>Teaching target</w:t>
-      </w:r>
-    </w:p>
-    <w:p>
-      <w:pPr>
-        <w:spacing w:line="336" w:lineRule="auto" w:after="180"/>
-        <w:shd w:fill="EDF7F3"/>
       </w:pPr>
       <w:r>
         <w:rPr>
@@ -6061,16 +6258,7 @@
     </w:p>
     <w:p>
       <w:pPr>
-        <w:pStyle w:val="Heading3"/>
-      </w:pPr>
-      <w:r>
-        <w:t>Supported practice answer</w:t>
-      </w:r>
-    </w:p>
-    <w:p>
-      <w:pPr>
         <w:spacing w:line="336" w:lineRule="auto" w:after="180"/>
-        <w:shd w:fill="F1F6FC"/>
       </w:pPr>
       <w:r>
         <w:rPr>
@@ -6115,16 +6303,7 @@
     </w:p>
     <w:p>
       <w:pPr>
-        <w:pStyle w:val="Heading3"/>
-      </w:pPr>
-      <w:r>
-        <w:t>Repair the misconception</w:t>
-      </w:r>
-    </w:p>
-    <w:p>
-      <w:pPr>
         <w:spacing w:line="336" w:lineRule="auto" w:after="180"/>
-        <w:shd w:fill="FFF5E6"/>
       </w:pPr>
       <w:r>
         <w:rPr>
@@ -6147,16 +6326,7 @@
     </w:p>
     <w:p>
       <w:pPr>
-        <w:pStyle w:val="Heading3"/>
-      </w:pPr>
-      <w:r>
-        <w:t>Support without giving away the answer</w:t>
-      </w:r>
-    </w:p>
-    <w:p>
-      <w:pPr>
         <w:spacing w:line="336" w:lineRule="auto" w:after="180"/>
-        <w:shd w:fill="F1F6F8"/>
       </w:pPr>
       <w:r>
         <w:rPr>
@@ -6179,16 +6349,7 @@
     </w:p>
     <w:p>
       <w:pPr>
-        <w:pStyle w:val="Heading3"/>
-      </w:pPr>
-      <w:r>
-        <w:t>Extend the reasoning</w:t>
-      </w:r>
-    </w:p>
-    <w:p>
-      <w:pPr>
         <w:spacing w:line="336" w:lineRule="auto" w:after="180"/>
-        <w:shd w:fill="F5F1FB"/>
       </w:pPr>
       <w:r>
         <w:rPr>
@@ -6212,7 +6373,6 @@
     <w:p>
       <w:pPr>
         <w:spacing w:line="336" w:lineRule="auto" w:after="180"/>
-        <w:shd w:fill="F5F1FB"/>
       </w:pPr>
       <w:r>
         <w:rPr>
@@ -6235,16 +6395,7 @@
     </w:p>
     <w:p>
       <w:pPr>
-        <w:pStyle w:val="Heading3"/>
-      </w:pPr>
-      <w:r>
-        <w:t>Protect the independent attempt</w:t>
-      </w:r>
-    </w:p>
-    <w:p>
-      <w:pPr>
         <w:spacing w:line="336" w:lineRule="auto" w:after="180"/>
-        <w:shd w:fill="FFF5E6"/>
       </w:pPr>
       <w:r>
         <w:rPr>
@@ -6439,16 +6590,7 @@
     </w:tbl>
     <w:p>
       <w:pPr>
-        <w:pStyle w:val="Heading3"/>
-      </w:pPr>
-      <w:r>
-        <w:t>Project checkpoint</w:t>
-      </w:r>
-    </w:p>
-    <w:p>
-      <w:pPr>
         <w:spacing w:line="336" w:lineRule="auto" w:after="180"/>
-        <w:shd w:fill="EDF7F3"/>
       </w:pPr>
       <w:r>
         <w:rPr>
@@ -6497,12 +6639,20 @@
         <w:pStyle w:val="Heading1"/>
       </w:pPr>
       <w:r>
-        <w:t>08. Use feedback, labs and repair paths</w:t>
-      </w:r>
-    </w:p>
-    <w:p>
-      <w:r>
-        <w:t>Use feedback, earlier review and portfolios purposefully. Apply the coding routine only when this lesson has an executable lab.</w:t>
+        <w:t>08. Reference · Feedback and retained evidence</w:t>
+      </w:r>
+    </w:p>
+    <w:p>
+      <w:r>
+        <w:t>Keep supported practice separate from independent evidence.</w:t>
+      </w:r>
+    </w:p>
+    <w:p>
+      <w:pPr>
+        <w:pStyle w:val="Heading2"/>
+      </w:pPr>
+      <w:r>
+        <w:t>Record and repair</w:t>
       </w:r>
     </w:p>
     <w:p>
@@ -6541,10 +6691,44 @@
     </w:p>
     <w:p>
       <w:pPr>
-        <w:pStyle w:val="Heading3"/>
-      </w:pPr>
-      <w:r>
-        <w:t>For later coding lessons</w:t>
+        <w:spacing w:line="336" w:lineRule="auto" w:after="180"/>
+      </w:pPr>
+      <w:r>
+        <w:rPr>
+          <w:b w:val="0"/>
+        </w:rPr>
+        <w:t>Use the earlier worked-explanation links to address a specific missing building block, then return to the current question. Adapt this suggestion after observing the learner; it is not an automatic diagnosis.</w:t>
+      </w:r>
+    </w:p>
+    <w:p>
+      <w:pPr>
+        <w:spacing w:line="336" w:lineRule="auto" w:after="180"/>
+      </w:pPr>
+      <w:r>
+        <w:rPr>
+          <w:b w:val="0"/>
+        </w:rPr>
+        <w:t xml:space="preserve">Collect the completed-work portfolio as </w:t>
+      </w:r>
+      <w:r>
+        <w:rPr>
+          <w:b/>
+        </w:rPr>
+        <w:t>evidence</w:t>
+      </w:r>
+      <w:r>
+        <w:rPr>
+          <w:b w:val="0"/>
+        </w:rPr>
+        <w:t>. Record support separately from correctness, and assess explanation, trace/test and limitations. Progress ticks and quiz selections alone do not establish mastery.</w:t>
+      </w:r>
+    </w:p>
+    <w:p>
+      <w:pPr>
+        <w:pStyle w:val="Heading2"/>
+      </w:pPr>
+      <w:r>
+        <w:t>Earlier wording, alternatives and picture transcripts · reference / check after trying</w:t>
       </w:r>
     </w:p>
     <w:p>
@@ -6555,7 +6739,6 @@
     <w:p>
       <w:pPr>
         <w:spacing w:line="336" w:lineRule="auto" w:after="180"/>
-        <w:shd w:fill="F1F6F8"/>
       </w:pPr>
       <w:r>
         <w:rPr>
@@ -6578,77 +6761,20 @@
     </w:p>
     <w:p>
       <w:pPr>
-        <w:spacing w:line="336" w:lineRule="auto" w:after="180"/>
-      </w:pPr>
-      <w:r>
-        <w:rPr>
-          <w:b w:val="0"/>
-        </w:rPr>
-        <w:t>Use the earlier worked-explanation links to address a specific missing building block, then return to the current question. Adapt this suggestion after observing the learner; it is not an automatic diagnosis.</w:t>
-      </w:r>
-    </w:p>
-    <w:p>
-      <w:pPr>
-        <w:spacing w:line="336" w:lineRule="auto" w:after="180"/>
-      </w:pPr>
-      <w:r>
-        <w:rPr>
-          <w:b w:val="0"/>
-        </w:rPr>
-        <w:t xml:space="preserve">Collect the completed-work portfolio as </w:t>
-      </w:r>
-      <w:r>
-        <w:rPr>
-          <w:b/>
-        </w:rPr>
-        <w:t>evidence</w:t>
-      </w:r>
-      <w:r>
-        <w:rPr>
-          <w:b w:val="0"/>
-        </w:rPr>
-        <w:t>. Record support separately from correctness, and assess explanation, trace/test and limitations. Progress ticks and quiz selections alone do not establish mastery.</w:t>
-      </w:r>
-    </w:p>
-    <w:p>
-      <w:pPr>
         <w:pStyle w:val="Heading1"/>
       </w:pPr>
       <w:r>
-        <w:t>09. Visual concept journey</w:t>
-      </w:r>
-    </w:p>
-    <w:p>
-      <w:r>
-        <w:t>Show one A Distribution of Possibilities graphic at a time, request a prediction and discuss its trace before the independent assessment.</w:t>
-      </w:r>
-    </w:p>
-    <w:p>
-      <w:pPr>
-        <w:spacing w:line="336" w:lineRule="auto" w:after="180"/>
-      </w:pPr>
-      <w:r>
-        <w:rPr>
-          <w:b w:val="0"/>
-        </w:rPr>
-        <w:t xml:space="preserve">Use one picture at a time. Hide a worked result before asking for a </w:t>
-      </w:r>
-      <w:r>
-        <w:rPr>
-          <w:b/>
-        </w:rPr>
-        <w:t>prediction</w:t>
-      </w:r>
-      <w:r>
-        <w:rPr>
-          <w:b w:val="0"/>
-        </w:rPr>
-        <w:t>, then reveal it for feedback. These are supported teaching cases; retain the separate independent assessment for a fresh first attempt.</w:t>
-      </w:r>
-    </w:p>
-    <w:p>
-      <w:pPr>
-        <w:pStyle w:val="Heading3"/>
+        <w:t>09. Reference · Teach with the six pictures</w:t>
+      </w:r>
+    </w:p>
+    <w:p>
+      <w:r>
+        <w:t>Choose a picture for a specific explanation.</w:t>
+      </w:r>
+    </w:p>
+    <w:p>
+      <w:pPr>
+        <w:pStyle w:val="Heading2"/>
       </w:pPr>
       <w:r>
         <w:t>01. A Distribution of Possibilities: the case</w:t>
@@ -6659,7 +6785,7 @@
         <w:drawing>
           <wp:inline xmlns:a="http://schemas.openxmlformats.org/drawingml/2006/main" xmlns:pic="http://schemas.openxmlformats.org/drawingml/2006/picture">
             <wp:extent cx="5486400" cy="2840736"/>
-            <wp:docPr id="3" name="Picture 3" descr="A fictional two-stage token tree illustrates next-token prediction. Supplied facts: First token probabilities: sun 0.55, rain 0.45. Given sun: end 0.4, more 0.6. Given rain: end 0.9, more 0.1. These are complete toy branches; end paths stop, more paths do not."/>
+            <wp:docPr id="4" name="Picture 4" descr="A fictional two-stage token tree illustrates next-token prediction. Supplied facts: First token probabilities: sun 0.55, rain 0.45. Given sun: end 0.4, more 0.6. Given rain: end 0.9, more 0.1. These are complete toy branches; end paths stop, more paths do not."/>
             <wp:cNvGraphicFramePr>
               <a:graphicFrameLocks noChangeAspect="1"/>
             </wp:cNvGraphicFramePr>
@@ -6671,7 +6797,7 @@
                     <pic:cNvPicPr/>
                   </pic:nvPicPr>
                   <pic:blipFill>
-                    <a:blip r:embed="rId11"/>
+                    <a:blip r:embed="rId12"/>
                     <a:stretch>
                       <a:fillRect/>
                     </a:stretch>
@@ -6727,7 +6853,6 @@
     <w:p>
       <w:pPr>
         <w:spacing w:line="336" w:lineRule="auto" w:after="180"/>
-        <w:shd w:fill="F5F1FB"/>
       </w:pPr>
       <w:r>
         <w:rPr>
@@ -6738,16 +6863,7 @@
     </w:p>
     <w:p>
       <w:pPr>
-        <w:pStyle w:val="Heading3"/>
-      </w:pPr>
-      <w:r>
-        <w:t>Discuss while showing the picture</w:t>
-      </w:r>
-    </w:p>
-    <w:p>
-      <w:pPr>
         <w:spacing w:line="336" w:lineRule="auto" w:after="180"/>
-        <w:shd w:fill="F1F6F8"/>
       </w:pPr>
       <w:r>
         <w:rPr>
@@ -6758,7 +6874,7 @@
     </w:p>
     <w:p>
       <w:pPr>
-        <w:pStyle w:val="Heading3"/>
+        <w:pStyle w:val="Heading2"/>
       </w:pPr>
       <w:r>
         <w:t>02. Follow the deciding steps</w:t>
@@ -6769,7 +6885,7 @@
         <w:drawing>
           <wp:inline xmlns:a="http://schemas.openxmlformats.org/drawingml/2006/main" xmlns:pic="http://schemas.openxmlformats.org/drawingml/2006/picture">
             <wp:extent cx="5486400" cy="4005072"/>
-            <wp:docPr id="4" name="Picture 4" descr="First distribution: sun 0.55, rain 0.45: greedy first choice is sun. → Sun branches: sun→end:0.55×0.4=0.22; sun→more:0.55×0.6=0.33. → Rain branches: rain→end:0.45×0.9=0.405; rain→more:0.45×0.1=0.045. → Compare end paths: rain→end is the more probable of the two complete end paths."/>
+            <wp:docPr id="5" name="Picture 5" descr="First distribution: sun 0.55, rain 0.45: greedy first choice is sun. → Sun branches: sun→end:0.55×0.4=0.22; sun→more:0.55×0.6=0.33. → Rain branches: rain→end:0.45×0.9=0.405; rain→more:0.45×0.1=0.045. → Compare end paths: rain→end is the more probable of the two complete end paths."/>
             <wp:cNvGraphicFramePr>
               <a:graphicFrameLocks noChangeAspect="1"/>
             </wp:cNvGraphicFramePr>
@@ -6781,7 +6897,7 @@
                     <pic:cNvPicPr/>
                   </pic:nvPicPr>
                   <pic:blipFill>
-                    <a:blip r:embed="rId12"/>
+                    <a:blip r:embed="rId9"/>
                     <a:stretch>
                       <a:fillRect/>
                     </a:stretch>
@@ -6826,7 +6942,6 @@
     <w:p>
       <w:pPr>
         <w:spacing w:line="336" w:lineRule="auto" w:after="180"/>
-        <w:shd w:fill="F5F1FB"/>
       </w:pPr>
       <w:r>
         <w:rPr>
@@ -6849,16 +6964,7 @@
     </w:p>
     <w:p>
       <w:pPr>
-        <w:pStyle w:val="Heading3"/>
-      </w:pPr>
-      <w:r>
-        <w:t>Discuss while showing the picture</w:t>
-      </w:r>
-    </w:p>
-    <w:p>
-      <w:pPr>
         <w:spacing w:line="336" w:lineRule="auto" w:after="180"/>
-        <w:shd w:fill="F1F6F8"/>
       </w:pPr>
       <w:r>
         <w:rPr>
@@ -6881,7 +6987,7 @@
     </w:p>
     <w:p>
       <w:pPr>
-        <w:pStyle w:val="Heading3"/>
+        <w:pStyle w:val="Heading2"/>
       </w:pPr>
       <w:r>
         <w:t>03. Joint probabilities of the four toy branches</w:t>
@@ -6892,7 +6998,7 @@
         <w:drawing>
           <wp:inline xmlns:a="http://schemas.openxmlformats.org/drawingml/2006/main" xmlns:pic="http://schemas.openxmlformats.org/drawingml/2006/picture">
             <wp:extent cx="5486400" cy="3584448"/>
-            <wp:docPr id="5" name="Picture 5" descr="Joint probabilities of the four toy branches. Units: probability. sun→end: 0.22. sun→more: 0.33. rain→end: 0.405. rain→more: 0.045."/>
+            <wp:docPr id="6" name="Picture 6" descr="Joint probabilities of the four toy branches. Units: probability. sun→end: 0.22. sun→more: 0.33. rain→end: 0.405. rain→more: 0.045."/>
             <wp:cNvGraphicFramePr>
               <a:graphicFrameLocks noChangeAspect="1"/>
             </wp:cNvGraphicFramePr>
@@ -6937,7 +7043,6 @@
     <w:p>
       <w:pPr>
         <w:spacing w:line="336" w:lineRule="auto" w:after="180"/>
-        <w:shd w:fill="F5F1FB"/>
       </w:pPr>
       <w:r>
         <w:rPr>
@@ -6948,16 +7053,7 @@
     </w:p>
     <w:p>
       <w:pPr>
-        <w:pStyle w:val="Heading3"/>
-      </w:pPr>
-      <w:r>
-        <w:t>Discuss while showing the picture</w:t>
-      </w:r>
-    </w:p>
-    <w:p>
-      <w:pPr>
         <w:spacing w:line="336" w:lineRule="auto" w:after="180"/>
-        <w:shd w:fill="F1F6F8"/>
       </w:pPr>
       <w:r>
         <w:rPr>
@@ -6969,7 +7065,6 @@
     <w:p>
       <w:pPr>
         <w:spacing w:line="336" w:lineRule="auto" w:after="180"/>
-        <w:shd w:fill="F1F6F8"/>
       </w:pPr>
       <w:r>
         <w:rPr>
@@ -6980,7 +7075,7 @@
     </w:p>
     <w:p>
       <w:pPr>
-        <w:pStyle w:val="Heading3"/>
+        <w:pStyle w:val="Heading2"/>
       </w:pPr>
       <w:r>
         <w:t>04. Change one thing. Trace what follows.</w:t>
@@ -6991,7 +7086,7 @@
         <w:drawing>
           <wp:inline xmlns:a="http://schemas.openxmlformats.org/drawingml/2006/main" xmlns:pic="http://schemas.openxmlformats.org/drawingml/2006/picture">
             <wp:extent cx="5486400" cy="3179064"/>
-            <wp:docPr id="6" name="Picture 6" descr="Original case: rain→end is the more probable of the two complete end paths. Changed condition: Raise end-given-sun to 0.8 and lower more-given-sun to 0.2. Expected result: sun→end becomes 0.44, beating unchanged rain→end 0.405. Reason: Changing one conditional distribution changes its path products while the first-token probabilities remain fixed."/>
+            <wp:docPr id="7" name="Picture 7" descr="Original case: rain→end is the more probable of the two complete end paths. Changed condition: Raise end-given-sun to 0.8 and lower more-given-sun to 0.2. Expected result: sun→end becomes 0.44, beating unchanged rain→end 0.405. Reason: Changing one conditional distribution changes its path products while the first-token probabilities remain fixed."/>
             <wp:cNvGraphicFramePr>
               <a:graphicFrameLocks noChangeAspect="1"/>
             </wp:cNvGraphicFramePr>
@@ -7059,7 +7154,6 @@
     <w:p>
       <w:pPr>
         <w:spacing w:line="336" w:lineRule="auto" w:after="180"/>
-        <w:shd w:fill="F5F1FB"/>
       </w:pPr>
       <w:r>
         <w:rPr>
@@ -7070,16 +7164,7 @@
     </w:p>
     <w:p>
       <w:pPr>
-        <w:pStyle w:val="Heading3"/>
-      </w:pPr>
-      <w:r>
-        <w:t>Discuss while showing the picture</w:t>
-      </w:r>
-    </w:p>
-    <w:p>
-      <w:pPr>
         <w:spacing w:line="336" w:lineRule="auto" w:after="180"/>
-        <w:shd w:fill="F1F6F8"/>
       </w:pPr>
       <w:r>
         <w:rPr>
@@ -7091,7 +7176,6 @@
     <w:p>
       <w:pPr>
         <w:spacing w:line="336" w:lineRule="auto" w:after="180"/>
-        <w:shd w:fill="F1F6F8"/>
       </w:pPr>
       <w:r>
         <w:rPr>
@@ -7114,7 +7198,7 @@
     </w:p>
     <w:p>
       <w:pPr>
-        <w:pStyle w:val="Heading3"/>
+        <w:pStyle w:val="Heading2"/>
       </w:pPr>
       <w:r>
         <w:t>05. Connect the explanation to its limit</w:t>
@@ -7125,7 +7209,7 @@
         <w:drawing>
           <wp:inline xmlns:a="http://schemas.openxmlformats.org/drawingml/2006/main" xmlns:pic="http://schemas.openxmlformats.org/drawingml/2006/picture">
             <wp:extent cx="5486400" cy="2834640"/>
-            <wp:docPr id="7" name="Picture 7" descr="Conditional probabilities describe what follows a particular prefix. Multiplying along a path gives its joint probability. The four branch products sum to 1, but the two end paths sum to 0.625 because more branches have not ended. Greedy decoding selects sun then more; it does not guarantee the most likely complete sequence. Limit: These word labels and tiny tables are illustrative; path probability is not a measure of real-world truth."/>
+            <wp:docPr id="8" name="Picture 8" descr="Conditional probabilities describe what follows a particular prefix. Multiplying along a path gives its joint probability. The four branch products sum to 1, but the two end paths sum to 0.625 because more branches have not ended. Greedy decoding selects sun then more; it does not guarantee the most likely complete sequence. Limit: These word labels and tiny tables are illustrative; path probability is not a measure of real-world truth."/>
             <wp:cNvGraphicFramePr>
               <a:graphicFrameLocks noChangeAspect="1"/>
             </wp:cNvGraphicFramePr>
@@ -7192,7 +7276,6 @@
     <w:p>
       <w:pPr>
         <w:spacing w:line="336" w:lineRule="auto" w:after="180"/>
-        <w:shd w:fill="F5F1FB"/>
       </w:pPr>
       <w:r>
         <w:rPr>
@@ -7203,16 +7286,7 @@
     </w:p>
     <w:p>
       <w:pPr>
-        <w:pStyle w:val="Heading3"/>
-      </w:pPr>
-      <w:r>
-        <w:t>Discuss while showing the picture</w:t>
-      </w:r>
-    </w:p>
-    <w:p>
-      <w:pPr>
         <w:spacing w:line="336" w:lineRule="auto" w:after="180"/>
-        <w:shd w:fill="F1F6F8"/>
       </w:pPr>
       <w:r>
         <w:rPr>
@@ -7224,7 +7298,6 @@
     <w:p>
       <w:pPr>
         <w:spacing w:line="336" w:lineRule="auto" w:after="180"/>
-        <w:shd w:fill="F1F6F8"/>
       </w:pPr>
       <w:r>
         <w:rPr>
@@ -7235,7 +7308,7 @@
     </w:p>
     <w:p>
       <w:pPr>
-        <w:pStyle w:val="Heading3"/>
+        <w:pStyle w:val="Heading2"/>
       </w:pPr>
       <w:r>
         <w:t>06. Make the idea visible in your project</w:t>
@@ -7246,7 +7319,7 @@
         <w:drawing>
           <wp:inline xmlns:a="http://schemas.openxmlformats.org/drawingml/2006/main" xmlns:pic="http://schemas.openxmlformats.org/drawingml/2006/picture">
             <wp:extent cx="5486400" cy="3380232"/>
-            <wp:docPr id="8" name="Picture 8" descr="Explain Study Buddy generation as conditional choices, while checking the finished factual claims against sources. Draw your input, deciding step, result and limit. Supported question: Why is 0.625 not a broken probability sum?"/>
+            <wp:docPr id="9" name="Picture 9" descr="Explain Study Buddy generation as conditional choices, while checking the finished factual claims against sources. Draw your input, deciding step, result and limit. Supported question: Why is 0.625 not a broken probability sum?"/>
             <wp:cNvGraphicFramePr>
               <a:graphicFrameLocks noChangeAspect="1"/>
             </wp:cNvGraphicFramePr>
@@ -7280,7 +7353,6 @@
     <w:p>
       <w:pPr>
         <w:spacing w:line="336" w:lineRule="auto" w:after="180"/>
-        <w:shd w:fill="F5F1FB"/>
       </w:pPr>
       <w:r>
         <w:rPr>
@@ -7304,7 +7376,6 @@
     <w:p>
       <w:pPr>
         <w:spacing w:line="336" w:lineRule="auto" w:after="180"/>
-        <w:shd w:fill="F5F1FB"/>
       </w:pPr>
       <w:r>
         <w:rPr>
@@ -7316,7 +7387,6 @@
     <w:p>
       <w:pPr>
         <w:spacing w:line="336" w:lineRule="auto" w:after="180"/>
-        <w:shd w:fill="F5F1FB"/>
       </w:pPr>
       <w:r>
         <w:rPr>
@@ -7339,46 +7409,115 @@
     </w:p>
     <w:p>
       <w:pPr>
+        <w:spacing w:line="336" w:lineRule="auto" w:after="180"/>
+      </w:pPr>
+      <w:r>
+        <w:rPr>
+          <w:b w:val="0"/>
+        </w:rPr>
+        <w:t xml:space="preserve">Teacher prompt: Draw your project trace and justify the deciding step using </w:t>
+      </w:r>
+      <w:r>
+        <w:rPr>
+          <w:b/>
+        </w:rPr>
+        <w:t>evidence</w:t>
+      </w:r>
+      <w:r>
+        <w:rPr>
+          <w:b w:val="0"/>
+        </w:rPr>
+        <w:t>. Ask learners to describe one label or arrow in ordinary words. Use the adjacent transcript if the image is difficult to see.</w:t>
+      </w:r>
+    </w:p>
+    <w:p>
+      <w:pPr>
+        <w:spacing w:line="336" w:lineRule="auto" w:after="180"/>
+      </w:pPr>
+      <w:r>
+        <w:rPr>
+          <w:b w:val="0"/>
+        </w:rPr>
+        <w:t>Supported practice key: It counts only the two paths ending now; the remaining 0.375 belongs to sun→more and rain→more.</w:t>
+      </w:r>
+    </w:p>
+    <w:p>
+      <w:pPr>
+        <w:pStyle w:val="Heading2"/>
+      </w:pPr>
+      <w:r>
+        <w:t>Earlier wording, alternatives and picture transcripts · reference / check after trying</w:t>
+      </w:r>
+    </w:p>
+    <w:p>
+      <w:pPr>
+        <w:spacing w:line="336" w:lineRule="auto" w:after="180"/>
+      </w:pPr>
+      <w:r>
+        <w:rPr>
+          <w:b w:val="0"/>
+        </w:rPr>
+        <w:t xml:space="preserve">Use one picture at a time. Hide a worked result before asking for a </w:t>
+      </w:r>
+      <w:r>
+        <w:rPr>
+          <w:b/>
+        </w:rPr>
+        <w:t>prediction</w:t>
+      </w:r>
+      <w:r>
+        <w:rPr>
+          <w:b w:val="0"/>
+        </w:rPr>
+        <w:t>, then reveal it for feedback. These are supported teaching cases; retain the separate independent assessment for a fresh first attempt.</w:t>
+      </w:r>
+    </w:p>
+    <w:p>
+      <w:pPr>
         <w:pStyle w:val="Heading3"/>
       </w:pPr>
       <w:r>
-        <w:t>Discuss while showing the picture</w:t>
-      </w:r>
-    </w:p>
-    <w:p>
-      <w:pPr>
-        <w:spacing w:line="336" w:lineRule="auto" w:after="180"/>
-        <w:shd w:fill="F1F6F8"/>
-      </w:pPr>
-      <w:r>
-        <w:rPr>
-          <w:b w:val="0"/>
-        </w:rPr>
-        <w:t xml:space="preserve">Teacher prompt: Draw your project trace and justify the deciding step using </w:t>
-      </w:r>
-      <w:r>
-        <w:rPr>
-          <w:b/>
-        </w:rPr>
-        <w:t>evidence</w:t>
-      </w:r>
-      <w:r>
-        <w:rPr>
-          <w:b w:val="0"/>
-        </w:rPr>
-        <w:t>. Ask learners to describe one label or arrow in ordinary words. Use the adjacent transcript if the image is difficult to see.</w:t>
-      </w:r>
-    </w:p>
-    <w:p>
-      <w:pPr>
-        <w:spacing w:line="336" w:lineRule="auto" w:after="180"/>
-        <w:shd w:fill="F1F6F8"/>
-      </w:pPr>
-      <w:r>
-        <w:rPr>
-          <w:b w:val="0"/>
-        </w:rPr>
-        <w:t>Supported practice key: It counts only the two paths ending now; the remaining 0.375 belongs to sun→more and rain→more.</w:t>
+        <w:t>01. A Distribution of Possibilities: the case</w:t>
+      </w:r>
+    </w:p>
+    <w:p>
+      <w:pPr>
+        <w:pStyle w:val="Heading3"/>
+      </w:pPr>
+      <w:r>
+        <w:t>02. Follow the deciding steps</w:t>
+      </w:r>
+    </w:p>
+    <w:p>
+      <w:pPr>
+        <w:pStyle w:val="Heading3"/>
+      </w:pPr>
+      <w:r>
+        <w:t>03. Joint probabilities of the four toy branches</w:t>
+      </w:r>
+    </w:p>
+    <w:p>
+      <w:pPr>
+        <w:pStyle w:val="Heading3"/>
+      </w:pPr>
+      <w:r>
+        <w:t>04. Change one thing. Trace what follows.</w:t>
+      </w:r>
+    </w:p>
+    <w:p>
+      <w:pPr>
+        <w:pStyle w:val="Heading3"/>
+      </w:pPr>
+      <w:r>
+        <w:t>05. Connect the explanation to its limit</w:t>
+      </w:r>
+    </w:p>
+    <w:p>
+      <w:pPr>
+        <w:pStyle w:val="Heading3"/>
+      </w:pPr>
+      <w:r>
+        <w:t>06. Make the idea visible in your project</w:t>
       </w:r>
     </w:p>
     <w:sectPr>
